--- a/4.质量管理/1.流程制度规范类文件/040106-客户满意度调查程序.docx
+++ b/4.质量管理/1.流程制度规范类文件/040106-客户满意度调查程序.docx
@@ -1,20 +1,45 @@
 
 <file path=word/document.xml><?xml version="1.0" encoding="utf-8"?>
-<w:document xmlns:wpc="http://schemas.microsoft.com/office/word/2010/wordprocessingCanvas" xmlns:mc="http://schemas.openxmlformats.org/markup-compatibility/2006" xmlns:o="urn:schemas-microsoft-com:office:office" xmlns:r="http://schemas.openxmlformats.org/officeDocument/2006/relationships" xmlns:m="http://schemas.openxmlformats.org/officeDocument/2006/math" xmlns:v="urn:schemas-microsoft-com:vml" xmlns:wp14="http://schemas.microsoft.com/office/word/2010/wordprocessingDrawing" xmlns:wp="http://schemas.openxmlformats.org/drawingml/2006/wordprocessingDrawing" xmlns:w10="urn:schemas-microsoft-com:office:word" xmlns:w="http://schemas.openxmlformats.org/wordprocessingml/2006/main" xmlns:w14="http://schemas.microsoft.com/office/word/2010/wordml" xmlns:w15="http://schemas.microsoft.com/office/word/2012/wordml" xmlns:wne="http://schemas.microsoft.com/office/word/2006/wordml" xmlns:wpg="http://schemas.microsoft.com/office/word/2010/wordprocessingGroup" xmlns:wpi="http://schemas.microsoft.com/office/word/2010/wordprocessingInk" xmlns:wps="http://schemas.microsoft.com/office/word/2010/wordprocessingShape" mc:Ignorable="w14 w15 wp14">
-  <!-- Generated by Aspose.Words for .NET 13.3.0.1 -->
+<w:document xmlns:wpc="http://schemas.microsoft.com/office/word/2010/wordprocessingCanvas" xmlns:mc="http://schemas.openxmlformats.org/markup-compatibility/2006" xmlns:o="urn:schemas-microsoft-com:office:office" xmlns:r="http://schemas.openxmlformats.org/officeDocument/2006/relationships" xmlns:m="http://schemas.openxmlformats.org/officeDocument/2006/math" xmlns:v="urn:schemas-microsoft-com:vml" xmlns:wp14="http://schemas.microsoft.com/office/word/2010/wordprocessingDrawing" xmlns:wp="http://schemas.openxmlformats.org/drawingml/2006/wordprocessingDrawing" xmlns:w="http://schemas.openxmlformats.org/wordprocessingml/2006/main" xmlns:w14="http://schemas.microsoft.com/office/word/2010/wordml" xmlns:w10="urn:schemas-microsoft-com:office:word" xmlns:w15="http://schemas.microsoft.com/office/word/2012/wordml" xmlns:wpg="http://schemas.microsoft.com/office/word/2010/wordprocessingGroup" xmlns:wpi="http://schemas.microsoft.com/office/word/2010/wordprocessingInk" xmlns:wne="http://schemas.microsoft.com/office/word/2006/wordml" xmlns:wps="http://schemas.microsoft.com/office/word/2010/wordprocessingShape" xmlns:wpsCustomData="http://www.wps.cn/officeDocument/2013/wpsCustomData" mc:Ignorable="w14 w15 wp14">
   <w:body>
     <w:p>
       <w:pPr>
-        <w:pStyle w:val="a1"/>
+        <w:pStyle w:val="31"/>
+        <w:keepNext w:val="0"/>
+        <w:keepLines w:val="0"/>
+        <w:pageBreakBefore w:val="0"/>
+        <w:widowControl w:val="0"/>
+        <w:kinsoku w:val="0"/>
+        <w:wordWrap/>
+        <w:overflowPunct/>
+        <w:topLinePunct w:val="0"/>
+        <w:autoSpaceDE w:val="0"/>
+        <w:autoSpaceDN w:val="0"/>
         <w:bidi w:val="0"/>
-      </w:pPr>
-      <w:bookmarkStart w:id="0" w:name="_Toc18016"/>
+        <w:adjustRightInd w:val="0"/>
+        <w:snapToGrid w:val="0"/>
+        <w:textAlignment w:val="baseline"/>
+      </w:pPr>
     </w:p>
     <w:p>
       <w:pPr>
-        <w:pStyle w:val="a1"/>
+        <w:pStyle w:val="31"/>
+        <w:keepNext w:val="0"/>
+        <w:keepLines w:val="0"/>
+        <w:pageBreakBefore w:val="0"/>
+        <w:widowControl w:val="0"/>
+        <w:kinsoku w:val="0"/>
+        <w:wordWrap/>
+        <w:overflowPunct/>
+        <w:topLinePunct w:val="0"/>
+        <w:autoSpaceDE w:val="0"/>
+        <w:autoSpaceDN w:val="0"/>
         <w:bidi w:val="0"/>
-      </w:pPr>
+        <w:adjustRightInd w:val="0"/>
+        <w:snapToGrid w:val="0"/>
+        <w:textAlignment w:val="baseline"/>
+      </w:pPr>
+      <w:bookmarkStart w:id="0" w:name="_Toc506"/>
       <w:r>
         <w:t>客户满意度调查程序</w:t>
       </w:r>
@@ -22,10 +47,23 @@
     </w:p>
     <w:p>
       <w:pPr>
-        <w:pStyle w:val="a2"/>
+        <w:pStyle w:val="32"/>
+        <w:keepNext w:val="0"/>
+        <w:keepLines w:val="0"/>
+        <w:pageBreakBefore w:val="0"/>
+        <w:widowControl w:val="0"/>
+        <w:kinsoku w:val="0"/>
+        <w:wordWrap/>
+        <w:overflowPunct/>
+        <w:topLinePunct w:val="0"/>
+        <w:autoSpaceDE w:val="0"/>
+        <w:autoSpaceDN w:val="0"/>
         <w:bidi w:val="0"/>
-      </w:pPr>
-      <w:bookmarkStart w:id="1" w:name="_Toc22402"/>
+        <w:adjustRightInd w:val="0"/>
+        <w:snapToGrid w:val="0"/>
+        <w:textAlignment w:val="baseline"/>
+      </w:pPr>
+      <w:bookmarkStart w:id="1" w:name="_Toc8699"/>
       <w:r>
         <w:t>江苏云储智能科技有限公司</w:t>
       </w:r>
@@ -33,12 +71,26 @@
     </w:p>
     <w:p>
       <w:pPr>
-        <w:pStyle w:val="BodyText"/>
+        <w:pStyle w:val="12"/>
+        <w:keepNext w:val="0"/>
+        <w:keepLines w:val="0"/>
+        <w:pageBreakBefore w:val="0"/>
+        <w:widowControl w:val="0"/>
+        <w:kinsoku w:val="0"/>
+        <w:wordWrap/>
+        <w:overflowPunct/>
+        <w:topLinePunct w:val="0"/>
+        <w:autoSpaceDE w:val="0"/>
+        <w:autoSpaceDN w:val="0"/>
+        <w:bidi w:val="0"/>
+        <w:adjustRightInd w:val="0"/>
+        <w:snapToGrid w:val="0"/>
         <w:spacing w:line="363" w:lineRule="auto"/>
-        <w:ind w:left="0" w:right="0" w:firstLine="0" w:leftChars="0" w:rightChars="0" w:firstLineChars="0"/>
+        <w:ind w:left="0" w:leftChars="0" w:right="0" w:rightChars="0" w:firstLine="0" w:firstLineChars="0"/>
         <w:jc w:val="center"/>
-        <w:rPr>
-          <w:rFonts w:ascii="宋体" w:eastAsia="宋体" w:hAnsi="宋体" w:cs="宋体" w:hint="eastAsia"/>
+        <w:textAlignment w:val="baseline"/>
+        <w:rPr>
+          <w:rFonts w:hint="eastAsia" w:ascii="宋体" w:hAnsi="宋体" w:eastAsia="宋体" w:cs="宋体"/>
           <w:sz w:val="36"/>
           <w:szCs w:val="36"/>
           <w:lang w:val="en-US" w:eastAsia="zh-CN"/>
@@ -46,7 +98,7 @@
       </w:pPr>
       <w:r>
         <w:rPr>
-          <w:rFonts w:ascii="宋体" w:eastAsia="宋体" w:hAnsi="宋体" w:cs="宋体" w:hint="eastAsia"/>
+          <w:rFonts w:hint="eastAsia" w:ascii="宋体" w:hAnsi="宋体" w:eastAsia="宋体" w:cs="宋体"/>
           <w:sz w:val="36"/>
           <w:szCs w:val="36"/>
           <w:lang w:val="en-US" w:eastAsia="zh-CN"/>
@@ -56,8 +108,22 @@
     </w:p>
     <w:p>
       <w:pPr>
-        <w:rPr>
-          <w:rFonts w:ascii="宋体" w:eastAsia="宋体" w:hAnsi="宋体" w:cs="宋体" w:hint="eastAsia"/>
+        <w:keepNext w:val="0"/>
+        <w:keepLines w:val="0"/>
+        <w:pageBreakBefore w:val="0"/>
+        <w:widowControl w:val="0"/>
+        <w:kinsoku w:val="0"/>
+        <w:wordWrap/>
+        <w:overflowPunct/>
+        <w:topLinePunct w:val="0"/>
+        <w:autoSpaceDE w:val="0"/>
+        <w:autoSpaceDN w:val="0"/>
+        <w:bidi w:val="0"/>
+        <w:adjustRightInd w:val="0"/>
+        <w:snapToGrid w:val="0"/>
+        <w:textAlignment w:val="baseline"/>
+        <w:rPr>
+          <w:rFonts w:hint="eastAsia" w:ascii="宋体" w:hAnsi="宋体" w:eastAsia="宋体" w:cs="宋体"/>
           <w:sz w:val="36"/>
           <w:szCs w:val="36"/>
           <w:lang w:val="en-US" w:eastAsia="zh-CN"/>
@@ -65,7 +131,7 @@
       </w:pPr>
       <w:r>
         <w:rPr>
-          <w:rFonts w:ascii="宋体" w:eastAsia="宋体" w:hAnsi="宋体" w:cs="宋体" w:hint="eastAsia"/>
+          <w:rFonts w:hint="eastAsia" w:ascii="宋体" w:hAnsi="宋体" w:eastAsia="宋体" w:cs="宋体"/>
           <w:sz w:val="36"/>
           <w:szCs w:val="36"/>
           <w:lang w:val="en-US" w:eastAsia="zh-CN"/>
@@ -75,19 +141,33 @@
     </w:p>
     <w:p>
       <w:pPr>
+        <w:keepNext w:val="0"/>
+        <w:keepLines w:val="0"/>
+        <w:pageBreakBefore w:val="0"/>
+        <w:widowControl w:val="0"/>
+        <w:kinsoku w:val="0"/>
+        <w:wordWrap/>
+        <w:overflowPunct/>
+        <w:topLinePunct w:val="0"/>
+        <w:autoSpaceDE w:val="0"/>
+        <w:autoSpaceDN w:val="0"/>
+        <w:bidi w:val="0"/>
+        <w:adjustRightInd w:val="0"/>
+        <w:snapToGrid w:val="0"/>
         <w:spacing w:before="91" w:line="220" w:lineRule="auto"/>
         <w:ind w:left="3710"/>
+        <w:textAlignment w:val="baseline"/>
         <w:outlineLvl w:val="0"/>
         <w:rPr>
-          <w:rFonts w:ascii="宋体" w:eastAsia="宋体" w:hAnsi="宋体" w:cs="宋体"/>
+          <w:rFonts w:ascii="宋体" w:hAnsi="宋体" w:eastAsia="宋体" w:cs="宋体"/>
           <w:sz w:val="28"/>
           <w:szCs w:val="28"/>
         </w:rPr>
       </w:pPr>
-      <w:bookmarkStart w:id="2" w:name="_Toc11608"/>
+      <w:bookmarkStart w:id="2" w:name="_Toc26200"/>
       <w:r>
         <w:rPr>
-          <w:rFonts w:ascii="宋体" w:eastAsia="宋体" w:hAnsi="宋体" w:cs="宋体"/>
+          <w:rFonts w:ascii="宋体" w:hAnsi="宋体" w:eastAsia="宋体" w:cs="宋体"/>
           <w:spacing w:val="-3"/>
           <w:sz w:val="28"/>
           <w:szCs w:val="28"/>
@@ -98,21 +178,35 @@
     </w:p>
     <w:p>
       <w:pPr>
+        <w:keepNext w:val="0"/>
+        <w:keepLines w:val="0"/>
+        <w:pageBreakBefore w:val="0"/>
+        <w:widowControl w:val="0"/>
+        <w:kinsoku w:val="0"/>
+        <w:wordWrap/>
+        <w:overflowPunct/>
+        <w:topLinePunct w:val="0"/>
+        <w:autoSpaceDE w:val="0"/>
+        <w:autoSpaceDN w:val="0"/>
+        <w:bidi w:val="0"/>
+        <w:adjustRightInd w:val="0"/>
+        <w:snapToGrid w:val="0"/>
         <w:spacing w:line="131" w:lineRule="exact"/>
+        <w:textAlignment w:val="baseline"/>
       </w:pPr>
     </w:p>
     <w:tbl>
       <w:tblPr>
-        <w:tblStyle w:val="TableNormal0"/>
+        <w:tblStyle w:val="24"/>
         <w:tblW w:w="9072" w:type="dxa"/>
         <w:tblInd w:w="5" w:type="dxa"/>
         <w:tblBorders>
-          <w:top w:val="single" w:sz="4" w:space="0" w:color="000000"/>
-          <w:left w:val="single" w:sz="4" w:space="0" w:color="000000"/>
-          <w:bottom w:val="single" w:sz="4" w:space="0" w:color="000000"/>
-          <w:right w:val="single" w:sz="4" w:space="0" w:color="000000"/>
-          <w:insideH w:val="single" w:sz="4" w:space="0" w:color="000000"/>
-          <w:insideV w:val="single" w:sz="4" w:space="0" w:color="000000"/>
+          <w:top w:val="single" w:color="000000" w:sz="4" w:space="0"/>
+          <w:left w:val="single" w:color="000000" w:sz="4" w:space="0"/>
+          <w:bottom w:val="single" w:color="000000" w:sz="4" w:space="0"/>
+          <w:right w:val="single" w:color="000000" w:sz="4" w:space="0"/>
+          <w:insideH w:val="single" w:color="000000" w:sz="4" w:space="0"/>
+          <w:insideV w:val="single" w:color="000000" w:sz="4" w:space="0"/>
         </w:tblBorders>
         <w:tblLayout w:type="fixed"/>
         <w:tblCellMar>
@@ -131,17 +225,14 @@
       </w:tblGrid>
       <w:tr>
         <w:tblPrEx>
-          <w:tblW w:w="9072" w:type="dxa"/>
-          <w:tblInd w:w="5" w:type="dxa"/>
           <w:tblBorders>
-            <w:top w:val="single" w:sz="4" w:space="0" w:color="000000"/>
-            <w:left w:val="single" w:sz="4" w:space="0" w:color="000000"/>
-            <w:bottom w:val="single" w:sz="4" w:space="0" w:color="000000"/>
-            <w:right w:val="single" w:sz="4" w:space="0" w:color="000000"/>
-            <w:insideH w:val="single" w:sz="4" w:space="0" w:color="000000"/>
-            <w:insideV w:val="single" w:sz="4" w:space="0" w:color="000000"/>
+            <w:top w:val="single" w:color="000000" w:sz="4" w:space="0"/>
+            <w:left w:val="single" w:color="000000" w:sz="4" w:space="0"/>
+            <w:bottom w:val="single" w:color="000000" w:sz="4" w:space="0"/>
+            <w:right w:val="single" w:color="000000" w:sz="4" w:space="0"/>
+            <w:insideH w:val="single" w:color="000000" w:sz="4" w:space="0"/>
+            <w:insideV w:val="single" w:color="000000" w:sz="4" w:space="0"/>
           </w:tblBorders>
-          <w:tblLayout w:type="fixed"/>
           <w:tblCellMar>
             <w:top w:w="0" w:type="dxa"/>
             <w:left w:w="0" w:type="dxa"/>
@@ -150,7 +241,7 @@
           </w:tblCellMar>
         </w:tblPrEx>
         <w:trPr>
-          <w:trHeight w:val="611"/>
+          <w:trHeight w:val="611" w:hRule="atLeast"/>
         </w:trPr>
         <w:tc>
           <w:tcPr>
@@ -158,17 +249,31 @@
           </w:tcPr>
           <w:p>
             <w:pPr>
+              <w:keepNext w:val="0"/>
+              <w:keepLines w:val="0"/>
+              <w:pageBreakBefore w:val="0"/>
+              <w:widowControl w:val="0"/>
+              <w:kinsoku w:val="0"/>
+              <w:wordWrap/>
+              <w:overflowPunct/>
+              <w:topLinePunct w:val="0"/>
+              <w:autoSpaceDE w:val="0"/>
+              <w:autoSpaceDN w:val="0"/>
+              <w:bidi w:val="0"/>
+              <w:adjustRightInd w:val="0"/>
+              <w:snapToGrid w:val="0"/>
               <w:spacing w:before="185" w:line="220" w:lineRule="auto"/>
               <w:ind w:left="207"/>
+              <w:textAlignment w:val="baseline"/>
               <w:rPr>
-                <w:rFonts w:ascii="宋体" w:eastAsia="宋体" w:hAnsi="宋体" w:cs="宋体"/>
+                <w:rFonts w:ascii="宋体" w:hAnsi="宋体" w:eastAsia="宋体" w:cs="宋体"/>
                 <w:sz w:val="24"/>
                 <w:szCs w:val="24"/>
               </w:rPr>
             </w:pPr>
             <w:r>
               <w:rPr>
-                <w:rFonts w:ascii="宋体" w:eastAsia="宋体" w:hAnsi="宋体" w:cs="宋体"/>
+                <w:rFonts w:ascii="宋体" w:hAnsi="宋体" w:eastAsia="宋体" w:cs="宋体"/>
                 <w:spacing w:val="-2"/>
                 <w:sz w:val="24"/>
                 <w:szCs w:val="24"/>
@@ -184,17 +289,31 @@
           </w:tcPr>
           <w:p>
             <w:pPr>
+              <w:keepNext w:val="0"/>
+              <w:keepLines w:val="0"/>
+              <w:pageBreakBefore w:val="0"/>
+              <w:widowControl w:val="0"/>
+              <w:kinsoku w:val="0"/>
+              <w:wordWrap/>
+              <w:overflowPunct/>
+              <w:topLinePunct w:val="0"/>
+              <w:autoSpaceDE w:val="0"/>
+              <w:autoSpaceDN w:val="0"/>
+              <w:bidi w:val="0"/>
+              <w:adjustRightInd w:val="0"/>
+              <w:snapToGrid w:val="0"/>
               <w:spacing w:before="185" w:line="220" w:lineRule="auto"/>
               <w:ind w:left="111"/>
+              <w:textAlignment w:val="baseline"/>
               <w:rPr>
-                <w:rFonts w:ascii="宋体" w:eastAsia="宋体" w:hAnsi="宋体" w:cs="宋体"/>
+                <w:rFonts w:ascii="宋体" w:hAnsi="宋体" w:eastAsia="宋体" w:cs="宋体"/>
                 <w:sz w:val="24"/>
                 <w:szCs w:val="24"/>
               </w:rPr>
             </w:pPr>
             <w:r>
               <w:rPr>
-                <w:rFonts w:ascii="宋体" w:eastAsia="宋体" w:hAnsi="宋体" w:cs="宋体"/>
+                <w:rFonts w:ascii="宋体" w:hAnsi="宋体" w:eastAsia="宋体" w:cs="宋体"/>
                 <w:spacing w:val="-1"/>
                 <w:sz w:val="24"/>
                 <w:szCs w:val="24"/>
@@ -206,9 +325,14 @@
       </w:tr>
       <w:tr>
         <w:tblPrEx>
-          <w:tblW w:w="9072" w:type="dxa"/>
-          <w:tblInd w:w="5" w:type="dxa"/>
-          <w:tblLayout w:type="fixed"/>
+          <w:tblBorders>
+            <w:top w:val="single" w:color="000000" w:sz="4" w:space="0"/>
+            <w:left w:val="single" w:color="000000" w:sz="4" w:space="0"/>
+            <w:bottom w:val="single" w:color="000000" w:sz="4" w:space="0"/>
+            <w:right w:val="single" w:color="000000" w:sz="4" w:space="0"/>
+            <w:insideH w:val="single" w:color="000000" w:sz="4" w:space="0"/>
+            <w:insideV w:val="single" w:color="000000" w:sz="4" w:space="0"/>
+          </w:tblBorders>
           <w:tblCellMar>
             <w:top w:w="0" w:type="dxa"/>
             <w:left w:w="0" w:type="dxa"/>
@@ -217,7 +341,7 @@
           </w:tblCellMar>
         </w:tblPrEx>
         <w:trPr>
-          <w:trHeight w:val="607"/>
+          <w:trHeight w:val="607" w:hRule="atLeast"/>
         </w:trPr>
         <w:tc>
           <w:tcPr>
@@ -225,17 +349,31 @@
           </w:tcPr>
           <w:p>
             <w:pPr>
+              <w:keepNext w:val="0"/>
+              <w:keepLines w:val="0"/>
+              <w:pageBreakBefore w:val="0"/>
+              <w:widowControl w:val="0"/>
+              <w:kinsoku w:val="0"/>
+              <w:wordWrap/>
+              <w:overflowPunct/>
+              <w:topLinePunct w:val="0"/>
+              <w:autoSpaceDE w:val="0"/>
+              <w:autoSpaceDN w:val="0"/>
+              <w:bidi w:val="0"/>
+              <w:adjustRightInd w:val="0"/>
+              <w:snapToGrid w:val="0"/>
               <w:spacing w:before="182" w:line="220" w:lineRule="auto"/>
               <w:ind w:left="447"/>
+              <w:textAlignment w:val="baseline"/>
               <w:rPr>
-                <w:rFonts w:ascii="宋体" w:eastAsia="宋体" w:hAnsi="宋体" w:cs="宋体"/>
+                <w:rFonts w:ascii="宋体" w:hAnsi="宋体" w:eastAsia="宋体" w:cs="宋体"/>
                 <w:sz w:val="24"/>
                 <w:szCs w:val="24"/>
               </w:rPr>
             </w:pPr>
             <w:r>
               <w:rPr>
-                <w:rFonts w:ascii="宋体" w:eastAsia="宋体" w:hAnsi="宋体" w:cs="宋体"/>
+                <w:rFonts w:ascii="宋体" w:hAnsi="宋体" w:eastAsia="宋体" w:cs="宋体"/>
                 <w:spacing w:val="-3"/>
                 <w:sz w:val="24"/>
                 <w:szCs w:val="24"/>
@@ -251,17 +389,31 @@
           </w:tcPr>
           <w:p>
             <w:pPr>
+              <w:keepNext w:val="0"/>
+              <w:keepLines w:val="0"/>
+              <w:pageBreakBefore w:val="0"/>
+              <w:widowControl w:val="0"/>
+              <w:kinsoku w:val="0"/>
+              <w:wordWrap/>
+              <w:overflowPunct/>
+              <w:topLinePunct w:val="0"/>
+              <w:autoSpaceDE w:val="0"/>
+              <w:autoSpaceDN w:val="0"/>
+              <w:bidi w:val="0"/>
+              <w:adjustRightInd w:val="0"/>
+              <w:snapToGrid w:val="0"/>
               <w:spacing w:before="182" w:line="219" w:lineRule="auto"/>
               <w:ind w:left="109"/>
+              <w:textAlignment w:val="baseline"/>
               <w:rPr>
-                <w:rFonts w:ascii="宋体" w:eastAsia="宋体" w:hAnsi="宋体" w:cs="宋体"/>
+                <w:rFonts w:ascii="宋体" w:hAnsi="宋体" w:eastAsia="宋体" w:cs="宋体"/>
                 <w:sz w:val="24"/>
                 <w:szCs w:val="24"/>
               </w:rPr>
             </w:pPr>
             <w:r>
               <w:rPr>
-                <w:rFonts w:ascii="宋体" w:eastAsia="宋体" w:hAnsi="宋体" w:cs="宋体"/>
+                <w:rFonts w:ascii="宋体" w:hAnsi="宋体" w:eastAsia="宋体" w:cs="宋体"/>
                 <w:spacing w:val="-1"/>
                 <w:sz w:val="24"/>
                 <w:szCs w:val="24"/>
@@ -273,9 +425,14 @@
       </w:tr>
       <w:tr>
         <w:tblPrEx>
-          <w:tblW w:w="9072" w:type="dxa"/>
-          <w:tblInd w:w="5" w:type="dxa"/>
-          <w:tblLayout w:type="fixed"/>
+          <w:tblBorders>
+            <w:top w:val="single" w:color="000000" w:sz="4" w:space="0"/>
+            <w:left w:val="single" w:color="000000" w:sz="4" w:space="0"/>
+            <w:bottom w:val="single" w:color="000000" w:sz="4" w:space="0"/>
+            <w:right w:val="single" w:color="000000" w:sz="4" w:space="0"/>
+            <w:insideH w:val="single" w:color="000000" w:sz="4" w:space="0"/>
+            <w:insideV w:val="single" w:color="000000" w:sz="4" w:space="0"/>
+          </w:tblBorders>
           <w:tblCellMar>
             <w:top w:w="0" w:type="dxa"/>
             <w:left w:w="0" w:type="dxa"/>
@@ -284,7 +441,7 @@
           </w:tblCellMar>
         </w:tblPrEx>
         <w:trPr>
-          <w:trHeight w:val="607"/>
+          <w:trHeight w:val="607" w:hRule="atLeast"/>
         </w:trPr>
         <w:tc>
           <w:tcPr>
@@ -292,17 +449,31 @@
           </w:tcPr>
           <w:p>
             <w:pPr>
+              <w:keepNext w:val="0"/>
+              <w:keepLines w:val="0"/>
+              <w:pageBreakBefore w:val="0"/>
+              <w:widowControl w:val="0"/>
+              <w:kinsoku w:val="0"/>
+              <w:wordWrap/>
+              <w:overflowPunct/>
+              <w:topLinePunct w:val="0"/>
+              <w:autoSpaceDE w:val="0"/>
+              <w:autoSpaceDN w:val="0"/>
+              <w:bidi w:val="0"/>
+              <w:adjustRightInd w:val="0"/>
+              <w:snapToGrid w:val="0"/>
               <w:spacing w:before="183" w:line="219" w:lineRule="auto"/>
               <w:ind w:left="447"/>
+              <w:textAlignment w:val="baseline"/>
               <w:rPr>
-                <w:rFonts w:ascii="宋体" w:eastAsia="宋体" w:hAnsi="宋体" w:cs="宋体"/>
+                <w:rFonts w:ascii="宋体" w:hAnsi="宋体" w:eastAsia="宋体" w:cs="宋体"/>
                 <w:sz w:val="24"/>
                 <w:szCs w:val="24"/>
               </w:rPr>
             </w:pPr>
             <w:r>
               <w:rPr>
-                <w:rFonts w:ascii="宋体" w:eastAsia="宋体" w:hAnsi="宋体" w:cs="宋体"/>
+                <w:rFonts w:ascii="宋体" w:hAnsi="宋体" w:eastAsia="宋体" w:cs="宋体"/>
                 <w:spacing w:val="-3"/>
                 <w:sz w:val="24"/>
                 <w:szCs w:val="24"/>
@@ -317,17 +488,31 @@
           </w:tcPr>
           <w:p>
             <w:pPr>
+              <w:keepNext w:val="0"/>
+              <w:keepLines w:val="0"/>
+              <w:pageBreakBefore w:val="0"/>
+              <w:widowControl w:val="0"/>
+              <w:kinsoku w:val="0"/>
+              <w:wordWrap/>
+              <w:overflowPunct/>
+              <w:topLinePunct w:val="0"/>
+              <w:autoSpaceDE w:val="0"/>
+              <w:autoSpaceDN w:val="0"/>
+              <w:bidi w:val="0"/>
+              <w:adjustRightInd w:val="0"/>
+              <w:snapToGrid w:val="0"/>
               <w:spacing w:before="183" w:line="219" w:lineRule="auto"/>
               <w:ind w:left="229"/>
+              <w:textAlignment w:val="baseline"/>
               <w:rPr>
-                <w:rFonts w:ascii="宋体" w:eastAsia="宋体" w:hAnsi="宋体" w:cs="宋体"/>
+                <w:rFonts w:ascii="宋体" w:hAnsi="宋体" w:eastAsia="宋体" w:cs="宋体"/>
                 <w:sz w:val="24"/>
                 <w:szCs w:val="24"/>
               </w:rPr>
             </w:pPr>
             <w:r>
               <w:rPr>
-                <w:rFonts w:ascii="宋体" w:eastAsia="宋体" w:hAnsi="宋体" w:cs="宋体"/>
+                <w:rFonts w:ascii="宋体" w:hAnsi="宋体" w:eastAsia="宋体" w:cs="宋体"/>
                 <w:spacing w:val="-2"/>
                 <w:sz w:val="24"/>
                 <w:szCs w:val="24"/>
@@ -342,17 +527,31 @@
           </w:tcPr>
           <w:p>
             <w:pPr>
+              <w:keepNext w:val="0"/>
+              <w:keepLines w:val="0"/>
+              <w:pageBreakBefore w:val="0"/>
+              <w:widowControl w:val="0"/>
+              <w:kinsoku w:val="0"/>
+              <w:wordWrap/>
+              <w:overflowPunct/>
+              <w:topLinePunct w:val="0"/>
+              <w:autoSpaceDE w:val="0"/>
+              <w:autoSpaceDN w:val="0"/>
+              <w:bidi w:val="0"/>
+              <w:adjustRightInd w:val="0"/>
+              <w:snapToGrid w:val="0"/>
               <w:spacing w:before="183" w:line="219" w:lineRule="auto"/>
               <w:ind w:left="676"/>
+              <w:textAlignment w:val="baseline"/>
               <w:rPr>
-                <w:rFonts w:ascii="宋体" w:eastAsia="宋体" w:hAnsi="宋体" w:cs="宋体"/>
+                <w:rFonts w:ascii="宋体" w:hAnsi="宋体" w:eastAsia="宋体" w:cs="宋体"/>
                 <w:sz w:val="24"/>
                 <w:szCs w:val="24"/>
               </w:rPr>
             </w:pPr>
             <w:r>
               <w:rPr>
-                <w:rFonts w:ascii="宋体" w:eastAsia="宋体" w:hAnsi="宋体" w:cs="宋体"/>
+                <w:rFonts w:ascii="宋体" w:hAnsi="宋体" w:eastAsia="宋体" w:cs="宋体"/>
                 <w:spacing w:val="-2"/>
                 <w:sz w:val="24"/>
                 <w:szCs w:val="24"/>
@@ -367,17 +566,31 @@
           </w:tcPr>
           <w:p>
             <w:pPr>
+              <w:keepNext w:val="0"/>
+              <w:keepLines w:val="0"/>
+              <w:pageBreakBefore w:val="0"/>
+              <w:widowControl w:val="0"/>
+              <w:kinsoku w:val="0"/>
+              <w:wordWrap/>
+              <w:overflowPunct/>
+              <w:topLinePunct w:val="0"/>
+              <w:autoSpaceDE w:val="0"/>
+              <w:autoSpaceDN w:val="0"/>
+              <w:bidi w:val="0"/>
+              <w:adjustRightInd w:val="0"/>
+              <w:snapToGrid w:val="0"/>
               <w:spacing w:before="184" w:line="220" w:lineRule="auto"/>
               <w:ind w:left="545"/>
+              <w:textAlignment w:val="baseline"/>
               <w:rPr>
-                <w:rFonts w:ascii="宋体" w:eastAsia="宋体" w:hAnsi="宋体" w:cs="宋体"/>
+                <w:rFonts w:ascii="宋体" w:hAnsi="宋体" w:eastAsia="宋体" w:cs="宋体"/>
                 <w:sz w:val="24"/>
                 <w:szCs w:val="24"/>
               </w:rPr>
             </w:pPr>
             <w:r>
               <w:rPr>
-                <w:rFonts w:ascii="宋体" w:eastAsia="宋体" w:hAnsi="宋体" w:cs="宋体"/>
+                <w:rFonts w:ascii="宋体" w:hAnsi="宋体" w:eastAsia="宋体" w:cs="宋体"/>
                 <w:spacing w:val="-3"/>
                 <w:sz w:val="24"/>
                 <w:szCs w:val="24"/>
@@ -392,17 +605,31 @@
           </w:tcPr>
           <w:p>
             <w:pPr>
+              <w:keepNext w:val="0"/>
+              <w:keepLines w:val="0"/>
+              <w:pageBreakBefore w:val="0"/>
+              <w:widowControl w:val="0"/>
+              <w:kinsoku w:val="0"/>
+              <w:wordWrap/>
+              <w:overflowPunct/>
+              <w:topLinePunct w:val="0"/>
+              <w:autoSpaceDE w:val="0"/>
+              <w:autoSpaceDN w:val="0"/>
+              <w:bidi w:val="0"/>
+              <w:adjustRightInd w:val="0"/>
+              <w:snapToGrid w:val="0"/>
               <w:spacing w:before="184" w:line="220" w:lineRule="auto"/>
               <w:ind w:left="754"/>
+              <w:textAlignment w:val="baseline"/>
               <w:rPr>
-                <w:rFonts w:ascii="宋体" w:eastAsia="宋体" w:hAnsi="宋体" w:cs="宋体"/>
+                <w:rFonts w:ascii="宋体" w:hAnsi="宋体" w:eastAsia="宋体" w:cs="宋体"/>
                 <w:sz w:val="24"/>
                 <w:szCs w:val="24"/>
               </w:rPr>
             </w:pPr>
             <w:r>
               <w:rPr>
-                <w:rFonts w:ascii="宋体" w:eastAsia="宋体" w:hAnsi="宋体" w:cs="宋体"/>
+                <w:rFonts w:ascii="宋体" w:hAnsi="宋体" w:eastAsia="宋体" w:cs="宋体"/>
                 <w:spacing w:val="-6"/>
                 <w:sz w:val="24"/>
                 <w:szCs w:val="24"/>
@@ -414,9 +641,14 @@
       </w:tr>
       <w:tr>
         <w:tblPrEx>
-          <w:tblW w:w="9072" w:type="dxa"/>
-          <w:tblInd w:w="5" w:type="dxa"/>
-          <w:tblLayout w:type="fixed"/>
+          <w:tblBorders>
+            <w:top w:val="single" w:color="000000" w:sz="4" w:space="0"/>
+            <w:left w:val="single" w:color="000000" w:sz="4" w:space="0"/>
+            <w:bottom w:val="single" w:color="000000" w:sz="4" w:space="0"/>
+            <w:right w:val="single" w:color="000000" w:sz="4" w:space="0"/>
+            <w:insideH w:val="single" w:color="000000" w:sz="4" w:space="0"/>
+            <w:insideV w:val="single" w:color="000000" w:sz="4" w:space="0"/>
+          </w:tblBorders>
           <w:tblCellMar>
             <w:top w:w="0" w:type="dxa"/>
             <w:left w:w="0" w:type="dxa"/>
@@ -425,7 +657,7 @@
           </w:tblCellMar>
         </w:tblPrEx>
         <w:trPr>
-          <w:trHeight w:val="474"/>
+          <w:trHeight w:val="474" w:hRule="atLeast"/>
         </w:trPr>
         <w:tc>
           <w:tcPr>
@@ -433,17 +665,31 @@
           </w:tcPr>
           <w:p>
             <w:pPr>
+              <w:keepNext w:val="0"/>
+              <w:keepLines w:val="0"/>
+              <w:pageBreakBefore w:val="0"/>
+              <w:widowControl w:val="0"/>
+              <w:kinsoku w:val="0"/>
+              <w:wordWrap/>
+              <w:overflowPunct/>
+              <w:topLinePunct w:val="0"/>
+              <w:autoSpaceDE w:val="0"/>
+              <w:autoSpaceDN w:val="0"/>
+              <w:bidi w:val="0"/>
+              <w:adjustRightInd w:val="0"/>
+              <w:snapToGrid w:val="0"/>
               <w:spacing w:before="162" w:line="239" w:lineRule="auto"/>
               <w:ind w:left="709"/>
+              <w:textAlignment w:val="baseline"/>
               <w:rPr>
-                <w:rFonts w:ascii="宋体" w:eastAsia="宋体" w:hAnsi="宋体" w:cs="宋体"/>
+                <w:rFonts w:ascii="宋体" w:hAnsi="宋体" w:eastAsia="宋体" w:cs="宋体"/>
                 <w:sz w:val="21"/>
                 <w:szCs w:val="21"/>
               </w:rPr>
             </w:pPr>
             <w:r>
               <w:rPr>
-                <w:rFonts w:ascii="宋体" w:eastAsia="宋体" w:hAnsi="宋体" w:cs="宋体"/>
+                <w:rFonts w:ascii="宋体" w:hAnsi="宋体" w:eastAsia="宋体" w:cs="宋体"/>
                 <w:spacing w:val="-1"/>
                 <w:sz w:val="21"/>
                 <w:szCs w:val="21"/>
@@ -458,17 +704,31 @@
           </w:tcPr>
           <w:p>
             <w:pPr>
+              <w:keepNext w:val="0"/>
+              <w:keepLines w:val="0"/>
+              <w:pageBreakBefore w:val="0"/>
+              <w:widowControl w:val="0"/>
+              <w:kinsoku w:val="0"/>
+              <w:wordWrap/>
+              <w:overflowPunct/>
+              <w:topLinePunct w:val="0"/>
+              <w:autoSpaceDE w:val="0"/>
+              <w:autoSpaceDN w:val="0"/>
+              <w:bidi w:val="0"/>
+              <w:adjustRightInd w:val="0"/>
+              <w:snapToGrid w:val="0"/>
               <w:spacing w:before="162"/>
               <w:ind w:left="290"/>
+              <w:textAlignment w:val="baseline"/>
               <w:rPr>
-                <w:rFonts w:ascii="宋体" w:eastAsia="宋体" w:hAnsi="宋体" w:cs="宋体"/>
+                <w:rFonts w:ascii="宋体" w:hAnsi="宋体" w:eastAsia="宋体" w:cs="宋体"/>
                 <w:sz w:val="21"/>
                 <w:szCs w:val="21"/>
               </w:rPr>
             </w:pPr>
             <w:r>
               <w:rPr>
-                <w:rFonts w:ascii="宋体" w:eastAsia="宋体" w:hAnsi="宋体" w:cs="宋体"/>
+                <w:rFonts w:ascii="宋体" w:hAnsi="宋体" w:eastAsia="宋体" w:cs="宋体"/>
                 <w:spacing w:val="-2"/>
                 <w:sz w:val="21"/>
                 <w:szCs w:val="21"/>
@@ -483,17 +743,31 @@
           </w:tcPr>
           <w:p>
             <w:pPr>
+              <w:keepNext w:val="0"/>
+              <w:keepLines w:val="0"/>
+              <w:pageBreakBefore w:val="0"/>
+              <w:widowControl w:val="0"/>
+              <w:kinsoku w:val="0"/>
+              <w:wordWrap/>
+              <w:overflowPunct/>
+              <w:topLinePunct w:val="0"/>
+              <w:autoSpaceDE w:val="0"/>
+              <w:autoSpaceDN w:val="0"/>
+              <w:bidi w:val="0"/>
+              <w:adjustRightInd w:val="0"/>
+              <w:snapToGrid w:val="0"/>
               <w:spacing w:before="132" w:line="219" w:lineRule="auto"/>
               <w:ind w:left="738"/>
+              <w:textAlignment w:val="baseline"/>
               <w:rPr>
-                <w:rFonts w:ascii="宋体" w:eastAsia="宋体" w:hAnsi="宋体" w:cs="宋体"/>
+                <w:rFonts w:ascii="宋体" w:hAnsi="宋体" w:eastAsia="宋体" w:cs="宋体"/>
                 <w:sz w:val="21"/>
                 <w:szCs w:val="21"/>
               </w:rPr>
             </w:pPr>
             <w:r>
               <w:rPr>
-                <w:rFonts w:ascii="宋体" w:eastAsia="宋体" w:hAnsi="宋体" w:cs="宋体"/>
+                <w:rFonts w:ascii="宋体" w:hAnsi="宋体" w:eastAsia="宋体" w:cs="宋体"/>
                 <w:spacing w:val="-3"/>
                 <w:sz w:val="21"/>
                 <w:szCs w:val="21"/>
@@ -508,10 +782,24 @@
           </w:tcPr>
           <w:p>
             <w:pPr>
+              <w:keepNext w:val="0"/>
+              <w:keepLines w:val="0"/>
+              <w:pageBreakBefore w:val="0"/>
+              <w:widowControl w:val="0"/>
+              <w:kinsoku w:val="0"/>
+              <w:wordWrap/>
+              <w:overflowPunct/>
+              <w:topLinePunct w:val="0"/>
+              <w:autoSpaceDE w:val="0"/>
+              <w:autoSpaceDN w:val="0"/>
+              <w:bidi w:val="0"/>
+              <w:adjustRightInd w:val="0"/>
+              <w:snapToGrid w:val="0"/>
               <w:spacing w:before="132" w:line="220" w:lineRule="auto"/>
               <w:ind w:left="470"/>
+              <w:textAlignment w:val="baseline"/>
               <w:rPr>
-                <w:rFonts w:ascii="宋体" w:eastAsia="宋体" w:hAnsi="宋体" w:cs="宋体" w:hint="eastAsia"/>
+                <w:rFonts w:hint="eastAsia" w:ascii="宋体" w:hAnsi="宋体" w:eastAsia="宋体" w:cs="宋体"/>
                 <w:sz w:val="21"/>
                 <w:szCs w:val="21"/>
                 <w:lang w:val="en-US" w:eastAsia="zh-CN"/>
@@ -519,7 +807,7 @@
             </w:pPr>
             <w:r>
               <w:rPr>
-                <w:rFonts w:ascii="宋体" w:eastAsia="宋体" w:hAnsi="宋体" w:cs="宋体" w:hint="eastAsia"/>
+                <w:rFonts w:hint="eastAsia" w:ascii="宋体" w:hAnsi="宋体" w:eastAsia="宋体" w:cs="宋体"/>
                 <w:sz w:val="21"/>
                 <w:szCs w:val="21"/>
                 <w:lang w:val="en-US" w:eastAsia="zh-CN"/>
@@ -534,10 +822,24 @@
           </w:tcPr>
           <w:p>
             <w:pPr>
+              <w:keepNext w:val="0"/>
+              <w:keepLines w:val="0"/>
+              <w:pageBreakBefore w:val="0"/>
+              <w:widowControl w:val="0"/>
+              <w:kinsoku w:val="0"/>
+              <w:wordWrap/>
+              <w:overflowPunct/>
+              <w:topLinePunct w:val="0"/>
+              <w:autoSpaceDE w:val="0"/>
+              <w:autoSpaceDN w:val="0"/>
+              <w:bidi w:val="0"/>
+              <w:adjustRightInd w:val="0"/>
+              <w:snapToGrid w:val="0"/>
               <w:spacing w:before="133" w:line="220" w:lineRule="auto"/>
               <w:ind w:left="676"/>
+              <w:textAlignment w:val="baseline"/>
               <w:rPr>
-                <w:rFonts w:ascii="宋体" w:eastAsia="宋体" w:hAnsi="宋体" w:cs="宋体" w:hint="eastAsia"/>
+                <w:rFonts w:hint="eastAsia" w:ascii="宋体" w:hAnsi="宋体" w:eastAsia="宋体" w:cs="宋体"/>
                 <w:sz w:val="21"/>
                 <w:szCs w:val="21"/>
                 <w:lang w:val="en-US" w:eastAsia="zh-CN"/>
@@ -545,7 +847,7 @@
             </w:pPr>
             <w:r>
               <w:rPr>
-                <w:rFonts w:ascii="宋体" w:eastAsia="宋体" w:hAnsi="宋体" w:cs="宋体" w:hint="eastAsia"/>
+                <w:rFonts w:hint="eastAsia" w:ascii="宋体" w:hAnsi="宋体" w:eastAsia="宋体" w:cs="宋体"/>
                 <w:sz w:val="21"/>
                 <w:szCs w:val="21"/>
                 <w:lang w:val="en-US" w:eastAsia="zh-CN"/>
@@ -557,9 +859,14 @@
       </w:tr>
       <w:tr>
         <w:tblPrEx>
-          <w:tblW w:w="9072" w:type="dxa"/>
-          <w:tblInd w:w="5" w:type="dxa"/>
-          <w:tblLayout w:type="fixed"/>
+          <w:tblBorders>
+            <w:top w:val="single" w:color="000000" w:sz="4" w:space="0"/>
+            <w:left w:val="single" w:color="000000" w:sz="4" w:space="0"/>
+            <w:bottom w:val="single" w:color="000000" w:sz="4" w:space="0"/>
+            <w:right w:val="single" w:color="000000" w:sz="4" w:space="0"/>
+            <w:insideH w:val="single" w:color="000000" w:sz="4" w:space="0"/>
+            <w:insideV w:val="single" w:color="000000" w:sz="4" w:space="0"/>
+          </w:tblBorders>
           <w:tblCellMar>
             <w:top w:w="0" w:type="dxa"/>
             <w:left w:w="0" w:type="dxa"/>
@@ -568,7 +875,7 @@
           </w:tblCellMar>
         </w:tblPrEx>
         <w:trPr>
-          <w:trHeight w:val="474"/>
+          <w:trHeight w:val="474" w:hRule="atLeast"/>
         </w:trPr>
         <w:tc>
           <w:tcPr>
@@ -576,7 +883,21 @@
           </w:tcPr>
           <w:p>
             <w:pPr>
-              <w:pStyle w:val="TableText"/>
+              <w:pStyle w:val="25"/>
+              <w:keepNext w:val="0"/>
+              <w:keepLines w:val="0"/>
+              <w:pageBreakBefore w:val="0"/>
+              <w:widowControl w:val="0"/>
+              <w:kinsoku w:val="0"/>
+              <w:wordWrap/>
+              <w:overflowPunct/>
+              <w:topLinePunct w:val="0"/>
+              <w:autoSpaceDE w:val="0"/>
+              <w:autoSpaceDN w:val="0"/>
+              <w:bidi w:val="0"/>
+              <w:adjustRightInd w:val="0"/>
+              <w:snapToGrid w:val="0"/>
+              <w:textAlignment w:val="baseline"/>
             </w:pPr>
           </w:p>
         </w:tc>
@@ -586,7 +907,21 @@
           </w:tcPr>
           <w:p>
             <w:pPr>
-              <w:pStyle w:val="TableText"/>
+              <w:pStyle w:val="25"/>
+              <w:keepNext w:val="0"/>
+              <w:keepLines w:val="0"/>
+              <w:pageBreakBefore w:val="0"/>
+              <w:widowControl w:val="0"/>
+              <w:kinsoku w:val="0"/>
+              <w:wordWrap/>
+              <w:overflowPunct/>
+              <w:topLinePunct w:val="0"/>
+              <w:autoSpaceDE w:val="0"/>
+              <w:autoSpaceDN w:val="0"/>
+              <w:bidi w:val="0"/>
+              <w:adjustRightInd w:val="0"/>
+              <w:snapToGrid w:val="0"/>
+              <w:textAlignment w:val="baseline"/>
             </w:pPr>
           </w:p>
         </w:tc>
@@ -596,7 +931,21 @@
           </w:tcPr>
           <w:p>
             <w:pPr>
-              <w:pStyle w:val="TableText"/>
+              <w:pStyle w:val="25"/>
+              <w:keepNext w:val="0"/>
+              <w:keepLines w:val="0"/>
+              <w:pageBreakBefore w:val="0"/>
+              <w:widowControl w:val="0"/>
+              <w:kinsoku w:val="0"/>
+              <w:wordWrap/>
+              <w:overflowPunct/>
+              <w:topLinePunct w:val="0"/>
+              <w:autoSpaceDE w:val="0"/>
+              <w:autoSpaceDN w:val="0"/>
+              <w:bidi w:val="0"/>
+              <w:adjustRightInd w:val="0"/>
+              <w:snapToGrid w:val="0"/>
+              <w:textAlignment w:val="baseline"/>
             </w:pPr>
           </w:p>
         </w:tc>
@@ -606,7 +955,21 @@
           </w:tcPr>
           <w:p>
             <w:pPr>
-              <w:pStyle w:val="TableText"/>
+              <w:pStyle w:val="25"/>
+              <w:keepNext w:val="0"/>
+              <w:keepLines w:val="0"/>
+              <w:pageBreakBefore w:val="0"/>
+              <w:widowControl w:val="0"/>
+              <w:kinsoku w:val="0"/>
+              <w:wordWrap/>
+              <w:overflowPunct/>
+              <w:topLinePunct w:val="0"/>
+              <w:autoSpaceDE w:val="0"/>
+              <w:autoSpaceDN w:val="0"/>
+              <w:bidi w:val="0"/>
+              <w:adjustRightInd w:val="0"/>
+              <w:snapToGrid w:val="0"/>
+              <w:textAlignment w:val="baseline"/>
             </w:pPr>
           </w:p>
         </w:tc>
@@ -616,16 +979,35 @@
           </w:tcPr>
           <w:p>
             <w:pPr>
-              <w:pStyle w:val="TableText"/>
+              <w:pStyle w:val="25"/>
+              <w:keepNext w:val="0"/>
+              <w:keepLines w:val="0"/>
+              <w:pageBreakBefore w:val="0"/>
+              <w:widowControl w:val="0"/>
+              <w:kinsoku w:val="0"/>
+              <w:wordWrap/>
+              <w:overflowPunct/>
+              <w:topLinePunct w:val="0"/>
+              <w:autoSpaceDE w:val="0"/>
+              <w:autoSpaceDN w:val="0"/>
+              <w:bidi w:val="0"/>
+              <w:adjustRightInd w:val="0"/>
+              <w:snapToGrid w:val="0"/>
+              <w:textAlignment w:val="baseline"/>
             </w:pPr>
           </w:p>
         </w:tc>
       </w:tr>
       <w:tr>
         <w:tblPrEx>
-          <w:tblW w:w="9072" w:type="dxa"/>
-          <w:tblInd w:w="5" w:type="dxa"/>
-          <w:tblLayout w:type="fixed"/>
+          <w:tblBorders>
+            <w:top w:val="single" w:color="000000" w:sz="4" w:space="0"/>
+            <w:left w:val="single" w:color="000000" w:sz="4" w:space="0"/>
+            <w:bottom w:val="single" w:color="000000" w:sz="4" w:space="0"/>
+            <w:right w:val="single" w:color="000000" w:sz="4" w:space="0"/>
+            <w:insideH w:val="single" w:color="000000" w:sz="4" w:space="0"/>
+            <w:insideV w:val="single" w:color="000000" w:sz="4" w:space="0"/>
+          </w:tblBorders>
           <w:tblCellMar>
             <w:top w:w="0" w:type="dxa"/>
             <w:left w:w="0" w:type="dxa"/>
@@ -634,7 +1016,7 @@
           </w:tblCellMar>
         </w:tblPrEx>
         <w:trPr>
-          <w:trHeight w:val="474"/>
+          <w:trHeight w:val="474" w:hRule="atLeast"/>
         </w:trPr>
         <w:tc>
           <w:tcPr>
@@ -642,7 +1024,21 @@
           </w:tcPr>
           <w:p>
             <w:pPr>
-              <w:pStyle w:val="TableText"/>
+              <w:pStyle w:val="25"/>
+              <w:keepNext w:val="0"/>
+              <w:keepLines w:val="0"/>
+              <w:pageBreakBefore w:val="0"/>
+              <w:widowControl w:val="0"/>
+              <w:kinsoku w:val="0"/>
+              <w:wordWrap/>
+              <w:overflowPunct/>
+              <w:topLinePunct w:val="0"/>
+              <w:autoSpaceDE w:val="0"/>
+              <w:autoSpaceDN w:val="0"/>
+              <w:bidi w:val="0"/>
+              <w:adjustRightInd w:val="0"/>
+              <w:snapToGrid w:val="0"/>
+              <w:textAlignment w:val="baseline"/>
             </w:pPr>
           </w:p>
         </w:tc>
@@ -652,7 +1048,21 @@
           </w:tcPr>
           <w:p>
             <w:pPr>
-              <w:pStyle w:val="TableText"/>
+              <w:pStyle w:val="25"/>
+              <w:keepNext w:val="0"/>
+              <w:keepLines w:val="0"/>
+              <w:pageBreakBefore w:val="0"/>
+              <w:widowControl w:val="0"/>
+              <w:kinsoku w:val="0"/>
+              <w:wordWrap/>
+              <w:overflowPunct/>
+              <w:topLinePunct w:val="0"/>
+              <w:autoSpaceDE w:val="0"/>
+              <w:autoSpaceDN w:val="0"/>
+              <w:bidi w:val="0"/>
+              <w:adjustRightInd w:val="0"/>
+              <w:snapToGrid w:val="0"/>
+              <w:textAlignment w:val="baseline"/>
             </w:pPr>
           </w:p>
         </w:tc>
@@ -662,7 +1072,21 @@
           </w:tcPr>
           <w:p>
             <w:pPr>
-              <w:pStyle w:val="TableText"/>
+              <w:pStyle w:val="25"/>
+              <w:keepNext w:val="0"/>
+              <w:keepLines w:val="0"/>
+              <w:pageBreakBefore w:val="0"/>
+              <w:widowControl w:val="0"/>
+              <w:kinsoku w:val="0"/>
+              <w:wordWrap/>
+              <w:overflowPunct/>
+              <w:topLinePunct w:val="0"/>
+              <w:autoSpaceDE w:val="0"/>
+              <w:autoSpaceDN w:val="0"/>
+              <w:bidi w:val="0"/>
+              <w:adjustRightInd w:val="0"/>
+              <w:snapToGrid w:val="0"/>
+              <w:textAlignment w:val="baseline"/>
             </w:pPr>
           </w:p>
         </w:tc>
@@ -672,7 +1096,21 @@
           </w:tcPr>
           <w:p>
             <w:pPr>
-              <w:pStyle w:val="TableText"/>
+              <w:pStyle w:val="25"/>
+              <w:keepNext w:val="0"/>
+              <w:keepLines w:val="0"/>
+              <w:pageBreakBefore w:val="0"/>
+              <w:widowControl w:val="0"/>
+              <w:kinsoku w:val="0"/>
+              <w:wordWrap/>
+              <w:overflowPunct/>
+              <w:topLinePunct w:val="0"/>
+              <w:autoSpaceDE w:val="0"/>
+              <w:autoSpaceDN w:val="0"/>
+              <w:bidi w:val="0"/>
+              <w:adjustRightInd w:val="0"/>
+              <w:snapToGrid w:val="0"/>
+              <w:textAlignment w:val="baseline"/>
             </w:pPr>
           </w:p>
         </w:tc>
@@ -682,16 +1120,35 @@
           </w:tcPr>
           <w:p>
             <w:pPr>
-              <w:pStyle w:val="TableText"/>
+              <w:pStyle w:val="25"/>
+              <w:keepNext w:val="0"/>
+              <w:keepLines w:val="0"/>
+              <w:pageBreakBefore w:val="0"/>
+              <w:widowControl w:val="0"/>
+              <w:kinsoku w:val="0"/>
+              <w:wordWrap/>
+              <w:overflowPunct/>
+              <w:topLinePunct w:val="0"/>
+              <w:autoSpaceDE w:val="0"/>
+              <w:autoSpaceDN w:val="0"/>
+              <w:bidi w:val="0"/>
+              <w:adjustRightInd w:val="0"/>
+              <w:snapToGrid w:val="0"/>
+              <w:textAlignment w:val="baseline"/>
             </w:pPr>
           </w:p>
         </w:tc>
       </w:tr>
       <w:tr>
         <w:tblPrEx>
-          <w:tblW w:w="9072" w:type="dxa"/>
-          <w:tblInd w:w="5" w:type="dxa"/>
-          <w:tblLayout w:type="fixed"/>
+          <w:tblBorders>
+            <w:top w:val="single" w:color="000000" w:sz="4" w:space="0"/>
+            <w:left w:val="single" w:color="000000" w:sz="4" w:space="0"/>
+            <w:bottom w:val="single" w:color="000000" w:sz="4" w:space="0"/>
+            <w:right w:val="single" w:color="000000" w:sz="4" w:space="0"/>
+            <w:insideH w:val="single" w:color="000000" w:sz="4" w:space="0"/>
+            <w:insideV w:val="single" w:color="000000" w:sz="4" w:space="0"/>
+          </w:tblBorders>
           <w:tblCellMar>
             <w:top w:w="0" w:type="dxa"/>
             <w:left w:w="0" w:type="dxa"/>
@@ -700,7 +1157,7 @@
           </w:tblCellMar>
         </w:tblPrEx>
         <w:trPr>
-          <w:trHeight w:val="474"/>
+          <w:trHeight w:val="474" w:hRule="atLeast"/>
         </w:trPr>
         <w:tc>
           <w:tcPr>
@@ -708,7 +1165,21 @@
           </w:tcPr>
           <w:p>
             <w:pPr>
-              <w:pStyle w:val="TableText"/>
+              <w:pStyle w:val="25"/>
+              <w:keepNext w:val="0"/>
+              <w:keepLines w:val="0"/>
+              <w:pageBreakBefore w:val="0"/>
+              <w:widowControl w:val="0"/>
+              <w:kinsoku w:val="0"/>
+              <w:wordWrap/>
+              <w:overflowPunct/>
+              <w:topLinePunct w:val="0"/>
+              <w:autoSpaceDE w:val="0"/>
+              <w:autoSpaceDN w:val="0"/>
+              <w:bidi w:val="0"/>
+              <w:adjustRightInd w:val="0"/>
+              <w:snapToGrid w:val="0"/>
+              <w:textAlignment w:val="baseline"/>
             </w:pPr>
           </w:p>
         </w:tc>
@@ -718,7 +1189,21 @@
           </w:tcPr>
           <w:p>
             <w:pPr>
-              <w:pStyle w:val="TableText"/>
+              <w:pStyle w:val="25"/>
+              <w:keepNext w:val="0"/>
+              <w:keepLines w:val="0"/>
+              <w:pageBreakBefore w:val="0"/>
+              <w:widowControl w:val="0"/>
+              <w:kinsoku w:val="0"/>
+              <w:wordWrap/>
+              <w:overflowPunct/>
+              <w:topLinePunct w:val="0"/>
+              <w:autoSpaceDE w:val="0"/>
+              <w:autoSpaceDN w:val="0"/>
+              <w:bidi w:val="0"/>
+              <w:adjustRightInd w:val="0"/>
+              <w:snapToGrid w:val="0"/>
+              <w:textAlignment w:val="baseline"/>
             </w:pPr>
           </w:p>
         </w:tc>
@@ -728,7 +1213,21 @@
           </w:tcPr>
           <w:p>
             <w:pPr>
-              <w:pStyle w:val="TableText"/>
+              <w:pStyle w:val="25"/>
+              <w:keepNext w:val="0"/>
+              <w:keepLines w:val="0"/>
+              <w:pageBreakBefore w:val="0"/>
+              <w:widowControl w:val="0"/>
+              <w:kinsoku w:val="0"/>
+              <w:wordWrap/>
+              <w:overflowPunct/>
+              <w:topLinePunct w:val="0"/>
+              <w:autoSpaceDE w:val="0"/>
+              <w:autoSpaceDN w:val="0"/>
+              <w:bidi w:val="0"/>
+              <w:adjustRightInd w:val="0"/>
+              <w:snapToGrid w:val="0"/>
+              <w:textAlignment w:val="baseline"/>
             </w:pPr>
           </w:p>
         </w:tc>
@@ -738,7 +1237,21 @@
           </w:tcPr>
           <w:p>
             <w:pPr>
-              <w:pStyle w:val="TableText"/>
+              <w:pStyle w:val="25"/>
+              <w:keepNext w:val="0"/>
+              <w:keepLines w:val="0"/>
+              <w:pageBreakBefore w:val="0"/>
+              <w:widowControl w:val="0"/>
+              <w:kinsoku w:val="0"/>
+              <w:wordWrap/>
+              <w:overflowPunct/>
+              <w:topLinePunct w:val="0"/>
+              <w:autoSpaceDE w:val="0"/>
+              <w:autoSpaceDN w:val="0"/>
+              <w:bidi w:val="0"/>
+              <w:adjustRightInd w:val="0"/>
+              <w:snapToGrid w:val="0"/>
+              <w:textAlignment w:val="baseline"/>
             </w:pPr>
           </w:p>
         </w:tc>
@@ -748,16 +1261,35 @@
           </w:tcPr>
           <w:p>
             <w:pPr>
-              <w:pStyle w:val="TableText"/>
+              <w:pStyle w:val="25"/>
+              <w:keepNext w:val="0"/>
+              <w:keepLines w:val="0"/>
+              <w:pageBreakBefore w:val="0"/>
+              <w:widowControl w:val="0"/>
+              <w:kinsoku w:val="0"/>
+              <w:wordWrap/>
+              <w:overflowPunct/>
+              <w:topLinePunct w:val="0"/>
+              <w:autoSpaceDE w:val="0"/>
+              <w:autoSpaceDN w:val="0"/>
+              <w:bidi w:val="0"/>
+              <w:adjustRightInd w:val="0"/>
+              <w:snapToGrid w:val="0"/>
+              <w:textAlignment w:val="baseline"/>
             </w:pPr>
           </w:p>
         </w:tc>
       </w:tr>
       <w:tr>
         <w:tblPrEx>
-          <w:tblW w:w="9072" w:type="dxa"/>
-          <w:tblInd w:w="5" w:type="dxa"/>
-          <w:tblLayout w:type="fixed"/>
+          <w:tblBorders>
+            <w:top w:val="single" w:color="000000" w:sz="4" w:space="0"/>
+            <w:left w:val="single" w:color="000000" w:sz="4" w:space="0"/>
+            <w:bottom w:val="single" w:color="000000" w:sz="4" w:space="0"/>
+            <w:right w:val="single" w:color="000000" w:sz="4" w:space="0"/>
+            <w:insideH w:val="single" w:color="000000" w:sz="4" w:space="0"/>
+            <w:insideV w:val="single" w:color="000000" w:sz="4" w:space="0"/>
+          </w:tblBorders>
           <w:tblCellMar>
             <w:top w:w="0" w:type="dxa"/>
             <w:left w:w="0" w:type="dxa"/>
@@ -766,7 +1298,7 @@
           </w:tblCellMar>
         </w:tblPrEx>
         <w:trPr>
-          <w:trHeight w:val="474"/>
+          <w:trHeight w:val="474" w:hRule="atLeast"/>
         </w:trPr>
         <w:tc>
           <w:tcPr>
@@ -774,7 +1306,21 @@
           </w:tcPr>
           <w:p>
             <w:pPr>
-              <w:pStyle w:val="TableText"/>
+              <w:pStyle w:val="25"/>
+              <w:keepNext w:val="0"/>
+              <w:keepLines w:val="0"/>
+              <w:pageBreakBefore w:val="0"/>
+              <w:widowControl w:val="0"/>
+              <w:kinsoku w:val="0"/>
+              <w:wordWrap/>
+              <w:overflowPunct/>
+              <w:topLinePunct w:val="0"/>
+              <w:autoSpaceDE w:val="0"/>
+              <w:autoSpaceDN w:val="0"/>
+              <w:bidi w:val="0"/>
+              <w:adjustRightInd w:val="0"/>
+              <w:snapToGrid w:val="0"/>
+              <w:textAlignment w:val="baseline"/>
             </w:pPr>
           </w:p>
         </w:tc>
@@ -784,7 +1330,21 @@
           </w:tcPr>
           <w:p>
             <w:pPr>
-              <w:pStyle w:val="TableText"/>
+              <w:pStyle w:val="25"/>
+              <w:keepNext w:val="0"/>
+              <w:keepLines w:val="0"/>
+              <w:pageBreakBefore w:val="0"/>
+              <w:widowControl w:val="0"/>
+              <w:kinsoku w:val="0"/>
+              <w:wordWrap/>
+              <w:overflowPunct/>
+              <w:topLinePunct w:val="0"/>
+              <w:autoSpaceDE w:val="0"/>
+              <w:autoSpaceDN w:val="0"/>
+              <w:bidi w:val="0"/>
+              <w:adjustRightInd w:val="0"/>
+              <w:snapToGrid w:val="0"/>
+              <w:textAlignment w:val="baseline"/>
             </w:pPr>
           </w:p>
         </w:tc>
@@ -794,7 +1354,21 @@
           </w:tcPr>
           <w:p>
             <w:pPr>
-              <w:pStyle w:val="TableText"/>
+              <w:pStyle w:val="25"/>
+              <w:keepNext w:val="0"/>
+              <w:keepLines w:val="0"/>
+              <w:pageBreakBefore w:val="0"/>
+              <w:widowControl w:val="0"/>
+              <w:kinsoku w:val="0"/>
+              <w:wordWrap/>
+              <w:overflowPunct/>
+              <w:topLinePunct w:val="0"/>
+              <w:autoSpaceDE w:val="0"/>
+              <w:autoSpaceDN w:val="0"/>
+              <w:bidi w:val="0"/>
+              <w:adjustRightInd w:val="0"/>
+              <w:snapToGrid w:val="0"/>
+              <w:textAlignment w:val="baseline"/>
             </w:pPr>
           </w:p>
         </w:tc>
@@ -804,7 +1378,21 @@
           </w:tcPr>
           <w:p>
             <w:pPr>
-              <w:pStyle w:val="TableText"/>
+              <w:pStyle w:val="25"/>
+              <w:keepNext w:val="0"/>
+              <w:keepLines w:val="0"/>
+              <w:pageBreakBefore w:val="0"/>
+              <w:widowControl w:val="0"/>
+              <w:kinsoku w:val="0"/>
+              <w:wordWrap/>
+              <w:overflowPunct/>
+              <w:topLinePunct w:val="0"/>
+              <w:autoSpaceDE w:val="0"/>
+              <w:autoSpaceDN w:val="0"/>
+              <w:bidi w:val="0"/>
+              <w:adjustRightInd w:val="0"/>
+              <w:snapToGrid w:val="0"/>
+              <w:textAlignment w:val="baseline"/>
             </w:pPr>
           </w:p>
         </w:tc>
@@ -814,16 +1402,35 @@
           </w:tcPr>
           <w:p>
             <w:pPr>
-              <w:pStyle w:val="TableText"/>
+              <w:pStyle w:val="25"/>
+              <w:keepNext w:val="0"/>
+              <w:keepLines w:val="0"/>
+              <w:pageBreakBefore w:val="0"/>
+              <w:widowControl w:val="0"/>
+              <w:kinsoku w:val="0"/>
+              <w:wordWrap/>
+              <w:overflowPunct/>
+              <w:topLinePunct w:val="0"/>
+              <w:autoSpaceDE w:val="0"/>
+              <w:autoSpaceDN w:val="0"/>
+              <w:bidi w:val="0"/>
+              <w:adjustRightInd w:val="0"/>
+              <w:snapToGrid w:val="0"/>
+              <w:textAlignment w:val="baseline"/>
             </w:pPr>
           </w:p>
         </w:tc>
       </w:tr>
       <w:tr>
         <w:tblPrEx>
-          <w:tblW w:w="9072" w:type="dxa"/>
-          <w:tblInd w:w="5" w:type="dxa"/>
-          <w:tblLayout w:type="fixed"/>
+          <w:tblBorders>
+            <w:top w:val="single" w:color="000000" w:sz="4" w:space="0"/>
+            <w:left w:val="single" w:color="000000" w:sz="4" w:space="0"/>
+            <w:bottom w:val="single" w:color="000000" w:sz="4" w:space="0"/>
+            <w:right w:val="single" w:color="000000" w:sz="4" w:space="0"/>
+            <w:insideH w:val="single" w:color="000000" w:sz="4" w:space="0"/>
+            <w:insideV w:val="single" w:color="000000" w:sz="4" w:space="0"/>
+          </w:tblBorders>
           <w:tblCellMar>
             <w:top w:w="0" w:type="dxa"/>
             <w:left w:w="0" w:type="dxa"/>
@@ -832,7 +1439,7 @@
           </w:tblCellMar>
         </w:tblPrEx>
         <w:trPr>
-          <w:trHeight w:val="589"/>
+          <w:trHeight w:val="589" w:hRule="atLeast"/>
         </w:trPr>
         <w:tc>
           <w:tcPr>
@@ -840,7 +1447,21 @@
           </w:tcPr>
           <w:p>
             <w:pPr>
-              <w:pStyle w:val="TableText"/>
+              <w:pStyle w:val="25"/>
+              <w:keepNext w:val="0"/>
+              <w:keepLines w:val="0"/>
+              <w:pageBreakBefore w:val="0"/>
+              <w:widowControl w:val="0"/>
+              <w:kinsoku w:val="0"/>
+              <w:wordWrap/>
+              <w:overflowPunct/>
+              <w:topLinePunct w:val="0"/>
+              <w:autoSpaceDE w:val="0"/>
+              <w:autoSpaceDN w:val="0"/>
+              <w:bidi w:val="0"/>
+              <w:adjustRightInd w:val="0"/>
+              <w:snapToGrid w:val="0"/>
+              <w:textAlignment w:val="baseline"/>
             </w:pPr>
           </w:p>
         </w:tc>
@@ -850,7 +1471,21 @@
           </w:tcPr>
           <w:p>
             <w:pPr>
-              <w:pStyle w:val="TableText"/>
+              <w:pStyle w:val="25"/>
+              <w:keepNext w:val="0"/>
+              <w:keepLines w:val="0"/>
+              <w:pageBreakBefore w:val="0"/>
+              <w:widowControl w:val="0"/>
+              <w:kinsoku w:val="0"/>
+              <w:wordWrap/>
+              <w:overflowPunct/>
+              <w:topLinePunct w:val="0"/>
+              <w:autoSpaceDE w:val="0"/>
+              <w:autoSpaceDN w:val="0"/>
+              <w:bidi w:val="0"/>
+              <w:adjustRightInd w:val="0"/>
+              <w:snapToGrid w:val="0"/>
+              <w:textAlignment w:val="baseline"/>
             </w:pPr>
           </w:p>
         </w:tc>
@@ -860,7 +1495,21 @@
           </w:tcPr>
           <w:p>
             <w:pPr>
-              <w:pStyle w:val="TableText"/>
+              <w:pStyle w:val="25"/>
+              <w:keepNext w:val="0"/>
+              <w:keepLines w:val="0"/>
+              <w:pageBreakBefore w:val="0"/>
+              <w:widowControl w:val="0"/>
+              <w:kinsoku w:val="0"/>
+              <w:wordWrap/>
+              <w:overflowPunct/>
+              <w:topLinePunct w:val="0"/>
+              <w:autoSpaceDE w:val="0"/>
+              <w:autoSpaceDN w:val="0"/>
+              <w:bidi w:val="0"/>
+              <w:adjustRightInd w:val="0"/>
+              <w:snapToGrid w:val="0"/>
+              <w:textAlignment w:val="baseline"/>
             </w:pPr>
           </w:p>
         </w:tc>
@@ -870,7 +1519,21 @@
           </w:tcPr>
           <w:p>
             <w:pPr>
-              <w:pStyle w:val="TableText"/>
+              <w:pStyle w:val="25"/>
+              <w:keepNext w:val="0"/>
+              <w:keepLines w:val="0"/>
+              <w:pageBreakBefore w:val="0"/>
+              <w:widowControl w:val="0"/>
+              <w:kinsoku w:val="0"/>
+              <w:wordWrap/>
+              <w:overflowPunct/>
+              <w:topLinePunct w:val="0"/>
+              <w:autoSpaceDE w:val="0"/>
+              <w:autoSpaceDN w:val="0"/>
+              <w:bidi w:val="0"/>
+              <w:adjustRightInd w:val="0"/>
+              <w:snapToGrid w:val="0"/>
+              <w:textAlignment w:val="baseline"/>
             </w:pPr>
           </w:p>
         </w:tc>
@@ -880,7 +1543,21 @@
           </w:tcPr>
           <w:p>
             <w:pPr>
-              <w:pStyle w:val="TableText"/>
+              <w:pStyle w:val="25"/>
+              <w:keepNext w:val="0"/>
+              <w:keepLines w:val="0"/>
+              <w:pageBreakBefore w:val="0"/>
+              <w:widowControl w:val="0"/>
+              <w:kinsoku w:val="0"/>
+              <w:wordWrap/>
+              <w:overflowPunct/>
+              <w:topLinePunct w:val="0"/>
+              <w:autoSpaceDE w:val="0"/>
+              <w:autoSpaceDN w:val="0"/>
+              <w:bidi w:val="0"/>
+              <w:adjustRightInd w:val="0"/>
+              <w:snapToGrid w:val="0"/>
+              <w:textAlignment w:val="baseline"/>
             </w:pPr>
           </w:p>
         </w:tc>
@@ -888,22 +1565,50 @@
     </w:tbl>
     <w:p>
       <w:pPr>
-        <w:pStyle w:val="BodyText"/>
+        <w:pStyle w:val="12"/>
+        <w:keepNext w:val="0"/>
+        <w:keepLines w:val="0"/>
+        <w:pageBreakBefore w:val="0"/>
+        <w:widowControl w:val="0"/>
+        <w:kinsoku w:val="0"/>
+        <w:wordWrap/>
+        <w:overflowPunct/>
+        <w:topLinePunct w:val="0"/>
+        <w:autoSpaceDE w:val="0"/>
+        <w:autoSpaceDN w:val="0"/>
+        <w:bidi w:val="0"/>
+        <w:adjustRightInd w:val="0"/>
+        <w:snapToGrid w:val="0"/>
+        <w:textAlignment w:val="baseline"/>
       </w:pPr>
     </w:p>
     <w:p>
       <w:pPr>
+        <w:keepNext w:val="0"/>
+        <w:keepLines w:val="0"/>
+        <w:pageBreakBefore w:val="0"/>
+        <w:widowControl w:val="0"/>
+        <w:kinsoku w:val="0"/>
+        <w:wordWrap/>
+        <w:overflowPunct/>
+        <w:topLinePunct w:val="0"/>
+        <w:autoSpaceDE w:val="0"/>
+        <w:autoSpaceDN w:val="0"/>
+        <w:bidi w:val="0"/>
+        <w:adjustRightInd w:val="0"/>
+        <w:snapToGrid w:val="0"/>
+        <w:textAlignment w:val="baseline"/>
         <w:sectPr>
           <w:pgSz w:w="11906" w:h="16839"/>
           <w:pgMar w:top="1431" w:right="1127" w:bottom="0" w:left="1696" w:header="0" w:footer="0" w:gutter="0"/>
-          <w:cols w:num="1" w:space="720"/>
+          <w:cols w:space="720" w:num="1"/>
         </w:sectPr>
       </w:pPr>
     </w:p>
     <w:sdt>
       <w:sdtPr>
         <w:rPr>
-          <w:rFonts w:ascii="宋体" w:eastAsia="宋体" w:hAnsi="宋体" w:cs="Arial"/>
+          <w:rFonts w:ascii="宋体" w:hAnsi="宋体" w:eastAsia="宋体" w:cs="Arial"/>
           <w:snapToGrid w:val="0"/>
           <w:color w:val="000000"/>
           <w:kern w:val="0"/>
@@ -919,7 +1624,7 @@
       </w:sdtPr>
       <w:sdtEndPr>
         <w:rPr>
-          <w:rFonts w:ascii="Times New Roman" w:eastAsia="Times New Roman" w:hAnsi="Times New Roman" w:cs="Times New Roman"/>
+          <w:rFonts w:ascii="Times New Roman" w:hAnsi="Times New Roman" w:eastAsia="Times New Roman" w:cs="Times New Roman"/>
           <w:snapToGrid w:val="0"/>
           <w:color w:val="000000"/>
           <w:kern w:val="0"/>
@@ -931,18 +1636,32 @@
       <w:sdtContent>
         <w:p>
           <w:pPr>
+            <w:keepNext w:val="0"/>
+            <w:keepLines w:val="0"/>
+            <w:pageBreakBefore w:val="0"/>
+            <w:widowControl w:val="0"/>
+            <w:kinsoku w:val="0"/>
+            <w:wordWrap/>
+            <w:overflowPunct/>
+            <w:topLinePunct w:val="0"/>
+            <w:autoSpaceDE w:val="0"/>
+            <w:autoSpaceDN w:val="0"/>
+            <w:bidi w:val="0"/>
+            <w:adjustRightInd w:val="0"/>
+            <w:snapToGrid w:val="0"/>
             <w:spacing w:before="0" w:beforeLines="0" w:after="0" w:afterLines="0" w:line="240" w:lineRule="auto"/>
-            <w:ind w:left="0" w:right="0" w:firstLine="0" w:leftChars="0" w:rightChars="0" w:firstLineChars="0"/>
+            <w:ind w:left="0" w:leftChars="0" w:right="0" w:rightChars="0" w:firstLine="0" w:firstLineChars="0"/>
             <w:jc w:val="center"/>
-            <w:rPr>
-              <w:rFonts w:ascii="Microsoft JhengHei" w:eastAsia="Microsoft JhengHei" w:hAnsi="Microsoft JhengHei" w:cs="Microsoft JhengHei" w:hint="eastAsia"/>
+            <w:textAlignment w:val="baseline"/>
+            <w:rPr>
+              <w:rFonts w:hint="eastAsia" w:ascii="Microsoft JhengHei" w:hAnsi="Microsoft JhengHei" w:eastAsia="Microsoft JhengHei" w:cs="Microsoft JhengHei"/>
               <w:sz w:val="24"/>
               <w:szCs w:val="24"/>
             </w:rPr>
           </w:pPr>
           <w:r>
             <w:rPr>
-              <w:rFonts w:ascii="Microsoft JhengHei" w:eastAsia="Microsoft JhengHei" w:hAnsi="Microsoft JhengHei" w:cs="Microsoft JhengHei" w:hint="eastAsia"/>
+              <w:rFonts w:hint="eastAsia" w:ascii="Microsoft JhengHei" w:hAnsi="Microsoft JhengHei" w:eastAsia="Microsoft JhengHei" w:cs="Microsoft JhengHei"/>
               <w:sz w:val="24"/>
               <w:szCs w:val="24"/>
             </w:rPr>
@@ -951,14 +1670,28 @@
         </w:p>
         <w:p>
           <w:pPr>
-            <w:pStyle w:val="TOC1"/>
+            <w:pStyle w:val="16"/>
+            <w:keepNext w:val="0"/>
+            <w:keepLines w:val="0"/>
+            <w:pageBreakBefore w:val="0"/>
+            <w:widowControl w:val="0"/>
             <w:tabs>
               <w:tab w:val="right" w:leader="dot" w:pos="8497"/>
             </w:tabs>
+            <w:kinsoku w:val="0"/>
+            <w:wordWrap/>
+            <w:overflowPunct/>
+            <w:topLinePunct w:val="0"/>
+            <w:autoSpaceDE w:val="0"/>
+            <w:autoSpaceDN w:val="0"/>
+            <w:bidi w:val="0"/>
+            <w:adjustRightInd w:val="0"/>
+            <w:snapToGrid w:val="0"/>
+            <w:textAlignment w:val="baseline"/>
           </w:pPr>
           <w:r>
             <w:rPr>
-              <w:rFonts w:ascii="Microsoft JhengHei" w:eastAsia="Microsoft JhengHei" w:hAnsi="Microsoft JhengHei" w:cs="Microsoft JhengHei" w:hint="eastAsia"/>
+              <w:rFonts w:hint="eastAsia" w:ascii="Microsoft JhengHei" w:hAnsi="Microsoft JhengHei" w:eastAsia="Microsoft JhengHei" w:cs="Microsoft JhengHei"/>
               <w:sz w:val="24"/>
               <w:szCs w:val="24"/>
             </w:rPr>
@@ -966,7 +1699,7 @@
           </w:r>
           <w:r>
             <w:rPr>
-              <w:rFonts w:ascii="Microsoft JhengHei" w:eastAsia="Microsoft JhengHei" w:hAnsi="Microsoft JhengHei" w:cs="Microsoft JhengHei" w:hint="eastAsia"/>
+              <w:rFonts w:hint="eastAsia" w:ascii="Microsoft JhengHei" w:hAnsi="Microsoft JhengHei" w:eastAsia="Microsoft JhengHei" w:cs="Microsoft JhengHei"/>
               <w:sz w:val="24"/>
               <w:szCs w:val="24"/>
             </w:rPr>
@@ -974,7 +1707,7 @@
           </w:r>
           <w:r>
             <w:rPr>
-              <w:rFonts w:ascii="Microsoft JhengHei" w:eastAsia="Microsoft JhengHei" w:hAnsi="Microsoft JhengHei" w:cs="Microsoft JhengHei" w:hint="eastAsia"/>
+              <w:rFonts w:hint="eastAsia" w:ascii="Microsoft JhengHei" w:hAnsi="Microsoft JhengHei" w:eastAsia="Microsoft JhengHei" w:cs="Microsoft JhengHei"/>
               <w:sz w:val="24"/>
               <w:szCs w:val="24"/>
             </w:rPr>
@@ -982,21 +1715,21 @@
           </w:r>
           <w:r>
             <w:rPr>
-              <w:rFonts w:ascii="Microsoft JhengHei" w:eastAsia="Microsoft JhengHei" w:hAnsi="Microsoft JhengHei" w:cs="Microsoft JhengHei" w:hint="eastAsia"/>
+              <w:rFonts w:hint="eastAsia" w:ascii="Microsoft JhengHei" w:hAnsi="Microsoft JhengHei" w:eastAsia="Microsoft JhengHei" w:cs="Microsoft JhengHei"/>
               <w:szCs w:val="24"/>
             </w:rPr>
             <w:fldChar w:fldCharType="begin"/>
           </w:r>
           <w:r>
             <w:rPr>
-              <w:rFonts w:ascii="Microsoft JhengHei" w:eastAsia="Microsoft JhengHei" w:hAnsi="Microsoft JhengHei" w:cs="Microsoft JhengHei" w:hint="eastAsia"/>
-              <w:szCs w:val="24"/>
-            </w:rPr>
-            <w:instrText xml:space="preserve"> HYPERLINK \l _Toc18016 </w:instrText>
-          </w:r>
-          <w:r>
-            <w:rPr>
-              <w:rFonts w:ascii="Microsoft JhengHei" w:eastAsia="Microsoft JhengHei" w:hAnsi="Microsoft JhengHei" w:cs="Microsoft JhengHei" w:hint="eastAsia"/>
+              <w:rFonts w:hint="eastAsia" w:ascii="Microsoft JhengHei" w:hAnsi="Microsoft JhengHei" w:eastAsia="Microsoft JhengHei" w:cs="Microsoft JhengHei"/>
+              <w:szCs w:val="24"/>
+            </w:rPr>
+            <w:instrText xml:space="preserve"> HYPERLINK \l _Toc506 </w:instrText>
+          </w:r>
+          <w:r>
+            <w:rPr>
+              <w:rFonts w:hint="eastAsia" w:ascii="Microsoft JhengHei" w:hAnsi="Microsoft JhengHei" w:eastAsia="Microsoft JhengHei" w:cs="Microsoft JhengHei"/>
               <w:szCs w:val="24"/>
             </w:rPr>
             <w:fldChar w:fldCharType="separate"/>
@@ -1011,7 +1744,7 @@
             <w:fldChar w:fldCharType="begin"/>
           </w:r>
           <w:r>
-            <w:instrText xml:space="preserve"> PAGEREF _Toc18016 \h </w:instrText>
+            <w:instrText xml:space="preserve"> PAGEREF _Toc506 \h </w:instrText>
           </w:r>
           <w:r>
             <w:fldChar w:fldCharType="separate"/>
@@ -1024,7 +1757,7 @@
           </w:r>
           <w:r>
             <w:rPr>
-              <w:rFonts w:ascii="Microsoft JhengHei" w:eastAsia="Microsoft JhengHei" w:hAnsi="Microsoft JhengHei" w:cs="Microsoft JhengHei" w:hint="eastAsia"/>
+              <w:rFonts w:hint="eastAsia" w:ascii="Microsoft JhengHei" w:hAnsi="Microsoft JhengHei" w:eastAsia="Microsoft JhengHei" w:cs="Microsoft JhengHei"/>
               <w:szCs w:val="24"/>
             </w:rPr>
             <w:fldChar w:fldCharType="end"/>
@@ -1032,28 +1765,42 @@
         </w:p>
         <w:p>
           <w:pPr>
-            <w:pStyle w:val="TOC1"/>
+            <w:pStyle w:val="16"/>
+            <w:keepNext w:val="0"/>
+            <w:keepLines w:val="0"/>
+            <w:pageBreakBefore w:val="0"/>
+            <w:widowControl w:val="0"/>
             <w:tabs>
               <w:tab w:val="right" w:leader="dot" w:pos="8497"/>
             </w:tabs>
+            <w:kinsoku w:val="0"/>
+            <w:wordWrap/>
+            <w:overflowPunct/>
+            <w:topLinePunct w:val="0"/>
+            <w:autoSpaceDE w:val="0"/>
+            <w:autoSpaceDN w:val="0"/>
+            <w:bidi w:val="0"/>
+            <w:adjustRightInd w:val="0"/>
+            <w:snapToGrid w:val="0"/>
+            <w:textAlignment w:val="baseline"/>
           </w:pPr>
           <w:r>
             <w:rPr>
-              <w:rFonts w:ascii="Microsoft JhengHei" w:eastAsia="Microsoft JhengHei" w:hAnsi="Microsoft JhengHei" w:cs="Microsoft JhengHei" w:hint="eastAsia"/>
+              <w:rFonts w:hint="eastAsia" w:ascii="Microsoft JhengHei" w:hAnsi="Microsoft JhengHei" w:eastAsia="Microsoft JhengHei" w:cs="Microsoft JhengHei"/>
               <w:szCs w:val="24"/>
             </w:rPr>
             <w:fldChar w:fldCharType="begin"/>
           </w:r>
           <w:r>
             <w:rPr>
-              <w:rFonts w:ascii="Microsoft JhengHei" w:eastAsia="Microsoft JhengHei" w:hAnsi="Microsoft JhengHei" w:cs="Microsoft JhengHei" w:hint="eastAsia"/>
-              <w:szCs w:val="24"/>
-            </w:rPr>
-            <w:instrText xml:space="preserve"> HYPERLINK \l _Toc22402 </w:instrText>
-          </w:r>
-          <w:r>
-            <w:rPr>
-              <w:rFonts w:ascii="Microsoft JhengHei" w:eastAsia="Microsoft JhengHei" w:hAnsi="Microsoft JhengHei" w:cs="Microsoft JhengHei" w:hint="eastAsia"/>
+              <w:rFonts w:hint="eastAsia" w:ascii="Microsoft JhengHei" w:hAnsi="Microsoft JhengHei" w:eastAsia="Microsoft JhengHei" w:cs="Microsoft JhengHei"/>
+              <w:szCs w:val="24"/>
+            </w:rPr>
+            <w:instrText xml:space="preserve"> HYPERLINK \l _Toc8699 </w:instrText>
+          </w:r>
+          <w:r>
+            <w:rPr>
+              <w:rFonts w:hint="eastAsia" w:ascii="Microsoft JhengHei" w:hAnsi="Microsoft JhengHei" w:eastAsia="Microsoft JhengHei" w:cs="Microsoft JhengHei"/>
               <w:szCs w:val="24"/>
             </w:rPr>
             <w:fldChar w:fldCharType="separate"/>
@@ -1068,7 +1815,7 @@
             <w:fldChar w:fldCharType="begin"/>
           </w:r>
           <w:r>
-            <w:instrText xml:space="preserve"> PAGEREF _Toc22402 \h </w:instrText>
+            <w:instrText xml:space="preserve"> PAGEREF _Toc8699 \h </w:instrText>
           </w:r>
           <w:r>
             <w:fldChar w:fldCharType="separate"/>
@@ -1081,7 +1828,7 @@
           </w:r>
           <w:r>
             <w:rPr>
-              <w:rFonts w:ascii="Microsoft JhengHei" w:eastAsia="Microsoft JhengHei" w:hAnsi="Microsoft JhengHei" w:cs="Microsoft JhengHei" w:hint="eastAsia"/>
+              <w:rFonts w:hint="eastAsia" w:ascii="Microsoft JhengHei" w:hAnsi="Microsoft JhengHei" w:eastAsia="Microsoft JhengHei" w:cs="Microsoft JhengHei"/>
               <w:szCs w:val="24"/>
             </w:rPr>
             <w:fldChar w:fldCharType="end"/>
@@ -1089,35 +1836,49 @@
         </w:p>
         <w:p>
           <w:pPr>
-            <w:pStyle w:val="TOC1"/>
+            <w:pStyle w:val="16"/>
+            <w:keepNext w:val="0"/>
+            <w:keepLines w:val="0"/>
+            <w:pageBreakBefore w:val="0"/>
+            <w:widowControl w:val="0"/>
             <w:tabs>
               <w:tab w:val="right" w:leader="dot" w:pos="8497"/>
             </w:tabs>
+            <w:kinsoku w:val="0"/>
+            <w:wordWrap/>
+            <w:overflowPunct/>
+            <w:topLinePunct w:val="0"/>
+            <w:autoSpaceDE w:val="0"/>
+            <w:autoSpaceDN w:val="0"/>
+            <w:bidi w:val="0"/>
+            <w:adjustRightInd w:val="0"/>
+            <w:snapToGrid w:val="0"/>
+            <w:textAlignment w:val="baseline"/>
           </w:pPr>
           <w:r>
             <w:rPr>
-              <w:rFonts w:ascii="Microsoft JhengHei" w:eastAsia="Microsoft JhengHei" w:hAnsi="Microsoft JhengHei" w:cs="Microsoft JhengHei" w:hint="eastAsia"/>
+              <w:rFonts w:hint="eastAsia" w:ascii="Microsoft JhengHei" w:hAnsi="Microsoft JhengHei" w:eastAsia="Microsoft JhengHei" w:cs="Microsoft JhengHei"/>
               <w:szCs w:val="24"/>
             </w:rPr>
             <w:fldChar w:fldCharType="begin"/>
           </w:r>
           <w:r>
             <w:rPr>
-              <w:rFonts w:ascii="Microsoft JhengHei" w:eastAsia="Microsoft JhengHei" w:hAnsi="Microsoft JhengHei" w:cs="Microsoft JhengHei" w:hint="eastAsia"/>
-              <w:szCs w:val="24"/>
-            </w:rPr>
-            <w:instrText xml:space="preserve"> HYPERLINK \l _Toc11608 </w:instrText>
-          </w:r>
-          <w:r>
-            <w:rPr>
-              <w:rFonts w:ascii="Microsoft JhengHei" w:eastAsia="Microsoft JhengHei" w:hAnsi="Microsoft JhengHei" w:cs="Microsoft JhengHei" w:hint="eastAsia"/>
+              <w:rFonts w:hint="eastAsia" w:ascii="Microsoft JhengHei" w:hAnsi="Microsoft JhengHei" w:eastAsia="Microsoft JhengHei" w:cs="Microsoft JhengHei"/>
+              <w:szCs w:val="24"/>
+            </w:rPr>
+            <w:instrText xml:space="preserve"> HYPERLINK \l _Toc26200 </w:instrText>
+          </w:r>
+          <w:r>
+            <w:rPr>
+              <w:rFonts w:hint="eastAsia" w:ascii="Microsoft JhengHei" w:hAnsi="Microsoft JhengHei" w:eastAsia="Microsoft JhengHei" w:cs="Microsoft JhengHei"/>
               <w:szCs w:val="24"/>
             </w:rPr>
             <w:fldChar w:fldCharType="separate"/>
           </w:r>
           <w:r>
             <w:rPr>
-              <w:rFonts w:ascii="宋体" w:eastAsia="宋体" w:hAnsi="宋体" w:cs="宋体"/>
+              <w:rFonts w:ascii="宋体" w:hAnsi="宋体" w:eastAsia="宋体" w:cs="宋体"/>
               <w:spacing w:val="-3"/>
               <w:szCs w:val="28"/>
             </w:rPr>
@@ -1130,7 +1891,7 @@
             <w:fldChar w:fldCharType="begin"/>
           </w:r>
           <w:r>
-            <w:instrText xml:space="preserve"> PAGEREF _Toc11608 \h </w:instrText>
+            <w:instrText xml:space="preserve"> PAGEREF _Toc26200 \h </w:instrText>
           </w:r>
           <w:r>
             <w:fldChar w:fldCharType="separate"/>
@@ -1143,7 +1904,7 @@
           </w:r>
           <w:r>
             <w:rPr>
-              <w:rFonts w:ascii="Microsoft JhengHei" w:eastAsia="Microsoft JhengHei" w:hAnsi="Microsoft JhengHei" w:cs="Microsoft JhengHei" w:hint="eastAsia"/>
+              <w:rFonts w:hint="eastAsia" w:ascii="Microsoft JhengHei" w:hAnsi="Microsoft JhengHei" w:eastAsia="Microsoft JhengHei" w:cs="Microsoft JhengHei"/>
               <w:szCs w:val="24"/>
             </w:rPr>
             <w:fldChar w:fldCharType="end"/>
@@ -1151,28 +1912,42 @@
         </w:p>
         <w:p>
           <w:pPr>
-            <w:pStyle w:val="TOC1"/>
+            <w:pStyle w:val="16"/>
+            <w:keepNext w:val="0"/>
+            <w:keepLines w:val="0"/>
+            <w:pageBreakBefore w:val="0"/>
+            <w:widowControl w:val="0"/>
             <w:tabs>
               <w:tab w:val="right" w:leader="dot" w:pos="8497"/>
             </w:tabs>
+            <w:kinsoku w:val="0"/>
+            <w:wordWrap/>
+            <w:overflowPunct/>
+            <w:topLinePunct w:val="0"/>
+            <w:autoSpaceDE w:val="0"/>
+            <w:autoSpaceDN w:val="0"/>
+            <w:bidi w:val="0"/>
+            <w:adjustRightInd w:val="0"/>
+            <w:snapToGrid w:val="0"/>
+            <w:textAlignment w:val="baseline"/>
           </w:pPr>
           <w:r>
             <w:rPr>
-              <w:rFonts w:ascii="Microsoft JhengHei" w:eastAsia="Microsoft JhengHei" w:hAnsi="Microsoft JhengHei" w:cs="Microsoft JhengHei" w:hint="eastAsia"/>
+              <w:rFonts w:hint="eastAsia" w:ascii="Microsoft JhengHei" w:hAnsi="Microsoft JhengHei" w:eastAsia="Microsoft JhengHei" w:cs="Microsoft JhengHei"/>
               <w:szCs w:val="24"/>
             </w:rPr>
             <w:fldChar w:fldCharType="begin"/>
           </w:r>
           <w:r>
             <w:rPr>
-              <w:rFonts w:ascii="Microsoft JhengHei" w:eastAsia="Microsoft JhengHei" w:hAnsi="Microsoft JhengHei" w:cs="Microsoft JhengHei" w:hint="eastAsia"/>
-              <w:szCs w:val="24"/>
-            </w:rPr>
-            <w:instrText xml:space="preserve"> HYPERLINK \l _Toc10067 </w:instrText>
-          </w:r>
-          <w:r>
-            <w:rPr>
-              <w:rFonts w:ascii="Microsoft JhengHei" w:eastAsia="Microsoft JhengHei" w:hAnsi="Microsoft JhengHei" w:cs="Microsoft JhengHei" w:hint="eastAsia"/>
+              <w:rFonts w:hint="eastAsia" w:ascii="Microsoft JhengHei" w:hAnsi="Microsoft JhengHei" w:eastAsia="Microsoft JhengHei" w:cs="Microsoft JhengHei"/>
+              <w:szCs w:val="24"/>
+            </w:rPr>
+            <w:instrText xml:space="preserve"> HYPERLINK \l _Toc595 </w:instrText>
+          </w:r>
+          <w:r>
+            <w:rPr>
+              <w:rFonts w:hint="eastAsia" w:ascii="Microsoft JhengHei" w:hAnsi="Microsoft JhengHei" w:eastAsia="Microsoft JhengHei" w:cs="Microsoft JhengHei"/>
               <w:szCs w:val="24"/>
             </w:rPr>
             <w:fldChar w:fldCharType="separate"/>
@@ -1197,7 +1972,7 @@
             <w:fldChar w:fldCharType="begin"/>
           </w:r>
           <w:r>
-            <w:instrText xml:space="preserve"> PAGEREF _Toc10067 \h </w:instrText>
+            <w:instrText xml:space="preserve"> PAGEREF _Toc595 \h </w:instrText>
           </w:r>
           <w:r>
             <w:fldChar w:fldCharType="separate"/>
@@ -1210,7 +1985,7 @@
           </w:r>
           <w:r>
             <w:rPr>
-              <w:rFonts w:ascii="Microsoft JhengHei" w:eastAsia="Microsoft JhengHei" w:hAnsi="Microsoft JhengHei" w:cs="Microsoft JhengHei" w:hint="eastAsia"/>
+              <w:rFonts w:hint="eastAsia" w:ascii="Microsoft JhengHei" w:hAnsi="Microsoft JhengHei" w:eastAsia="Microsoft JhengHei" w:cs="Microsoft JhengHei"/>
               <w:szCs w:val="24"/>
             </w:rPr>
             <w:fldChar w:fldCharType="end"/>
@@ -1218,28 +1993,42 @@
         </w:p>
         <w:p>
           <w:pPr>
-            <w:pStyle w:val="TOC1"/>
+            <w:pStyle w:val="16"/>
+            <w:keepNext w:val="0"/>
+            <w:keepLines w:val="0"/>
+            <w:pageBreakBefore w:val="0"/>
+            <w:widowControl w:val="0"/>
             <w:tabs>
               <w:tab w:val="right" w:leader="dot" w:pos="8497"/>
             </w:tabs>
+            <w:kinsoku w:val="0"/>
+            <w:wordWrap/>
+            <w:overflowPunct/>
+            <w:topLinePunct w:val="0"/>
+            <w:autoSpaceDE w:val="0"/>
+            <w:autoSpaceDN w:val="0"/>
+            <w:bidi w:val="0"/>
+            <w:adjustRightInd w:val="0"/>
+            <w:snapToGrid w:val="0"/>
+            <w:textAlignment w:val="baseline"/>
           </w:pPr>
           <w:r>
             <w:rPr>
-              <w:rFonts w:ascii="Microsoft JhengHei" w:eastAsia="Microsoft JhengHei" w:hAnsi="Microsoft JhengHei" w:cs="Microsoft JhengHei" w:hint="eastAsia"/>
+              <w:rFonts w:hint="eastAsia" w:ascii="Microsoft JhengHei" w:hAnsi="Microsoft JhengHei" w:eastAsia="Microsoft JhengHei" w:cs="Microsoft JhengHei"/>
               <w:szCs w:val="24"/>
             </w:rPr>
             <w:fldChar w:fldCharType="begin"/>
           </w:r>
           <w:r>
             <w:rPr>
-              <w:rFonts w:ascii="Microsoft JhengHei" w:eastAsia="Microsoft JhengHei" w:hAnsi="Microsoft JhengHei" w:cs="Microsoft JhengHei" w:hint="eastAsia"/>
-              <w:szCs w:val="24"/>
-            </w:rPr>
-            <w:instrText xml:space="preserve"> HYPERLINK \l _Toc16734 </w:instrText>
-          </w:r>
-          <w:r>
-            <w:rPr>
-              <w:rFonts w:ascii="Microsoft JhengHei" w:eastAsia="Microsoft JhengHei" w:hAnsi="Microsoft JhengHei" w:cs="Microsoft JhengHei" w:hint="eastAsia"/>
+              <w:rFonts w:hint="eastAsia" w:ascii="Microsoft JhengHei" w:hAnsi="Microsoft JhengHei" w:eastAsia="Microsoft JhengHei" w:cs="Microsoft JhengHei"/>
+              <w:szCs w:val="24"/>
+            </w:rPr>
+            <w:instrText xml:space="preserve"> HYPERLINK \l _Toc12447 </w:instrText>
+          </w:r>
+          <w:r>
+            <w:rPr>
+              <w:rFonts w:hint="eastAsia" w:ascii="Microsoft JhengHei" w:hAnsi="Microsoft JhengHei" w:eastAsia="Microsoft JhengHei" w:cs="Microsoft JhengHei"/>
               <w:szCs w:val="24"/>
             </w:rPr>
             <w:fldChar w:fldCharType="separate"/>
@@ -1260,7 +2049,7 @@
             <w:fldChar w:fldCharType="begin"/>
           </w:r>
           <w:r>
-            <w:instrText xml:space="preserve"> PAGEREF _Toc16734 \h </w:instrText>
+            <w:instrText xml:space="preserve"> PAGEREF _Toc12447 \h </w:instrText>
           </w:r>
           <w:r>
             <w:fldChar w:fldCharType="separate"/>
@@ -1273,7 +2062,7 @@
           </w:r>
           <w:r>
             <w:rPr>
-              <w:rFonts w:ascii="Microsoft JhengHei" w:eastAsia="Microsoft JhengHei" w:hAnsi="Microsoft JhengHei" w:cs="Microsoft JhengHei" w:hint="eastAsia"/>
+              <w:rFonts w:hint="eastAsia" w:ascii="Microsoft JhengHei" w:hAnsi="Microsoft JhengHei" w:eastAsia="Microsoft JhengHei" w:cs="Microsoft JhengHei"/>
               <w:szCs w:val="24"/>
             </w:rPr>
             <w:fldChar w:fldCharType="end"/>
@@ -1281,28 +2070,42 @@
         </w:p>
         <w:p>
           <w:pPr>
-            <w:pStyle w:val="TOC1"/>
+            <w:pStyle w:val="16"/>
+            <w:keepNext w:val="0"/>
+            <w:keepLines w:val="0"/>
+            <w:pageBreakBefore w:val="0"/>
+            <w:widowControl w:val="0"/>
             <w:tabs>
               <w:tab w:val="right" w:leader="dot" w:pos="8497"/>
             </w:tabs>
+            <w:kinsoku w:val="0"/>
+            <w:wordWrap/>
+            <w:overflowPunct/>
+            <w:topLinePunct w:val="0"/>
+            <w:autoSpaceDE w:val="0"/>
+            <w:autoSpaceDN w:val="0"/>
+            <w:bidi w:val="0"/>
+            <w:adjustRightInd w:val="0"/>
+            <w:snapToGrid w:val="0"/>
+            <w:textAlignment w:val="baseline"/>
           </w:pPr>
           <w:r>
             <w:rPr>
-              <w:rFonts w:ascii="Microsoft JhengHei" w:eastAsia="Microsoft JhengHei" w:hAnsi="Microsoft JhengHei" w:cs="Microsoft JhengHei" w:hint="eastAsia"/>
+              <w:rFonts w:hint="eastAsia" w:ascii="Microsoft JhengHei" w:hAnsi="Microsoft JhengHei" w:eastAsia="Microsoft JhengHei" w:cs="Microsoft JhengHei"/>
               <w:szCs w:val="24"/>
             </w:rPr>
             <w:fldChar w:fldCharType="begin"/>
           </w:r>
           <w:r>
             <w:rPr>
-              <w:rFonts w:ascii="Microsoft JhengHei" w:eastAsia="Microsoft JhengHei" w:hAnsi="Microsoft JhengHei" w:cs="Microsoft JhengHei" w:hint="eastAsia"/>
-              <w:szCs w:val="24"/>
-            </w:rPr>
-            <w:instrText xml:space="preserve"> HYPERLINK \l _Toc11256 </w:instrText>
-          </w:r>
-          <w:r>
-            <w:rPr>
-              <w:rFonts w:ascii="Microsoft JhengHei" w:eastAsia="Microsoft JhengHei" w:hAnsi="Microsoft JhengHei" w:cs="Microsoft JhengHei" w:hint="eastAsia"/>
+              <w:rFonts w:hint="eastAsia" w:ascii="Microsoft JhengHei" w:hAnsi="Microsoft JhengHei" w:eastAsia="Microsoft JhengHei" w:cs="Microsoft JhengHei"/>
+              <w:szCs w:val="24"/>
+            </w:rPr>
+            <w:instrText xml:space="preserve"> HYPERLINK \l _Toc9904 </w:instrText>
+          </w:r>
+          <w:r>
+            <w:rPr>
+              <w:rFonts w:hint="eastAsia" w:ascii="Microsoft JhengHei" w:hAnsi="Microsoft JhengHei" w:eastAsia="Microsoft JhengHei" w:cs="Microsoft JhengHei"/>
               <w:szCs w:val="24"/>
             </w:rPr>
             <w:fldChar w:fldCharType="separate"/>
@@ -1323,7 +2126,7 @@
             <w:fldChar w:fldCharType="begin"/>
           </w:r>
           <w:r>
-            <w:instrText xml:space="preserve"> PAGEREF _Toc11256 \h </w:instrText>
+            <w:instrText xml:space="preserve"> PAGEREF _Toc9904 \h </w:instrText>
           </w:r>
           <w:r>
             <w:fldChar w:fldCharType="separate"/>
@@ -1336,7 +2139,7 @@
           </w:r>
           <w:r>
             <w:rPr>
-              <w:rFonts w:ascii="Microsoft JhengHei" w:eastAsia="Microsoft JhengHei" w:hAnsi="Microsoft JhengHei" w:cs="Microsoft JhengHei" w:hint="eastAsia"/>
+              <w:rFonts w:hint="eastAsia" w:ascii="Microsoft JhengHei" w:hAnsi="Microsoft JhengHei" w:eastAsia="Microsoft JhengHei" w:cs="Microsoft JhengHei"/>
               <w:szCs w:val="24"/>
             </w:rPr>
             <w:fldChar w:fldCharType="end"/>
@@ -1344,28 +2147,42 @@
         </w:p>
         <w:p>
           <w:pPr>
-            <w:pStyle w:val="TOC1"/>
+            <w:pStyle w:val="16"/>
+            <w:keepNext w:val="0"/>
+            <w:keepLines w:val="0"/>
+            <w:pageBreakBefore w:val="0"/>
+            <w:widowControl w:val="0"/>
             <w:tabs>
               <w:tab w:val="right" w:leader="dot" w:pos="8497"/>
             </w:tabs>
+            <w:kinsoku w:val="0"/>
+            <w:wordWrap/>
+            <w:overflowPunct/>
+            <w:topLinePunct w:val="0"/>
+            <w:autoSpaceDE w:val="0"/>
+            <w:autoSpaceDN w:val="0"/>
+            <w:bidi w:val="0"/>
+            <w:adjustRightInd w:val="0"/>
+            <w:snapToGrid w:val="0"/>
+            <w:textAlignment w:val="baseline"/>
           </w:pPr>
           <w:r>
             <w:rPr>
-              <w:rFonts w:ascii="Microsoft JhengHei" w:eastAsia="Microsoft JhengHei" w:hAnsi="Microsoft JhengHei" w:cs="Microsoft JhengHei" w:hint="eastAsia"/>
+              <w:rFonts w:hint="eastAsia" w:ascii="Microsoft JhengHei" w:hAnsi="Microsoft JhengHei" w:eastAsia="Microsoft JhengHei" w:cs="Microsoft JhengHei"/>
               <w:szCs w:val="24"/>
             </w:rPr>
             <w:fldChar w:fldCharType="begin"/>
           </w:r>
           <w:r>
             <w:rPr>
-              <w:rFonts w:ascii="Microsoft JhengHei" w:eastAsia="Microsoft JhengHei" w:hAnsi="Microsoft JhengHei" w:cs="Microsoft JhengHei" w:hint="eastAsia"/>
-              <w:szCs w:val="24"/>
-            </w:rPr>
-            <w:instrText xml:space="preserve"> HYPERLINK \l _Toc4075 </w:instrText>
-          </w:r>
-          <w:r>
-            <w:rPr>
-              <w:rFonts w:ascii="Microsoft JhengHei" w:eastAsia="Microsoft JhengHei" w:hAnsi="Microsoft JhengHei" w:cs="Microsoft JhengHei" w:hint="eastAsia"/>
+              <w:rFonts w:hint="eastAsia" w:ascii="Microsoft JhengHei" w:hAnsi="Microsoft JhengHei" w:eastAsia="Microsoft JhengHei" w:cs="Microsoft JhengHei"/>
+              <w:szCs w:val="24"/>
+            </w:rPr>
+            <w:instrText xml:space="preserve"> HYPERLINK \l _Toc27278 </w:instrText>
+          </w:r>
+          <w:r>
+            <w:rPr>
+              <w:rFonts w:hint="eastAsia" w:ascii="Microsoft JhengHei" w:hAnsi="Microsoft JhengHei" w:eastAsia="Microsoft JhengHei" w:cs="Microsoft JhengHei"/>
               <w:szCs w:val="24"/>
             </w:rPr>
             <w:fldChar w:fldCharType="separate"/>
@@ -1386,7 +2203,7 @@
             <w:fldChar w:fldCharType="begin"/>
           </w:r>
           <w:r>
-            <w:instrText xml:space="preserve"> PAGEREF _Toc4075 \h </w:instrText>
+            <w:instrText xml:space="preserve"> PAGEREF _Toc27278 \h </w:instrText>
           </w:r>
           <w:r>
             <w:fldChar w:fldCharType="separate"/>
@@ -1399,7 +2216,7 @@
           </w:r>
           <w:r>
             <w:rPr>
-              <w:rFonts w:ascii="Microsoft JhengHei" w:eastAsia="Microsoft JhengHei" w:hAnsi="Microsoft JhengHei" w:cs="Microsoft JhengHei" w:hint="eastAsia"/>
+              <w:rFonts w:hint="eastAsia" w:ascii="Microsoft JhengHei" w:hAnsi="Microsoft JhengHei" w:eastAsia="Microsoft JhengHei" w:cs="Microsoft JhengHei"/>
               <w:szCs w:val="24"/>
             </w:rPr>
             <w:fldChar w:fldCharType="end"/>
@@ -1407,28 +2224,42 @@
         </w:p>
         <w:p>
           <w:pPr>
-            <w:pStyle w:val="TOC1"/>
+            <w:pStyle w:val="16"/>
+            <w:keepNext w:val="0"/>
+            <w:keepLines w:val="0"/>
+            <w:pageBreakBefore w:val="0"/>
+            <w:widowControl w:val="0"/>
             <w:tabs>
               <w:tab w:val="right" w:leader="dot" w:pos="8497"/>
             </w:tabs>
+            <w:kinsoku w:val="0"/>
+            <w:wordWrap/>
+            <w:overflowPunct/>
+            <w:topLinePunct w:val="0"/>
+            <w:autoSpaceDE w:val="0"/>
+            <w:autoSpaceDN w:val="0"/>
+            <w:bidi w:val="0"/>
+            <w:adjustRightInd w:val="0"/>
+            <w:snapToGrid w:val="0"/>
+            <w:textAlignment w:val="baseline"/>
           </w:pPr>
           <w:r>
             <w:rPr>
-              <w:rFonts w:ascii="Microsoft JhengHei" w:eastAsia="Microsoft JhengHei" w:hAnsi="Microsoft JhengHei" w:cs="Microsoft JhengHei" w:hint="eastAsia"/>
+              <w:rFonts w:hint="eastAsia" w:ascii="Microsoft JhengHei" w:hAnsi="Microsoft JhengHei" w:eastAsia="Microsoft JhengHei" w:cs="Microsoft JhengHei"/>
               <w:szCs w:val="24"/>
             </w:rPr>
             <w:fldChar w:fldCharType="begin"/>
           </w:r>
           <w:r>
             <w:rPr>
-              <w:rFonts w:ascii="Microsoft JhengHei" w:eastAsia="Microsoft JhengHei" w:hAnsi="Microsoft JhengHei" w:cs="Microsoft JhengHei" w:hint="eastAsia"/>
-              <w:szCs w:val="24"/>
-            </w:rPr>
-            <w:instrText xml:space="preserve"> HYPERLINK \l _Toc20225 </w:instrText>
-          </w:r>
-          <w:r>
-            <w:rPr>
-              <w:rFonts w:ascii="Microsoft JhengHei" w:eastAsia="Microsoft JhengHei" w:hAnsi="Microsoft JhengHei" w:cs="Microsoft JhengHei" w:hint="eastAsia"/>
+              <w:rFonts w:hint="eastAsia" w:ascii="Microsoft JhengHei" w:hAnsi="Microsoft JhengHei" w:eastAsia="Microsoft JhengHei" w:cs="Microsoft JhengHei"/>
+              <w:szCs w:val="24"/>
+            </w:rPr>
+            <w:instrText xml:space="preserve"> HYPERLINK \l _Toc29172 </w:instrText>
+          </w:r>
+          <w:r>
+            <w:rPr>
+              <w:rFonts w:hint="eastAsia" w:ascii="Microsoft JhengHei" w:hAnsi="Microsoft JhengHei" w:eastAsia="Microsoft JhengHei" w:cs="Microsoft JhengHei"/>
               <w:szCs w:val="24"/>
             </w:rPr>
             <w:fldChar w:fldCharType="separate"/>
@@ -1449,7 +2280,7 @@
             <w:fldChar w:fldCharType="begin"/>
           </w:r>
           <w:r>
-            <w:instrText xml:space="preserve"> PAGEREF _Toc20225 \h </w:instrText>
+            <w:instrText xml:space="preserve"> PAGEREF _Toc29172 \h </w:instrText>
           </w:r>
           <w:r>
             <w:fldChar w:fldCharType="separate"/>
@@ -1462,7 +2293,7 @@
           </w:r>
           <w:r>
             <w:rPr>
-              <w:rFonts w:ascii="Microsoft JhengHei" w:eastAsia="Microsoft JhengHei" w:hAnsi="Microsoft JhengHei" w:cs="Microsoft JhengHei" w:hint="eastAsia"/>
+              <w:rFonts w:hint="eastAsia" w:ascii="Microsoft JhengHei" w:hAnsi="Microsoft JhengHei" w:eastAsia="Microsoft JhengHei" w:cs="Microsoft JhengHei"/>
               <w:szCs w:val="24"/>
             </w:rPr>
             <w:fldChar w:fldCharType="end"/>
@@ -1470,28 +2301,42 @@
         </w:p>
         <w:p>
           <w:pPr>
-            <w:pStyle w:val="TOC1"/>
+            <w:pStyle w:val="16"/>
+            <w:keepNext w:val="0"/>
+            <w:keepLines w:val="0"/>
+            <w:pageBreakBefore w:val="0"/>
+            <w:widowControl w:val="0"/>
             <w:tabs>
               <w:tab w:val="right" w:leader="dot" w:pos="8497"/>
             </w:tabs>
+            <w:kinsoku w:val="0"/>
+            <w:wordWrap/>
+            <w:overflowPunct/>
+            <w:topLinePunct w:val="0"/>
+            <w:autoSpaceDE w:val="0"/>
+            <w:autoSpaceDN w:val="0"/>
+            <w:bidi w:val="0"/>
+            <w:adjustRightInd w:val="0"/>
+            <w:snapToGrid w:val="0"/>
+            <w:textAlignment w:val="baseline"/>
           </w:pPr>
           <w:r>
             <w:rPr>
-              <w:rFonts w:ascii="Microsoft JhengHei" w:eastAsia="Microsoft JhengHei" w:hAnsi="Microsoft JhengHei" w:cs="Microsoft JhengHei" w:hint="eastAsia"/>
+              <w:rFonts w:hint="eastAsia" w:ascii="Microsoft JhengHei" w:hAnsi="Microsoft JhengHei" w:eastAsia="Microsoft JhengHei" w:cs="Microsoft JhengHei"/>
               <w:szCs w:val="24"/>
             </w:rPr>
             <w:fldChar w:fldCharType="begin"/>
           </w:r>
           <w:r>
             <w:rPr>
-              <w:rFonts w:ascii="Microsoft JhengHei" w:eastAsia="Microsoft JhengHei" w:hAnsi="Microsoft JhengHei" w:cs="Microsoft JhengHei" w:hint="eastAsia"/>
-              <w:szCs w:val="24"/>
-            </w:rPr>
-            <w:instrText xml:space="preserve"> HYPERLINK \l _Toc3676 </w:instrText>
-          </w:r>
-          <w:r>
-            <w:rPr>
-              <w:rFonts w:ascii="Microsoft JhengHei" w:eastAsia="Microsoft JhengHei" w:hAnsi="Microsoft JhengHei" w:cs="Microsoft JhengHei" w:hint="eastAsia"/>
+              <w:rFonts w:hint="eastAsia" w:ascii="Microsoft JhengHei" w:hAnsi="Microsoft JhengHei" w:eastAsia="Microsoft JhengHei" w:cs="Microsoft JhengHei"/>
+              <w:szCs w:val="24"/>
+            </w:rPr>
+            <w:instrText xml:space="preserve"> HYPERLINK \l _Toc21296 </w:instrText>
+          </w:r>
+          <w:r>
+            <w:rPr>
+              <w:rFonts w:hint="eastAsia" w:ascii="Microsoft JhengHei" w:hAnsi="Microsoft JhengHei" w:eastAsia="Microsoft JhengHei" w:cs="Microsoft JhengHei"/>
               <w:szCs w:val="24"/>
             </w:rPr>
             <w:fldChar w:fldCharType="separate"/>
@@ -1512,7 +2357,7 @@
             <w:fldChar w:fldCharType="begin"/>
           </w:r>
           <w:r>
-            <w:instrText xml:space="preserve"> PAGEREF _Toc3676 \h </w:instrText>
+            <w:instrText xml:space="preserve"> PAGEREF _Toc21296 \h </w:instrText>
           </w:r>
           <w:r>
             <w:fldChar w:fldCharType="separate"/>
@@ -1525,7 +2370,7 @@
           </w:r>
           <w:r>
             <w:rPr>
-              <w:rFonts w:ascii="Microsoft JhengHei" w:eastAsia="Microsoft JhengHei" w:hAnsi="Microsoft JhengHei" w:cs="Microsoft JhengHei" w:hint="eastAsia"/>
+              <w:rFonts w:hint="eastAsia" w:ascii="Microsoft JhengHei" w:hAnsi="Microsoft JhengHei" w:eastAsia="Microsoft JhengHei" w:cs="Microsoft JhengHei"/>
               <w:szCs w:val="24"/>
             </w:rPr>
             <w:fldChar w:fldCharType="end"/>
@@ -1533,28 +2378,42 @@
         </w:p>
         <w:p>
           <w:pPr>
-            <w:pStyle w:val="TOC2"/>
+            <w:pStyle w:val="17"/>
+            <w:keepNext w:val="0"/>
+            <w:keepLines w:val="0"/>
+            <w:pageBreakBefore w:val="0"/>
+            <w:widowControl w:val="0"/>
             <w:tabs>
               <w:tab w:val="right" w:leader="dot" w:pos="8497"/>
             </w:tabs>
+            <w:kinsoku w:val="0"/>
+            <w:wordWrap/>
+            <w:overflowPunct/>
+            <w:topLinePunct w:val="0"/>
+            <w:autoSpaceDE w:val="0"/>
+            <w:autoSpaceDN w:val="0"/>
+            <w:bidi w:val="0"/>
+            <w:adjustRightInd w:val="0"/>
+            <w:snapToGrid w:val="0"/>
+            <w:textAlignment w:val="baseline"/>
           </w:pPr>
           <w:r>
             <w:rPr>
-              <w:rFonts w:ascii="Microsoft JhengHei" w:eastAsia="Microsoft JhengHei" w:hAnsi="Microsoft JhengHei" w:cs="Microsoft JhengHei" w:hint="eastAsia"/>
+              <w:rFonts w:hint="eastAsia" w:ascii="Microsoft JhengHei" w:hAnsi="Microsoft JhengHei" w:eastAsia="Microsoft JhengHei" w:cs="Microsoft JhengHei"/>
               <w:szCs w:val="24"/>
             </w:rPr>
             <w:fldChar w:fldCharType="begin"/>
           </w:r>
           <w:r>
             <w:rPr>
-              <w:rFonts w:ascii="Microsoft JhengHei" w:eastAsia="Microsoft JhengHei" w:hAnsi="Microsoft JhengHei" w:cs="Microsoft JhengHei" w:hint="eastAsia"/>
-              <w:szCs w:val="24"/>
-            </w:rPr>
-            <w:instrText xml:space="preserve"> HYPERLINK \l _Toc25121 </w:instrText>
-          </w:r>
-          <w:r>
-            <w:rPr>
-              <w:rFonts w:ascii="Microsoft JhengHei" w:eastAsia="Microsoft JhengHei" w:hAnsi="Microsoft JhengHei" w:cs="Microsoft JhengHei" w:hint="eastAsia"/>
+              <w:rFonts w:hint="eastAsia" w:ascii="Microsoft JhengHei" w:hAnsi="Microsoft JhengHei" w:eastAsia="Microsoft JhengHei" w:cs="Microsoft JhengHei"/>
+              <w:szCs w:val="24"/>
+            </w:rPr>
+            <w:instrText xml:space="preserve"> HYPERLINK \l _Toc14311 </w:instrText>
+          </w:r>
+          <w:r>
+            <w:rPr>
+              <w:rFonts w:hint="eastAsia" w:ascii="Microsoft JhengHei" w:hAnsi="Microsoft JhengHei" w:eastAsia="Microsoft JhengHei" w:cs="Microsoft JhengHei"/>
               <w:szCs w:val="24"/>
             </w:rPr>
             <w:fldChar w:fldCharType="separate"/>
@@ -1575,7 +2434,7 @@
             <w:fldChar w:fldCharType="begin"/>
           </w:r>
           <w:r>
-            <w:instrText xml:space="preserve"> PAGEREF _Toc25121 \h </w:instrText>
+            <w:instrText xml:space="preserve"> PAGEREF _Toc14311 \h </w:instrText>
           </w:r>
           <w:r>
             <w:fldChar w:fldCharType="separate"/>
@@ -1588,7 +2447,7 @@
           </w:r>
           <w:r>
             <w:rPr>
-              <w:rFonts w:ascii="Microsoft JhengHei" w:eastAsia="Microsoft JhengHei" w:hAnsi="Microsoft JhengHei" w:cs="Microsoft JhengHei" w:hint="eastAsia"/>
+              <w:rFonts w:hint="eastAsia" w:ascii="Microsoft JhengHei" w:hAnsi="Microsoft JhengHei" w:eastAsia="Microsoft JhengHei" w:cs="Microsoft JhengHei"/>
               <w:szCs w:val="24"/>
             </w:rPr>
             <w:fldChar w:fldCharType="end"/>
@@ -1596,28 +2455,42 @@
         </w:p>
         <w:p>
           <w:pPr>
-            <w:pStyle w:val="TOC2"/>
+            <w:pStyle w:val="17"/>
+            <w:keepNext w:val="0"/>
+            <w:keepLines w:val="0"/>
+            <w:pageBreakBefore w:val="0"/>
+            <w:widowControl w:val="0"/>
             <w:tabs>
               <w:tab w:val="right" w:leader="dot" w:pos="8497"/>
             </w:tabs>
+            <w:kinsoku w:val="0"/>
+            <w:wordWrap/>
+            <w:overflowPunct/>
+            <w:topLinePunct w:val="0"/>
+            <w:autoSpaceDE w:val="0"/>
+            <w:autoSpaceDN w:val="0"/>
+            <w:bidi w:val="0"/>
+            <w:adjustRightInd w:val="0"/>
+            <w:snapToGrid w:val="0"/>
+            <w:textAlignment w:val="baseline"/>
           </w:pPr>
           <w:r>
             <w:rPr>
-              <w:rFonts w:ascii="Microsoft JhengHei" w:eastAsia="Microsoft JhengHei" w:hAnsi="Microsoft JhengHei" w:cs="Microsoft JhengHei" w:hint="eastAsia"/>
+              <w:rFonts w:hint="eastAsia" w:ascii="Microsoft JhengHei" w:hAnsi="Microsoft JhengHei" w:eastAsia="Microsoft JhengHei" w:cs="Microsoft JhengHei"/>
               <w:szCs w:val="24"/>
             </w:rPr>
             <w:fldChar w:fldCharType="begin"/>
           </w:r>
           <w:r>
             <w:rPr>
-              <w:rFonts w:ascii="Microsoft JhengHei" w:eastAsia="Microsoft JhengHei" w:hAnsi="Microsoft JhengHei" w:cs="Microsoft JhengHei" w:hint="eastAsia"/>
-              <w:szCs w:val="24"/>
-            </w:rPr>
-            <w:instrText xml:space="preserve"> HYPERLINK \l _Toc23108 </w:instrText>
-          </w:r>
-          <w:r>
-            <w:rPr>
-              <w:rFonts w:ascii="Microsoft JhengHei" w:eastAsia="Microsoft JhengHei" w:hAnsi="Microsoft JhengHei" w:cs="Microsoft JhengHei" w:hint="eastAsia"/>
+              <w:rFonts w:hint="eastAsia" w:ascii="Microsoft JhengHei" w:hAnsi="Microsoft JhengHei" w:eastAsia="Microsoft JhengHei" w:cs="Microsoft JhengHei"/>
+              <w:szCs w:val="24"/>
+            </w:rPr>
+            <w:instrText xml:space="preserve"> HYPERLINK \l _Toc25709 </w:instrText>
+          </w:r>
+          <w:r>
+            <w:rPr>
+              <w:rFonts w:hint="eastAsia" w:ascii="Microsoft JhengHei" w:hAnsi="Microsoft JhengHei" w:eastAsia="Microsoft JhengHei" w:cs="Microsoft JhengHei"/>
               <w:szCs w:val="24"/>
             </w:rPr>
             <w:fldChar w:fldCharType="separate"/>
@@ -1638,7 +2511,7 @@
             <w:fldChar w:fldCharType="begin"/>
           </w:r>
           <w:r>
-            <w:instrText xml:space="preserve"> PAGEREF _Toc23108 \h </w:instrText>
+            <w:instrText xml:space="preserve"> PAGEREF _Toc25709 \h </w:instrText>
           </w:r>
           <w:r>
             <w:fldChar w:fldCharType="separate"/>
@@ -1651,7 +2524,7 @@
           </w:r>
           <w:r>
             <w:rPr>
-              <w:rFonts w:ascii="Microsoft JhengHei" w:eastAsia="Microsoft JhengHei" w:hAnsi="Microsoft JhengHei" w:cs="Microsoft JhengHei" w:hint="eastAsia"/>
+              <w:rFonts w:hint="eastAsia" w:ascii="Microsoft JhengHei" w:hAnsi="Microsoft JhengHei" w:eastAsia="Microsoft JhengHei" w:cs="Microsoft JhengHei"/>
               <w:szCs w:val="24"/>
             </w:rPr>
             <w:fldChar w:fldCharType="end"/>
@@ -1659,28 +2532,42 @@
         </w:p>
         <w:p>
           <w:pPr>
-            <w:pStyle w:val="TOC2"/>
+            <w:pStyle w:val="17"/>
+            <w:keepNext w:val="0"/>
+            <w:keepLines w:val="0"/>
+            <w:pageBreakBefore w:val="0"/>
+            <w:widowControl w:val="0"/>
             <w:tabs>
               <w:tab w:val="right" w:leader="dot" w:pos="8497"/>
             </w:tabs>
+            <w:kinsoku w:val="0"/>
+            <w:wordWrap/>
+            <w:overflowPunct/>
+            <w:topLinePunct w:val="0"/>
+            <w:autoSpaceDE w:val="0"/>
+            <w:autoSpaceDN w:val="0"/>
+            <w:bidi w:val="0"/>
+            <w:adjustRightInd w:val="0"/>
+            <w:snapToGrid w:val="0"/>
+            <w:textAlignment w:val="baseline"/>
           </w:pPr>
           <w:r>
             <w:rPr>
-              <w:rFonts w:ascii="Microsoft JhengHei" w:eastAsia="Microsoft JhengHei" w:hAnsi="Microsoft JhengHei" w:cs="Microsoft JhengHei" w:hint="eastAsia"/>
+              <w:rFonts w:hint="eastAsia" w:ascii="Microsoft JhengHei" w:hAnsi="Microsoft JhengHei" w:eastAsia="Microsoft JhengHei" w:cs="Microsoft JhengHei"/>
               <w:szCs w:val="24"/>
             </w:rPr>
             <w:fldChar w:fldCharType="begin"/>
           </w:r>
           <w:r>
             <w:rPr>
-              <w:rFonts w:ascii="Microsoft JhengHei" w:eastAsia="Microsoft JhengHei" w:hAnsi="Microsoft JhengHei" w:cs="Microsoft JhengHei" w:hint="eastAsia"/>
-              <w:szCs w:val="24"/>
-            </w:rPr>
-            <w:instrText xml:space="preserve"> HYPERLINK \l _Toc23740 </w:instrText>
-          </w:r>
-          <w:r>
-            <w:rPr>
-              <w:rFonts w:ascii="Microsoft JhengHei" w:eastAsia="Microsoft JhengHei" w:hAnsi="Microsoft JhengHei" w:cs="Microsoft JhengHei" w:hint="eastAsia"/>
+              <w:rFonts w:hint="eastAsia" w:ascii="Microsoft JhengHei" w:hAnsi="Microsoft JhengHei" w:eastAsia="Microsoft JhengHei" w:cs="Microsoft JhengHei"/>
+              <w:szCs w:val="24"/>
+            </w:rPr>
+            <w:instrText xml:space="preserve"> HYPERLINK \l _Toc13066 </w:instrText>
+          </w:r>
+          <w:r>
+            <w:rPr>
+              <w:rFonts w:hint="eastAsia" w:ascii="Microsoft JhengHei" w:hAnsi="Microsoft JhengHei" w:eastAsia="Microsoft JhengHei" w:cs="Microsoft JhengHei"/>
               <w:szCs w:val="24"/>
             </w:rPr>
             <w:fldChar w:fldCharType="separate"/>
@@ -1701,7 +2588,7 @@
             <w:fldChar w:fldCharType="begin"/>
           </w:r>
           <w:r>
-            <w:instrText xml:space="preserve"> PAGEREF _Toc23740 \h </w:instrText>
+            <w:instrText xml:space="preserve"> PAGEREF _Toc13066 \h </w:instrText>
           </w:r>
           <w:r>
             <w:fldChar w:fldCharType="separate"/>
@@ -1714,7 +2601,7 @@
           </w:r>
           <w:r>
             <w:rPr>
-              <w:rFonts w:ascii="Microsoft JhengHei" w:eastAsia="Microsoft JhengHei" w:hAnsi="Microsoft JhengHei" w:cs="Microsoft JhengHei" w:hint="eastAsia"/>
+              <w:rFonts w:hint="eastAsia" w:ascii="Microsoft JhengHei" w:hAnsi="Microsoft JhengHei" w:eastAsia="Microsoft JhengHei" w:cs="Microsoft JhengHei"/>
               <w:szCs w:val="24"/>
             </w:rPr>
             <w:fldChar w:fldCharType="end"/>
@@ -1722,28 +2609,42 @@
         </w:p>
         <w:p>
           <w:pPr>
-            <w:pStyle w:val="TOC3"/>
+            <w:pStyle w:val="13"/>
+            <w:keepNext w:val="0"/>
+            <w:keepLines w:val="0"/>
+            <w:pageBreakBefore w:val="0"/>
+            <w:widowControl w:val="0"/>
             <w:tabs>
               <w:tab w:val="right" w:leader="dot" w:pos="8497"/>
             </w:tabs>
+            <w:kinsoku w:val="0"/>
+            <w:wordWrap/>
+            <w:overflowPunct/>
+            <w:topLinePunct w:val="0"/>
+            <w:autoSpaceDE w:val="0"/>
+            <w:autoSpaceDN w:val="0"/>
+            <w:bidi w:val="0"/>
+            <w:adjustRightInd w:val="0"/>
+            <w:snapToGrid w:val="0"/>
+            <w:textAlignment w:val="baseline"/>
           </w:pPr>
           <w:r>
             <w:rPr>
-              <w:rFonts w:ascii="Microsoft JhengHei" w:eastAsia="Microsoft JhengHei" w:hAnsi="Microsoft JhengHei" w:cs="Microsoft JhengHei" w:hint="eastAsia"/>
+              <w:rFonts w:hint="eastAsia" w:ascii="Microsoft JhengHei" w:hAnsi="Microsoft JhengHei" w:eastAsia="Microsoft JhengHei" w:cs="Microsoft JhengHei"/>
               <w:szCs w:val="24"/>
             </w:rPr>
             <w:fldChar w:fldCharType="begin"/>
           </w:r>
           <w:r>
             <w:rPr>
-              <w:rFonts w:ascii="Microsoft JhengHei" w:eastAsia="Microsoft JhengHei" w:hAnsi="Microsoft JhengHei" w:cs="Microsoft JhengHei" w:hint="eastAsia"/>
-              <w:szCs w:val="24"/>
-            </w:rPr>
-            <w:instrText xml:space="preserve"> HYPERLINK \l _Toc1312 </w:instrText>
-          </w:r>
-          <w:r>
-            <w:rPr>
-              <w:rFonts w:ascii="Microsoft JhengHei" w:eastAsia="Microsoft JhengHei" w:hAnsi="Microsoft JhengHei" w:cs="Microsoft JhengHei" w:hint="eastAsia"/>
+              <w:rFonts w:hint="eastAsia" w:ascii="Microsoft JhengHei" w:hAnsi="Microsoft JhengHei" w:eastAsia="Microsoft JhengHei" w:cs="Microsoft JhengHei"/>
+              <w:szCs w:val="24"/>
+            </w:rPr>
+            <w:instrText xml:space="preserve"> HYPERLINK \l _Toc24088 </w:instrText>
+          </w:r>
+          <w:r>
+            <w:rPr>
+              <w:rFonts w:hint="eastAsia" w:ascii="Microsoft JhengHei" w:hAnsi="Microsoft JhengHei" w:eastAsia="Microsoft JhengHei" w:cs="Microsoft JhengHei"/>
               <w:szCs w:val="24"/>
             </w:rPr>
             <w:fldChar w:fldCharType="separate"/>
@@ -1764,7 +2665,7 @@
             <w:fldChar w:fldCharType="begin"/>
           </w:r>
           <w:r>
-            <w:instrText xml:space="preserve"> PAGEREF _Toc1312 \h </w:instrText>
+            <w:instrText xml:space="preserve"> PAGEREF _Toc24088 \h </w:instrText>
           </w:r>
           <w:r>
             <w:fldChar w:fldCharType="separate"/>
@@ -1777,7 +2678,7 @@
           </w:r>
           <w:r>
             <w:rPr>
-              <w:rFonts w:ascii="Microsoft JhengHei" w:eastAsia="Microsoft JhengHei" w:hAnsi="Microsoft JhengHei" w:cs="Microsoft JhengHei" w:hint="eastAsia"/>
+              <w:rFonts w:hint="eastAsia" w:ascii="Microsoft JhengHei" w:hAnsi="Microsoft JhengHei" w:eastAsia="Microsoft JhengHei" w:cs="Microsoft JhengHei"/>
               <w:szCs w:val="24"/>
             </w:rPr>
             <w:fldChar w:fldCharType="end"/>
@@ -1785,28 +2686,42 @@
         </w:p>
         <w:p>
           <w:pPr>
-            <w:pStyle w:val="TOC3"/>
+            <w:pStyle w:val="13"/>
+            <w:keepNext w:val="0"/>
+            <w:keepLines w:val="0"/>
+            <w:pageBreakBefore w:val="0"/>
+            <w:widowControl w:val="0"/>
             <w:tabs>
               <w:tab w:val="right" w:leader="dot" w:pos="8497"/>
             </w:tabs>
+            <w:kinsoku w:val="0"/>
+            <w:wordWrap/>
+            <w:overflowPunct/>
+            <w:topLinePunct w:val="0"/>
+            <w:autoSpaceDE w:val="0"/>
+            <w:autoSpaceDN w:val="0"/>
+            <w:bidi w:val="0"/>
+            <w:adjustRightInd w:val="0"/>
+            <w:snapToGrid w:val="0"/>
+            <w:textAlignment w:val="baseline"/>
           </w:pPr>
           <w:r>
             <w:rPr>
-              <w:rFonts w:ascii="Microsoft JhengHei" w:eastAsia="Microsoft JhengHei" w:hAnsi="Microsoft JhengHei" w:cs="Microsoft JhengHei" w:hint="eastAsia"/>
+              <w:rFonts w:hint="eastAsia" w:ascii="Microsoft JhengHei" w:hAnsi="Microsoft JhengHei" w:eastAsia="Microsoft JhengHei" w:cs="Microsoft JhengHei"/>
               <w:szCs w:val="24"/>
             </w:rPr>
             <w:fldChar w:fldCharType="begin"/>
           </w:r>
           <w:r>
             <w:rPr>
-              <w:rFonts w:ascii="Microsoft JhengHei" w:eastAsia="Microsoft JhengHei" w:hAnsi="Microsoft JhengHei" w:cs="Microsoft JhengHei" w:hint="eastAsia"/>
-              <w:szCs w:val="24"/>
-            </w:rPr>
-            <w:instrText xml:space="preserve"> HYPERLINK \l _Toc27455 </w:instrText>
-          </w:r>
-          <w:r>
-            <w:rPr>
-              <w:rFonts w:ascii="Microsoft JhengHei" w:eastAsia="Microsoft JhengHei" w:hAnsi="Microsoft JhengHei" w:cs="Microsoft JhengHei" w:hint="eastAsia"/>
+              <w:rFonts w:hint="eastAsia" w:ascii="Microsoft JhengHei" w:hAnsi="Microsoft JhengHei" w:eastAsia="Microsoft JhengHei" w:cs="Microsoft JhengHei"/>
+              <w:szCs w:val="24"/>
+            </w:rPr>
+            <w:instrText xml:space="preserve"> HYPERLINK \l _Toc7661 </w:instrText>
+          </w:r>
+          <w:r>
+            <w:rPr>
+              <w:rFonts w:hint="eastAsia" w:ascii="Microsoft JhengHei" w:hAnsi="Microsoft JhengHei" w:eastAsia="Microsoft JhengHei" w:cs="Microsoft JhengHei"/>
               <w:szCs w:val="24"/>
             </w:rPr>
             <w:fldChar w:fldCharType="separate"/>
@@ -1827,7 +2742,7 @@
             <w:fldChar w:fldCharType="begin"/>
           </w:r>
           <w:r>
-            <w:instrText xml:space="preserve"> PAGEREF _Toc27455 \h </w:instrText>
+            <w:instrText xml:space="preserve"> PAGEREF _Toc7661 \h </w:instrText>
           </w:r>
           <w:r>
             <w:fldChar w:fldCharType="separate"/>
@@ -1840,7 +2755,7 @@
           </w:r>
           <w:r>
             <w:rPr>
-              <w:rFonts w:ascii="Microsoft JhengHei" w:eastAsia="Microsoft JhengHei" w:hAnsi="Microsoft JhengHei" w:cs="Microsoft JhengHei" w:hint="eastAsia"/>
+              <w:rFonts w:hint="eastAsia" w:ascii="Microsoft JhengHei" w:hAnsi="Microsoft JhengHei" w:eastAsia="Microsoft JhengHei" w:cs="Microsoft JhengHei"/>
               <w:szCs w:val="24"/>
             </w:rPr>
             <w:fldChar w:fldCharType="end"/>
@@ -1848,28 +2763,42 @@
         </w:p>
         <w:p>
           <w:pPr>
-            <w:pStyle w:val="TOC3"/>
+            <w:pStyle w:val="13"/>
+            <w:keepNext w:val="0"/>
+            <w:keepLines w:val="0"/>
+            <w:pageBreakBefore w:val="0"/>
+            <w:widowControl w:val="0"/>
             <w:tabs>
               <w:tab w:val="right" w:leader="dot" w:pos="8497"/>
             </w:tabs>
+            <w:kinsoku w:val="0"/>
+            <w:wordWrap/>
+            <w:overflowPunct/>
+            <w:topLinePunct w:val="0"/>
+            <w:autoSpaceDE w:val="0"/>
+            <w:autoSpaceDN w:val="0"/>
+            <w:bidi w:val="0"/>
+            <w:adjustRightInd w:val="0"/>
+            <w:snapToGrid w:val="0"/>
+            <w:textAlignment w:val="baseline"/>
           </w:pPr>
           <w:r>
             <w:rPr>
-              <w:rFonts w:ascii="Microsoft JhengHei" w:eastAsia="Microsoft JhengHei" w:hAnsi="Microsoft JhengHei" w:cs="Microsoft JhengHei" w:hint="eastAsia"/>
+              <w:rFonts w:hint="eastAsia" w:ascii="Microsoft JhengHei" w:hAnsi="Microsoft JhengHei" w:eastAsia="Microsoft JhengHei" w:cs="Microsoft JhengHei"/>
               <w:szCs w:val="24"/>
             </w:rPr>
             <w:fldChar w:fldCharType="begin"/>
           </w:r>
           <w:r>
             <w:rPr>
-              <w:rFonts w:ascii="Microsoft JhengHei" w:eastAsia="Microsoft JhengHei" w:hAnsi="Microsoft JhengHei" w:cs="Microsoft JhengHei" w:hint="eastAsia"/>
-              <w:szCs w:val="24"/>
-            </w:rPr>
-            <w:instrText xml:space="preserve"> HYPERLINK \l _Toc3822 </w:instrText>
-          </w:r>
-          <w:r>
-            <w:rPr>
-              <w:rFonts w:ascii="Microsoft JhengHei" w:eastAsia="Microsoft JhengHei" w:hAnsi="Microsoft JhengHei" w:cs="Microsoft JhengHei" w:hint="eastAsia"/>
+              <w:rFonts w:hint="eastAsia" w:ascii="Microsoft JhengHei" w:hAnsi="Microsoft JhengHei" w:eastAsia="Microsoft JhengHei" w:cs="Microsoft JhengHei"/>
+              <w:szCs w:val="24"/>
+            </w:rPr>
+            <w:instrText xml:space="preserve"> HYPERLINK \l _Toc19040 </w:instrText>
+          </w:r>
+          <w:r>
+            <w:rPr>
+              <w:rFonts w:hint="eastAsia" w:ascii="Microsoft JhengHei" w:hAnsi="Microsoft JhengHei" w:eastAsia="Microsoft JhengHei" w:cs="Microsoft JhengHei"/>
               <w:szCs w:val="24"/>
             </w:rPr>
             <w:fldChar w:fldCharType="separate"/>
@@ -1890,7 +2819,7 @@
             <w:fldChar w:fldCharType="begin"/>
           </w:r>
           <w:r>
-            <w:instrText xml:space="preserve"> PAGEREF _Toc3822 \h </w:instrText>
+            <w:instrText xml:space="preserve"> PAGEREF _Toc19040 \h </w:instrText>
           </w:r>
           <w:r>
             <w:fldChar w:fldCharType="separate"/>
@@ -1903,7 +2832,7 @@
           </w:r>
           <w:r>
             <w:rPr>
-              <w:rFonts w:ascii="Microsoft JhengHei" w:eastAsia="Microsoft JhengHei" w:hAnsi="Microsoft JhengHei" w:cs="Microsoft JhengHei" w:hint="eastAsia"/>
+              <w:rFonts w:hint="eastAsia" w:ascii="Microsoft JhengHei" w:hAnsi="Microsoft JhengHei" w:eastAsia="Microsoft JhengHei" w:cs="Microsoft JhengHei"/>
               <w:szCs w:val="24"/>
             </w:rPr>
             <w:fldChar w:fldCharType="end"/>
@@ -1911,28 +2840,42 @@
         </w:p>
         <w:p>
           <w:pPr>
-            <w:pStyle w:val="TOC3"/>
+            <w:pStyle w:val="13"/>
+            <w:keepNext w:val="0"/>
+            <w:keepLines w:val="0"/>
+            <w:pageBreakBefore w:val="0"/>
+            <w:widowControl w:val="0"/>
             <w:tabs>
               <w:tab w:val="right" w:leader="dot" w:pos="8497"/>
             </w:tabs>
+            <w:kinsoku w:val="0"/>
+            <w:wordWrap/>
+            <w:overflowPunct/>
+            <w:topLinePunct w:val="0"/>
+            <w:autoSpaceDE w:val="0"/>
+            <w:autoSpaceDN w:val="0"/>
+            <w:bidi w:val="0"/>
+            <w:adjustRightInd w:val="0"/>
+            <w:snapToGrid w:val="0"/>
+            <w:textAlignment w:val="baseline"/>
           </w:pPr>
           <w:r>
             <w:rPr>
-              <w:rFonts w:ascii="Microsoft JhengHei" w:eastAsia="Microsoft JhengHei" w:hAnsi="Microsoft JhengHei" w:cs="Microsoft JhengHei" w:hint="eastAsia"/>
+              <w:rFonts w:hint="eastAsia" w:ascii="Microsoft JhengHei" w:hAnsi="Microsoft JhengHei" w:eastAsia="Microsoft JhengHei" w:cs="Microsoft JhengHei"/>
               <w:szCs w:val="24"/>
             </w:rPr>
             <w:fldChar w:fldCharType="begin"/>
           </w:r>
           <w:r>
             <w:rPr>
-              <w:rFonts w:ascii="Microsoft JhengHei" w:eastAsia="Microsoft JhengHei" w:hAnsi="Microsoft JhengHei" w:cs="Microsoft JhengHei" w:hint="eastAsia"/>
-              <w:szCs w:val="24"/>
-            </w:rPr>
-            <w:instrText xml:space="preserve"> HYPERLINK \l _Toc1518 </w:instrText>
-          </w:r>
-          <w:r>
-            <w:rPr>
-              <w:rFonts w:ascii="Microsoft JhengHei" w:eastAsia="Microsoft JhengHei" w:hAnsi="Microsoft JhengHei" w:cs="Microsoft JhengHei" w:hint="eastAsia"/>
+              <w:rFonts w:hint="eastAsia" w:ascii="Microsoft JhengHei" w:hAnsi="Microsoft JhengHei" w:eastAsia="Microsoft JhengHei" w:cs="Microsoft JhengHei"/>
+              <w:szCs w:val="24"/>
+            </w:rPr>
+            <w:instrText xml:space="preserve"> HYPERLINK \l _Toc13407 </w:instrText>
+          </w:r>
+          <w:r>
+            <w:rPr>
+              <w:rFonts w:hint="eastAsia" w:ascii="Microsoft JhengHei" w:hAnsi="Microsoft JhengHei" w:eastAsia="Microsoft JhengHei" w:cs="Microsoft JhengHei"/>
               <w:szCs w:val="24"/>
             </w:rPr>
             <w:fldChar w:fldCharType="separate"/>
@@ -1953,7 +2896,7 @@
             <w:fldChar w:fldCharType="begin"/>
           </w:r>
           <w:r>
-            <w:instrText xml:space="preserve"> PAGEREF _Toc1518 \h </w:instrText>
+            <w:instrText xml:space="preserve"> PAGEREF _Toc13407 \h </w:instrText>
           </w:r>
           <w:r>
             <w:fldChar w:fldCharType="separate"/>
@@ -1966,7 +2909,7 @@
           </w:r>
           <w:r>
             <w:rPr>
-              <w:rFonts w:ascii="Microsoft JhengHei" w:eastAsia="Microsoft JhengHei" w:hAnsi="Microsoft JhengHei" w:cs="Microsoft JhengHei" w:hint="eastAsia"/>
+              <w:rFonts w:hint="eastAsia" w:ascii="Microsoft JhengHei" w:hAnsi="Microsoft JhengHei" w:eastAsia="Microsoft JhengHei" w:cs="Microsoft JhengHei"/>
               <w:szCs w:val="24"/>
             </w:rPr>
             <w:fldChar w:fldCharType="end"/>
@@ -1974,28 +2917,42 @@
         </w:p>
         <w:p>
           <w:pPr>
-            <w:pStyle w:val="TOC3"/>
+            <w:pStyle w:val="13"/>
+            <w:keepNext w:val="0"/>
+            <w:keepLines w:val="0"/>
+            <w:pageBreakBefore w:val="0"/>
+            <w:widowControl w:val="0"/>
             <w:tabs>
               <w:tab w:val="right" w:leader="dot" w:pos="8497"/>
             </w:tabs>
+            <w:kinsoku w:val="0"/>
+            <w:wordWrap/>
+            <w:overflowPunct/>
+            <w:topLinePunct w:val="0"/>
+            <w:autoSpaceDE w:val="0"/>
+            <w:autoSpaceDN w:val="0"/>
+            <w:bidi w:val="0"/>
+            <w:adjustRightInd w:val="0"/>
+            <w:snapToGrid w:val="0"/>
+            <w:textAlignment w:val="baseline"/>
           </w:pPr>
           <w:r>
             <w:rPr>
-              <w:rFonts w:ascii="Microsoft JhengHei" w:eastAsia="Microsoft JhengHei" w:hAnsi="Microsoft JhengHei" w:cs="Microsoft JhengHei" w:hint="eastAsia"/>
+              <w:rFonts w:hint="eastAsia" w:ascii="Microsoft JhengHei" w:hAnsi="Microsoft JhengHei" w:eastAsia="Microsoft JhengHei" w:cs="Microsoft JhengHei"/>
               <w:szCs w:val="24"/>
             </w:rPr>
             <w:fldChar w:fldCharType="begin"/>
           </w:r>
           <w:r>
             <w:rPr>
-              <w:rFonts w:ascii="Microsoft JhengHei" w:eastAsia="Microsoft JhengHei" w:hAnsi="Microsoft JhengHei" w:cs="Microsoft JhengHei" w:hint="eastAsia"/>
-              <w:szCs w:val="24"/>
-            </w:rPr>
-            <w:instrText xml:space="preserve"> HYPERLINK \l _Toc3637 </w:instrText>
-          </w:r>
-          <w:r>
-            <w:rPr>
-              <w:rFonts w:ascii="Microsoft JhengHei" w:eastAsia="Microsoft JhengHei" w:hAnsi="Microsoft JhengHei" w:cs="Microsoft JhengHei" w:hint="eastAsia"/>
+              <w:rFonts w:hint="eastAsia" w:ascii="Microsoft JhengHei" w:hAnsi="Microsoft JhengHei" w:eastAsia="Microsoft JhengHei" w:cs="Microsoft JhengHei"/>
+              <w:szCs w:val="24"/>
+            </w:rPr>
+            <w:instrText xml:space="preserve"> HYPERLINK \l _Toc20175 </w:instrText>
+          </w:r>
+          <w:r>
+            <w:rPr>
+              <w:rFonts w:hint="eastAsia" w:ascii="Microsoft JhengHei" w:hAnsi="Microsoft JhengHei" w:eastAsia="Microsoft JhengHei" w:cs="Microsoft JhengHei"/>
               <w:szCs w:val="24"/>
             </w:rPr>
             <w:fldChar w:fldCharType="separate"/>
@@ -2003,6 +2960,7 @@
           <w:r>
             <w:rPr>
               <w:rFonts w:hint="default"/>
+              <w:lang w:eastAsia="zh-CN"/>
             </w:rPr>
             <w:t xml:space="preserve">6.3.5. </w:t>
           </w:r>
@@ -2016,7 +2974,7 @@
             <w:fldChar w:fldCharType="begin"/>
           </w:r>
           <w:r>
-            <w:instrText xml:space="preserve"> PAGEREF _Toc3637 \h </w:instrText>
+            <w:instrText xml:space="preserve"> PAGEREF _Toc20175 \h </w:instrText>
           </w:r>
           <w:r>
             <w:fldChar w:fldCharType="separate"/>
@@ -2029,7 +2987,7 @@
           </w:r>
           <w:r>
             <w:rPr>
-              <w:rFonts w:ascii="Microsoft JhengHei" w:eastAsia="Microsoft JhengHei" w:hAnsi="Microsoft JhengHei" w:cs="Microsoft JhengHei" w:hint="eastAsia"/>
+              <w:rFonts w:hint="eastAsia" w:ascii="Microsoft JhengHei" w:hAnsi="Microsoft JhengHei" w:eastAsia="Microsoft JhengHei" w:cs="Microsoft JhengHei"/>
               <w:szCs w:val="24"/>
             </w:rPr>
             <w:fldChar w:fldCharType="end"/>
@@ -2037,28 +2995,42 @@
         </w:p>
         <w:p>
           <w:pPr>
-            <w:pStyle w:val="TOC1"/>
+            <w:pStyle w:val="16"/>
+            <w:keepNext w:val="0"/>
+            <w:keepLines w:val="0"/>
+            <w:pageBreakBefore w:val="0"/>
+            <w:widowControl w:val="0"/>
             <w:tabs>
               <w:tab w:val="right" w:leader="dot" w:pos="8497"/>
             </w:tabs>
+            <w:kinsoku w:val="0"/>
+            <w:wordWrap/>
+            <w:overflowPunct/>
+            <w:topLinePunct w:val="0"/>
+            <w:autoSpaceDE w:val="0"/>
+            <w:autoSpaceDN w:val="0"/>
+            <w:bidi w:val="0"/>
+            <w:adjustRightInd w:val="0"/>
+            <w:snapToGrid w:val="0"/>
+            <w:textAlignment w:val="baseline"/>
           </w:pPr>
           <w:r>
             <w:rPr>
-              <w:rFonts w:ascii="Microsoft JhengHei" w:eastAsia="Microsoft JhengHei" w:hAnsi="Microsoft JhengHei" w:cs="Microsoft JhengHei" w:hint="eastAsia"/>
+              <w:rFonts w:hint="eastAsia" w:ascii="Microsoft JhengHei" w:hAnsi="Microsoft JhengHei" w:eastAsia="Microsoft JhengHei" w:cs="Microsoft JhengHei"/>
               <w:szCs w:val="24"/>
             </w:rPr>
             <w:fldChar w:fldCharType="begin"/>
           </w:r>
           <w:r>
             <w:rPr>
-              <w:rFonts w:ascii="Microsoft JhengHei" w:eastAsia="Microsoft JhengHei" w:hAnsi="Microsoft JhengHei" w:cs="Microsoft JhengHei" w:hint="eastAsia"/>
-              <w:szCs w:val="24"/>
-            </w:rPr>
-            <w:instrText xml:space="preserve"> HYPERLINK \l _Toc13117 </w:instrText>
-          </w:r>
-          <w:r>
-            <w:rPr>
-              <w:rFonts w:ascii="Microsoft JhengHei" w:eastAsia="Microsoft JhengHei" w:hAnsi="Microsoft JhengHei" w:cs="Microsoft JhengHei" w:hint="eastAsia"/>
+              <w:rFonts w:hint="eastAsia" w:ascii="Microsoft JhengHei" w:hAnsi="Microsoft JhengHei" w:eastAsia="Microsoft JhengHei" w:cs="Microsoft JhengHei"/>
+              <w:szCs w:val="24"/>
+            </w:rPr>
+            <w:instrText xml:space="preserve"> HYPERLINK \l _Toc17132 </w:instrText>
+          </w:r>
+          <w:r>
+            <w:rPr>
+              <w:rFonts w:hint="eastAsia" w:ascii="Microsoft JhengHei" w:hAnsi="Microsoft JhengHei" w:eastAsia="Microsoft JhengHei" w:cs="Microsoft JhengHei"/>
               <w:szCs w:val="24"/>
             </w:rPr>
             <w:fldChar w:fldCharType="separate"/>
@@ -2084,7 +3056,7 @@
             <w:fldChar w:fldCharType="begin"/>
           </w:r>
           <w:r>
-            <w:instrText xml:space="preserve"> PAGEREF _Toc13117 \h </w:instrText>
+            <w:instrText xml:space="preserve"> PAGEREF _Toc17132 \h </w:instrText>
           </w:r>
           <w:r>
             <w:fldChar w:fldCharType="separate"/>
@@ -2097,7 +3069,7 @@
           </w:r>
           <w:r>
             <w:rPr>
-              <w:rFonts w:ascii="Microsoft JhengHei" w:eastAsia="Microsoft JhengHei" w:hAnsi="Microsoft JhengHei" w:cs="Microsoft JhengHei" w:hint="eastAsia"/>
+              <w:rFonts w:hint="eastAsia" w:ascii="Microsoft JhengHei" w:hAnsi="Microsoft JhengHei" w:eastAsia="Microsoft JhengHei" w:cs="Microsoft JhengHei"/>
               <w:szCs w:val="24"/>
             </w:rPr>
             <w:fldChar w:fldCharType="end"/>
@@ -2105,28 +3077,42 @@
         </w:p>
         <w:p>
           <w:pPr>
-            <w:pStyle w:val="TOC1"/>
+            <w:pStyle w:val="16"/>
+            <w:keepNext w:val="0"/>
+            <w:keepLines w:val="0"/>
+            <w:pageBreakBefore w:val="0"/>
+            <w:widowControl w:val="0"/>
             <w:tabs>
               <w:tab w:val="right" w:leader="dot" w:pos="8497"/>
             </w:tabs>
+            <w:kinsoku w:val="0"/>
+            <w:wordWrap/>
+            <w:overflowPunct/>
+            <w:topLinePunct w:val="0"/>
+            <w:autoSpaceDE w:val="0"/>
+            <w:autoSpaceDN w:val="0"/>
+            <w:bidi w:val="0"/>
+            <w:adjustRightInd w:val="0"/>
+            <w:snapToGrid w:val="0"/>
+            <w:textAlignment w:val="baseline"/>
           </w:pPr>
           <w:r>
             <w:rPr>
-              <w:rFonts w:ascii="Microsoft JhengHei" w:eastAsia="Microsoft JhengHei" w:hAnsi="Microsoft JhengHei" w:cs="Microsoft JhengHei" w:hint="eastAsia"/>
+              <w:rFonts w:hint="eastAsia" w:ascii="Microsoft JhengHei" w:hAnsi="Microsoft JhengHei" w:eastAsia="Microsoft JhengHei" w:cs="Microsoft JhengHei"/>
               <w:szCs w:val="24"/>
             </w:rPr>
             <w:fldChar w:fldCharType="begin"/>
           </w:r>
           <w:r>
             <w:rPr>
-              <w:rFonts w:ascii="Microsoft JhengHei" w:eastAsia="Microsoft JhengHei" w:hAnsi="Microsoft JhengHei" w:cs="Microsoft JhengHei" w:hint="eastAsia"/>
-              <w:szCs w:val="24"/>
-            </w:rPr>
-            <w:instrText xml:space="preserve"> HYPERLINK \l _Toc14712 </w:instrText>
-          </w:r>
-          <w:r>
-            <w:rPr>
-              <w:rFonts w:ascii="Microsoft JhengHei" w:eastAsia="Microsoft JhengHei" w:hAnsi="Microsoft JhengHei" w:cs="Microsoft JhengHei" w:hint="eastAsia"/>
+              <w:rFonts w:hint="eastAsia" w:ascii="Microsoft JhengHei" w:hAnsi="Microsoft JhengHei" w:eastAsia="Microsoft JhengHei" w:cs="Microsoft JhengHei"/>
+              <w:szCs w:val="24"/>
+            </w:rPr>
+            <w:instrText xml:space="preserve"> HYPERLINK \l _Toc30267 </w:instrText>
+          </w:r>
+          <w:r>
+            <w:rPr>
+              <w:rFonts w:hint="eastAsia" w:ascii="Microsoft JhengHei" w:hAnsi="Microsoft JhengHei" w:eastAsia="Microsoft JhengHei" w:cs="Microsoft JhengHei"/>
               <w:szCs w:val="24"/>
             </w:rPr>
             <w:fldChar w:fldCharType="separate"/>
@@ -2147,7 +3133,7 @@
             <w:fldChar w:fldCharType="begin"/>
           </w:r>
           <w:r>
-            <w:instrText xml:space="preserve"> PAGEREF _Toc14712 \h </w:instrText>
+            <w:instrText xml:space="preserve"> PAGEREF _Toc30267 \h </w:instrText>
           </w:r>
           <w:r>
             <w:fldChar w:fldCharType="separate"/>
@@ -2160,7 +3146,7 @@
           </w:r>
           <w:r>
             <w:rPr>
-              <w:rFonts w:ascii="Microsoft JhengHei" w:eastAsia="Microsoft JhengHei" w:hAnsi="Microsoft JhengHei" w:cs="Microsoft JhengHei" w:hint="eastAsia"/>
+              <w:rFonts w:hint="eastAsia" w:ascii="Microsoft JhengHei" w:hAnsi="Microsoft JhengHei" w:eastAsia="Microsoft JhengHei" w:cs="Microsoft JhengHei"/>
               <w:szCs w:val="24"/>
             </w:rPr>
             <w:fldChar w:fldCharType="end"/>
@@ -2168,28 +3154,42 @@
         </w:p>
         <w:p>
           <w:pPr>
-            <w:pStyle w:val="TOC1"/>
+            <w:pStyle w:val="16"/>
+            <w:keepNext w:val="0"/>
+            <w:keepLines w:val="0"/>
+            <w:pageBreakBefore w:val="0"/>
+            <w:widowControl w:val="0"/>
             <w:tabs>
               <w:tab w:val="right" w:leader="dot" w:pos="8497"/>
             </w:tabs>
+            <w:kinsoku w:val="0"/>
+            <w:wordWrap/>
+            <w:overflowPunct/>
+            <w:topLinePunct w:val="0"/>
+            <w:autoSpaceDE w:val="0"/>
+            <w:autoSpaceDN w:val="0"/>
+            <w:bidi w:val="0"/>
+            <w:adjustRightInd w:val="0"/>
+            <w:snapToGrid w:val="0"/>
+            <w:textAlignment w:val="baseline"/>
           </w:pPr>
           <w:r>
             <w:rPr>
-              <w:rFonts w:ascii="Microsoft JhengHei" w:eastAsia="Microsoft JhengHei" w:hAnsi="Microsoft JhengHei" w:cs="Microsoft JhengHei" w:hint="eastAsia"/>
+              <w:rFonts w:hint="eastAsia" w:ascii="Microsoft JhengHei" w:hAnsi="Microsoft JhengHei" w:eastAsia="Microsoft JhengHei" w:cs="Microsoft JhengHei"/>
               <w:szCs w:val="24"/>
             </w:rPr>
             <w:fldChar w:fldCharType="begin"/>
           </w:r>
           <w:r>
             <w:rPr>
-              <w:rFonts w:ascii="Microsoft JhengHei" w:eastAsia="Microsoft JhengHei" w:hAnsi="Microsoft JhengHei" w:cs="Microsoft JhengHei" w:hint="eastAsia"/>
-              <w:szCs w:val="24"/>
-            </w:rPr>
-            <w:instrText xml:space="preserve"> HYPERLINK \l _Toc31232 </w:instrText>
-          </w:r>
-          <w:r>
-            <w:rPr>
-              <w:rFonts w:ascii="Microsoft JhengHei" w:eastAsia="Microsoft JhengHei" w:hAnsi="Microsoft JhengHei" w:cs="Microsoft JhengHei" w:hint="eastAsia"/>
+              <w:rFonts w:hint="eastAsia" w:ascii="Microsoft JhengHei" w:hAnsi="Microsoft JhengHei" w:eastAsia="Microsoft JhengHei" w:cs="Microsoft JhengHei"/>
+              <w:szCs w:val="24"/>
+            </w:rPr>
+            <w:instrText xml:space="preserve"> HYPERLINK \l _Toc24458 </w:instrText>
+          </w:r>
+          <w:r>
+            <w:rPr>
+              <w:rFonts w:hint="eastAsia" w:ascii="Microsoft JhengHei" w:hAnsi="Microsoft JhengHei" w:eastAsia="Microsoft JhengHei" w:cs="Microsoft JhengHei"/>
               <w:szCs w:val="24"/>
             </w:rPr>
             <w:fldChar w:fldCharType="separate"/>
@@ -2210,7 +3210,7 @@
             <w:fldChar w:fldCharType="begin"/>
           </w:r>
           <w:r>
-            <w:instrText xml:space="preserve"> PAGEREF _Toc31232 \h </w:instrText>
+            <w:instrText xml:space="preserve"> PAGEREF _Toc24458 \h </w:instrText>
           </w:r>
           <w:r>
             <w:fldChar w:fldCharType="separate"/>
@@ -2223,7 +3223,7 @@
           </w:r>
           <w:r>
             <w:rPr>
-              <w:rFonts w:ascii="Microsoft JhengHei" w:eastAsia="Microsoft JhengHei" w:hAnsi="Microsoft JhengHei" w:cs="Microsoft JhengHei" w:hint="eastAsia"/>
+              <w:rFonts w:hint="eastAsia" w:ascii="Microsoft JhengHei" w:hAnsi="Microsoft JhengHei" w:eastAsia="Microsoft JhengHei" w:cs="Microsoft JhengHei"/>
               <w:szCs w:val="24"/>
             </w:rPr>
             <w:fldChar w:fldCharType="end"/>
@@ -2231,9 +3231,23 @@
         </w:p>
         <w:p>
           <w:pPr>
+            <w:keepNext w:val="0"/>
+            <w:keepLines w:val="0"/>
+            <w:pageBreakBefore w:val="0"/>
+            <w:widowControl w:val="0"/>
+            <w:kinsoku w:val="0"/>
+            <w:wordWrap/>
+            <w:overflowPunct/>
+            <w:topLinePunct w:val="0"/>
+            <w:autoSpaceDE w:val="0"/>
+            <w:autoSpaceDN w:val="0"/>
+            <w:bidi w:val="0"/>
+            <w:adjustRightInd w:val="0"/>
+            <w:snapToGrid w:val="0"/>
             <w:spacing w:line="219" w:lineRule="auto"/>
-            <w:rPr>
-              <w:rFonts w:ascii="Times New Roman" w:eastAsia="Times New Roman" w:hAnsi="Times New Roman" w:cs="Times New Roman"/>
+            <w:textAlignment w:val="baseline"/>
+            <w:rPr>
+              <w:rFonts w:ascii="Times New Roman" w:hAnsi="Times New Roman" w:eastAsia="Times New Roman" w:cs="Times New Roman"/>
               <w:snapToGrid w:val="0"/>
               <w:color w:val="000000"/>
               <w:kern w:val="0"/>
@@ -2244,7 +3258,7 @@
           </w:pPr>
           <w:r>
             <w:rPr>
-              <w:rFonts w:ascii="Microsoft JhengHei" w:eastAsia="Microsoft JhengHei" w:hAnsi="Microsoft JhengHei" w:cs="Microsoft JhengHei" w:hint="eastAsia"/>
+              <w:rFonts w:hint="eastAsia" w:ascii="Microsoft JhengHei" w:hAnsi="Microsoft JhengHei" w:eastAsia="Microsoft JhengHei" w:cs="Microsoft JhengHei"/>
               <w:szCs w:val="24"/>
             </w:rPr>
             <w:fldChar w:fldCharType="end"/>
@@ -2254,9 +3268,23 @@
     </w:sdt>
     <w:p>
       <w:pPr>
+        <w:keepNext w:val="0"/>
+        <w:keepLines w:val="0"/>
+        <w:pageBreakBefore w:val="0"/>
+        <w:widowControl w:val="0"/>
+        <w:kinsoku w:val="0"/>
+        <w:wordWrap/>
+        <w:overflowPunct/>
+        <w:topLinePunct w:val="0"/>
+        <w:autoSpaceDE w:val="0"/>
+        <w:autoSpaceDN w:val="0"/>
+        <w:bidi w:val="0"/>
+        <w:adjustRightInd w:val="0"/>
+        <w:snapToGrid w:val="0"/>
         <w:spacing w:line="219" w:lineRule="auto"/>
-        <w:rPr>
-          <w:rFonts w:ascii="Times New Roman" w:eastAsia="Times New Roman" w:hAnsi="Times New Roman" w:cs="Times New Roman"/>
+        <w:textAlignment w:val="baseline"/>
+        <w:rPr>
+          <w:rFonts w:ascii="Times New Roman" w:hAnsi="Times New Roman" w:eastAsia="Times New Roman" w:cs="Times New Roman"/>
           <w:snapToGrid w:val="0"/>
           <w:color w:val="000000"/>
           <w:kern w:val="0"/>
@@ -2267,16 +3295,29 @@
         <w:sectPr>
           <w:pgSz w:w="11906" w:h="16839"/>
           <w:pgMar w:top="1431" w:right="1700" w:bottom="0" w:left="1709" w:header="0" w:footer="0" w:gutter="0"/>
-          <w:cols w:num="1" w:space="720"/>
+          <w:cols w:space="720" w:num="1"/>
         </w:sectPr>
       </w:pPr>
     </w:p>
     <w:p>
       <w:pPr>
-        <w:pStyle w:val="1"/>
+        <w:pStyle w:val="26"/>
+        <w:keepNext w:val="0"/>
+        <w:keepLines w:val="0"/>
+        <w:pageBreakBefore w:val="0"/>
+        <w:widowControl w:val="0"/>
+        <w:kinsoku w:val="0"/>
+        <w:wordWrap/>
+        <w:overflowPunct/>
+        <w:topLinePunct w:val="0"/>
+        <w:autoSpaceDE w:val="0"/>
+        <w:autoSpaceDN w:val="0"/>
         <w:bidi w:val="0"/>
-      </w:pPr>
-      <w:bookmarkStart w:id="3" w:name="_Toc10067"/>
+        <w:adjustRightInd w:val="0"/>
+        <w:snapToGrid w:val="0"/>
+        <w:textAlignment w:val="baseline"/>
+      </w:pPr>
+      <w:bookmarkStart w:id="3" w:name="_Toc595"/>
       <w:r>
         <w:rPr>
           <w:rFonts w:hint="eastAsia"/>
@@ -2291,7 +3332,7 @@
         <w:keepNext w:val="0"/>
         <w:keepLines w:val="0"/>
         <w:pageBreakBefore w:val="0"/>
-        <w:widowControl/>
+        <w:widowControl w:val="0"/>
         <w:kinsoku w:val="0"/>
         <w:wordWrap/>
         <w:overflowPunct/>
@@ -2302,17 +3343,17 @@
         <w:adjustRightInd w:val="0"/>
         <w:snapToGrid w:val="0"/>
         <w:spacing w:line="360" w:lineRule="auto"/>
-        <w:ind w:left="0" w:right="0" w:firstLine="420" w:firstLineChars="200"/>
+        <w:ind w:left="0" w:right="0" w:firstLine="472" w:firstLineChars="200"/>
         <w:textAlignment w:val="baseline"/>
         <w:rPr>
-          <w:rFonts w:ascii="宋体" w:eastAsia="宋体" w:hAnsi="宋体" w:cs="宋体"/>
+          <w:rFonts w:ascii="宋体" w:hAnsi="宋体" w:eastAsia="宋体" w:cs="宋体"/>
           <w:sz w:val="24"/>
           <w:szCs w:val="24"/>
         </w:rPr>
       </w:pPr>
       <w:r>
         <w:rPr>
-          <w:rFonts w:ascii="宋体" w:eastAsia="宋体" w:hAnsi="宋体" w:cs="宋体"/>
+          <w:rFonts w:ascii="宋体" w:hAnsi="宋体" w:eastAsia="宋体" w:cs="宋体"/>
           <w:spacing w:val="-2"/>
           <w:sz w:val="24"/>
           <w:szCs w:val="24"/>
@@ -2322,10 +3363,23 @@
     </w:p>
     <w:p>
       <w:pPr>
-        <w:pStyle w:val="1"/>
+        <w:pStyle w:val="26"/>
+        <w:keepNext w:val="0"/>
+        <w:keepLines w:val="0"/>
+        <w:pageBreakBefore w:val="0"/>
+        <w:widowControl w:val="0"/>
+        <w:kinsoku w:val="0"/>
+        <w:wordWrap/>
+        <w:overflowPunct/>
+        <w:topLinePunct w:val="0"/>
+        <w:autoSpaceDE w:val="0"/>
+        <w:autoSpaceDN w:val="0"/>
         <w:bidi w:val="0"/>
-      </w:pPr>
-      <w:bookmarkStart w:id="4" w:name="_Toc16734"/>
+        <w:adjustRightInd w:val="0"/>
+        <w:snapToGrid w:val="0"/>
+        <w:textAlignment w:val="baseline"/>
+      </w:pPr>
+      <w:bookmarkStart w:id="4" w:name="_Toc12447"/>
       <w:r>
         <w:t>适用范围</w:t>
       </w:r>
@@ -2336,7 +3390,7 @@
         <w:keepNext w:val="0"/>
         <w:keepLines w:val="0"/>
         <w:pageBreakBefore w:val="0"/>
-        <w:widowControl/>
+        <w:widowControl w:val="0"/>
         <w:kinsoku w:val="0"/>
         <w:wordWrap/>
         <w:overflowPunct/>
@@ -2347,10 +3401,10 @@
         <w:adjustRightInd w:val="0"/>
         <w:snapToGrid w:val="0"/>
         <w:spacing w:line="360" w:lineRule="auto"/>
-        <w:ind w:left="0" w:right="0" w:firstLine="420" w:firstLineChars="200"/>
+        <w:ind w:left="0" w:right="0" w:firstLine="472" w:firstLineChars="200"/>
         <w:textAlignment w:val="baseline"/>
         <w:rPr>
-          <w:rFonts w:ascii="宋体" w:eastAsia="宋体" w:hAnsi="宋体" w:cs="宋体"/>
+          <w:rFonts w:ascii="宋体" w:hAnsi="宋体" w:eastAsia="宋体" w:cs="宋体"/>
           <w:spacing w:val="-2"/>
           <w:sz w:val="24"/>
           <w:szCs w:val="24"/>
@@ -2358,7 +3412,7 @@
       </w:pPr>
       <w:r>
         <w:rPr>
-          <w:rFonts w:ascii="宋体" w:eastAsia="宋体" w:hAnsi="宋体" w:cs="宋体"/>
+          <w:rFonts w:ascii="宋体" w:hAnsi="宋体" w:eastAsia="宋体" w:cs="宋体"/>
           <w:spacing w:val="-2"/>
           <w:sz w:val="24"/>
           <w:szCs w:val="24"/>
@@ -2368,10 +3422,23 @@
     </w:p>
     <w:p>
       <w:pPr>
-        <w:pStyle w:val="1"/>
+        <w:pStyle w:val="26"/>
+        <w:keepNext w:val="0"/>
+        <w:keepLines w:val="0"/>
+        <w:pageBreakBefore w:val="0"/>
+        <w:widowControl w:val="0"/>
+        <w:kinsoku w:val="0"/>
+        <w:wordWrap/>
+        <w:overflowPunct/>
+        <w:topLinePunct w:val="0"/>
+        <w:autoSpaceDE w:val="0"/>
+        <w:autoSpaceDN w:val="0"/>
         <w:bidi w:val="0"/>
-      </w:pPr>
-      <w:bookmarkStart w:id="5" w:name="_Toc11256"/>
+        <w:adjustRightInd w:val="0"/>
+        <w:snapToGrid w:val="0"/>
+        <w:textAlignment w:val="baseline"/>
+      </w:pPr>
+      <w:bookmarkStart w:id="5" w:name="_Toc9904"/>
       <w:r>
         <w:t>引用文件</w:t>
       </w:r>
@@ -2382,7 +3449,7 @@
         <w:keepNext w:val="0"/>
         <w:keepLines w:val="0"/>
         <w:pageBreakBefore w:val="0"/>
-        <w:widowControl/>
+        <w:widowControl w:val="0"/>
         <w:kinsoku w:val="0"/>
         <w:wordWrap/>
         <w:overflowPunct/>
@@ -2393,17 +3460,17 @@
         <w:adjustRightInd w:val="0"/>
         <w:snapToGrid w:val="0"/>
         <w:spacing w:line="360" w:lineRule="auto"/>
-        <w:ind w:left="472" w:hanging="420" w:hangingChars="200"/>
+        <w:ind w:left="472" w:hanging="472" w:hangingChars="200"/>
         <w:textAlignment w:val="baseline"/>
         <w:rPr>
-          <w:rFonts w:ascii="宋体" w:eastAsia="宋体" w:hAnsi="宋体" w:cs="宋体"/>
+          <w:rFonts w:ascii="宋体" w:hAnsi="宋体" w:eastAsia="宋体" w:cs="宋体"/>
           <w:sz w:val="24"/>
           <w:szCs w:val="24"/>
         </w:rPr>
       </w:pPr>
       <w:r>
         <w:rPr>
-          <w:rFonts w:ascii="宋体" w:eastAsia="宋体" w:hAnsi="宋体" w:cs="宋体"/>
+          <w:rFonts w:ascii="宋体" w:hAnsi="宋体" w:eastAsia="宋体" w:cs="宋体"/>
           <w:spacing w:val="-2"/>
           <w:sz w:val="24"/>
           <w:szCs w:val="24"/>
@@ -2412,7 +3479,7 @@
       </w:r>
       <w:r>
         <w:rPr>
-          <w:rFonts w:ascii="宋体" w:eastAsia="宋体" w:hAnsi="宋体" w:cs="宋体" w:hint="eastAsia"/>
+          <w:rFonts w:hint="eastAsia" w:ascii="宋体" w:hAnsi="宋体" w:eastAsia="宋体" w:cs="宋体"/>
           <w:spacing w:val="-2"/>
           <w:sz w:val="24"/>
           <w:szCs w:val="24"/>
@@ -2421,7 +3488,7 @@
       </w:r>
       <w:r>
         <w:rPr>
-          <w:rFonts w:ascii="宋体" w:eastAsia="宋体" w:hAnsi="宋体" w:cs="宋体"/>
+          <w:rFonts w:ascii="宋体" w:hAnsi="宋体" w:eastAsia="宋体" w:cs="宋体"/>
           <w:spacing w:val="-2"/>
           <w:sz w:val="24"/>
           <w:szCs w:val="24"/>
@@ -2434,7 +3501,7 @@
         <w:keepNext w:val="0"/>
         <w:keepLines w:val="0"/>
         <w:pageBreakBefore w:val="0"/>
-        <w:widowControl/>
+        <w:widowControl w:val="0"/>
         <w:kinsoku w:val="0"/>
         <w:wordWrap/>
         <w:overflowPunct/>
@@ -2445,10 +3512,10 @@
         <w:adjustRightInd w:val="0"/>
         <w:snapToGrid w:val="0"/>
         <w:spacing w:line="360" w:lineRule="auto"/>
-        <w:ind w:left="472" w:hanging="420" w:hangingChars="200"/>
+        <w:ind w:left="472" w:hanging="472" w:hangingChars="200"/>
         <w:textAlignment w:val="baseline"/>
         <w:rPr>
-          <w:rFonts w:ascii="宋体" w:eastAsia="宋体" w:hAnsi="宋体" w:cs="宋体"/>
+          <w:rFonts w:ascii="宋体" w:hAnsi="宋体" w:eastAsia="宋体" w:cs="宋体"/>
           <w:spacing w:val="-2"/>
           <w:sz w:val="24"/>
           <w:szCs w:val="24"/>
@@ -2456,7 +3523,7 @@
       </w:pPr>
       <w:r>
         <w:rPr>
-          <w:rFonts w:ascii="宋体" w:eastAsia="宋体" w:hAnsi="宋体" w:cs="宋体"/>
+          <w:rFonts w:ascii="宋体" w:hAnsi="宋体" w:eastAsia="宋体" w:cs="宋体"/>
           <w:spacing w:val="-2"/>
           <w:sz w:val="24"/>
           <w:szCs w:val="24"/>
@@ -2469,7 +3536,7 @@
         <w:keepNext w:val="0"/>
         <w:keepLines w:val="0"/>
         <w:pageBreakBefore w:val="0"/>
-        <w:widowControl/>
+        <w:widowControl w:val="0"/>
         <w:kinsoku w:val="0"/>
         <w:wordWrap/>
         <w:overflowPunct/>
@@ -2480,10 +3547,10 @@
         <w:adjustRightInd w:val="0"/>
         <w:snapToGrid w:val="0"/>
         <w:spacing w:line="360" w:lineRule="auto"/>
-        <w:ind w:left="472" w:hanging="420" w:hangingChars="200"/>
+        <w:ind w:left="472" w:hanging="472" w:hangingChars="200"/>
         <w:textAlignment w:val="baseline"/>
         <w:rPr>
-          <w:rFonts w:ascii="宋体" w:eastAsia="宋体" w:hAnsi="宋体" w:cs="宋体"/>
+          <w:rFonts w:ascii="宋体" w:hAnsi="宋体" w:eastAsia="宋体" w:cs="宋体"/>
           <w:spacing w:val="-2"/>
           <w:sz w:val="24"/>
           <w:szCs w:val="24"/>
@@ -2491,7 +3558,7 @@
       </w:pPr>
       <w:r>
         <w:rPr>
-          <w:rFonts w:ascii="宋体" w:eastAsia="宋体" w:hAnsi="宋体" w:cs="宋体"/>
+          <w:rFonts w:ascii="宋体" w:hAnsi="宋体" w:eastAsia="宋体" w:cs="宋体"/>
           <w:spacing w:val="-2"/>
           <w:sz w:val="24"/>
           <w:szCs w:val="24"/>
@@ -2504,7 +3571,7 @@
         <w:keepNext w:val="0"/>
         <w:keepLines w:val="0"/>
         <w:pageBreakBefore w:val="0"/>
-        <w:widowControl/>
+        <w:widowControl w:val="0"/>
         <w:kinsoku w:val="0"/>
         <w:wordWrap/>
         <w:overflowPunct/>
@@ -2515,10 +3582,10 @@
         <w:adjustRightInd w:val="0"/>
         <w:snapToGrid w:val="0"/>
         <w:spacing w:line="360" w:lineRule="auto"/>
-        <w:ind w:left="472" w:hanging="420" w:hangingChars="200"/>
+        <w:ind w:left="472" w:hanging="472" w:hangingChars="200"/>
         <w:textAlignment w:val="baseline"/>
         <w:rPr>
-          <w:rFonts w:ascii="宋体" w:eastAsia="宋体" w:hAnsi="宋体" w:cs="宋体"/>
+          <w:rFonts w:ascii="宋体" w:hAnsi="宋体" w:eastAsia="宋体" w:cs="宋体"/>
           <w:spacing w:val="-2"/>
           <w:sz w:val="24"/>
           <w:szCs w:val="24"/>
@@ -2526,7 +3593,7 @@
       </w:pPr>
       <w:r>
         <w:rPr>
-          <w:rFonts w:ascii="宋体" w:eastAsia="宋体" w:hAnsi="宋体" w:cs="宋体"/>
+          <w:rFonts w:ascii="宋体" w:hAnsi="宋体" w:eastAsia="宋体" w:cs="宋体"/>
           <w:spacing w:val="-2"/>
           <w:sz w:val="24"/>
           <w:szCs w:val="24"/>
@@ -2539,7 +3606,7 @@
         <w:keepNext w:val="0"/>
         <w:keepLines w:val="0"/>
         <w:pageBreakBefore w:val="0"/>
-        <w:widowControl/>
+        <w:widowControl w:val="0"/>
         <w:kinsoku w:val="0"/>
         <w:wordWrap/>
         <w:overflowPunct/>
@@ -2550,10 +3617,10 @@
         <w:adjustRightInd w:val="0"/>
         <w:snapToGrid w:val="0"/>
         <w:spacing w:line="360" w:lineRule="auto"/>
-        <w:ind w:left="472" w:hanging="420" w:hangingChars="200"/>
+        <w:ind w:left="472" w:hanging="472" w:hangingChars="200"/>
         <w:textAlignment w:val="baseline"/>
         <w:rPr>
-          <w:rFonts w:ascii="宋体" w:eastAsia="宋体" w:hAnsi="宋体" w:cs="宋体"/>
+          <w:rFonts w:ascii="宋体" w:hAnsi="宋体" w:eastAsia="宋体" w:cs="宋体"/>
           <w:spacing w:val="-2"/>
           <w:sz w:val="24"/>
           <w:szCs w:val="24"/>
@@ -2561,7 +3628,7 @@
       </w:pPr>
       <w:r>
         <w:rPr>
-          <w:rFonts w:ascii="宋体" w:eastAsia="宋体" w:hAnsi="宋体" w:cs="宋体"/>
+          <w:rFonts w:ascii="宋体" w:hAnsi="宋体" w:eastAsia="宋体" w:cs="宋体"/>
           <w:spacing w:val="-2"/>
           <w:sz w:val="24"/>
           <w:szCs w:val="24"/>
@@ -2574,7 +3641,7 @@
         <w:keepNext w:val="0"/>
         <w:keepLines w:val="0"/>
         <w:pageBreakBefore w:val="0"/>
-        <w:widowControl/>
+        <w:widowControl w:val="0"/>
         <w:kinsoku w:val="0"/>
         <w:wordWrap/>
         <w:overflowPunct/>
@@ -2585,10 +3652,10 @@
         <w:adjustRightInd w:val="0"/>
         <w:snapToGrid w:val="0"/>
         <w:spacing w:line="360" w:lineRule="auto"/>
-        <w:ind w:left="472" w:hanging="420" w:hangingChars="200"/>
+        <w:ind w:left="472" w:hanging="472" w:hangingChars="200"/>
         <w:textAlignment w:val="baseline"/>
         <w:rPr>
-          <w:rFonts w:ascii="宋体" w:eastAsia="宋体" w:hAnsi="宋体" w:cs="宋体"/>
+          <w:rFonts w:ascii="宋体" w:hAnsi="宋体" w:eastAsia="宋体" w:cs="宋体"/>
           <w:spacing w:val="-2"/>
           <w:sz w:val="24"/>
           <w:szCs w:val="24"/>
@@ -2596,7 +3663,7 @@
       </w:pPr>
       <w:r>
         <w:rPr>
-          <w:rFonts w:ascii="宋体" w:eastAsia="宋体" w:hAnsi="宋体" w:cs="宋体"/>
+          <w:rFonts w:ascii="宋体" w:hAnsi="宋体" w:eastAsia="宋体" w:cs="宋体"/>
           <w:spacing w:val="-2"/>
           <w:sz w:val="24"/>
           <w:szCs w:val="24"/>
@@ -2606,10 +3673,23 @@
     </w:p>
     <w:p>
       <w:pPr>
-        <w:pStyle w:val="1"/>
+        <w:pStyle w:val="26"/>
+        <w:keepNext w:val="0"/>
+        <w:keepLines w:val="0"/>
+        <w:pageBreakBefore w:val="0"/>
+        <w:widowControl w:val="0"/>
+        <w:kinsoku w:val="0"/>
+        <w:wordWrap/>
+        <w:overflowPunct/>
+        <w:topLinePunct w:val="0"/>
+        <w:autoSpaceDE w:val="0"/>
+        <w:autoSpaceDN w:val="0"/>
         <w:bidi w:val="0"/>
-      </w:pPr>
-      <w:bookmarkStart w:id="6" w:name="_Toc4075"/>
+        <w:adjustRightInd w:val="0"/>
+        <w:snapToGrid w:val="0"/>
+        <w:textAlignment w:val="baseline"/>
+      </w:pPr>
+      <w:bookmarkStart w:id="6" w:name="_Toc27278"/>
       <w:r>
         <w:t>术语与定义</w:t>
       </w:r>
@@ -2617,17 +3697,31 @@
     </w:p>
     <w:p>
       <w:pPr>
+        <w:keepNext w:val="0"/>
+        <w:keepLines w:val="0"/>
+        <w:pageBreakBefore w:val="0"/>
+        <w:widowControl w:val="0"/>
+        <w:kinsoku w:val="0"/>
+        <w:wordWrap/>
+        <w:overflowPunct/>
+        <w:topLinePunct w:val="0"/>
+        <w:autoSpaceDE w:val="0"/>
+        <w:autoSpaceDN w:val="0"/>
+        <w:bidi w:val="0"/>
+        <w:adjustRightInd w:val="0"/>
+        <w:snapToGrid w:val="0"/>
         <w:spacing w:before="100" w:line="220" w:lineRule="auto"/>
         <w:ind w:left="544"/>
-        <w:rPr>
-          <w:rFonts w:ascii="宋体" w:eastAsia="宋体" w:hAnsi="宋体" w:cs="宋体"/>
+        <w:textAlignment w:val="baseline"/>
+        <w:rPr>
+          <w:rFonts w:ascii="宋体" w:hAnsi="宋体" w:eastAsia="宋体" w:cs="宋体"/>
           <w:sz w:val="24"/>
           <w:szCs w:val="24"/>
         </w:rPr>
       </w:pPr>
       <w:r>
         <w:rPr>
-          <w:rFonts w:ascii="宋体" w:eastAsia="宋体" w:hAnsi="宋体" w:cs="宋体"/>
+          <w:rFonts w:ascii="宋体" w:hAnsi="宋体" w:eastAsia="宋体" w:cs="宋体"/>
           <w:sz w:val="24"/>
           <w:szCs w:val="24"/>
         </w:rPr>
@@ -2636,10 +3730,23 @@
     </w:p>
     <w:p>
       <w:pPr>
-        <w:pStyle w:val="1"/>
+        <w:pStyle w:val="26"/>
+        <w:keepNext w:val="0"/>
+        <w:keepLines w:val="0"/>
+        <w:pageBreakBefore w:val="0"/>
+        <w:widowControl w:val="0"/>
+        <w:kinsoku w:val="0"/>
+        <w:wordWrap/>
+        <w:overflowPunct/>
+        <w:topLinePunct w:val="0"/>
+        <w:autoSpaceDE w:val="0"/>
+        <w:autoSpaceDN w:val="0"/>
         <w:bidi w:val="0"/>
-      </w:pPr>
-      <w:bookmarkStart w:id="7" w:name="_Toc20225"/>
+        <w:adjustRightInd w:val="0"/>
+        <w:snapToGrid w:val="0"/>
+        <w:textAlignment w:val="baseline"/>
+      </w:pPr>
+      <w:bookmarkStart w:id="7" w:name="_Toc29172"/>
       <w:r>
         <w:t>角色与职责</w:t>
       </w:r>
@@ -2647,21 +3754,35 @@
     </w:p>
     <w:p>
       <w:pPr>
+        <w:keepNext w:val="0"/>
+        <w:keepLines w:val="0"/>
+        <w:pageBreakBefore w:val="0"/>
+        <w:widowControl w:val="0"/>
+        <w:kinsoku w:val="0"/>
+        <w:wordWrap/>
+        <w:overflowPunct/>
+        <w:topLinePunct w:val="0"/>
+        <w:autoSpaceDE w:val="0"/>
+        <w:autoSpaceDN w:val="0"/>
+        <w:bidi w:val="0"/>
+        <w:adjustRightInd w:val="0"/>
+        <w:snapToGrid w:val="0"/>
         <w:spacing w:line="62" w:lineRule="exact"/>
+        <w:textAlignment w:val="baseline"/>
       </w:pPr>
     </w:p>
     <w:tbl>
       <w:tblPr>
-        <w:tblStyle w:val="TableNormal0"/>
+        <w:tblStyle w:val="24"/>
         <w:tblW w:w="8522" w:type="dxa"/>
         <w:tblInd w:w="5" w:type="dxa"/>
         <w:tblBorders>
-          <w:top w:val="single" w:sz="4" w:space="0" w:color="000000"/>
-          <w:left w:val="single" w:sz="4" w:space="0" w:color="000000"/>
-          <w:bottom w:val="single" w:sz="4" w:space="0" w:color="000000"/>
-          <w:right w:val="single" w:sz="4" w:space="0" w:color="000000"/>
-          <w:insideH w:val="single" w:sz="4" w:space="0" w:color="000000"/>
-          <w:insideV w:val="single" w:sz="4" w:space="0" w:color="000000"/>
+          <w:top w:val="single" w:color="000000" w:sz="4" w:space="0"/>
+          <w:left w:val="single" w:color="000000" w:sz="4" w:space="0"/>
+          <w:bottom w:val="single" w:color="000000" w:sz="4" w:space="0"/>
+          <w:right w:val="single" w:color="000000" w:sz="4" w:space="0"/>
+          <w:insideH w:val="single" w:color="000000" w:sz="4" w:space="0"/>
+          <w:insideV w:val="single" w:color="000000" w:sz="4" w:space="0"/>
         </w:tblBorders>
         <w:tblLayout w:type="fixed"/>
         <w:tblCellMar>
@@ -2672,23 +3793,20 @@
         </w:tblCellMar>
       </w:tblPr>
       <w:tblGrid>
-        <w:gridCol w:w="2842"/>
-        <w:gridCol w:w="2838"/>
-        <w:gridCol w:w="2842"/>
+        <w:gridCol w:w="1913"/>
+        <w:gridCol w:w="2532"/>
+        <w:gridCol w:w="4077"/>
       </w:tblGrid>
       <w:tr>
         <w:tblPrEx>
-          <w:tblW w:w="8522" w:type="dxa"/>
-          <w:tblInd w:w="5" w:type="dxa"/>
           <w:tblBorders>
-            <w:top w:val="single" w:sz="4" w:space="0" w:color="000000"/>
-            <w:left w:val="single" w:sz="4" w:space="0" w:color="000000"/>
-            <w:bottom w:val="single" w:sz="4" w:space="0" w:color="000000"/>
-            <w:right w:val="single" w:sz="4" w:space="0" w:color="000000"/>
-            <w:insideH w:val="single" w:sz="4" w:space="0" w:color="000000"/>
-            <w:insideV w:val="single" w:sz="4" w:space="0" w:color="000000"/>
+            <w:top w:val="single" w:color="000000" w:sz="4" w:space="0"/>
+            <w:left w:val="single" w:color="000000" w:sz="4" w:space="0"/>
+            <w:bottom w:val="single" w:color="000000" w:sz="4" w:space="0"/>
+            <w:right w:val="single" w:color="000000" w:sz="4" w:space="0"/>
+            <w:insideH w:val="single" w:color="000000" w:sz="4" w:space="0"/>
+            <w:insideV w:val="single" w:color="000000" w:sz="4" w:space="0"/>
           </w:tblBorders>
-          <w:tblLayout w:type="fixed"/>
           <w:tblCellMar>
             <w:top w:w="0" w:type="dxa"/>
             <w:left w:w="0" w:type="dxa"/>
@@ -2697,26 +3815,41 @@
           </w:tblCellMar>
         </w:tblPrEx>
         <w:trPr>
-          <w:trHeight w:val="625"/>
+          <w:trHeight w:val="435" w:hRule="atLeast"/>
         </w:trPr>
         <w:tc>
           <w:tcPr>
-            <w:tcW w:w="2842" w:type="dxa"/>
+            <w:tcW w:w="1913" w:type="dxa"/>
             <w:shd w:val="clear" w:color="auto" w:fill="BFBFBF"/>
           </w:tcPr>
           <w:p>
             <w:pPr>
+              <w:keepNext w:val="0"/>
+              <w:keepLines w:val="0"/>
+              <w:pageBreakBefore w:val="0"/>
+              <w:widowControl w:val="0"/>
+              <w:kinsoku w:val="0"/>
+              <w:wordWrap/>
+              <w:overflowPunct/>
+              <w:topLinePunct w:val="0"/>
+              <w:autoSpaceDE w:val="0"/>
+              <w:autoSpaceDN w:val="0"/>
+              <w:bidi w:val="0"/>
+              <w:adjustRightInd w:val="0"/>
+              <w:snapToGrid w:val="0"/>
               <w:spacing w:before="52" w:line="219" w:lineRule="auto"/>
               <w:ind w:left="114"/>
+              <w:jc w:val="center"/>
+              <w:textAlignment w:val="baseline"/>
               <w:rPr>
-                <w:rFonts w:ascii="宋体" w:eastAsia="宋体" w:hAnsi="宋体" w:cs="宋体"/>
+                <w:rFonts w:ascii="宋体" w:hAnsi="宋体" w:eastAsia="宋体" w:cs="宋体"/>
                 <w:sz w:val="21"/>
                 <w:szCs w:val="21"/>
               </w:rPr>
             </w:pPr>
             <w:r>
               <w:rPr>
-                <w:rFonts w:ascii="宋体" w:eastAsia="宋体" w:hAnsi="宋体" w:cs="宋体"/>
+                <w:rFonts w:ascii="宋体" w:hAnsi="宋体" w:eastAsia="宋体" w:cs="宋体"/>
                 <w:spacing w:val="-3"/>
                 <w:sz w:val="21"/>
                 <w:szCs w:val="21"/>
@@ -2727,22 +3860,37 @@
         </w:tc>
         <w:tc>
           <w:tcPr>
-            <w:tcW w:w="2838" w:type="dxa"/>
+            <w:tcW w:w="2532" w:type="dxa"/>
             <w:shd w:val="clear" w:color="auto" w:fill="BFBFBF"/>
           </w:tcPr>
           <w:p>
             <w:pPr>
+              <w:keepNext w:val="0"/>
+              <w:keepLines w:val="0"/>
+              <w:pageBreakBefore w:val="0"/>
+              <w:widowControl w:val="0"/>
+              <w:kinsoku w:val="0"/>
+              <w:wordWrap/>
+              <w:overflowPunct/>
+              <w:topLinePunct w:val="0"/>
+              <w:autoSpaceDE w:val="0"/>
+              <w:autoSpaceDN w:val="0"/>
+              <w:bidi w:val="0"/>
+              <w:adjustRightInd w:val="0"/>
+              <w:snapToGrid w:val="0"/>
               <w:spacing w:before="52" w:line="221" w:lineRule="auto"/>
               <w:ind w:left="111"/>
+              <w:jc w:val="center"/>
+              <w:textAlignment w:val="baseline"/>
               <w:rPr>
-                <w:rFonts w:ascii="宋体" w:eastAsia="宋体" w:hAnsi="宋体" w:cs="宋体"/>
+                <w:rFonts w:ascii="宋体" w:hAnsi="宋体" w:eastAsia="宋体" w:cs="宋体"/>
                 <w:sz w:val="21"/>
                 <w:szCs w:val="21"/>
               </w:rPr>
             </w:pPr>
             <w:r>
               <w:rPr>
-                <w:rFonts w:ascii="宋体" w:eastAsia="宋体" w:hAnsi="宋体" w:cs="宋体"/>
+                <w:rFonts w:ascii="宋体" w:hAnsi="宋体" w:eastAsia="宋体" w:cs="宋体"/>
                 <w:spacing w:val="-3"/>
                 <w:sz w:val="21"/>
                 <w:szCs w:val="21"/>
@@ -2753,22 +3901,37 @@
         </w:tc>
         <w:tc>
           <w:tcPr>
-            <w:tcW w:w="2842" w:type="dxa"/>
+            <w:tcW w:w="4077" w:type="dxa"/>
             <w:shd w:val="clear" w:color="auto" w:fill="BFBFBF"/>
           </w:tcPr>
           <w:p>
             <w:pPr>
+              <w:keepNext w:val="0"/>
+              <w:keepLines w:val="0"/>
+              <w:pageBreakBefore w:val="0"/>
+              <w:widowControl w:val="0"/>
+              <w:kinsoku w:val="0"/>
+              <w:wordWrap/>
+              <w:overflowPunct/>
+              <w:topLinePunct w:val="0"/>
+              <w:autoSpaceDE w:val="0"/>
+              <w:autoSpaceDN w:val="0"/>
+              <w:bidi w:val="0"/>
+              <w:adjustRightInd w:val="0"/>
+              <w:snapToGrid w:val="0"/>
               <w:spacing w:before="53" w:line="247" w:lineRule="auto"/>
               <w:ind w:left="113" w:right="207" w:firstLine="22"/>
+              <w:jc w:val="center"/>
+              <w:textAlignment w:val="baseline"/>
               <w:rPr>
-                <w:rFonts w:ascii="宋体" w:eastAsia="宋体" w:hAnsi="宋体" w:cs="宋体"/>
+                <w:rFonts w:ascii="宋体" w:hAnsi="宋体" w:eastAsia="宋体" w:cs="宋体"/>
                 <w:sz w:val="21"/>
                 <w:szCs w:val="21"/>
               </w:rPr>
             </w:pPr>
             <w:r>
               <w:rPr>
-                <w:rFonts w:ascii="宋体" w:eastAsia="宋体" w:hAnsi="宋体" w:cs="宋体"/>
+                <w:rFonts w:ascii="宋体" w:hAnsi="宋体" w:eastAsia="宋体" w:cs="宋体"/>
                 <w:spacing w:val="-3"/>
                 <w:sz w:val="21"/>
                 <w:szCs w:val="21"/>
@@ -2777,7 +3940,7 @@
             </w:r>
             <w:r>
               <w:rPr>
-                <w:rFonts w:ascii="宋体" w:eastAsia="宋体" w:hAnsi="宋体" w:cs="宋体"/>
+                <w:rFonts w:ascii="宋体" w:hAnsi="宋体" w:eastAsia="宋体" w:cs="宋体"/>
                 <w:spacing w:val="-5"/>
                 <w:sz w:val="21"/>
                 <w:szCs w:val="21"/>
@@ -2789,9 +3952,14 @@
       </w:tr>
       <w:tr>
         <w:tblPrEx>
-          <w:tblW w:w="8522" w:type="dxa"/>
-          <w:tblInd w:w="5" w:type="dxa"/>
-          <w:tblLayout w:type="fixed"/>
+          <w:tblBorders>
+            <w:top w:val="single" w:color="000000" w:sz="4" w:space="0"/>
+            <w:left w:val="single" w:color="000000" w:sz="4" w:space="0"/>
+            <w:bottom w:val="single" w:color="000000" w:sz="4" w:space="0"/>
+            <w:right w:val="single" w:color="000000" w:sz="4" w:space="0"/>
+            <w:insideH w:val="single" w:color="000000" w:sz="4" w:space="0"/>
+            <w:insideV w:val="single" w:color="000000" w:sz="4" w:space="0"/>
+          </w:tblBorders>
           <w:tblCellMar>
             <w:top w:w="0" w:type="dxa"/>
             <w:left w:w="0" w:type="dxa"/>
@@ -2800,25 +3968,39 @@
           </w:tblCellMar>
         </w:tblPrEx>
         <w:trPr>
-          <w:trHeight w:val="310"/>
+          <w:trHeight w:val="310" w:hRule="atLeast"/>
         </w:trPr>
         <w:tc>
           <w:tcPr>
-            <w:tcW w:w="2842" w:type="dxa"/>
+            <w:tcW w:w="1913" w:type="dxa"/>
           </w:tcPr>
           <w:p>
             <w:pPr>
+              <w:keepNext w:val="0"/>
+              <w:keepLines w:val="0"/>
+              <w:pageBreakBefore w:val="0"/>
+              <w:widowControl w:val="0"/>
+              <w:kinsoku w:val="0"/>
+              <w:wordWrap/>
+              <w:overflowPunct/>
+              <w:topLinePunct w:val="0"/>
+              <w:autoSpaceDE w:val="0"/>
+              <w:autoSpaceDN w:val="0"/>
+              <w:bidi w:val="0"/>
+              <w:adjustRightInd w:val="0"/>
+              <w:snapToGrid w:val="0"/>
               <w:spacing w:before="52" w:line="218" w:lineRule="auto"/>
               <w:ind w:left="110"/>
+              <w:textAlignment w:val="baseline"/>
               <w:rPr>
-                <w:rFonts w:ascii="宋体" w:eastAsia="宋体" w:hAnsi="宋体" w:cs="宋体"/>
+                <w:rFonts w:ascii="宋体" w:hAnsi="宋体" w:eastAsia="宋体" w:cs="宋体"/>
                 <w:sz w:val="21"/>
                 <w:szCs w:val="21"/>
               </w:rPr>
             </w:pPr>
             <w:r>
               <w:rPr>
-                <w:rFonts w:ascii="宋体" w:eastAsia="宋体" w:hAnsi="宋体" w:cs="宋体"/>
+                <w:rFonts w:ascii="宋体" w:hAnsi="宋体" w:eastAsia="宋体" w:cs="宋体"/>
                 <w:spacing w:val="-2"/>
                 <w:sz w:val="21"/>
                 <w:szCs w:val="21"/>
@@ -2829,21 +4011,35 @@
         </w:tc>
         <w:tc>
           <w:tcPr>
-            <w:tcW w:w="2838" w:type="dxa"/>
+            <w:tcW w:w="2532" w:type="dxa"/>
           </w:tcPr>
           <w:p>
             <w:pPr>
+              <w:keepNext w:val="0"/>
+              <w:keepLines w:val="0"/>
+              <w:pageBreakBefore w:val="0"/>
+              <w:widowControl w:val="0"/>
+              <w:kinsoku w:val="0"/>
+              <w:wordWrap/>
+              <w:overflowPunct/>
+              <w:topLinePunct w:val="0"/>
+              <w:autoSpaceDE w:val="0"/>
+              <w:autoSpaceDN w:val="0"/>
+              <w:bidi w:val="0"/>
+              <w:adjustRightInd w:val="0"/>
+              <w:snapToGrid w:val="0"/>
               <w:spacing w:before="52" w:line="218" w:lineRule="auto"/>
               <w:ind w:left="118"/>
+              <w:textAlignment w:val="baseline"/>
               <w:rPr>
-                <w:rFonts w:ascii="宋体" w:eastAsia="宋体" w:hAnsi="宋体" w:cs="宋体"/>
+                <w:rFonts w:ascii="宋体" w:hAnsi="宋体" w:eastAsia="宋体" w:cs="宋体"/>
                 <w:sz w:val="21"/>
                 <w:szCs w:val="21"/>
               </w:rPr>
             </w:pPr>
             <w:r>
               <w:rPr>
-                <w:rFonts w:ascii="宋体" w:eastAsia="宋体" w:hAnsi="宋体" w:cs="宋体"/>
+                <w:rFonts w:ascii="宋体" w:hAnsi="宋体" w:eastAsia="宋体" w:cs="宋体"/>
                 <w:spacing w:val="-2"/>
                 <w:sz w:val="21"/>
                 <w:szCs w:val="21"/>
@@ -2854,14 +4050,28 @@
         </w:tc>
         <w:tc>
           <w:tcPr>
-            <w:tcW w:w="2842" w:type="dxa"/>
+            <w:tcW w:w="4077" w:type="dxa"/>
           </w:tcPr>
           <w:p>
             <w:pPr>
+              <w:keepNext w:val="0"/>
+              <w:keepLines w:val="0"/>
+              <w:pageBreakBefore w:val="0"/>
+              <w:widowControl w:val="0"/>
+              <w:kinsoku w:val="0"/>
+              <w:wordWrap/>
+              <w:overflowPunct/>
+              <w:topLinePunct w:val="0"/>
+              <w:autoSpaceDE w:val="0"/>
+              <w:autoSpaceDN w:val="0"/>
+              <w:bidi w:val="0"/>
+              <w:adjustRightInd w:val="0"/>
+              <w:snapToGrid w:val="0"/>
               <w:spacing w:before="52" w:line="218" w:lineRule="auto"/>
               <w:ind w:left="114"/>
+              <w:textAlignment w:val="baseline"/>
               <w:rPr>
-                <w:rFonts w:ascii="宋体" w:eastAsia="宋体" w:hAnsi="宋体" w:cs="宋体" w:hint="default"/>
+                <w:rFonts w:hint="default" w:ascii="宋体" w:hAnsi="宋体" w:eastAsia="宋体" w:cs="宋体"/>
                 <w:sz w:val="21"/>
                 <w:szCs w:val="21"/>
                 <w:lang w:val="en-US" w:eastAsia="zh-CN"/>
@@ -2869,7 +4079,7 @@
             </w:pPr>
             <w:r>
               <w:rPr>
-                <w:rFonts w:ascii="宋体" w:eastAsia="宋体" w:hAnsi="宋体" w:cs="宋体" w:hint="eastAsia"/>
+                <w:rFonts w:hint="eastAsia" w:ascii="宋体" w:hAnsi="宋体" w:eastAsia="宋体" w:cs="宋体"/>
                 <w:sz w:val="21"/>
                 <w:szCs w:val="21"/>
                 <w:lang w:val="en-US" w:eastAsia="zh-CN"/>
@@ -2881,9 +4091,14 @@
       </w:tr>
       <w:tr>
         <w:tblPrEx>
-          <w:tblW w:w="8522" w:type="dxa"/>
-          <w:tblInd w:w="5" w:type="dxa"/>
-          <w:tblLayout w:type="fixed"/>
+          <w:tblBorders>
+            <w:top w:val="single" w:color="000000" w:sz="4" w:space="0"/>
+            <w:left w:val="single" w:color="000000" w:sz="4" w:space="0"/>
+            <w:bottom w:val="single" w:color="000000" w:sz="4" w:space="0"/>
+            <w:right w:val="single" w:color="000000" w:sz="4" w:space="0"/>
+            <w:insideH w:val="single" w:color="000000" w:sz="4" w:space="0"/>
+            <w:insideV w:val="single" w:color="000000" w:sz="4" w:space="0"/>
+          </w:tblBorders>
           <w:tblCellMar>
             <w:top w:w="0" w:type="dxa"/>
             <w:left w:w="0" w:type="dxa"/>
@@ -2892,25 +4107,39 @@
           </w:tblCellMar>
         </w:tblPrEx>
         <w:trPr>
-          <w:trHeight w:val="310"/>
+          <w:trHeight w:val="310" w:hRule="atLeast"/>
         </w:trPr>
         <w:tc>
           <w:tcPr>
-            <w:tcW w:w="2842" w:type="dxa"/>
+            <w:tcW w:w="1913" w:type="dxa"/>
           </w:tcPr>
           <w:p>
             <w:pPr>
+              <w:keepNext w:val="0"/>
+              <w:keepLines w:val="0"/>
+              <w:pageBreakBefore w:val="0"/>
+              <w:widowControl w:val="0"/>
+              <w:kinsoku w:val="0"/>
+              <w:wordWrap/>
+              <w:overflowPunct/>
+              <w:topLinePunct w:val="0"/>
+              <w:autoSpaceDE w:val="0"/>
+              <w:autoSpaceDN w:val="0"/>
+              <w:bidi w:val="0"/>
+              <w:adjustRightInd w:val="0"/>
+              <w:snapToGrid w:val="0"/>
               <w:spacing w:before="53" w:line="217" w:lineRule="auto"/>
               <w:ind w:left="121"/>
+              <w:textAlignment w:val="baseline"/>
               <w:rPr>
-                <w:rFonts w:ascii="宋体" w:eastAsia="宋体" w:hAnsi="宋体" w:cs="宋体"/>
+                <w:rFonts w:ascii="宋体" w:hAnsi="宋体" w:eastAsia="宋体" w:cs="宋体"/>
                 <w:sz w:val="21"/>
                 <w:szCs w:val="21"/>
               </w:rPr>
             </w:pPr>
             <w:r>
               <w:rPr>
-                <w:rFonts w:ascii="宋体" w:eastAsia="宋体" w:hAnsi="宋体" w:cs="宋体"/>
+                <w:rFonts w:ascii="宋体" w:hAnsi="宋体" w:eastAsia="宋体" w:cs="宋体"/>
                 <w:spacing w:val="-5"/>
                 <w:sz w:val="21"/>
                 <w:szCs w:val="21"/>
@@ -2921,21 +4150,35 @@
         </w:tc>
         <w:tc>
           <w:tcPr>
-            <w:tcW w:w="2838" w:type="dxa"/>
+            <w:tcW w:w="2532" w:type="dxa"/>
           </w:tcPr>
           <w:p>
             <w:pPr>
+              <w:keepNext w:val="0"/>
+              <w:keepLines w:val="0"/>
+              <w:pageBreakBefore w:val="0"/>
+              <w:widowControl w:val="0"/>
+              <w:kinsoku w:val="0"/>
+              <w:wordWrap/>
+              <w:overflowPunct/>
+              <w:topLinePunct w:val="0"/>
+              <w:autoSpaceDE w:val="0"/>
+              <w:autoSpaceDN w:val="0"/>
+              <w:bidi w:val="0"/>
+              <w:adjustRightInd w:val="0"/>
+              <w:snapToGrid w:val="0"/>
               <w:spacing w:before="53" w:line="217" w:lineRule="auto"/>
               <w:ind w:left="111"/>
+              <w:textAlignment w:val="baseline"/>
               <w:rPr>
-                <w:rFonts w:ascii="宋体" w:eastAsia="宋体" w:hAnsi="宋体" w:cs="宋体"/>
+                <w:rFonts w:ascii="宋体" w:hAnsi="宋体" w:eastAsia="宋体" w:cs="宋体"/>
                 <w:sz w:val="21"/>
                 <w:szCs w:val="21"/>
               </w:rPr>
             </w:pPr>
             <w:r>
               <w:rPr>
-                <w:rFonts w:ascii="宋体" w:eastAsia="宋体" w:hAnsi="宋体" w:cs="宋体"/>
+                <w:rFonts w:ascii="宋体" w:hAnsi="宋体" w:eastAsia="宋体" w:cs="宋体"/>
                 <w:spacing w:val="-2"/>
                 <w:sz w:val="21"/>
                 <w:szCs w:val="21"/>
@@ -2946,21 +4189,35 @@
         </w:tc>
         <w:tc>
           <w:tcPr>
-            <w:tcW w:w="2842" w:type="dxa"/>
+            <w:tcW w:w="4077" w:type="dxa"/>
           </w:tcPr>
           <w:p>
             <w:pPr>
+              <w:keepNext w:val="0"/>
+              <w:keepLines w:val="0"/>
+              <w:pageBreakBefore w:val="0"/>
+              <w:widowControl w:val="0"/>
+              <w:kinsoku w:val="0"/>
+              <w:wordWrap/>
+              <w:overflowPunct/>
+              <w:topLinePunct w:val="0"/>
+              <w:autoSpaceDE w:val="0"/>
+              <w:autoSpaceDN w:val="0"/>
+              <w:bidi w:val="0"/>
+              <w:adjustRightInd w:val="0"/>
+              <w:snapToGrid w:val="0"/>
               <w:spacing w:before="53" w:line="217" w:lineRule="auto"/>
               <w:ind w:left="118"/>
+              <w:textAlignment w:val="baseline"/>
               <w:rPr>
-                <w:rFonts w:ascii="宋体" w:eastAsia="宋体" w:hAnsi="宋体" w:cs="宋体"/>
+                <w:rFonts w:ascii="宋体" w:hAnsi="宋体" w:eastAsia="宋体" w:cs="宋体"/>
                 <w:sz w:val="21"/>
                 <w:szCs w:val="21"/>
               </w:rPr>
             </w:pPr>
             <w:r>
               <w:rPr>
-                <w:rFonts w:ascii="宋体" w:eastAsia="宋体" w:hAnsi="宋体" w:cs="宋体"/>
+                <w:rFonts w:ascii="宋体" w:hAnsi="宋体" w:eastAsia="宋体" w:cs="宋体"/>
                 <w:spacing w:val="-4"/>
                 <w:sz w:val="21"/>
                 <w:szCs w:val="21"/>
@@ -2972,9 +4229,14 @@
       </w:tr>
       <w:tr>
         <w:tblPrEx>
-          <w:tblW w:w="8522" w:type="dxa"/>
-          <w:tblInd w:w="5" w:type="dxa"/>
-          <w:tblLayout w:type="fixed"/>
+          <w:tblBorders>
+            <w:top w:val="single" w:color="000000" w:sz="4" w:space="0"/>
+            <w:left w:val="single" w:color="000000" w:sz="4" w:space="0"/>
+            <w:bottom w:val="single" w:color="000000" w:sz="4" w:space="0"/>
+            <w:right w:val="single" w:color="000000" w:sz="4" w:space="0"/>
+            <w:insideH w:val="single" w:color="000000" w:sz="4" w:space="0"/>
+            <w:insideV w:val="single" w:color="000000" w:sz="4" w:space="0"/>
+          </w:tblBorders>
           <w:tblCellMar>
             <w:top w:w="0" w:type="dxa"/>
             <w:left w:w="0" w:type="dxa"/>
@@ -2983,25 +4245,39 @@
           </w:tblCellMar>
         </w:tblPrEx>
         <w:trPr>
-          <w:trHeight w:val="314"/>
+          <w:trHeight w:val="314" w:hRule="atLeast"/>
         </w:trPr>
         <w:tc>
           <w:tcPr>
-            <w:tcW w:w="2842" w:type="dxa"/>
+            <w:tcW w:w="1913" w:type="dxa"/>
           </w:tcPr>
           <w:p>
             <w:pPr>
+              <w:keepNext w:val="0"/>
+              <w:keepLines w:val="0"/>
+              <w:pageBreakBefore w:val="0"/>
+              <w:widowControl w:val="0"/>
+              <w:kinsoku w:val="0"/>
+              <w:wordWrap/>
+              <w:overflowPunct/>
+              <w:topLinePunct w:val="0"/>
+              <w:autoSpaceDE w:val="0"/>
+              <w:autoSpaceDN w:val="0"/>
+              <w:bidi w:val="0"/>
+              <w:adjustRightInd w:val="0"/>
+              <w:snapToGrid w:val="0"/>
               <w:spacing w:before="56" w:line="218" w:lineRule="auto"/>
               <w:ind w:left="111"/>
+              <w:textAlignment w:val="baseline"/>
               <w:rPr>
-                <w:rFonts w:ascii="宋体" w:eastAsia="宋体" w:hAnsi="宋体" w:cs="宋体"/>
+                <w:rFonts w:ascii="宋体" w:hAnsi="宋体" w:eastAsia="宋体" w:cs="宋体"/>
                 <w:sz w:val="21"/>
                 <w:szCs w:val="21"/>
               </w:rPr>
             </w:pPr>
             <w:r>
               <w:rPr>
-                <w:rFonts w:ascii="宋体" w:eastAsia="宋体" w:hAnsi="宋体" w:cs="宋体"/>
+                <w:rFonts w:ascii="宋体" w:hAnsi="宋体" w:eastAsia="宋体" w:cs="宋体"/>
                 <w:spacing w:val="-2"/>
                 <w:sz w:val="21"/>
                 <w:szCs w:val="21"/>
@@ -3012,21 +4288,35 @@
         </w:tc>
         <w:tc>
           <w:tcPr>
-            <w:tcW w:w="2838" w:type="dxa"/>
+            <w:tcW w:w="2532" w:type="dxa"/>
           </w:tcPr>
           <w:p>
             <w:pPr>
+              <w:keepNext w:val="0"/>
+              <w:keepLines w:val="0"/>
+              <w:pageBreakBefore w:val="0"/>
+              <w:widowControl w:val="0"/>
+              <w:kinsoku w:val="0"/>
+              <w:wordWrap/>
+              <w:overflowPunct/>
+              <w:topLinePunct w:val="0"/>
+              <w:autoSpaceDE w:val="0"/>
+              <w:autoSpaceDN w:val="0"/>
+              <w:bidi w:val="0"/>
+              <w:adjustRightInd w:val="0"/>
+              <w:snapToGrid w:val="0"/>
               <w:spacing w:before="56" w:line="218" w:lineRule="auto"/>
               <w:ind w:left="108"/>
+              <w:textAlignment w:val="baseline"/>
               <w:rPr>
-                <w:rFonts w:ascii="宋体" w:eastAsia="宋体" w:hAnsi="宋体" w:cs="宋体"/>
+                <w:rFonts w:ascii="宋体" w:hAnsi="宋体" w:eastAsia="宋体" w:cs="宋体"/>
                 <w:sz w:val="21"/>
                 <w:szCs w:val="21"/>
               </w:rPr>
             </w:pPr>
             <w:r>
               <w:rPr>
-                <w:rFonts w:ascii="宋体" w:eastAsia="宋体" w:hAnsi="宋体" w:cs="宋体"/>
+                <w:rFonts w:ascii="宋体" w:hAnsi="宋体" w:eastAsia="宋体" w:cs="宋体"/>
                 <w:spacing w:val="-1"/>
                 <w:sz w:val="21"/>
                 <w:szCs w:val="21"/>
@@ -3037,21 +4327,35 @@
         </w:tc>
         <w:tc>
           <w:tcPr>
-            <w:tcW w:w="2842" w:type="dxa"/>
+            <w:tcW w:w="4077" w:type="dxa"/>
           </w:tcPr>
           <w:p>
             <w:pPr>
+              <w:keepNext w:val="0"/>
+              <w:keepLines w:val="0"/>
+              <w:pageBreakBefore w:val="0"/>
+              <w:widowControl w:val="0"/>
+              <w:kinsoku w:val="0"/>
+              <w:wordWrap/>
+              <w:overflowPunct/>
+              <w:topLinePunct w:val="0"/>
+              <w:autoSpaceDE w:val="0"/>
+              <w:autoSpaceDN w:val="0"/>
+              <w:bidi w:val="0"/>
+              <w:adjustRightInd w:val="0"/>
+              <w:snapToGrid w:val="0"/>
               <w:spacing w:before="56" w:line="218" w:lineRule="auto"/>
               <w:ind w:left="113"/>
+              <w:textAlignment w:val="baseline"/>
               <w:rPr>
-                <w:rFonts w:ascii="宋体" w:eastAsia="宋体" w:hAnsi="宋体" w:cs="宋体"/>
+                <w:rFonts w:ascii="宋体" w:hAnsi="宋体" w:eastAsia="宋体" w:cs="宋体"/>
                 <w:sz w:val="21"/>
                 <w:szCs w:val="21"/>
               </w:rPr>
             </w:pPr>
             <w:r>
               <w:rPr>
-                <w:rFonts w:ascii="宋体" w:eastAsia="宋体" w:hAnsi="宋体" w:cs="宋体"/>
+                <w:rFonts w:ascii="宋体" w:hAnsi="宋体" w:eastAsia="宋体" w:cs="宋体"/>
                 <w:spacing w:val="-2"/>
                 <w:sz w:val="21"/>
                 <w:szCs w:val="21"/>
@@ -3064,10 +4368,23 @@
     </w:tbl>
     <w:p>
       <w:pPr>
-        <w:pStyle w:val="1"/>
+        <w:pStyle w:val="26"/>
+        <w:keepNext w:val="0"/>
+        <w:keepLines w:val="0"/>
+        <w:pageBreakBefore w:val="0"/>
+        <w:widowControl w:val="0"/>
+        <w:kinsoku w:val="0"/>
+        <w:wordWrap/>
+        <w:overflowPunct/>
+        <w:topLinePunct w:val="0"/>
+        <w:autoSpaceDE w:val="0"/>
+        <w:autoSpaceDN w:val="0"/>
         <w:bidi w:val="0"/>
-      </w:pPr>
-      <w:bookmarkStart w:id="8" w:name="_Toc3676"/>
+        <w:adjustRightInd w:val="0"/>
+        <w:snapToGrid w:val="0"/>
+        <w:textAlignment w:val="baseline"/>
+      </w:pPr>
+      <w:bookmarkStart w:id="8" w:name="_Toc21296"/>
       <w:r>
         <w:t>程序</w:t>
       </w:r>
@@ -3075,12 +4392,25 @@
     </w:p>
     <w:p>
       <w:pPr>
-        <w:pStyle w:val="Heading2"/>
+        <w:pStyle w:val="3"/>
+        <w:keepNext w:val="0"/>
+        <w:keepLines w:val="0"/>
+        <w:pageBreakBefore w:val="0"/>
+        <w:widowControl w:val="0"/>
+        <w:kinsoku w:val="0"/>
+        <w:wordWrap/>
+        <w:overflowPunct/>
+        <w:topLinePunct w:val="0"/>
+        <w:autoSpaceDE w:val="0"/>
+        <w:autoSpaceDN w:val="0"/>
         <w:bidi w:val="0"/>
+        <w:adjustRightInd w:val="0"/>
+        <w:snapToGrid w:val="0"/>
+        <w:textAlignment w:val="baseline"/>
       </w:pPr>
       <w:bookmarkStart w:id="9" w:name="bookmark18"/>
       <w:bookmarkEnd w:id="9"/>
-      <w:bookmarkStart w:id="10" w:name="_Toc25121"/>
+      <w:bookmarkStart w:id="10" w:name="_Toc14311"/>
       <w:r>
         <w:t>客户满意度调查的项目</w:t>
       </w:r>
@@ -3091,7 +4421,7 @@
         <w:keepNext w:val="0"/>
         <w:keepLines w:val="0"/>
         <w:pageBreakBefore w:val="0"/>
-        <w:widowControl/>
+        <w:widowControl w:val="0"/>
         <w:numPr>
           <w:ilvl w:val="0"/>
           <w:numId w:val="2"/>
@@ -3106,10 +4436,10 @@
         <w:adjustRightInd w:val="0"/>
         <w:snapToGrid w:val="0"/>
         <w:spacing w:line="360" w:lineRule="auto"/>
-        <w:ind w:left="425" w:hanging="425" w:leftChars="0" w:firstLineChars="0"/>
+        <w:ind w:left="425" w:leftChars="0" w:hanging="425" w:firstLineChars="0"/>
         <w:textAlignment w:val="baseline"/>
         <w:rPr>
-          <w:rFonts w:ascii="宋体" w:eastAsia="宋体" w:hAnsi="宋体" w:cs="宋体"/>
+          <w:rFonts w:ascii="宋体" w:hAnsi="宋体" w:eastAsia="宋体" w:cs="宋体"/>
           <w:spacing w:val="-2"/>
           <w:sz w:val="24"/>
           <w:szCs w:val="24"/>
@@ -3117,7 +4447,7 @@
       </w:pPr>
       <w:r>
         <w:rPr>
-          <w:rFonts w:ascii="宋体" w:eastAsia="宋体" w:hAnsi="宋体" w:cs="宋体"/>
+          <w:rFonts w:ascii="宋体" w:hAnsi="宋体" w:eastAsia="宋体" w:cs="宋体"/>
           <w:spacing w:val="-2"/>
           <w:sz w:val="24"/>
           <w:szCs w:val="24"/>
@@ -3130,7 +4460,7 @@
         <w:keepNext w:val="0"/>
         <w:keepLines w:val="0"/>
         <w:pageBreakBefore w:val="0"/>
-        <w:widowControl/>
+        <w:widowControl w:val="0"/>
         <w:numPr>
           <w:ilvl w:val="0"/>
           <w:numId w:val="2"/>
@@ -3145,10 +4475,10 @@
         <w:adjustRightInd w:val="0"/>
         <w:snapToGrid w:val="0"/>
         <w:spacing w:line="360" w:lineRule="auto"/>
-        <w:ind w:left="425" w:hanging="425" w:leftChars="0" w:firstLineChars="0"/>
+        <w:ind w:left="425" w:leftChars="0" w:hanging="425" w:firstLineChars="0"/>
         <w:textAlignment w:val="baseline"/>
         <w:rPr>
-          <w:rFonts w:ascii="宋体" w:eastAsia="宋体" w:hAnsi="宋体" w:cs="宋体"/>
+          <w:rFonts w:ascii="宋体" w:hAnsi="宋体" w:eastAsia="宋体" w:cs="宋体"/>
           <w:spacing w:val="-2"/>
           <w:sz w:val="24"/>
           <w:szCs w:val="24"/>
@@ -3156,7 +4486,7 @@
       </w:pPr>
       <w:r>
         <w:rPr>
-          <w:rFonts w:ascii="宋体" w:eastAsia="宋体" w:hAnsi="宋体" w:cs="宋体"/>
+          <w:rFonts w:ascii="宋体" w:hAnsi="宋体" w:eastAsia="宋体" w:cs="宋体"/>
           <w:spacing w:val="-2"/>
           <w:sz w:val="24"/>
           <w:szCs w:val="24"/>
@@ -3169,7 +4499,7 @@
         <w:keepNext w:val="0"/>
         <w:keepLines w:val="0"/>
         <w:pageBreakBefore w:val="0"/>
-        <w:widowControl/>
+        <w:widowControl w:val="0"/>
         <w:numPr>
           <w:ilvl w:val="0"/>
           <w:numId w:val="2"/>
@@ -3184,10 +4514,10 @@
         <w:adjustRightInd w:val="0"/>
         <w:snapToGrid w:val="0"/>
         <w:spacing w:line="360" w:lineRule="auto"/>
-        <w:ind w:left="425" w:hanging="425" w:leftChars="0" w:firstLineChars="0"/>
+        <w:ind w:left="425" w:leftChars="0" w:hanging="425" w:firstLineChars="0"/>
         <w:textAlignment w:val="baseline"/>
         <w:rPr>
-          <w:rFonts w:ascii="宋体" w:eastAsia="宋体" w:hAnsi="宋体" w:cs="宋体"/>
+          <w:rFonts w:ascii="宋体" w:hAnsi="宋体" w:eastAsia="宋体" w:cs="宋体"/>
           <w:spacing w:val="-2"/>
           <w:sz w:val="24"/>
           <w:szCs w:val="24"/>
@@ -3195,7 +4525,7 @@
       </w:pPr>
       <w:r>
         <w:rPr>
-          <w:rFonts w:ascii="宋体" w:eastAsia="宋体" w:hAnsi="宋体" w:cs="宋体"/>
+          <w:rFonts w:ascii="宋体" w:hAnsi="宋体" w:eastAsia="宋体" w:cs="宋体"/>
           <w:spacing w:val="-2"/>
           <w:sz w:val="24"/>
           <w:szCs w:val="24"/>
@@ -3208,7 +4538,7 @@
         <w:keepNext w:val="0"/>
         <w:keepLines w:val="0"/>
         <w:pageBreakBefore w:val="0"/>
-        <w:widowControl/>
+        <w:widowControl w:val="0"/>
         <w:numPr>
           <w:ilvl w:val="0"/>
           <w:numId w:val="2"/>
@@ -3223,10 +4553,10 @@
         <w:adjustRightInd w:val="0"/>
         <w:snapToGrid w:val="0"/>
         <w:spacing w:line="360" w:lineRule="auto"/>
-        <w:ind w:left="425" w:hanging="425" w:leftChars="0" w:firstLineChars="0"/>
+        <w:ind w:left="425" w:leftChars="0" w:hanging="425" w:firstLineChars="0"/>
         <w:textAlignment w:val="baseline"/>
         <w:rPr>
-          <w:rFonts w:ascii="宋体" w:eastAsia="宋体" w:hAnsi="宋体" w:cs="宋体"/>
+          <w:rFonts w:ascii="宋体" w:hAnsi="宋体" w:eastAsia="宋体" w:cs="宋体"/>
           <w:spacing w:val="-2"/>
           <w:sz w:val="24"/>
           <w:szCs w:val="24"/>
@@ -3234,7 +4564,7 @@
       </w:pPr>
       <w:r>
         <w:rPr>
-          <w:rFonts w:ascii="宋体" w:eastAsia="宋体" w:hAnsi="宋体" w:cs="宋体"/>
+          <w:rFonts w:ascii="宋体" w:hAnsi="宋体" w:eastAsia="宋体" w:cs="宋体"/>
           <w:spacing w:val="-2"/>
           <w:sz w:val="24"/>
           <w:szCs w:val="24"/>
@@ -3243,7 +4573,7 @@
       </w:r>
       <w:r>
         <w:rPr>
-          <w:rFonts w:ascii="宋体" w:eastAsia="宋体" w:hAnsi="宋体" w:cs="宋体" w:hint="eastAsia"/>
+          <w:rFonts w:hint="eastAsia" w:ascii="宋体" w:hAnsi="宋体" w:eastAsia="宋体" w:cs="宋体"/>
           <w:spacing w:val="-2"/>
           <w:sz w:val="24"/>
           <w:szCs w:val="24"/>
@@ -3254,10 +4584,23 @@
     </w:p>
     <w:p>
       <w:pPr>
-        <w:pStyle w:val="Heading2"/>
+        <w:pStyle w:val="3"/>
+        <w:keepNext w:val="0"/>
+        <w:keepLines w:val="0"/>
+        <w:pageBreakBefore w:val="0"/>
+        <w:widowControl w:val="0"/>
+        <w:kinsoku w:val="0"/>
+        <w:wordWrap/>
+        <w:overflowPunct/>
+        <w:topLinePunct w:val="0"/>
+        <w:autoSpaceDE w:val="0"/>
+        <w:autoSpaceDN w:val="0"/>
         <w:bidi w:val="0"/>
-      </w:pPr>
-      <w:bookmarkStart w:id="11" w:name="_Toc23108"/>
+        <w:adjustRightInd w:val="0"/>
+        <w:snapToGrid w:val="0"/>
+        <w:textAlignment w:val="baseline"/>
+      </w:pPr>
+      <w:bookmarkStart w:id="11" w:name="_Toc25709"/>
       <w:r>
         <w:t>客户满意度调查的信息来源</w:t>
       </w:r>
@@ -3268,7 +4611,7 @@
         <w:keepNext w:val="0"/>
         <w:keepLines w:val="0"/>
         <w:pageBreakBefore w:val="0"/>
-        <w:widowControl/>
+        <w:widowControl w:val="0"/>
         <w:numPr>
           <w:ilvl w:val="0"/>
           <w:numId w:val="3"/>
@@ -3283,10 +4626,10 @@
         <w:adjustRightInd w:val="0"/>
         <w:snapToGrid w:val="0"/>
         <w:spacing w:line="360" w:lineRule="auto"/>
-        <w:ind w:left="425" w:hanging="425" w:leftChars="0" w:firstLineChars="0"/>
+        <w:ind w:left="425" w:leftChars="0" w:hanging="425" w:firstLineChars="0"/>
         <w:textAlignment w:val="baseline"/>
         <w:rPr>
-          <w:rFonts w:ascii="宋体" w:eastAsia="宋体" w:hAnsi="宋体" w:cs="宋体"/>
+          <w:rFonts w:ascii="宋体" w:hAnsi="宋体" w:eastAsia="宋体" w:cs="宋体"/>
           <w:spacing w:val="-2"/>
           <w:sz w:val="24"/>
           <w:szCs w:val="24"/>
@@ -3294,7 +4637,7 @@
       </w:pPr>
       <w:r>
         <w:rPr>
-          <w:rFonts w:ascii="宋体" w:eastAsia="宋体" w:hAnsi="宋体" w:cs="宋体"/>
+          <w:rFonts w:ascii="宋体" w:hAnsi="宋体" w:eastAsia="宋体" w:cs="宋体"/>
           <w:spacing w:val="-2"/>
           <w:sz w:val="24"/>
           <w:szCs w:val="24"/>
@@ -3307,7 +4650,7 @@
         <w:keepNext w:val="0"/>
         <w:keepLines w:val="0"/>
         <w:pageBreakBefore w:val="0"/>
-        <w:widowControl/>
+        <w:widowControl w:val="0"/>
         <w:numPr>
           <w:ilvl w:val="0"/>
           <w:numId w:val="3"/>
@@ -3322,10 +4665,10 @@
         <w:adjustRightInd w:val="0"/>
         <w:snapToGrid w:val="0"/>
         <w:spacing w:line="360" w:lineRule="auto"/>
-        <w:ind w:left="425" w:hanging="425" w:leftChars="0" w:firstLineChars="0"/>
+        <w:ind w:left="425" w:leftChars="0" w:hanging="425" w:firstLineChars="0"/>
         <w:textAlignment w:val="baseline"/>
         <w:rPr>
-          <w:rFonts w:ascii="宋体" w:eastAsia="宋体" w:hAnsi="宋体" w:cs="宋体"/>
+          <w:rFonts w:ascii="宋体" w:hAnsi="宋体" w:eastAsia="宋体" w:cs="宋体"/>
           <w:spacing w:val="-2"/>
           <w:sz w:val="24"/>
           <w:szCs w:val="24"/>
@@ -3333,7 +4676,7 @@
       </w:pPr>
       <w:r>
         <w:rPr>
-          <w:rFonts w:ascii="宋体" w:eastAsia="宋体" w:hAnsi="宋体" w:cs="宋体"/>
+          <w:rFonts w:ascii="宋体" w:hAnsi="宋体" w:eastAsia="宋体" w:cs="宋体"/>
           <w:spacing w:val="-2"/>
           <w:sz w:val="24"/>
           <w:szCs w:val="24"/>
@@ -3346,7 +4689,7 @@
         <w:keepNext w:val="0"/>
         <w:keepLines w:val="0"/>
         <w:pageBreakBefore w:val="0"/>
-        <w:widowControl/>
+        <w:widowControl w:val="0"/>
         <w:numPr>
           <w:ilvl w:val="0"/>
           <w:numId w:val="3"/>
@@ -3361,10 +4704,10 @@
         <w:adjustRightInd w:val="0"/>
         <w:snapToGrid w:val="0"/>
         <w:spacing w:line="360" w:lineRule="auto"/>
-        <w:ind w:left="425" w:hanging="425" w:leftChars="0" w:firstLineChars="0"/>
+        <w:ind w:left="425" w:leftChars="0" w:hanging="425" w:firstLineChars="0"/>
         <w:textAlignment w:val="baseline"/>
         <w:rPr>
-          <w:rFonts w:ascii="宋体" w:eastAsia="宋体" w:hAnsi="宋体" w:cs="宋体"/>
+          <w:rFonts w:ascii="宋体" w:hAnsi="宋体" w:eastAsia="宋体" w:cs="宋体"/>
           <w:spacing w:val="-2"/>
           <w:sz w:val="24"/>
           <w:szCs w:val="24"/>
@@ -3372,7 +4715,7 @@
       </w:pPr>
       <w:r>
         <w:rPr>
-          <w:rFonts w:ascii="宋体" w:eastAsia="宋体" w:hAnsi="宋体" w:cs="宋体"/>
+          <w:rFonts w:ascii="宋体" w:hAnsi="宋体" w:eastAsia="宋体" w:cs="宋体"/>
           <w:spacing w:val="-2"/>
           <w:sz w:val="24"/>
           <w:szCs w:val="24"/>
@@ -3385,7 +4728,7 @@
         <w:keepNext w:val="0"/>
         <w:keepLines w:val="0"/>
         <w:pageBreakBefore w:val="0"/>
-        <w:widowControl/>
+        <w:widowControl w:val="0"/>
         <w:numPr>
           <w:ilvl w:val="0"/>
           <w:numId w:val="3"/>
@@ -3400,10 +4743,10 @@
         <w:adjustRightInd w:val="0"/>
         <w:snapToGrid w:val="0"/>
         <w:spacing w:line="360" w:lineRule="auto"/>
-        <w:ind w:left="425" w:hanging="425" w:leftChars="0" w:firstLineChars="0"/>
+        <w:ind w:left="425" w:leftChars="0" w:hanging="425" w:firstLineChars="0"/>
         <w:textAlignment w:val="baseline"/>
         <w:rPr>
-          <w:rFonts w:ascii="宋体" w:eastAsia="宋体" w:hAnsi="宋体" w:cs="宋体"/>
+          <w:rFonts w:ascii="宋体" w:hAnsi="宋体" w:eastAsia="宋体" w:cs="宋体"/>
           <w:spacing w:val="-2"/>
           <w:sz w:val="24"/>
           <w:szCs w:val="24"/>
@@ -3411,7 +4754,7 @@
       </w:pPr>
       <w:r>
         <w:rPr>
-          <w:rFonts w:ascii="宋体" w:eastAsia="宋体" w:hAnsi="宋体" w:cs="宋体"/>
+          <w:rFonts w:ascii="宋体" w:hAnsi="宋体" w:eastAsia="宋体" w:cs="宋体"/>
           <w:spacing w:val="-2"/>
           <w:sz w:val="24"/>
           <w:szCs w:val="24"/>
@@ -3424,7 +4767,7 @@
         <w:keepNext w:val="0"/>
         <w:keepLines w:val="0"/>
         <w:pageBreakBefore w:val="0"/>
-        <w:widowControl/>
+        <w:widowControl w:val="0"/>
         <w:numPr>
           <w:ilvl w:val="0"/>
           <w:numId w:val="3"/>
@@ -3439,10 +4782,10 @@
         <w:adjustRightInd w:val="0"/>
         <w:snapToGrid w:val="0"/>
         <w:spacing w:line="360" w:lineRule="auto"/>
-        <w:ind w:left="425" w:hanging="425" w:leftChars="0" w:firstLineChars="0"/>
+        <w:ind w:left="425" w:leftChars="0" w:hanging="425" w:firstLineChars="0"/>
         <w:textAlignment w:val="baseline"/>
         <w:rPr>
-          <w:rFonts w:ascii="宋体" w:eastAsia="宋体" w:hAnsi="宋体" w:cs="宋体"/>
+          <w:rFonts w:ascii="宋体" w:hAnsi="宋体" w:eastAsia="宋体" w:cs="宋体"/>
           <w:spacing w:val="-2"/>
           <w:sz w:val="24"/>
           <w:szCs w:val="24"/>
@@ -3450,7 +4793,7 @@
       </w:pPr>
       <w:r>
         <w:rPr>
-          <w:rFonts w:ascii="宋体" w:eastAsia="宋体" w:hAnsi="宋体" w:cs="宋体"/>
+          <w:rFonts w:ascii="宋体" w:hAnsi="宋体" w:eastAsia="宋体" w:cs="宋体"/>
           <w:spacing w:val="-2"/>
           <w:sz w:val="24"/>
           <w:szCs w:val="24"/>
@@ -3460,10 +4803,23 @@
     </w:p>
     <w:p>
       <w:pPr>
-        <w:pStyle w:val="2"/>
+        <w:pStyle w:val="28"/>
+        <w:keepNext w:val="0"/>
+        <w:keepLines w:val="0"/>
+        <w:pageBreakBefore w:val="0"/>
+        <w:widowControl w:val="0"/>
+        <w:kinsoku w:val="0"/>
+        <w:wordWrap/>
+        <w:overflowPunct/>
+        <w:topLinePunct w:val="0"/>
+        <w:autoSpaceDE w:val="0"/>
+        <w:autoSpaceDN w:val="0"/>
         <w:bidi w:val="0"/>
-      </w:pPr>
-      <w:bookmarkStart w:id="12" w:name="_Toc23740"/>
+        <w:adjustRightInd w:val="0"/>
+        <w:snapToGrid w:val="0"/>
+        <w:textAlignment w:val="baseline"/>
+      </w:pPr>
+      <w:bookmarkStart w:id="12" w:name="_Toc13066"/>
       <w:r>
         <w:t>调查过程</w:t>
       </w:r>
@@ -3471,12 +4827,25 @@
     </w:p>
     <w:p>
       <w:pPr>
-        <w:pStyle w:val="3"/>
+        <w:pStyle w:val="29"/>
+        <w:keepNext w:val="0"/>
+        <w:keepLines w:val="0"/>
+        <w:pageBreakBefore w:val="0"/>
+        <w:widowControl w:val="0"/>
+        <w:kinsoku w:val="0"/>
+        <w:wordWrap/>
+        <w:overflowPunct/>
+        <w:topLinePunct w:val="0"/>
+        <w:autoSpaceDE w:val="0"/>
+        <w:autoSpaceDN w:val="0"/>
         <w:bidi w:val="0"/>
+        <w:adjustRightInd w:val="0"/>
+        <w:snapToGrid w:val="0"/>
+        <w:textAlignment w:val="baseline"/>
       </w:pPr>
       <w:bookmarkStart w:id="13" w:name="bookmark19"/>
       <w:bookmarkEnd w:id="13"/>
-      <w:bookmarkStart w:id="14" w:name="_Toc1312"/>
+      <w:bookmarkStart w:id="14" w:name="_Toc24088"/>
       <w:r>
         <w:t>客户满意度调查</w:t>
       </w:r>
@@ -3487,7 +4856,11 @@
         <w:keepNext w:val="0"/>
         <w:keepLines w:val="0"/>
         <w:pageBreakBefore w:val="0"/>
-        <w:widowControl/>
+        <w:widowControl w:val="0"/>
+        <w:numPr>
+          <w:ilvl w:val="0"/>
+          <w:numId w:val="4"/>
+        </w:numPr>
         <w:kinsoku w:val="0"/>
         <w:wordWrap/>
         <w:overflowPunct/>
@@ -3498,10 +4871,10 @@
         <w:adjustRightInd w:val="0"/>
         <w:snapToGrid w:val="0"/>
         <w:spacing w:line="360" w:lineRule="auto"/>
-        <w:ind w:left="472" w:hanging="420" w:hangingChars="200"/>
+        <w:ind w:left="425" w:leftChars="0" w:hanging="425" w:firstLineChars="0"/>
         <w:textAlignment w:val="baseline"/>
         <w:rPr>
-          <w:rFonts w:ascii="宋体" w:eastAsia="宋体" w:hAnsi="宋体" w:cs="宋体"/>
+          <w:rFonts w:ascii="宋体" w:hAnsi="宋体" w:eastAsia="宋体" w:cs="宋体"/>
           <w:spacing w:val="-2"/>
           <w:sz w:val="24"/>
           <w:szCs w:val="24"/>
@@ -3509,12 +4882,12 @@
       </w:pPr>
       <w:r>
         <w:rPr>
-          <w:rFonts w:ascii="宋体" w:eastAsia="宋体" w:hAnsi="宋体" w:cs="宋体"/>
+          <w:rFonts w:ascii="宋体" w:hAnsi="宋体" w:eastAsia="宋体" w:cs="宋体"/>
           <w:spacing w:val="-2"/>
           <w:sz w:val="24"/>
           <w:szCs w:val="24"/>
         </w:rPr>
-        <w:t>1. 质量部每年进行一次客户满意度调查，调查对象为一年内有订单往来的客户，但如果客户对调查时间间隔有特别要求，质量部将按客户要求进行定期调查，如客户无作要求则按一年为调查间隔。</w:t>
+        <w:t>质量部每年进行一次客户满意度调查，调查对象为一年内有订单往来的客户，但如果客户对调查时间间隔有特别要求，质量部将按客户要求进行定期调查，如客户无作要求则按一年为调查间隔。</w:t>
       </w:r>
     </w:p>
     <w:p>
@@ -3522,7 +4895,11 @@
         <w:keepNext w:val="0"/>
         <w:keepLines w:val="0"/>
         <w:pageBreakBefore w:val="0"/>
-        <w:widowControl/>
+        <w:widowControl w:val="0"/>
+        <w:numPr>
+          <w:ilvl w:val="0"/>
+          <w:numId w:val="4"/>
+        </w:numPr>
         <w:kinsoku w:val="0"/>
         <w:wordWrap/>
         <w:overflowPunct/>
@@ -3533,10 +4910,10 @@
         <w:adjustRightInd w:val="0"/>
         <w:snapToGrid w:val="0"/>
         <w:spacing w:line="360" w:lineRule="auto"/>
-        <w:ind w:left="472" w:hanging="420" w:hangingChars="200"/>
+        <w:ind w:left="425" w:leftChars="0" w:hanging="425" w:firstLineChars="0"/>
         <w:textAlignment w:val="baseline"/>
         <w:rPr>
-          <w:rFonts w:ascii="宋体" w:eastAsia="宋体" w:hAnsi="宋体" w:cs="宋体"/>
+          <w:rFonts w:ascii="宋体" w:hAnsi="宋体" w:eastAsia="宋体" w:cs="宋体"/>
           <w:spacing w:val="-2"/>
           <w:sz w:val="24"/>
           <w:szCs w:val="24"/>
@@ -3544,20 +4921,33 @@
       </w:pPr>
       <w:r>
         <w:rPr>
-          <w:rFonts w:ascii="宋体" w:eastAsia="宋体" w:hAnsi="宋体" w:cs="宋体"/>
+          <w:rFonts w:ascii="宋体" w:hAnsi="宋体" w:eastAsia="宋体" w:cs="宋体"/>
           <w:spacing w:val="-2"/>
           <w:sz w:val="24"/>
           <w:szCs w:val="24"/>
         </w:rPr>
-        <w:t>2. 客户意见调查的方式可以是：传真问卷表、电话访问、面谈、走访等。</w:t>
+        <w:t>客户意见调查的方式可以是：传真问卷表、电话访问、面谈、走访等。</w:t>
       </w:r>
     </w:p>
     <w:p>
       <w:pPr>
-        <w:pStyle w:val="3"/>
+        <w:pStyle w:val="29"/>
+        <w:keepNext w:val="0"/>
+        <w:keepLines w:val="0"/>
+        <w:pageBreakBefore w:val="0"/>
+        <w:widowControl w:val="0"/>
+        <w:kinsoku w:val="0"/>
+        <w:wordWrap/>
+        <w:overflowPunct/>
+        <w:topLinePunct w:val="0"/>
+        <w:autoSpaceDE w:val="0"/>
+        <w:autoSpaceDN w:val="0"/>
         <w:bidi w:val="0"/>
-      </w:pPr>
-      <w:bookmarkStart w:id="15" w:name="_Toc27455"/>
+        <w:adjustRightInd w:val="0"/>
+        <w:snapToGrid w:val="0"/>
+        <w:textAlignment w:val="baseline"/>
+      </w:pPr>
+      <w:bookmarkStart w:id="15" w:name="_Toc7661"/>
       <w:r>
         <w:t>客户满意度调查项目</w:t>
       </w:r>
@@ -3568,7 +4958,7 @@
         <w:keepNext w:val="0"/>
         <w:keepLines w:val="0"/>
         <w:pageBreakBefore w:val="0"/>
-        <w:widowControl/>
+        <w:widowControl w:val="0"/>
         <w:kinsoku w:val="0"/>
         <w:wordWrap/>
         <w:overflowPunct/>
@@ -3579,17 +4969,17 @@
         <w:adjustRightInd w:val="0"/>
         <w:snapToGrid w:val="0"/>
         <w:spacing w:line="360" w:lineRule="auto"/>
-        <w:ind w:left="0" w:right="0" w:firstLine="420" w:firstLineChars="200"/>
+        <w:ind w:left="0" w:right="0" w:firstLine="480" w:firstLineChars="200"/>
         <w:textAlignment w:val="baseline"/>
         <w:rPr>
-          <w:rFonts w:ascii="宋体" w:eastAsia="宋体" w:hAnsi="宋体" w:cs="宋体"/>
+          <w:rFonts w:ascii="宋体" w:hAnsi="宋体" w:eastAsia="宋体" w:cs="宋体"/>
           <w:sz w:val="24"/>
           <w:szCs w:val="24"/>
         </w:rPr>
       </w:pPr>
       <w:r>
         <w:rPr>
-          <w:rFonts w:ascii="宋体" w:eastAsia="宋体" w:hAnsi="宋体" w:cs="宋体"/>
+          <w:rFonts w:ascii="宋体" w:hAnsi="宋体" w:eastAsia="宋体" w:cs="宋体"/>
           <w:sz w:val="24"/>
           <w:szCs w:val="24"/>
         </w:rPr>
@@ -3597,7 +4987,7 @@
       </w:r>
       <w:r>
         <w:rPr>
-          <w:rFonts w:ascii="宋体" w:eastAsia="宋体" w:hAnsi="宋体" w:cs="宋体"/>
+          <w:rFonts w:ascii="宋体" w:hAnsi="宋体" w:eastAsia="宋体" w:cs="宋体"/>
           <w:spacing w:val="-1"/>
           <w:sz w:val="24"/>
           <w:szCs w:val="24"/>
@@ -3606,7 +4996,7 @@
       </w:r>
       <w:r>
         <w:rPr>
-          <w:rFonts w:ascii="宋体" w:eastAsia="宋体" w:hAnsi="宋体" w:cs="宋体"/>
+          <w:rFonts w:ascii="宋体" w:hAnsi="宋体" w:eastAsia="宋体" w:cs="宋体"/>
           <w:spacing w:val="-2"/>
           <w:sz w:val="24"/>
           <w:szCs w:val="24"/>
@@ -3616,10 +5006,23 @@
     </w:p>
     <w:p>
       <w:pPr>
-        <w:pStyle w:val="3"/>
+        <w:pStyle w:val="29"/>
+        <w:keepNext w:val="0"/>
+        <w:keepLines w:val="0"/>
+        <w:pageBreakBefore w:val="0"/>
+        <w:widowControl w:val="0"/>
+        <w:kinsoku w:val="0"/>
+        <w:wordWrap/>
+        <w:overflowPunct/>
+        <w:topLinePunct w:val="0"/>
+        <w:autoSpaceDE w:val="0"/>
+        <w:autoSpaceDN w:val="0"/>
         <w:bidi w:val="0"/>
-      </w:pPr>
-      <w:bookmarkStart w:id="16" w:name="_Toc3822"/>
+        <w:adjustRightInd w:val="0"/>
+        <w:snapToGrid w:val="0"/>
+        <w:textAlignment w:val="baseline"/>
+      </w:pPr>
+      <w:bookmarkStart w:id="16" w:name="_Toc19040"/>
       <w:r>
         <w:t>客户满意度每项分数</w:t>
       </w:r>
@@ -3630,7 +5033,7 @@
         <w:keepNext w:val="0"/>
         <w:keepLines w:val="0"/>
         <w:pageBreakBefore w:val="0"/>
-        <w:widowControl/>
+        <w:widowControl w:val="0"/>
         <w:kinsoku w:val="0"/>
         <w:wordWrap/>
         <w:overflowPunct/>
@@ -3641,10 +5044,10 @@
         <w:adjustRightInd w:val="0"/>
         <w:snapToGrid w:val="0"/>
         <w:spacing w:line="360" w:lineRule="auto"/>
-        <w:ind w:left="472" w:hanging="420" w:hangingChars="200"/>
+        <w:ind w:left="472" w:hanging="472" w:hangingChars="200"/>
         <w:textAlignment w:val="baseline"/>
         <w:rPr>
-          <w:rFonts w:ascii="宋体" w:eastAsia="宋体" w:hAnsi="宋体" w:cs="宋体"/>
+          <w:rFonts w:ascii="宋体" w:hAnsi="宋体" w:eastAsia="宋体" w:cs="宋体"/>
           <w:spacing w:val="-2"/>
           <w:sz w:val="24"/>
           <w:szCs w:val="24"/>
@@ -3652,12 +5055,12 @@
       </w:pPr>
       <w:r>
         <w:rPr>
-          <w:rFonts w:ascii="宋体" w:eastAsia="宋体" w:hAnsi="宋体" w:cs="宋体"/>
+          <w:rFonts w:ascii="宋体" w:hAnsi="宋体" w:eastAsia="宋体" w:cs="宋体"/>
           <w:spacing w:val="-2"/>
           <w:sz w:val="24"/>
           <w:szCs w:val="24"/>
         </w:rPr>
-        <w:t>很满意(10 分)  满意(8 分)  基本满意(5 分)  不满意(0 分)；</w:t>
+        <w:t>很满意(10分)  满意(8分)  基本满意(5分)  不满意(0分)；</w:t>
       </w:r>
     </w:p>
     <w:p>
@@ -3665,7 +5068,11 @@
         <w:keepNext w:val="0"/>
         <w:keepLines w:val="0"/>
         <w:pageBreakBefore w:val="0"/>
-        <w:widowControl/>
+        <w:widowControl w:val="0"/>
+        <w:numPr>
+          <w:ilvl w:val="0"/>
+          <w:numId w:val="5"/>
+        </w:numPr>
         <w:kinsoku w:val="0"/>
         <w:wordWrap/>
         <w:overflowPunct/>
@@ -3676,10 +5083,10 @@
         <w:adjustRightInd w:val="0"/>
         <w:snapToGrid w:val="0"/>
         <w:spacing w:line="360" w:lineRule="auto"/>
-        <w:ind w:left="472" w:hanging="420" w:hangingChars="200"/>
+        <w:ind w:left="420" w:leftChars="0" w:hanging="420" w:firstLineChars="0"/>
         <w:textAlignment w:val="baseline"/>
         <w:rPr>
-          <w:rFonts w:ascii="宋体" w:eastAsia="宋体" w:hAnsi="宋体" w:cs="宋体"/>
+          <w:rFonts w:ascii="宋体" w:hAnsi="宋体" w:eastAsia="宋体" w:cs="宋体"/>
           <w:spacing w:val="-2"/>
           <w:sz w:val="24"/>
           <w:szCs w:val="24"/>
@@ -3687,53 +5094,12 @@
       </w:pPr>
       <w:r>
         <w:rPr>
-          <w:rFonts w:ascii="宋体" w:eastAsia="宋体" w:hAnsi="宋体" w:cs="宋体"/>
+          <w:rFonts w:ascii="宋体" w:hAnsi="宋体" w:eastAsia="宋体" w:cs="宋体"/>
           <w:spacing w:val="-2"/>
           <w:sz w:val="24"/>
           <w:szCs w:val="24"/>
         </w:rPr>
-        <w:drawing>
-          <wp:inline distT="0" distB="0" distL="0" distR="0">
-            <wp:extent cx="107950" cy="168910"/>
-            <wp:effectExtent l="0" t="0" r="0" b="0"/>
-            <wp:docPr id="4" name="IM 4"/>
-            <wp:cNvGraphicFramePr/>
-            <a:graphic xmlns:a="http://schemas.openxmlformats.org/drawingml/2006/main">
-              <a:graphicData uri="http://schemas.openxmlformats.org/drawingml/2006/picture">
-                <pic:pic xmlns:pic="http://schemas.openxmlformats.org/drawingml/2006/picture">
-                  <pic:nvPicPr>
-                    <pic:cNvPr id="4" name="IM 4"/>
-                    <pic:cNvPicPr/>
-                  </pic:nvPicPr>
-                  <pic:blipFill>
-                    <a:blip xmlns:r="http://schemas.openxmlformats.org/officeDocument/2006/relationships" r:embed="rId4"/>
-                    <a:stretch>
-                      <a:fillRect/>
-                    </a:stretch>
-                  </pic:blipFill>
-                  <pic:spPr>
-                    <a:xfrm>
-                      <a:off x="0" y="0"/>
-                      <a:ext cx="108203" cy="169011"/>
-                    </a:xfrm>
-                    <a:prstGeom prst="rect">
-                      <a:avLst/>
-                    </a:prstGeom>
-                  </pic:spPr>
-                </pic:pic>
-              </a:graphicData>
-            </a:graphic>
-          </wp:inline>
-        </w:drawing>
-      </w:r>
-      <w:r>
-        <w:rPr>
-          <w:rFonts w:ascii="宋体" w:eastAsia="宋体" w:hAnsi="宋体" w:cs="宋体"/>
-          <w:spacing w:val="-2"/>
-          <w:sz w:val="24"/>
-          <w:szCs w:val="24"/>
-        </w:rPr>
-        <w:t xml:space="preserve">  客户评分总分为 100 分，表示客户非常满意；</w:t>
+        <w:t>客户评分总分为 100 分，表示客户非常满意；</w:t>
       </w:r>
     </w:p>
     <w:p>
@@ -3741,7 +5107,11 @@
         <w:keepNext w:val="0"/>
         <w:keepLines w:val="0"/>
         <w:pageBreakBefore w:val="0"/>
-        <w:widowControl/>
+        <w:widowControl w:val="0"/>
+        <w:numPr>
+          <w:ilvl w:val="0"/>
+          <w:numId w:val="5"/>
+        </w:numPr>
         <w:kinsoku w:val="0"/>
         <w:wordWrap/>
         <w:overflowPunct/>
@@ -3752,10 +5122,10 @@
         <w:adjustRightInd w:val="0"/>
         <w:snapToGrid w:val="0"/>
         <w:spacing w:line="360" w:lineRule="auto"/>
-        <w:ind w:left="472" w:hanging="420" w:hangingChars="200"/>
+        <w:ind w:left="420" w:leftChars="0" w:hanging="420" w:firstLineChars="0"/>
         <w:textAlignment w:val="baseline"/>
         <w:rPr>
-          <w:rFonts w:ascii="宋体" w:eastAsia="宋体" w:hAnsi="宋体" w:cs="宋体"/>
+          <w:rFonts w:ascii="宋体" w:hAnsi="宋体" w:eastAsia="宋体" w:cs="宋体"/>
           <w:spacing w:val="-2"/>
           <w:sz w:val="24"/>
           <w:szCs w:val="24"/>
@@ -3763,53 +5133,12 @@
       </w:pPr>
       <w:r>
         <w:rPr>
-          <w:rFonts w:ascii="宋体" w:eastAsia="宋体" w:hAnsi="宋体" w:cs="宋体"/>
+          <w:rFonts w:ascii="宋体" w:hAnsi="宋体" w:eastAsia="宋体" w:cs="宋体"/>
           <w:spacing w:val="-2"/>
           <w:sz w:val="24"/>
           <w:szCs w:val="24"/>
         </w:rPr>
-        <w:drawing>
-          <wp:inline distT="0" distB="0" distL="0" distR="0">
-            <wp:extent cx="107950" cy="168910"/>
-            <wp:effectExtent l="0" t="0" r="0" b="0"/>
-            <wp:docPr id="6" name="IM 6"/>
-            <wp:cNvGraphicFramePr/>
-            <a:graphic xmlns:a="http://schemas.openxmlformats.org/drawingml/2006/main">
-              <a:graphicData uri="http://schemas.openxmlformats.org/drawingml/2006/picture">
-                <pic:pic xmlns:pic="http://schemas.openxmlformats.org/drawingml/2006/picture">
-                  <pic:nvPicPr>
-                    <pic:cNvPr id="6" name="IM 6"/>
-                    <pic:cNvPicPr/>
-                  </pic:nvPicPr>
-                  <pic:blipFill>
-                    <a:blip xmlns:r="http://schemas.openxmlformats.org/officeDocument/2006/relationships" r:embed="rId4"/>
-                    <a:stretch>
-                      <a:fillRect/>
-                    </a:stretch>
-                  </pic:blipFill>
-                  <pic:spPr>
-                    <a:xfrm>
-                      <a:off x="0" y="0"/>
-                      <a:ext cx="108203" cy="169011"/>
-                    </a:xfrm>
-                    <a:prstGeom prst="rect">
-                      <a:avLst/>
-                    </a:prstGeom>
-                  </pic:spPr>
-                </pic:pic>
-              </a:graphicData>
-            </a:graphic>
-          </wp:inline>
-        </w:drawing>
-      </w:r>
-      <w:r>
-        <w:rPr>
-          <w:rFonts w:ascii="宋体" w:eastAsia="宋体" w:hAnsi="宋体" w:cs="宋体"/>
-          <w:spacing w:val="-2"/>
-          <w:sz w:val="24"/>
-          <w:szCs w:val="24"/>
-        </w:rPr>
-        <w:t xml:space="preserve"> 80-100 分(含 80 分),  表示满意；</w:t>
+        <w:t>80-100 分(含 80 分),表示满意；</w:t>
       </w:r>
     </w:p>
     <w:p>
@@ -3817,7 +5146,11 @@
         <w:keepNext w:val="0"/>
         <w:keepLines w:val="0"/>
         <w:pageBreakBefore w:val="0"/>
-        <w:widowControl/>
+        <w:widowControl w:val="0"/>
+        <w:numPr>
+          <w:ilvl w:val="0"/>
+          <w:numId w:val="5"/>
+        </w:numPr>
         <w:kinsoku w:val="0"/>
         <w:wordWrap/>
         <w:overflowPunct/>
@@ -3828,10 +5161,10 @@
         <w:adjustRightInd w:val="0"/>
         <w:snapToGrid w:val="0"/>
         <w:spacing w:line="360" w:lineRule="auto"/>
-        <w:ind w:left="472" w:hanging="420" w:hangingChars="200"/>
+        <w:ind w:left="420" w:leftChars="0" w:hanging="420" w:firstLineChars="0"/>
         <w:textAlignment w:val="baseline"/>
         <w:rPr>
-          <w:rFonts w:ascii="宋体" w:eastAsia="宋体" w:hAnsi="宋体" w:cs="宋体"/>
+          <w:rFonts w:ascii="宋体" w:hAnsi="宋体" w:eastAsia="宋体" w:cs="宋体"/>
           <w:spacing w:val="-2"/>
           <w:sz w:val="24"/>
           <w:szCs w:val="24"/>
@@ -3839,53 +5172,12 @@
       </w:pPr>
       <w:r>
         <w:rPr>
-          <w:rFonts w:ascii="宋体" w:eastAsia="宋体" w:hAnsi="宋体" w:cs="宋体"/>
+          <w:rFonts w:ascii="宋体" w:hAnsi="宋体" w:eastAsia="宋体" w:cs="宋体"/>
           <w:spacing w:val="-2"/>
           <w:sz w:val="24"/>
           <w:szCs w:val="24"/>
         </w:rPr>
-        <w:drawing>
-          <wp:inline distT="0" distB="0" distL="0" distR="0">
-            <wp:extent cx="107950" cy="168910"/>
-            <wp:effectExtent l="0" t="0" r="0" b="0"/>
-            <wp:docPr id="8" name="IM 8"/>
-            <wp:cNvGraphicFramePr/>
-            <a:graphic xmlns:a="http://schemas.openxmlformats.org/drawingml/2006/main">
-              <a:graphicData uri="http://schemas.openxmlformats.org/drawingml/2006/picture">
-                <pic:pic xmlns:pic="http://schemas.openxmlformats.org/drawingml/2006/picture">
-                  <pic:nvPicPr>
-                    <pic:cNvPr id="8" name="IM 8"/>
-                    <pic:cNvPicPr/>
-                  </pic:nvPicPr>
-                  <pic:blipFill>
-                    <a:blip xmlns:r="http://schemas.openxmlformats.org/officeDocument/2006/relationships" r:embed="rId4"/>
-                    <a:stretch>
-                      <a:fillRect/>
-                    </a:stretch>
-                  </pic:blipFill>
-                  <pic:spPr>
-                    <a:xfrm>
-                      <a:off x="0" y="0"/>
-                      <a:ext cx="108203" cy="169011"/>
-                    </a:xfrm>
-                    <a:prstGeom prst="rect">
-                      <a:avLst/>
-                    </a:prstGeom>
-                  </pic:spPr>
-                </pic:pic>
-              </a:graphicData>
-            </a:graphic>
-          </wp:inline>
-        </w:drawing>
-      </w:r>
-      <w:r>
-        <w:rPr>
-          <w:rFonts w:ascii="宋体" w:eastAsia="宋体" w:hAnsi="宋体" w:cs="宋体"/>
-          <w:spacing w:val="-2"/>
-          <w:sz w:val="24"/>
-          <w:szCs w:val="24"/>
-        </w:rPr>
-        <w:t xml:space="preserve">  60- 80 分(含 60 分)， 表示尚可；</w:t>
+        <w:t>60- 80 分(含 60 分)，表示尚可；</w:t>
       </w:r>
     </w:p>
     <w:p>
@@ -3893,7 +5185,11 @@
         <w:keepNext w:val="0"/>
         <w:keepLines w:val="0"/>
         <w:pageBreakBefore w:val="0"/>
-        <w:widowControl/>
+        <w:widowControl w:val="0"/>
+        <w:numPr>
+          <w:ilvl w:val="0"/>
+          <w:numId w:val="5"/>
+        </w:numPr>
         <w:kinsoku w:val="0"/>
         <w:wordWrap/>
         <w:overflowPunct/>
@@ -3904,10 +5200,10 @@
         <w:adjustRightInd w:val="0"/>
         <w:snapToGrid w:val="0"/>
         <w:spacing w:line="360" w:lineRule="auto"/>
-        <w:ind w:left="472" w:hanging="420" w:hangingChars="200"/>
+        <w:ind w:left="420" w:leftChars="0" w:hanging="420" w:firstLineChars="0"/>
         <w:textAlignment w:val="baseline"/>
         <w:rPr>
-          <w:rFonts w:ascii="宋体" w:eastAsia="宋体" w:hAnsi="宋体" w:cs="宋体"/>
+          <w:rFonts w:ascii="宋体" w:hAnsi="宋体" w:eastAsia="宋体" w:cs="宋体"/>
           <w:spacing w:val="-2"/>
           <w:sz w:val="24"/>
           <w:szCs w:val="24"/>
@@ -3915,53 +5211,12 @@
       </w:pPr>
       <w:r>
         <w:rPr>
-          <w:rFonts w:ascii="宋体" w:eastAsia="宋体" w:hAnsi="宋体" w:cs="宋体"/>
+          <w:rFonts w:ascii="宋体" w:hAnsi="宋体" w:eastAsia="宋体" w:cs="宋体"/>
           <w:spacing w:val="-2"/>
           <w:sz w:val="24"/>
           <w:szCs w:val="24"/>
         </w:rPr>
-        <w:drawing>
-          <wp:inline distT="0" distB="0" distL="0" distR="0">
-            <wp:extent cx="107950" cy="168910"/>
-            <wp:effectExtent l="0" t="0" r="0" b="0"/>
-            <wp:docPr id="10" name="IM 10"/>
-            <wp:cNvGraphicFramePr/>
-            <a:graphic xmlns:a="http://schemas.openxmlformats.org/drawingml/2006/main">
-              <a:graphicData uri="http://schemas.openxmlformats.org/drawingml/2006/picture">
-                <pic:pic xmlns:pic="http://schemas.openxmlformats.org/drawingml/2006/picture">
-                  <pic:nvPicPr>
-                    <pic:cNvPr id="10" name="IM 10"/>
-                    <pic:cNvPicPr/>
-                  </pic:nvPicPr>
-                  <pic:blipFill>
-                    <a:blip xmlns:r="http://schemas.openxmlformats.org/officeDocument/2006/relationships" r:embed="rId5"/>
-                    <a:stretch>
-                      <a:fillRect/>
-                    </a:stretch>
-                  </pic:blipFill>
-                  <pic:spPr>
-                    <a:xfrm>
-                      <a:off x="0" y="0"/>
-                      <a:ext cx="108203" cy="169011"/>
-                    </a:xfrm>
-                    <a:prstGeom prst="rect">
-                      <a:avLst/>
-                    </a:prstGeom>
-                  </pic:spPr>
-                </pic:pic>
-              </a:graphicData>
-            </a:graphic>
-          </wp:inline>
-        </w:drawing>
-      </w:r>
-      <w:r>
-        <w:rPr>
-          <w:rFonts w:ascii="宋体" w:eastAsia="宋体" w:hAnsi="宋体" w:cs="宋体"/>
-          <w:spacing w:val="-2"/>
-          <w:sz w:val="24"/>
-          <w:szCs w:val="24"/>
-        </w:rPr>
-        <w:t xml:space="preserve"> 40- 60 分(含 40 分)， 表示不满意。</w:t>
+        <w:t>40- 60 分(含 40 分)，表示不满意。</w:t>
       </w:r>
     </w:p>
     <w:p>
@@ -3969,7 +5224,7 @@
         <w:keepNext w:val="0"/>
         <w:keepLines w:val="0"/>
         <w:pageBreakBefore w:val="0"/>
-        <w:widowControl/>
+        <w:widowControl w:val="0"/>
         <w:kinsoku w:val="0"/>
         <w:wordWrap/>
         <w:overflowPunct/>
@@ -3980,10 +5235,10 @@
         <w:adjustRightInd w:val="0"/>
         <w:snapToGrid w:val="0"/>
         <w:spacing w:line="360" w:lineRule="auto"/>
-        <w:ind w:left="0" w:right="0" w:firstLine="420" w:firstLineChars="200"/>
+        <w:ind w:left="0" w:right="0" w:firstLine="472" w:firstLineChars="200"/>
         <w:textAlignment w:val="baseline"/>
         <w:rPr>
-          <w:rFonts w:ascii="宋体" w:eastAsia="宋体" w:hAnsi="宋体" w:cs="宋体"/>
+          <w:rFonts w:ascii="宋体" w:hAnsi="宋体" w:eastAsia="宋体" w:cs="宋体"/>
           <w:spacing w:val="-2"/>
           <w:sz w:val="24"/>
           <w:szCs w:val="24"/>
@@ -3991,7 +5246,7 @@
       </w:pPr>
       <w:r>
         <w:rPr>
-          <w:rFonts w:ascii="宋体" w:eastAsia="宋体" w:hAnsi="宋体" w:cs="宋体"/>
+          <w:rFonts w:ascii="宋体" w:hAnsi="宋体" w:eastAsia="宋体" w:cs="宋体"/>
           <w:spacing w:val="-2"/>
           <w:sz w:val="24"/>
           <w:szCs w:val="24"/>
@@ -4004,7 +5259,7 @@
         <w:keepNext w:val="0"/>
         <w:keepLines w:val="0"/>
         <w:pageBreakBefore w:val="0"/>
-        <w:widowControl/>
+        <w:widowControl w:val="0"/>
         <w:kinsoku w:val="0"/>
         <w:wordWrap/>
         <w:overflowPunct/>
@@ -4015,17 +5270,17 @@
         <w:adjustRightInd w:val="0"/>
         <w:snapToGrid w:val="0"/>
         <w:spacing w:line="360" w:lineRule="auto"/>
-        <w:ind w:left="0" w:right="0" w:firstLine="420" w:firstLineChars="200"/>
+        <w:ind w:left="0" w:right="0" w:firstLine="472" w:firstLineChars="200"/>
         <w:textAlignment w:val="baseline"/>
         <w:rPr>
-          <w:rFonts w:ascii="宋体" w:eastAsia="宋体" w:hAnsi="宋体" w:cs="宋体"/>
+          <w:rFonts w:ascii="宋体" w:hAnsi="宋体" w:eastAsia="宋体" w:cs="宋体"/>
           <w:sz w:val="24"/>
           <w:szCs w:val="24"/>
         </w:rPr>
       </w:pPr>
       <w:r>
         <w:rPr>
-          <w:rFonts w:ascii="宋体" w:eastAsia="宋体" w:hAnsi="宋体" w:cs="宋体"/>
+          <w:rFonts w:ascii="宋体" w:hAnsi="宋体" w:eastAsia="宋体" w:cs="宋体"/>
           <w:spacing w:val="-2"/>
           <w:sz w:val="24"/>
           <w:szCs w:val="24"/>
@@ -4035,12 +5290,25 @@
     </w:p>
     <w:p>
       <w:pPr>
-        <w:pStyle w:val="3"/>
+        <w:pStyle w:val="29"/>
+        <w:keepNext w:val="0"/>
+        <w:keepLines w:val="0"/>
+        <w:pageBreakBefore w:val="0"/>
+        <w:widowControl w:val="0"/>
+        <w:kinsoku w:val="0"/>
+        <w:wordWrap/>
+        <w:overflowPunct/>
+        <w:topLinePunct w:val="0"/>
+        <w:autoSpaceDE w:val="0"/>
+        <w:autoSpaceDN w:val="0"/>
         <w:bidi w:val="0"/>
+        <w:adjustRightInd w:val="0"/>
+        <w:snapToGrid w:val="0"/>
+        <w:textAlignment w:val="baseline"/>
       </w:pPr>
       <w:bookmarkStart w:id="17" w:name="bookmark1"/>
       <w:bookmarkEnd w:id="17"/>
-      <w:bookmarkStart w:id="18" w:name="_Toc1518"/>
+      <w:bookmarkStart w:id="18" w:name="_Toc13407"/>
       <w:r>
         <w:t>统计满意度得分</w:t>
       </w:r>
@@ -4051,7 +5319,7 @@
         <w:keepNext w:val="0"/>
         <w:keepLines w:val="0"/>
         <w:pageBreakBefore w:val="0"/>
-        <w:widowControl/>
+        <w:widowControl w:val="0"/>
         <w:kinsoku w:val="0"/>
         <w:wordWrap/>
         <w:overflowPunct/>
@@ -4062,10 +5330,10 @@
         <w:adjustRightInd w:val="0"/>
         <w:snapToGrid w:val="0"/>
         <w:spacing w:line="360" w:lineRule="auto"/>
-        <w:ind w:left="0" w:right="0" w:firstLine="420" w:firstLineChars="200"/>
+        <w:ind w:left="0" w:right="0" w:firstLine="472" w:firstLineChars="200"/>
         <w:textAlignment w:val="baseline"/>
         <w:rPr>
-          <w:rFonts w:ascii="宋体" w:eastAsia="宋体" w:hAnsi="宋体" w:cs="宋体"/>
+          <w:rFonts w:ascii="宋体" w:hAnsi="宋体" w:eastAsia="宋体" w:cs="宋体"/>
           <w:spacing w:val="-2"/>
           <w:sz w:val="24"/>
           <w:szCs w:val="24"/>
@@ -4073,7 +5341,7 @@
       </w:pPr>
       <w:r>
         <w:rPr>
-          <w:rFonts w:ascii="宋体" w:eastAsia="宋体" w:hAnsi="宋体" w:cs="宋体"/>
+          <w:rFonts w:ascii="宋体" w:hAnsi="宋体" w:eastAsia="宋体" w:cs="宋体"/>
           <w:spacing w:val="-2"/>
           <w:sz w:val="24"/>
           <w:szCs w:val="24"/>
@@ -4083,33 +5351,25 @@
     </w:p>
     <w:p>
       <w:pPr>
-        <w:pStyle w:val="3"/>
-        <w:tabs>
-          <w:tab w:val="left" w:pos="3758"/>
-        </w:tabs>
+        <w:pStyle w:val="29"/>
         <w:bidi w:val="0"/>
       </w:pPr>
-      <w:bookmarkStart w:id="19" w:name="_Toc3637"/>
+      <w:bookmarkStart w:id="19" w:name="_Toc20175"/>
       <w:r>
         <w:t>改进</w:t>
       </w:r>
       <w:bookmarkEnd w:id="19"/>
-      <w:r>
-        <w:rPr>
-          <w:rFonts w:hint="eastAsia"/>
-          <w:lang w:eastAsia="zh-CN"/>
-        </w:rPr>
-        <w:tab/>
-      </w:r>
-      <w:bookmarkStart w:id="20" w:name="_GoBack"/>
-      <w:bookmarkEnd w:id="20"/>
     </w:p>
     <w:p>
       <w:pPr>
         <w:keepNext w:val="0"/>
         <w:keepLines w:val="0"/>
         <w:pageBreakBefore w:val="0"/>
-        <w:widowControl/>
+        <w:widowControl w:val="0"/>
+        <w:numPr>
+          <w:ilvl w:val="0"/>
+          <w:numId w:val="6"/>
+        </w:numPr>
         <w:kinsoku w:val="0"/>
         <w:wordWrap/>
         <w:overflowPunct/>
@@ -4120,10 +5380,10 @@
         <w:adjustRightInd w:val="0"/>
         <w:snapToGrid w:val="0"/>
         <w:spacing w:line="360" w:lineRule="auto"/>
-        <w:ind w:left="472" w:hanging="420" w:hangingChars="200"/>
+        <w:ind w:left="425" w:leftChars="0" w:hanging="425" w:firstLineChars="0"/>
         <w:textAlignment w:val="baseline"/>
         <w:rPr>
-          <w:rFonts w:ascii="宋体" w:eastAsia="宋体" w:hAnsi="宋体" w:cs="宋体"/>
+          <w:rFonts w:ascii="宋体" w:hAnsi="宋体" w:eastAsia="宋体" w:cs="宋体"/>
           <w:spacing w:val="-2"/>
           <w:sz w:val="24"/>
           <w:szCs w:val="24"/>
@@ -4131,16 +5391,16 @@
       </w:pPr>
       <w:r>
         <w:rPr>
-          <w:rFonts w:ascii="宋体" w:eastAsia="宋体" w:hAnsi="宋体" w:cs="宋体"/>
+          <w:rFonts w:ascii="宋体" w:hAnsi="宋体" w:eastAsia="宋体" w:cs="宋体"/>
           <w:spacing w:val="-2"/>
           <w:sz w:val="24"/>
           <w:szCs w:val="24"/>
         </w:rPr>
-        <w:t>1.将《</w:t>
+        <w:t>将《</w:t>
       </w:r>
       <w:r>
         <w:rPr>
-          <w:rFonts w:ascii="宋体" w:eastAsia="宋体" w:hAnsi="宋体" w:cs="宋体" w:hint="eastAsia"/>
+          <w:rFonts w:hint="eastAsia" w:ascii="宋体" w:hAnsi="宋体" w:eastAsia="宋体" w:cs="宋体"/>
           <w:spacing w:val="-2"/>
           <w:sz w:val="24"/>
           <w:szCs w:val="24"/>
@@ -4150,7 +5410,7 @@
       </w:r>
       <w:r>
         <w:rPr>
-          <w:rFonts w:ascii="宋体" w:eastAsia="宋体" w:hAnsi="宋体" w:cs="宋体"/>
+          <w:rFonts w:ascii="宋体" w:hAnsi="宋体" w:eastAsia="宋体" w:cs="宋体"/>
           <w:spacing w:val="-2"/>
           <w:sz w:val="24"/>
           <w:szCs w:val="24"/>
@@ -4163,7 +5423,11 @@
         <w:keepNext w:val="0"/>
         <w:keepLines w:val="0"/>
         <w:pageBreakBefore w:val="0"/>
-        <w:widowControl/>
+        <w:widowControl w:val="0"/>
+        <w:numPr>
+          <w:ilvl w:val="0"/>
+          <w:numId w:val="6"/>
+        </w:numPr>
         <w:kinsoku w:val="0"/>
         <w:wordWrap/>
         <w:overflowPunct/>
@@ -4174,10 +5438,10 @@
         <w:adjustRightInd w:val="0"/>
         <w:snapToGrid w:val="0"/>
         <w:spacing w:line="360" w:lineRule="auto"/>
-        <w:ind w:left="472" w:hanging="420" w:hangingChars="200"/>
+        <w:ind w:left="425" w:leftChars="0" w:hanging="425" w:firstLineChars="0"/>
         <w:textAlignment w:val="baseline"/>
         <w:rPr>
-          <w:rFonts w:ascii="宋体" w:eastAsia="宋体" w:hAnsi="宋体" w:cs="宋体"/>
+          <w:rFonts w:ascii="宋体" w:hAnsi="宋体" w:eastAsia="宋体" w:cs="宋体"/>
           <w:spacing w:val="-2"/>
           <w:sz w:val="24"/>
           <w:szCs w:val="24"/>
@@ -4185,12 +5449,12 @@
       </w:pPr>
       <w:r>
         <w:rPr>
-          <w:rFonts w:ascii="宋体" w:eastAsia="宋体" w:hAnsi="宋体" w:cs="宋体"/>
+          <w:rFonts w:ascii="宋体" w:hAnsi="宋体" w:eastAsia="宋体" w:cs="宋体"/>
           <w:spacing w:val="-2"/>
           <w:sz w:val="24"/>
           <w:szCs w:val="24"/>
         </w:rPr>
-        <w:t>2.召开客户满意度服务改进会议，讨论改进措施；</w:t>
+        <w:t>召开客户满意度服务改进会议，讨论改进措施；</w:t>
       </w:r>
     </w:p>
     <w:p>
@@ -4198,7 +5462,11 @@
         <w:keepNext w:val="0"/>
         <w:keepLines w:val="0"/>
         <w:pageBreakBefore w:val="0"/>
-        <w:widowControl/>
+        <w:widowControl w:val="0"/>
+        <w:numPr>
+          <w:ilvl w:val="0"/>
+          <w:numId w:val="6"/>
+        </w:numPr>
         <w:kinsoku w:val="0"/>
         <w:wordWrap/>
         <w:overflowPunct/>
@@ -4209,10 +5477,10 @@
         <w:adjustRightInd w:val="0"/>
         <w:snapToGrid w:val="0"/>
         <w:spacing w:line="360" w:lineRule="auto"/>
-        <w:ind w:left="472" w:hanging="420" w:hangingChars="200"/>
+        <w:ind w:left="425" w:leftChars="0" w:hanging="425" w:firstLineChars="0"/>
         <w:textAlignment w:val="baseline"/>
         <w:rPr>
-          <w:rFonts w:ascii="宋体" w:eastAsia="宋体" w:hAnsi="宋体" w:cs="宋体"/>
+          <w:rFonts w:ascii="宋体" w:hAnsi="宋体" w:eastAsia="宋体" w:cs="宋体"/>
           <w:spacing w:val="-2"/>
           <w:sz w:val="24"/>
           <w:szCs w:val="24"/>
@@ -4220,12 +5488,12 @@
       </w:pPr>
       <w:r>
         <w:rPr>
-          <w:rFonts w:ascii="宋体" w:eastAsia="宋体" w:hAnsi="宋体" w:cs="宋体"/>
+          <w:rFonts w:ascii="宋体" w:hAnsi="宋体" w:eastAsia="宋体" w:cs="宋体"/>
           <w:spacing w:val="-2"/>
           <w:sz w:val="24"/>
           <w:szCs w:val="24"/>
         </w:rPr>
-        <w:t>3.各相关部门负责人部署落实改进措施；</w:t>
+        <w:t>各相关部门负责人部署落实改进措施；</w:t>
       </w:r>
     </w:p>
     <w:p>
@@ -4233,7 +5501,11 @@
         <w:keepNext w:val="0"/>
         <w:keepLines w:val="0"/>
         <w:pageBreakBefore w:val="0"/>
-        <w:widowControl/>
+        <w:widowControl w:val="0"/>
+        <w:numPr>
+          <w:ilvl w:val="0"/>
+          <w:numId w:val="6"/>
+        </w:numPr>
         <w:kinsoku w:val="0"/>
         <w:wordWrap/>
         <w:overflowPunct/>
@@ -4244,10 +5516,10 @@
         <w:adjustRightInd w:val="0"/>
         <w:snapToGrid w:val="0"/>
         <w:spacing w:line="360" w:lineRule="auto"/>
-        <w:ind w:left="472" w:hanging="420" w:hangingChars="200"/>
+        <w:ind w:left="425" w:leftChars="0" w:hanging="425" w:firstLineChars="0"/>
         <w:textAlignment w:val="baseline"/>
         <w:rPr>
-          <w:rFonts w:ascii="宋体" w:eastAsia="宋体" w:hAnsi="宋体" w:cs="宋体"/>
+          <w:rFonts w:ascii="宋体" w:hAnsi="宋体" w:eastAsia="宋体" w:cs="宋体"/>
           <w:spacing w:val="-2"/>
           <w:sz w:val="24"/>
           <w:szCs w:val="24"/>
@@ -4255,25 +5527,38 @@
       </w:pPr>
       <w:r>
         <w:rPr>
-          <w:rFonts w:ascii="宋体" w:eastAsia="宋体" w:hAnsi="宋体" w:cs="宋体"/>
+          <w:rFonts w:ascii="宋体" w:hAnsi="宋体" w:eastAsia="宋体" w:cs="宋体"/>
           <w:spacing w:val="-2"/>
           <w:sz w:val="24"/>
           <w:szCs w:val="24"/>
         </w:rPr>
-        <w:t>4.质量部负责监控改进措施的落实情况。</w:t>
+        <w:t>质量部负责监控改进措施的落实情况。</w:t>
       </w:r>
     </w:p>
     <w:p>
       <w:pPr>
-        <w:pStyle w:val="1"/>
+        <w:pStyle w:val="26"/>
+        <w:keepNext w:val="0"/>
+        <w:keepLines w:val="0"/>
+        <w:pageBreakBefore w:val="0"/>
+        <w:widowControl w:val="0"/>
+        <w:kinsoku w:val="0"/>
+        <w:wordWrap/>
+        <w:overflowPunct/>
+        <w:topLinePunct w:val="0"/>
+        <w:autoSpaceDE w:val="0"/>
+        <w:autoSpaceDN w:val="0"/>
         <w:bidi w:val="0"/>
+        <w:adjustRightInd w:val="0"/>
+        <w:snapToGrid w:val="0"/>
+        <w:textAlignment w:val="baseline"/>
         <w:rPr>
           <w:rFonts w:hint="default"/>
           <w:lang w:val="en-US" w:eastAsia="zh-CN"/>
         </w:rPr>
       </w:pPr>
-      <w:bookmarkStart w:id="21" w:name="_Toc20969"/>
-      <w:bookmarkStart w:id="22" w:name="_Toc13117"/>
+      <w:bookmarkStart w:id="20" w:name="_Toc20969"/>
+      <w:bookmarkStart w:id="21" w:name="_Toc17132"/>
       <w:r>
         <w:rPr>
           <w:rFonts w:hint="eastAsia"/>
@@ -4281,21 +5566,21 @@
         </w:rPr>
         <w:t>流程衡量指标</w:t>
       </w:r>
+      <w:bookmarkEnd w:id="20"/>
       <w:bookmarkEnd w:id="21"/>
-      <w:bookmarkEnd w:id="22"/>
     </w:p>
     <w:tbl>
       <w:tblPr>
-        <w:tblStyle w:val="TableNormal0"/>
+        <w:tblStyle w:val="24"/>
         <w:tblW w:w="8214" w:type="dxa"/>
         <w:tblInd w:w="130" w:type="dxa"/>
         <w:tblBorders>
-          <w:top w:val="single" w:sz="2" w:space="0" w:color="000000"/>
-          <w:left w:val="single" w:sz="2" w:space="0" w:color="000000"/>
-          <w:bottom w:val="single" w:sz="2" w:space="0" w:color="000000"/>
-          <w:right w:val="single" w:sz="2" w:space="0" w:color="000000"/>
-          <w:insideH w:val="single" w:sz="2" w:space="0" w:color="000000"/>
-          <w:insideV w:val="single" w:sz="2" w:space="0" w:color="000000"/>
+          <w:top w:val="single" w:color="000000" w:sz="2" w:space="0"/>
+          <w:left w:val="single" w:color="000000" w:sz="2" w:space="0"/>
+          <w:bottom w:val="single" w:color="000000" w:sz="2" w:space="0"/>
+          <w:right w:val="single" w:color="000000" w:sz="2" w:space="0"/>
+          <w:insideH w:val="single" w:color="000000" w:sz="2" w:space="0"/>
+          <w:insideV w:val="single" w:color="000000" w:sz="2" w:space="0"/>
         </w:tblBorders>
         <w:tblLayout w:type="fixed"/>
         <w:tblCellMar>
@@ -4314,17 +5599,14 @@
       </w:tblGrid>
       <w:tr>
         <w:tblPrEx>
-          <w:tblW w:w="8214" w:type="dxa"/>
-          <w:tblInd w:w="130" w:type="dxa"/>
           <w:tblBorders>
-            <w:top w:val="single" w:sz="2" w:space="0" w:color="000000"/>
-            <w:left w:val="single" w:sz="2" w:space="0" w:color="000000"/>
-            <w:bottom w:val="single" w:sz="2" w:space="0" w:color="000000"/>
-            <w:right w:val="single" w:sz="2" w:space="0" w:color="000000"/>
-            <w:insideH w:val="single" w:sz="2" w:space="0" w:color="000000"/>
-            <w:insideV w:val="single" w:sz="2" w:space="0" w:color="000000"/>
+            <w:top w:val="single" w:color="000000" w:sz="2" w:space="0"/>
+            <w:left w:val="single" w:color="000000" w:sz="2" w:space="0"/>
+            <w:bottom w:val="single" w:color="000000" w:sz="2" w:space="0"/>
+            <w:right w:val="single" w:color="000000" w:sz="2" w:space="0"/>
+            <w:insideH w:val="single" w:color="000000" w:sz="2" w:space="0"/>
+            <w:insideV w:val="single" w:color="000000" w:sz="2" w:space="0"/>
           </w:tblBorders>
-          <w:tblLayout w:type="fixed"/>
           <w:tblCellMar>
             <w:top w:w="0" w:type="dxa"/>
             <w:left w:w="0" w:type="dxa"/>
@@ -4333,24 +5615,38 @@
           </w:tblCellMar>
         </w:tblPrEx>
         <w:trPr>
-          <w:trHeight w:val="583"/>
+          <w:trHeight w:val="583" w:hRule="atLeast"/>
         </w:trPr>
         <w:tc>
           <w:tcPr>
             <w:tcW w:w="727" w:type="dxa"/>
             <w:tcBorders>
-              <w:top w:val="single" w:sz="6" w:space="0" w:color="000000"/>
-              <w:left w:val="single" w:sz="6" w:space="0" w:color="000000"/>
-              <w:bottom w:val="single" w:sz="6" w:space="0" w:color="000000"/>
+              <w:top w:val="single" w:color="000000" w:sz="6" w:space="0"/>
+              <w:left w:val="single" w:color="000000" w:sz="6" w:space="0"/>
+              <w:bottom w:val="single" w:color="000000" w:sz="6" w:space="0"/>
             </w:tcBorders>
             <w:shd w:val="clear" w:color="auto" w:fill="C0C0C0"/>
           </w:tcPr>
           <w:p>
             <w:pPr>
+              <w:keepNext w:val="0"/>
+              <w:keepLines w:val="0"/>
+              <w:pageBreakBefore w:val="0"/>
+              <w:widowControl w:val="0"/>
+              <w:kinsoku w:val="0"/>
+              <w:wordWrap/>
+              <w:overflowPunct/>
+              <w:topLinePunct w:val="0"/>
+              <w:autoSpaceDE w:val="0"/>
+              <w:autoSpaceDN w:val="0"/>
+              <w:bidi w:val="0"/>
+              <w:adjustRightInd w:val="0"/>
+              <w:snapToGrid w:val="0"/>
               <w:spacing w:before="205" w:line="221" w:lineRule="auto"/>
               <w:ind w:left="195"/>
+              <w:textAlignment w:val="baseline"/>
               <w:rPr>
-                <w:rFonts w:ascii="宋体" w:eastAsia="宋体" w:hAnsi="宋体" w:cs="宋体"/>
+                <w:rFonts w:ascii="宋体" w:hAnsi="宋体" w:eastAsia="宋体" w:cs="宋体"/>
                 <w:b/>
                 <w:bCs/>
                 <w:spacing w:val="-7"/>
@@ -4360,7 +5656,7 @@
             </w:pPr>
             <w:r>
               <w:rPr>
-                <w:rFonts w:ascii="宋体" w:eastAsia="宋体" w:hAnsi="宋体" w:cs="宋体"/>
+                <w:rFonts w:ascii="宋体" w:hAnsi="宋体" w:eastAsia="宋体" w:cs="宋体"/>
                 <w:b/>
                 <w:bCs/>
                 <w:spacing w:val="-7"/>
@@ -4375,17 +5671,31 @@
           <w:tcPr>
             <w:tcW w:w="2099" w:type="dxa"/>
             <w:tcBorders>
-              <w:top w:val="single" w:sz="6" w:space="0" w:color="000000"/>
-              <w:bottom w:val="single" w:sz="6" w:space="0" w:color="000000"/>
+              <w:top w:val="single" w:color="000000" w:sz="6" w:space="0"/>
+              <w:bottom w:val="single" w:color="000000" w:sz="6" w:space="0"/>
             </w:tcBorders>
             <w:shd w:val="clear" w:color="auto" w:fill="C0C0C0"/>
           </w:tcPr>
           <w:p>
             <w:pPr>
+              <w:keepNext w:val="0"/>
+              <w:keepLines w:val="0"/>
+              <w:pageBreakBefore w:val="0"/>
+              <w:widowControl w:val="0"/>
+              <w:kinsoku w:val="0"/>
+              <w:wordWrap/>
+              <w:overflowPunct/>
+              <w:topLinePunct w:val="0"/>
+              <w:autoSpaceDE w:val="0"/>
+              <w:autoSpaceDN w:val="0"/>
+              <w:bidi w:val="0"/>
+              <w:adjustRightInd w:val="0"/>
+              <w:snapToGrid w:val="0"/>
               <w:spacing w:before="205" w:line="221" w:lineRule="auto"/>
               <w:ind w:left="195"/>
+              <w:textAlignment w:val="baseline"/>
               <w:rPr>
-                <w:rFonts w:ascii="宋体" w:eastAsia="宋体" w:hAnsi="宋体" w:cs="宋体"/>
+                <w:rFonts w:ascii="宋体" w:hAnsi="宋体" w:eastAsia="宋体" w:cs="宋体"/>
                 <w:b/>
                 <w:bCs/>
                 <w:spacing w:val="-7"/>
@@ -4395,7 +5705,7 @@
             </w:pPr>
             <w:r>
               <w:rPr>
-                <w:rFonts w:ascii="宋体" w:eastAsia="宋体" w:hAnsi="宋体" w:cs="宋体"/>
+                <w:rFonts w:ascii="宋体" w:hAnsi="宋体" w:eastAsia="宋体" w:cs="宋体"/>
                 <w:b/>
                 <w:bCs/>
                 <w:spacing w:val="-7"/>
@@ -4410,18 +5720,32 @@
           <w:tcPr>
             <w:tcW w:w="2520" w:type="dxa"/>
             <w:tcBorders>
-              <w:top w:val="single" w:sz="6" w:space="0" w:color="000000"/>
-              <w:bottom w:val="single" w:sz="6" w:space="0" w:color="000000"/>
-              <w:right w:val="single" w:sz="6" w:space="0" w:color="000000"/>
+              <w:top w:val="single" w:color="000000" w:sz="6" w:space="0"/>
+              <w:bottom w:val="single" w:color="000000" w:sz="6" w:space="0"/>
+              <w:right w:val="single" w:color="000000" w:sz="6" w:space="0"/>
             </w:tcBorders>
             <w:shd w:val="clear" w:color="auto" w:fill="C0C0C0"/>
           </w:tcPr>
           <w:p>
             <w:pPr>
+              <w:keepNext w:val="0"/>
+              <w:keepLines w:val="0"/>
+              <w:pageBreakBefore w:val="0"/>
+              <w:widowControl w:val="0"/>
+              <w:kinsoku w:val="0"/>
+              <w:wordWrap/>
+              <w:overflowPunct/>
+              <w:topLinePunct w:val="0"/>
+              <w:autoSpaceDE w:val="0"/>
+              <w:autoSpaceDN w:val="0"/>
+              <w:bidi w:val="0"/>
+              <w:adjustRightInd w:val="0"/>
+              <w:snapToGrid w:val="0"/>
               <w:spacing w:before="205" w:line="221" w:lineRule="auto"/>
               <w:ind w:left="195"/>
+              <w:textAlignment w:val="baseline"/>
               <w:rPr>
-                <w:rFonts w:ascii="宋体" w:eastAsia="宋体" w:hAnsi="宋体" w:cs="宋体"/>
+                <w:rFonts w:ascii="宋体" w:hAnsi="宋体" w:eastAsia="宋体" w:cs="宋体"/>
                 <w:b/>
                 <w:bCs/>
                 <w:spacing w:val="-7"/>
@@ -4431,7 +5755,7 @@
             </w:pPr>
             <w:r>
               <w:rPr>
-                <w:rFonts w:ascii="宋体" w:eastAsia="宋体" w:hAnsi="宋体" w:cs="宋体"/>
+                <w:rFonts w:ascii="宋体" w:hAnsi="宋体" w:eastAsia="宋体" w:cs="宋体"/>
                 <w:b/>
                 <w:bCs/>
                 <w:spacing w:val="-7"/>
@@ -4446,18 +5770,32 @@
           <w:tcPr>
             <w:tcW w:w="1434" w:type="dxa"/>
             <w:tcBorders>
-              <w:top w:val="single" w:sz="6" w:space="0" w:color="000000"/>
-              <w:bottom w:val="single" w:sz="6" w:space="0" w:color="000000"/>
-              <w:right w:val="single" w:sz="6" w:space="0" w:color="000000"/>
+              <w:top w:val="single" w:color="000000" w:sz="6" w:space="0"/>
+              <w:bottom w:val="single" w:color="000000" w:sz="6" w:space="0"/>
+              <w:right w:val="single" w:color="000000" w:sz="6" w:space="0"/>
             </w:tcBorders>
             <w:shd w:val="clear" w:color="auto" w:fill="C0C0C0"/>
           </w:tcPr>
           <w:p>
             <w:pPr>
+              <w:keepNext w:val="0"/>
+              <w:keepLines w:val="0"/>
+              <w:pageBreakBefore w:val="0"/>
+              <w:widowControl w:val="0"/>
+              <w:kinsoku w:val="0"/>
+              <w:wordWrap/>
+              <w:overflowPunct/>
+              <w:topLinePunct w:val="0"/>
+              <w:autoSpaceDE w:val="0"/>
+              <w:autoSpaceDN w:val="0"/>
+              <w:bidi w:val="0"/>
+              <w:adjustRightInd w:val="0"/>
+              <w:snapToGrid w:val="0"/>
               <w:spacing w:before="205" w:line="221" w:lineRule="auto"/>
               <w:ind w:left="195"/>
+              <w:textAlignment w:val="baseline"/>
               <w:rPr>
-                <w:rFonts w:ascii="宋体" w:eastAsia="宋体" w:hAnsi="宋体" w:cs="宋体" w:hint="default"/>
+                <w:rFonts w:hint="default" w:ascii="宋体" w:hAnsi="宋体" w:eastAsia="宋体" w:cs="宋体"/>
                 <w:b/>
                 <w:bCs/>
                 <w:spacing w:val="-7"/>
@@ -4468,7 +5806,7 @@
             </w:pPr>
             <w:r>
               <w:rPr>
-                <w:rFonts w:ascii="宋体" w:eastAsia="宋体" w:hAnsi="宋体" w:cs="宋体" w:hint="eastAsia"/>
+                <w:rFonts w:hint="eastAsia" w:ascii="宋体" w:hAnsi="宋体" w:eastAsia="宋体" w:cs="宋体"/>
                 <w:b/>
                 <w:bCs/>
                 <w:spacing w:val="-7"/>
@@ -4484,18 +5822,32 @@
           <w:tcPr>
             <w:tcW w:w="1434" w:type="dxa"/>
             <w:tcBorders>
-              <w:top w:val="single" w:sz="6" w:space="0" w:color="000000"/>
-              <w:bottom w:val="single" w:sz="6" w:space="0" w:color="000000"/>
-              <w:right w:val="single" w:sz="6" w:space="0" w:color="000000"/>
+              <w:top w:val="single" w:color="000000" w:sz="6" w:space="0"/>
+              <w:bottom w:val="single" w:color="000000" w:sz="6" w:space="0"/>
+              <w:right w:val="single" w:color="000000" w:sz="6" w:space="0"/>
             </w:tcBorders>
             <w:shd w:val="clear" w:color="auto" w:fill="C0C0C0"/>
           </w:tcPr>
           <w:p>
             <w:pPr>
+              <w:keepNext w:val="0"/>
+              <w:keepLines w:val="0"/>
+              <w:pageBreakBefore w:val="0"/>
+              <w:widowControl w:val="0"/>
+              <w:kinsoku w:val="0"/>
+              <w:wordWrap/>
+              <w:overflowPunct/>
+              <w:topLinePunct w:val="0"/>
+              <w:autoSpaceDE w:val="0"/>
+              <w:autoSpaceDN w:val="0"/>
+              <w:bidi w:val="0"/>
+              <w:adjustRightInd w:val="0"/>
+              <w:snapToGrid w:val="0"/>
               <w:spacing w:before="205" w:line="221" w:lineRule="auto"/>
               <w:ind w:left="195"/>
+              <w:textAlignment w:val="baseline"/>
               <w:rPr>
-                <w:rFonts w:ascii="宋体" w:eastAsia="宋体" w:hAnsi="宋体" w:cs="宋体" w:hint="default"/>
+                <w:rFonts w:hint="default" w:ascii="宋体" w:hAnsi="宋体" w:eastAsia="宋体" w:cs="宋体"/>
                 <w:b/>
                 <w:bCs/>
                 <w:spacing w:val="-7"/>
@@ -4506,7 +5858,7 @@
             </w:pPr>
             <w:r>
               <w:rPr>
-                <w:rFonts w:ascii="宋体" w:hAnsi="宋体" w:cs="宋体" w:hint="eastAsia"/>
+                <w:rFonts w:hint="eastAsia" w:ascii="宋体" w:hAnsi="宋体" w:cs="宋体"/>
                 <w:b/>
                 <w:bCs/>
                 <w:spacing w:val="-7"/>
@@ -4521,9 +5873,14 @@
       </w:tr>
       <w:tr>
         <w:tblPrEx>
-          <w:tblW w:w="8214" w:type="dxa"/>
-          <w:tblInd w:w="130" w:type="dxa"/>
-          <w:tblLayout w:type="fixed"/>
+          <w:tblBorders>
+            <w:top w:val="single" w:color="000000" w:sz="2" w:space="0"/>
+            <w:left w:val="single" w:color="000000" w:sz="2" w:space="0"/>
+            <w:bottom w:val="single" w:color="000000" w:sz="2" w:space="0"/>
+            <w:right w:val="single" w:color="000000" w:sz="2" w:space="0"/>
+            <w:insideH w:val="single" w:color="000000" w:sz="2" w:space="0"/>
+            <w:insideV w:val="single" w:color="000000" w:sz="2" w:space="0"/>
+          </w:tblBorders>
           <w:tblCellMar>
             <w:top w:w="0" w:type="dxa"/>
             <w:left w:w="0" w:type="dxa"/>
@@ -4532,22 +5889,36 @@
           </w:tblCellMar>
         </w:tblPrEx>
         <w:trPr>
-          <w:trHeight w:val="549"/>
+          <w:trHeight w:val="549" w:hRule="atLeast"/>
         </w:trPr>
         <w:tc>
           <w:tcPr>
             <w:tcW w:w="727" w:type="dxa"/>
             <w:tcBorders>
-              <w:top w:val="single" w:sz="6" w:space="0" w:color="000000"/>
-              <w:left w:val="single" w:sz="6" w:space="0" w:color="000000"/>
+              <w:top w:val="single" w:color="000000" w:sz="6" w:space="0"/>
+              <w:left w:val="single" w:color="000000" w:sz="6" w:space="0"/>
             </w:tcBorders>
           </w:tcPr>
           <w:p>
             <w:pPr>
+              <w:keepNext w:val="0"/>
+              <w:keepLines w:val="0"/>
+              <w:pageBreakBefore w:val="0"/>
+              <w:widowControl w:val="0"/>
+              <w:kinsoku w:val="0"/>
+              <w:wordWrap/>
+              <w:overflowPunct/>
+              <w:topLinePunct w:val="0"/>
+              <w:autoSpaceDE w:val="0"/>
+              <w:autoSpaceDN w:val="0"/>
+              <w:bidi w:val="0"/>
+              <w:adjustRightInd w:val="0"/>
+              <w:snapToGrid w:val="0"/>
               <w:spacing w:before="194" w:line="219" w:lineRule="auto"/>
               <w:ind w:left="123"/>
+              <w:textAlignment w:val="baseline"/>
               <w:rPr>
-                <w:rFonts w:ascii="宋体" w:eastAsia="宋体" w:hAnsi="宋体" w:cs="宋体" w:hint="eastAsia"/>
+                <w:rFonts w:hint="eastAsia" w:ascii="宋体" w:hAnsi="宋体" w:eastAsia="宋体" w:cs="宋体"/>
                 <w:spacing w:val="-2"/>
                 <w:sz w:val="24"/>
                 <w:szCs w:val="24"/>
@@ -4556,7 +5927,7 @@
             </w:pPr>
             <w:r>
               <w:rPr>
-                <w:rFonts w:ascii="宋体" w:eastAsia="宋体" w:hAnsi="宋体" w:cs="宋体" w:hint="eastAsia"/>
+                <w:rFonts w:hint="eastAsia" w:ascii="宋体" w:hAnsi="宋体" w:eastAsia="宋体" w:cs="宋体"/>
                 <w:spacing w:val="-2"/>
                 <w:sz w:val="24"/>
                 <w:szCs w:val="24"/>
@@ -4570,15 +5941,29 @@
           <w:tcPr>
             <w:tcW w:w="2099" w:type="dxa"/>
             <w:tcBorders>
-              <w:top w:val="single" w:sz="6" w:space="0" w:color="000000"/>
+              <w:top w:val="single" w:color="000000" w:sz="6" w:space="0"/>
             </w:tcBorders>
           </w:tcPr>
           <w:p>
             <w:pPr>
+              <w:keepNext w:val="0"/>
+              <w:keepLines w:val="0"/>
+              <w:pageBreakBefore w:val="0"/>
+              <w:widowControl w:val="0"/>
+              <w:kinsoku w:val="0"/>
+              <w:wordWrap/>
+              <w:overflowPunct/>
+              <w:topLinePunct w:val="0"/>
+              <w:autoSpaceDE w:val="0"/>
+              <w:autoSpaceDN w:val="0"/>
+              <w:bidi w:val="0"/>
+              <w:adjustRightInd w:val="0"/>
+              <w:snapToGrid w:val="0"/>
               <w:spacing w:before="194" w:line="219" w:lineRule="auto"/>
               <w:ind w:left="123"/>
+              <w:textAlignment w:val="baseline"/>
               <w:rPr>
-                <w:rFonts w:ascii="宋体" w:eastAsia="宋体" w:hAnsi="宋体" w:cs="宋体" w:hint="default"/>
+                <w:rFonts w:hint="default" w:ascii="宋体" w:hAnsi="宋体" w:eastAsia="宋体" w:cs="宋体"/>
                 <w:spacing w:val="-2"/>
                 <w:sz w:val="24"/>
                 <w:szCs w:val="24"/>
@@ -4587,7 +5972,7 @@
             </w:pPr>
             <w:r>
               <w:rPr>
-                <w:rFonts w:ascii="宋体" w:eastAsia="宋体" w:hAnsi="宋体" w:cs="宋体" w:hint="eastAsia"/>
+                <w:rFonts w:hint="eastAsia" w:ascii="宋体" w:hAnsi="宋体" w:eastAsia="宋体" w:cs="宋体"/>
                 <w:spacing w:val="-2"/>
                 <w:sz w:val="24"/>
                 <w:szCs w:val="24"/>
@@ -4601,16 +5986,30 @@
           <w:tcPr>
             <w:tcW w:w="2520" w:type="dxa"/>
             <w:tcBorders>
-              <w:top w:val="single" w:sz="6" w:space="0" w:color="000000"/>
-              <w:right w:val="single" w:sz="6" w:space="0" w:color="000000"/>
+              <w:top w:val="single" w:color="000000" w:sz="6" w:space="0"/>
+              <w:right w:val="single" w:color="000000" w:sz="6" w:space="0"/>
             </w:tcBorders>
           </w:tcPr>
           <w:p>
             <w:pPr>
+              <w:keepNext w:val="0"/>
+              <w:keepLines w:val="0"/>
+              <w:pageBreakBefore w:val="0"/>
+              <w:widowControl w:val="0"/>
+              <w:kinsoku w:val="0"/>
+              <w:wordWrap/>
+              <w:overflowPunct/>
+              <w:topLinePunct w:val="0"/>
+              <w:autoSpaceDE w:val="0"/>
+              <w:autoSpaceDN w:val="0"/>
+              <w:bidi w:val="0"/>
+              <w:adjustRightInd w:val="0"/>
+              <w:snapToGrid w:val="0"/>
               <w:spacing w:before="194" w:line="219" w:lineRule="auto"/>
               <w:ind w:left="123"/>
+              <w:textAlignment w:val="baseline"/>
               <w:rPr>
-                <w:rFonts w:ascii="宋体" w:eastAsia="宋体" w:hAnsi="宋体" w:cs="宋体" w:hint="default"/>
+                <w:rFonts w:hint="default" w:ascii="宋体" w:hAnsi="宋体" w:eastAsia="宋体" w:cs="宋体"/>
                 <w:spacing w:val="-2"/>
                 <w:sz w:val="24"/>
                 <w:szCs w:val="24"/>
@@ -4619,7 +6018,7 @@
             </w:pPr>
             <w:r>
               <w:rPr>
-                <w:rFonts w:ascii="宋体" w:eastAsia="宋体" w:hAnsi="宋体" w:cs="宋体"/>
+                <w:rFonts w:ascii="宋体" w:hAnsi="宋体" w:eastAsia="宋体" w:cs="宋体"/>
                 <w:spacing w:val="-2"/>
                 <w:sz w:val="24"/>
                 <w:szCs w:val="24"/>
@@ -4632,16 +6031,30 @@
           <w:tcPr>
             <w:tcW w:w="1434" w:type="dxa"/>
             <w:tcBorders>
-              <w:top w:val="single" w:sz="6" w:space="0" w:color="000000"/>
-              <w:right w:val="single" w:sz="6" w:space="0" w:color="000000"/>
+              <w:top w:val="single" w:color="000000" w:sz="6" w:space="0"/>
+              <w:right w:val="single" w:color="000000" w:sz="6" w:space="0"/>
             </w:tcBorders>
           </w:tcPr>
           <w:p>
             <w:pPr>
+              <w:keepNext w:val="0"/>
+              <w:keepLines w:val="0"/>
+              <w:pageBreakBefore w:val="0"/>
+              <w:widowControl w:val="0"/>
+              <w:kinsoku w:val="0"/>
+              <w:wordWrap/>
+              <w:overflowPunct/>
+              <w:topLinePunct w:val="0"/>
+              <w:autoSpaceDE w:val="0"/>
+              <w:autoSpaceDN w:val="0"/>
+              <w:bidi w:val="0"/>
+              <w:adjustRightInd w:val="0"/>
+              <w:snapToGrid w:val="0"/>
               <w:spacing w:before="194" w:line="219" w:lineRule="auto"/>
               <w:ind w:left="123"/>
+              <w:textAlignment w:val="baseline"/>
               <w:rPr>
-                <w:rFonts w:ascii="宋体" w:eastAsia="宋体" w:hAnsi="宋体" w:cs="宋体" w:hint="default"/>
+                <w:rFonts w:hint="default" w:ascii="宋体" w:hAnsi="宋体" w:eastAsia="宋体" w:cs="宋体"/>
                 <w:spacing w:val="-2"/>
                 <w:sz w:val="24"/>
                 <w:szCs w:val="24"/>
@@ -4650,7 +6063,7 @@
             </w:pPr>
             <w:r>
               <w:rPr>
-                <w:rFonts w:ascii="宋体" w:eastAsia="宋体" w:hAnsi="宋体" w:cs="宋体" w:hint="eastAsia"/>
+                <w:rFonts w:hint="eastAsia" w:ascii="宋体" w:hAnsi="宋体" w:eastAsia="宋体" w:cs="宋体"/>
                 <w:spacing w:val="-2"/>
                 <w:sz w:val="24"/>
                 <w:szCs w:val="24"/>
@@ -4664,16 +6077,30 @@
           <w:tcPr>
             <w:tcW w:w="1434" w:type="dxa"/>
             <w:tcBorders>
-              <w:top w:val="single" w:sz="6" w:space="0" w:color="000000"/>
-              <w:right w:val="single" w:sz="6" w:space="0" w:color="000000"/>
+              <w:top w:val="single" w:color="000000" w:sz="6" w:space="0"/>
+              <w:right w:val="single" w:color="000000" w:sz="6" w:space="0"/>
             </w:tcBorders>
           </w:tcPr>
           <w:p>
             <w:pPr>
+              <w:keepNext w:val="0"/>
+              <w:keepLines w:val="0"/>
+              <w:pageBreakBefore w:val="0"/>
+              <w:widowControl w:val="0"/>
+              <w:kinsoku w:val="0"/>
+              <w:wordWrap/>
+              <w:overflowPunct/>
+              <w:topLinePunct w:val="0"/>
+              <w:autoSpaceDE w:val="0"/>
+              <w:autoSpaceDN w:val="0"/>
+              <w:bidi w:val="0"/>
+              <w:adjustRightInd w:val="0"/>
+              <w:snapToGrid w:val="0"/>
               <w:spacing w:before="194" w:line="219" w:lineRule="auto"/>
               <w:ind w:left="123"/>
+              <w:textAlignment w:val="baseline"/>
               <w:rPr>
-                <w:rFonts w:ascii="宋体" w:eastAsia="宋体" w:hAnsi="宋体" w:cs="宋体" w:hint="default"/>
+                <w:rFonts w:hint="default" w:ascii="宋体" w:hAnsi="宋体" w:eastAsia="宋体" w:cs="宋体"/>
                 <w:spacing w:val="-2"/>
                 <w:sz w:val="24"/>
                 <w:szCs w:val="24"/>
@@ -4682,7 +6109,7 @@
             </w:pPr>
             <w:r>
               <w:rPr>
-                <w:rFonts w:ascii="宋体" w:hAnsi="宋体" w:cs="宋体" w:hint="eastAsia"/>
+                <w:rFonts w:hint="eastAsia" w:ascii="宋体" w:hAnsi="宋体" w:cs="宋体"/>
                 <w:spacing w:val="-2"/>
                 <w:sz w:val="24"/>
                 <w:szCs w:val="24"/>
@@ -4696,10 +6123,36 @@
     </w:tbl>
     <w:p>
       <w:pPr>
+        <w:pStyle w:val="26"/>
         <w:keepNext w:val="0"/>
         <w:keepLines w:val="0"/>
         <w:pageBreakBefore w:val="0"/>
-        <w:widowControl/>
+        <w:widowControl w:val="0"/>
+        <w:kinsoku w:val="0"/>
+        <w:wordWrap/>
+        <w:overflowPunct/>
+        <w:topLinePunct w:val="0"/>
+        <w:autoSpaceDE w:val="0"/>
+        <w:autoSpaceDN w:val="0"/>
+        <w:bidi w:val="0"/>
+        <w:adjustRightInd w:val="0"/>
+        <w:snapToGrid w:val="0"/>
+        <w:textAlignment w:val="baseline"/>
+      </w:pPr>
+      <w:bookmarkStart w:id="24" w:name="_GoBack"/>
+      <w:bookmarkEnd w:id="24"/>
+      <w:bookmarkStart w:id="22" w:name="_Toc30267"/>
+      <w:r>
+        <w:t>相关文档</w:t>
+      </w:r>
+      <w:bookmarkEnd w:id="22"/>
+    </w:p>
+    <w:p>
+      <w:pPr>
+        <w:keepNext w:val="0"/>
+        <w:keepLines w:val="0"/>
+        <w:pageBreakBefore w:val="0"/>
+        <w:widowControl w:val="0"/>
         <w:kinsoku w:val="0"/>
         <w:wordWrap/>
         <w:overflowPunct/>
@@ -4710,33 +6163,31 @@
         <w:adjustRightInd w:val="0"/>
         <w:snapToGrid w:val="0"/>
         <w:spacing w:line="360" w:lineRule="auto"/>
-        <w:ind w:left="472" w:hanging="420" w:hangingChars="200"/>
+        <w:ind w:left="472" w:hanging="472" w:hangingChars="200"/>
         <w:textAlignment w:val="baseline"/>
         <w:rPr>
-          <w:rFonts w:ascii="宋体" w:eastAsia="宋体" w:hAnsi="宋体" w:cs="宋体"/>
+          <w:rFonts w:ascii="宋体" w:hAnsi="宋体" w:eastAsia="宋体" w:cs="宋体"/>
           <w:spacing w:val="-2"/>
           <w:sz w:val="24"/>
           <w:szCs w:val="24"/>
         </w:rPr>
       </w:pPr>
-    </w:p>
-    <w:p>
-      <w:pPr>
-        <w:pStyle w:val="1"/>
-        <w:bidi w:val="0"/>
-      </w:pPr>
-      <w:bookmarkStart w:id="23" w:name="_Toc14712"/>
       <w:r>
-        <w:t>相关文档</w:t>
+        <w:rPr>
+          <w:rFonts w:ascii="宋体" w:hAnsi="宋体" w:eastAsia="宋体" w:cs="宋体"/>
+          <w:spacing w:val="-2"/>
+          <w:sz w:val="24"/>
+          <w:szCs w:val="24"/>
+        </w:rPr>
+        <w:t>《客户满意度调查表》</w:t>
       </w:r>
-      <w:bookmarkEnd w:id="23"/>
     </w:p>
     <w:p>
       <w:pPr>
         <w:keepNext w:val="0"/>
         <w:keepLines w:val="0"/>
         <w:pageBreakBefore w:val="0"/>
-        <w:widowControl/>
+        <w:widowControl w:val="0"/>
         <w:kinsoku w:val="0"/>
         <w:wordWrap/>
         <w:overflowPunct/>
@@ -4747,10 +6198,10 @@
         <w:adjustRightInd w:val="0"/>
         <w:snapToGrid w:val="0"/>
         <w:spacing w:line="360" w:lineRule="auto"/>
-        <w:ind w:left="472" w:hanging="420" w:hangingChars="200"/>
+        <w:ind w:left="472" w:hanging="472" w:hangingChars="200"/>
         <w:textAlignment w:val="baseline"/>
         <w:rPr>
-          <w:rFonts w:ascii="宋体" w:eastAsia="宋体" w:hAnsi="宋体" w:cs="宋体"/>
+          <w:rFonts w:ascii="宋体" w:hAnsi="宋体" w:eastAsia="宋体" w:cs="宋体"/>
           <w:spacing w:val="-2"/>
           <w:sz w:val="24"/>
           <w:szCs w:val="24"/>
@@ -4758,20 +6209,40 @@
       </w:pPr>
       <w:r>
         <w:rPr>
-          <w:rFonts w:ascii="宋体" w:eastAsia="宋体" w:hAnsi="宋体" w:cs="宋体"/>
+          <w:rFonts w:ascii="宋体" w:hAnsi="宋体" w:eastAsia="宋体" w:cs="宋体"/>
           <w:spacing w:val="-2"/>
           <w:sz w:val="24"/>
           <w:szCs w:val="24"/>
         </w:rPr>
-        <w:t>《客户满意度调查表》</w:t>
+        <w:t>《客户满意度调查</w:t>
+      </w:r>
+      <w:r>
+        <w:rPr>
+          <w:rFonts w:hint="eastAsia" w:ascii="宋体" w:hAnsi="宋体" w:eastAsia="宋体" w:cs="宋体"/>
+          <w:spacing w:val="-2"/>
+          <w:sz w:val="24"/>
+          <w:szCs w:val="24"/>
+          <w:lang w:val="en-US" w:eastAsia="zh-CN"/>
+        </w:rPr>
+        <w:t>报告</w:t>
+      </w:r>
+      <w:r>
+        <w:rPr>
+          <w:rFonts w:ascii="宋体" w:hAnsi="宋体" w:eastAsia="宋体" w:cs="宋体"/>
+          <w:spacing w:val="-2"/>
+          <w:sz w:val="24"/>
+          <w:szCs w:val="24"/>
+        </w:rPr>
+        <w:t>》</w:t>
       </w:r>
     </w:p>
     <w:p>
       <w:pPr>
+        <w:pStyle w:val="26"/>
         <w:keepNext w:val="0"/>
         <w:keepLines w:val="0"/>
         <w:pageBreakBefore w:val="0"/>
-        <w:widowControl/>
+        <w:widowControl w:val="0"/>
         <w:kinsoku w:val="0"/>
         <w:wordWrap/>
         <w:overflowPunct/>
@@ -4781,69 +6252,41 @@
         <w:bidi w:val="0"/>
         <w:adjustRightInd w:val="0"/>
         <w:snapToGrid w:val="0"/>
-        <w:spacing w:line="360" w:lineRule="auto"/>
-        <w:ind w:left="472" w:hanging="420" w:hangingChars="200"/>
         <w:textAlignment w:val="baseline"/>
-        <w:rPr>
-          <w:rFonts w:ascii="宋体" w:eastAsia="宋体" w:hAnsi="宋体" w:cs="宋体"/>
-          <w:spacing w:val="-2"/>
-          <w:sz w:val="24"/>
-          <w:szCs w:val="24"/>
-        </w:rPr>
-      </w:pPr>
-      <w:r>
-        <w:rPr>
-          <w:rFonts w:ascii="宋体" w:eastAsia="宋体" w:hAnsi="宋体" w:cs="宋体"/>
-          <w:spacing w:val="-2"/>
-          <w:sz w:val="24"/>
-          <w:szCs w:val="24"/>
-        </w:rPr>
-        <w:t>《客户满意度调查</w:t>
-      </w:r>
-      <w:r>
-        <w:rPr>
-          <w:rFonts w:ascii="宋体" w:eastAsia="宋体" w:hAnsi="宋体" w:cs="宋体" w:hint="eastAsia"/>
-          <w:spacing w:val="-2"/>
-          <w:sz w:val="24"/>
-          <w:szCs w:val="24"/>
-          <w:lang w:val="en-US" w:eastAsia="zh-CN"/>
-        </w:rPr>
-        <w:t>报告</w:t>
-      </w:r>
-      <w:r>
-        <w:rPr>
-          <w:rFonts w:ascii="宋体" w:eastAsia="宋体" w:hAnsi="宋体" w:cs="宋体"/>
-          <w:spacing w:val="-2"/>
-          <w:sz w:val="24"/>
-          <w:szCs w:val="24"/>
-        </w:rPr>
-        <w:t>》</w:t>
-      </w:r>
-    </w:p>
-    <w:p>
-      <w:pPr>
-        <w:pStyle w:val="1"/>
-        <w:bidi w:val="0"/>
-      </w:pPr>
-      <w:bookmarkStart w:id="24" w:name="_Toc31232"/>
+      </w:pPr>
+      <w:bookmarkStart w:id="23" w:name="_Toc24458"/>
       <w:r>
         <w:t>附则</w:t>
       </w:r>
-      <w:bookmarkEnd w:id="24"/>
+      <w:bookmarkEnd w:id="23"/>
     </w:p>
     <w:p>
       <w:pPr>
+        <w:keepNext w:val="0"/>
+        <w:keepLines w:val="0"/>
+        <w:pageBreakBefore w:val="0"/>
+        <w:widowControl w:val="0"/>
+        <w:kinsoku w:val="0"/>
+        <w:wordWrap/>
+        <w:overflowPunct/>
+        <w:topLinePunct w:val="0"/>
+        <w:autoSpaceDE w:val="0"/>
+        <w:autoSpaceDN w:val="0"/>
+        <w:bidi w:val="0"/>
+        <w:adjustRightInd w:val="0"/>
+        <w:snapToGrid w:val="0"/>
         <w:spacing w:before="179" w:line="219" w:lineRule="auto"/>
         <w:ind w:left="444"/>
-        <w:rPr>
-          <w:rFonts w:ascii="宋体" w:eastAsia="宋体" w:hAnsi="宋体" w:cs="宋体"/>
+        <w:textAlignment w:val="baseline"/>
+        <w:rPr>
+          <w:rFonts w:ascii="宋体" w:hAnsi="宋体" w:eastAsia="宋体" w:cs="宋体"/>
           <w:sz w:val="24"/>
           <w:szCs w:val="24"/>
         </w:rPr>
       </w:pPr>
       <w:r>
         <w:rPr>
-          <w:rFonts w:ascii="宋体" w:eastAsia="宋体" w:hAnsi="宋体" w:cs="宋体"/>
+          <w:rFonts w:ascii="宋体" w:hAnsi="宋体" w:eastAsia="宋体" w:cs="宋体"/>
           <w:spacing w:val="-2"/>
           <w:sz w:val="24"/>
           <w:szCs w:val="24"/>
@@ -4852,30 +6295,55 @@
       </w:r>
     </w:p>
     <w:sectPr>
-      <w:footerReference w:type="default" r:id="rId6"/>
+      <w:footerReference r:id="rId5" w:type="default"/>
       <w:pgSz w:w="11906" w:h="16839"/>
       <w:pgMar w:top="1431" w:right="1785" w:bottom="1375" w:left="1785" w:header="0" w:footer="1211" w:gutter="0"/>
-      <w:cols w:num="1" w:space="720"/>
+      <w:cols w:space="720" w:num="1"/>
     </w:sectPr>
   </w:body>
 </w:document>
 </file>
 
+<file path=word/endnotes.xml><?xml version="1.0" encoding="utf-8"?>
+<w:endnotes xmlns:wpc="http://schemas.microsoft.com/office/word/2010/wordprocessingCanvas" xmlns:mc="http://schemas.openxmlformats.org/markup-compatibility/2006" xmlns:o="urn:schemas-microsoft-com:office:office" xmlns:r="http://schemas.openxmlformats.org/officeDocument/2006/relationships" xmlns:m="http://schemas.openxmlformats.org/officeDocument/2006/math" xmlns:v="urn:schemas-microsoft-com:vml" xmlns:wp14="http://schemas.microsoft.com/office/word/2010/wordprocessingDrawing" xmlns:wp="http://schemas.openxmlformats.org/drawingml/2006/wordprocessingDrawing" xmlns:w="http://schemas.openxmlformats.org/wordprocessingml/2006/main" xmlns:w14="http://schemas.microsoft.com/office/word/2010/wordml" xmlns:w15="http://schemas.microsoft.com/office/word/2012/wordml" xmlns:w10="urn:schemas-microsoft-com:office:word" xmlns:wpg="http://schemas.microsoft.com/office/word/2010/wordprocessingGroup" xmlns:wpi="http://schemas.microsoft.com/office/word/2010/wordprocessingInk" xmlns:wne="http://schemas.microsoft.com/office/word/2006/wordml" xmlns:wps="http://schemas.microsoft.com/office/word/2010/wordprocessingShape" xmlns:wpsCustomData="http://www.wps.cn/officeDocument/2013/wpsCustomData" mc:Ignorable="w14 w15 wp14">
+  <w:endnote w:type="separator" w:id="0">
+    <w:p>
+      <w:pPr>
+        <w:spacing w:line="240" w:lineRule="auto"/>
+      </w:pPr>
+      <w:r>
+        <w:separator/>
+      </w:r>
+    </w:p>
+  </w:endnote>
+  <w:endnote w:type="continuationSeparator" w:id="1">
+    <w:p>
+      <w:pPr>
+        <w:spacing w:line="240" w:lineRule="auto"/>
+      </w:pPr>
+      <w:r>
+        <w:continuationSeparator/>
+      </w:r>
+    </w:p>
+  </w:endnote>
+</w:endnotes>
+</file>
+
 <file path=word/footer1.xml><?xml version="1.0" encoding="utf-8"?>
-<w:ftr xmlns:wpc="http://schemas.microsoft.com/office/word/2010/wordprocessingCanvas" xmlns:mc="http://schemas.openxmlformats.org/markup-compatibility/2006" xmlns:o="urn:schemas-microsoft-com:office:office" xmlns:r="http://schemas.openxmlformats.org/officeDocument/2006/relationships" xmlns:m="http://schemas.openxmlformats.org/officeDocument/2006/math" xmlns:v="urn:schemas-microsoft-com:vml" xmlns:wp14="http://schemas.microsoft.com/office/word/2010/wordprocessingDrawing" xmlns:wp="http://schemas.openxmlformats.org/drawingml/2006/wordprocessingDrawing" xmlns:w10="urn:schemas-microsoft-com:office:word" xmlns:w="http://schemas.openxmlformats.org/wordprocessingml/2006/main" xmlns:w14="http://schemas.microsoft.com/office/word/2010/wordml" xmlns:w15="http://schemas.microsoft.com/office/word/2012/wordml" xmlns:wne="http://schemas.microsoft.com/office/word/2006/wordml" xmlns:wpg="http://schemas.microsoft.com/office/word/2010/wordprocessingGroup" xmlns:wpi="http://schemas.microsoft.com/office/word/2010/wordprocessingInk" xmlns:wps="http://schemas.microsoft.com/office/word/2010/wordprocessingShape" mc:Ignorable="w14 w15 wp14">
+<w:ftr xmlns:wpc="http://schemas.microsoft.com/office/word/2010/wordprocessingCanvas" xmlns:mc="http://schemas.openxmlformats.org/markup-compatibility/2006" xmlns:o="urn:schemas-microsoft-com:office:office" xmlns:r="http://schemas.openxmlformats.org/officeDocument/2006/relationships" xmlns:m="http://schemas.openxmlformats.org/officeDocument/2006/math" xmlns:v="urn:schemas-microsoft-com:vml" xmlns:wp14="http://schemas.microsoft.com/office/word/2010/wordprocessingDrawing" xmlns:wp="http://schemas.openxmlformats.org/drawingml/2006/wordprocessingDrawing" xmlns:w10="urn:schemas-microsoft-com:office:word" xmlns:w="http://schemas.openxmlformats.org/wordprocessingml/2006/main" xmlns:w14="http://schemas.microsoft.com/office/word/2010/wordml" xmlns:w15="http://schemas.microsoft.com/office/word/2012/wordml" xmlns:wpg="http://schemas.microsoft.com/office/word/2010/wordprocessingGroup" xmlns:wpi="http://schemas.microsoft.com/office/word/2010/wordprocessingInk" xmlns:wne="http://schemas.microsoft.com/office/word/2006/wordml" xmlns:wps="http://schemas.microsoft.com/office/word/2010/wordprocessingShape" xmlns:wpsCustomData="http://www.wps.cn/officeDocument/2013/wpsCustomData" mc:Ignorable="w14 w15 wp14">
   <w:p>
     <w:pPr>
       <w:spacing w:line="167" w:lineRule="auto"/>
       <w:ind w:left="4130"/>
       <w:rPr>
-        <w:rFonts w:ascii="Calibri" w:eastAsia="Calibri" w:hAnsi="Calibri" w:cs="Calibri"/>
+        <w:rFonts w:ascii="Calibri" w:hAnsi="Calibri" w:eastAsia="Calibri" w:cs="Calibri"/>
         <w:sz w:val="18"/>
         <w:szCs w:val="18"/>
       </w:rPr>
     </w:pPr>
     <w:r>
       <w:rPr>
-        <w:rFonts w:ascii="Calibri" w:eastAsia="Calibri" w:hAnsi="Calibri" w:cs="Calibri"/>
+        <w:rFonts w:ascii="Calibri" w:hAnsi="Calibri" w:eastAsia="Calibri" w:cs="Calibri"/>
         <w:sz w:val="18"/>
         <w:szCs w:val="18"/>
       </w:rPr>
@@ -4885,16 +6353,41 @@
 </w:ftr>
 </file>
 
+<file path=word/footnotes.xml><?xml version="1.0" encoding="utf-8"?>
+<w:footnotes xmlns:wpc="http://schemas.microsoft.com/office/word/2010/wordprocessingCanvas" xmlns:mc="http://schemas.openxmlformats.org/markup-compatibility/2006" xmlns:o="urn:schemas-microsoft-com:office:office" xmlns:r="http://schemas.openxmlformats.org/officeDocument/2006/relationships" xmlns:m="http://schemas.openxmlformats.org/officeDocument/2006/math" xmlns:v="urn:schemas-microsoft-com:vml" xmlns:wp14="http://schemas.microsoft.com/office/word/2010/wordprocessingDrawing" xmlns:wp="http://schemas.openxmlformats.org/drawingml/2006/wordprocessingDrawing" xmlns:w="http://schemas.openxmlformats.org/wordprocessingml/2006/main" xmlns:w14="http://schemas.microsoft.com/office/word/2010/wordml" xmlns:w15="http://schemas.microsoft.com/office/word/2012/wordml" xmlns:w10="urn:schemas-microsoft-com:office:word" xmlns:wpg="http://schemas.microsoft.com/office/word/2010/wordprocessingGroup" xmlns:wpi="http://schemas.microsoft.com/office/word/2010/wordprocessingInk" xmlns:wne="http://schemas.microsoft.com/office/word/2006/wordml" xmlns:wps="http://schemas.microsoft.com/office/word/2010/wordprocessingShape" xmlns:wpsCustomData="http://www.wps.cn/officeDocument/2013/wpsCustomData" mc:Ignorable="w14 w15 wp14">
+  <w:footnote w:type="separator" w:id="0">
+    <w:p>
+      <w:pPr>
+        <w:spacing w:line="360" w:lineRule="auto"/>
+      </w:pPr>
+      <w:r>
+        <w:separator/>
+      </w:r>
+    </w:p>
+  </w:footnote>
+  <w:footnote w:type="continuationSeparator" w:id="1">
+    <w:p>
+      <w:pPr>
+        <w:spacing w:line="360" w:lineRule="auto"/>
+      </w:pPr>
+      <w:r>
+        <w:continuationSeparator/>
+      </w:r>
+    </w:p>
+  </w:footnote>
+</w:footnotes>
+</file>
+
 <file path=word/numbering.xml><?xml version="1.0" encoding="utf-8"?>
-<w:numbering xmlns:wpc="http://schemas.microsoft.com/office/word/2010/wordprocessingCanvas" xmlns:mc="http://schemas.openxmlformats.org/markup-compatibility/2006" xmlns:o="urn:schemas-microsoft-com:office:office" xmlns:r="http://schemas.openxmlformats.org/officeDocument/2006/relationships" xmlns:m="http://schemas.openxmlformats.org/officeDocument/2006/math" xmlns:v="urn:schemas-microsoft-com:vml" xmlns:wp14="http://schemas.microsoft.com/office/word/2010/wordprocessingDrawing" xmlns:wp="http://schemas.openxmlformats.org/drawingml/2006/wordprocessingDrawing" xmlns:w10="urn:schemas-microsoft-com:office:word" xmlns:w="http://schemas.openxmlformats.org/wordprocessingml/2006/main" xmlns:w14="http://schemas.microsoft.com/office/word/2010/wordml" xmlns:w15="http://schemas.microsoft.com/office/word/2012/wordml" xmlns:wne="http://schemas.microsoft.com/office/word/2006/wordml" xmlns:wpg="http://schemas.microsoft.com/office/word/2010/wordprocessingGroup" xmlns:wpi="http://schemas.microsoft.com/office/word/2010/wordprocessingInk" xmlns:wps="http://schemas.microsoft.com/office/word/2010/wordprocessingShape" mc:Ignorable="w14 w15 wp14">
+<w:numbering xmlns:wpc="http://schemas.microsoft.com/office/word/2010/wordprocessingCanvas" xmlns:mc="http://schemas.openxmlformats.org/markup-compatibility/2006" xmlns:o="urn:schemas-microsoft-com:office:office" xmlns:r="http://schemas.openxmlformats.org/officeDocument/2006/relationships" xmlns:m="http://schemas.openxmlformats.org/officeDocument/2006/math" xmlns:v="urn:schemas-microsoft-com:vml" xmlns:wp14="http://schemas.microsoft.com/office/word/2010/wordprocessingDrawing" xmlns:wp="http://schemas.openxmlformats.org/drawingml/2006/wordprocessingDrawing" xmlns:w10="urn:schemas-microsoft-com:office:word" xmlns:w="http://schemas.openxmlformats.org/wordprocessingml/2006/main" xmlns:w14="http://schemas.microsoft.com/office/word/2010/wordml" xmlns:wpg="http://schemas.microsoft.com/office/word/2010/wordprocessingGroup" xmlns:wpi="http://schemas.microsoft.com/office/word/2010/wordprocessingInk" xmlns:wne="http://schemas.microsoft.com/office/word/2006/wordml" xmlns:wps="http://schemas.microsoft.com/office/word/2010/wordprocessingShape" xmlns:wpsCustomData="http://www.wps.cn/officeDocument/2013/wpsCustomData" mc:Ignorable="w14 wp14">
   <w:abstractNum w:abstractNumId="0">
     <w:nsid w:val="8E964DCE"/>
     <w:multiLevelType w:val="multilevel"/>
     <w:tmpl w:val="8E964DCE"/>
-    <w:lvl w:ilvl="0">
+    <w:lvl w:ilvl="0" w:tentative="0">
       <w:start w:val="1"/>
       <w:numFmt w:val="decimal"/>
-      <w:pStyle w:val="Heading1"/>
+      <w:pStyle w:val="2"/>
       <w:lvlText w:val="%1."/>
       <w:lvlJc w:val="left"/>
       <w:pPr>
@@ -4904,10 +6397,10 @@
         <w:rFonts w:hint="default"/>
       </w:rPr>
     </w:lvl>
-    <w:lvl w:ilvl="1">
+    <w:lvl w:ilvl="1" w:tentative="0">
       <w:start w:val="1"/>
       <w:numFmt w:val="decimal"/>
-      <w:pStyle w:val="Heading2"/>
+      <w:pStyle w:val="3"/>
       <w:lvlText w:val="%1.%2."/>
       <w:lvlJc w:val="left"/>
       <w:pPr>
@@ -4917,10 +6410,10 @@
         <w:rFonts w:hint="default"/>
       </w:rPr>
     </w:lvl>
-    <w:lvl w:ilvl="2">
+    <w:lvl w:ilvl="2" w:tentative="0">
       <w:start w:val="1"/>
       <w:numFmt w:val="decimal"/>
-      <w:pStyle w:val="Heading3"/>
+      <w:pStyle w:val="4"/>
       <w:lvlText w:val="%1.%2.%3."/>
       <w:lvlJc w:val="left"/>
       <w:pPr>
@@ -4930,10 +6423,10 @@
         <w:rFonts w:hint="default"/>
       </w:rPr>
     </w:lvl>
-    <w:lvl w:ilvl="3">
+    <w:lvl w:ilvl="3" w:tentative="0">
       <w:start w:val="1"/>
       <w:numFmt w:val="decimal"/>
-      <w:pStyle w:val="Heading4"/>
+      <w:pStyle w:val="5"/>
       <w:lvlText w:val="%1.%2.%3.%4."/>
       <w:lvlJc w:val="left"/>
       <w:pPr>
@@ -4943,10 +6436,10 @@
         <w:rFonts w:hint="default"/>
       </w:rPr>
     </w:lvl>
-    <w:lvl w:ilvl="4">
+    <w:lvl w:ilvl="4" w:tentative="0">
       <w:start w:val="1"/>
       <w:numFmt w:val="decimal"/>
-      <w:pStyle w:val="Heading5"/>
+      <w:pStyle w:val="6"/>
       <w:lvlText w:val="%1.%2.%3.%4.%5."/>
       <w:lvlJc w:val="left"/>
       <w:pPr>
@@ -4956,10 +6449,10 @@
         <w:rFonts w:hint="default"/>
       </w:rPr>
     </w:lvl>
-    <w:lvl w:ilvl="5">
+    <w:lvl w:ilvl="5" w:tentative="0">
       <w:start w:val="1"/>
       <w:numFmt w:val="decimal"/>
-      <w:pStyle w:val="Heading6"/>
+      <w:pStyle w:val="7"/>
       <w:lvlText w:val="%1.%2.%3.%4.%5.%6."/>
       <w:lvlJc w:val="left"/>
       <w:pPr>
@@ -4969,10 +6462,10 @@
         <w:rFonts w:hint="default"/>
       </w:rPr>
     </w:lvl>
-    <w:lvl w:ilvl="6">
+    <w:lvl w:ilvl="6" w:tentative="0">
       <w:start w:val="1"/>
       <w:numFmt w:val="decimal"/>
-      <w:pStyle w:val="Heading7"/>
+      <w:pStyle w:val="8"/>
       <w:lvlText w:val="%1.%2.%3.%4.%5.%6.%7."/>
       <w:lvlJc w:val="left"/>
       <w:pPr>
@@ -4982,10 +6475,10 @@
         <w:rFonts w:hint="default"/>
       </w:rPr>
     </w:lvl>
-    <w:lvl w:ilvl="7">
+    <w:lvl w:ilvl="7" w:tentative="0">
       <w:start w:val="1"/>
       <w:numFmt w:val="decimal"/>
-      <w:pStyle w:val="Heading8"/>
+      <w:pStyle w:val="9"/>
       <w:lvlText w:val="%1.%2.%3.%4.%5.%6.%7.%8."/>
       <w:lvlJc w:val="left"/>
       <w:pPr>
@@ -4995,10 +6488,10 @@
         <w:rFonts w:hint="default"/>
       </w:rPr>
     </w:lvl>
-    <w:lvl w:ilvl="8">
+    <w:lvl w:ilvl="8" w:tentative="0">
       <w:start w:val="1"/>
       <w:numFmt w:val="decimal"/>
-      <w:pStyle w:val="Heading9"/>
+      <w:pStyle w:val="10"/>
       <w:lvlText w:val="%1.%2.%3.%4.%5.%6.%7.%8.%9."/>
       <w:lvlJc w:val="left"/>
       <w:pPr>
@@ -5010,13 +6503,13 @@
     </w:lvl>
   </w:abstractNum>
   <w:abstractNum w:abstractNumId="1">
-    <w:nsid w:val="C5A2D392"/>
+    <w:nsid w:val="FCDC9E33"/>
     <w:multiLevelType w:val="singleLevel"/>
-    <w:tmpl w:val="C5A2D392"/>
-    <w:lvl w:ilvl="0">
+    <w:tmpl w:val="FCDC9E33"/>
+    <w:lvl w:ilvl="0" w:tentative="0">
       <w:start w:val="1"/>
       <w:numFmt w:val="decimal"/>
-      <w:lvlText w:val="(%1)"/>
+      <w:lvlText w:val="%1."/>
       <w:lvlJc w:val="left"/>
       <w:pPr>
         <w:ind w:left="425" w:hanging="425"/>
@@ -5027,13 +6520,64 @@
     </w:lvl>
   </w:abstractNum>
   <w:abstractNum w:abstractNumId="2">
-    <w:nsid w:val="2F3D91A5"/>
+    <w:nsid w:val="1D489808"/>
     <w:multiLevelType w:val="singleLevel"/>
-    <w:tmpl w:val="2F3D91A5"/>
-    <w:lvl w:ilvl="0">
+    <w:tmpl w:val="1D489808"/>
+    <w:lvl w:ilvl="0" w:tentative="0">
+      <w:start w:val="1"/>
+      <w:numFmt w:val="bullet"/>
+      <w:lvlText w:val=""/>
+      <w:lvlJc w:val="left"/>
+      <w:pPr>
+        <w:ind w:left="420" w:hanging="420"/>
+      </w:pPr>
+      <w:rPr>
+        <w:rFonts w:hint="default" w:ascii="Wingdings" w:hAnsi="Wingdings"/>
+      </w:rPr>
+    </w:lvl>
+  </w:abstractNum>
+  <w:abstractNum w:abstractNumId="3">
+    <w:nsid w:val="61A73FA1"/>
+    <w:multiLevelType w:val="singleLevel"/>
+    <w:tmpl w:val="61A73FA1"/>
+    <w:lvl w:ilvl="0" w:tentative="0">
       <w:start w:val="1"/>
       <w:numFmt w:val="decimal"/>
-      <w:lvlText w:val="(%1)"/>
+      <w:lvlText w:val="%1."/>
+      <w:lvlJc w:val="left"/>
+      <w:pPr>
+        <w:ind w:left="425" w:hanging="425"/>
+      </w:pPr>
+      <w:rPr>
+        <w:rFonts w:hint="default"/>
+      </w:rPr>
+    </w:lvl>
+  </w:abstractNum>
+  <w:abstractNum w:abstractNumId="4">
+    <w:nsid w:val="62EA455B"/>
+    <w:multiLevelType w:val="singleLevel"/>
+    <w:tmpl w:val="62EA455B"/>
+    <w:lvl w:ilvl="0" w:tentative="0">
+      <w:start w:val="1"/>
+      <w:numFmt w:val="decimal"/>
+      <w:lvlText w:val="%1."/>
+      <w:lvlJc w:val="left"/>
+      <w:pPr>
+        <w:ind w:left="425" w:hanging="425"/>
+      </w:pPr>
+      <w:rPr>
+        <w:rFonts w:hint="default"/>
+      </w:rPr>
+    </w:lvl>
+  </w:abstractNum>
+  <w:abstractNum w:abstractNumId="5">
+    <w:nsid w:val="6F13A499"/>
+    <w:multiLevelType w:val="singleLevel"/>
+    <w:tmpl w:val="6F13A499"/>
+    <w:lvl w:ilvl="0" w:tentative="0">
+      <w:start w:val="1"/>
+      <w:numFmt w:val="decimal"/>
+      <w:lvlText w:val="%1."/>
       <w:lvlJc w:val="left"/>
       <w:pPr>
         <w:ind w:left="425" w:hanging="425"/>
@@ -5047,276 +6591,287 @@
     <w:abstractNumId w:val="0"/>
   </w:num>
   <w:num w:numId="2">
+    <w:abstractNumId w:val="5"/>
+  </w:num>
+  <w:num w:numId="3">
+    <w:abstractNumId w:val="4"/>
+  </w:num>
+  <w:num w:numId="4">
     <w:abstractNumId w:val="1"/>
   </w:num>
-  <w:num w:numId="3">
+  <w:num w:numId="5">
     <w:abstractNumId w:val="2"/>
+  </w:num>
+  <w:num w:numId="6">
+    <w:abstractNumId w:val="3"/>
   </w:num>
 </w:numbering>
 </file>
 
 <file path=word/styles.xml><?xml version="1.0" encoding="utf-8"?>
-<w:styles xmlns:mc="http://schemas.openxmlformats.org/markup-compatibility/2006" xmlns:r="http://schemas.openxmlformats.org/officeDocument/2006/relationships" xmlns:w="http://schemas.openxmlformats.org/wordprocessingml/2006/main" xmlns:w14="http://schemas.microsoft.com/office/word/2010/wordml" xmlns:w15="http://schemas.microsoft.com/office/word/2012/wordml" mc:Ignorable="w14 w15">
+<w:styles xmlns:mc="http://schemas.openxmlformats.org/markup-compatibility/2006" xmlns:o="urn:schemas-microsoft-com:office:office" xmlns:r="http://schemas.openxmlformats.org/officeDocument/2006/relationships" xmlns:m="http://schemas.openxmlformats.org/officeDocument/2006/math" xmlns:v="urn:schemas-microsoft-com:vml" xmlns:w="http://schemas.openxmlformats.org/wordprocessingml/2006/main" xmlns:w14="http://schemas.microsoft.com/office/word/2010/wordml" xmlns:w10="urn:schemas-microsoft-com:office:word" xmlns:sl="http://schemas.openxmlformats.org/schemaLibrary/2006/main" xmlns:wpsCustomData="http://www.wps.cn/officeDocument/2013/wpsCustomData" mc:Ignorable="w14">
   <w:docDefaults>
     <w:rPrDefault>
       <w:rPr>
-        <w:rFonts w:ascii="Arial" w:eastAsia="Arial" w:hAnsi="Arial" w:cs="Arial"/>
+        <w:rFonts w:ascii="Arial" w:hAnsi="Arial" w:eastAsia="Arial" w:cs="Arial"/>
       </w:rPr>
     </w:rPrDefault>
     <w:pPrDefault/>
   </w:docDefaults>
-  <w:latentStyles w:defLockedState="0" w:defUIPriority="99" w:defSemiHidden="1" w:defUnhideWhenUsed="1" w:defQFormat="0" w:count="260">
-    <w:lsdException w:name="Normal" w:semiHidden="0" w:uiPriority="0" w:unhideWhenUsed="0" w:qFormat="1"/>
-    <w:lsdException w:name="heading 1" w:semiHidden="0" w:uiPriority="0" w:unhideWhenUsed="0" w:qFormat="1"/>
-    <w:lsdException w:name="heading 2" w:semiHidden="0" w:uiPriority="0" w:qFormat="1"/>
-    <w:lsdException w:name="heading 3" w:uiPriority="0" w:qFormat="1"/>
-    <w:lsdException w:name="heading 4" w:semiHidden="0" w:uiPriority="0" w:qFormat="1"/>
-    <w:lsdException w:name="heading 5" w:uiPriority="0" w:qFormat="1"/>
-    <w:lsdException w:name="heading 6" w:uiPriority="0" w:qFormat="1"/>
-    <w:lsdException w:name="heading 7" w:uiPriority="0" w:qFormat="1"/>
-    <w:lsdException w:name="heading 8" w:uiPriority="0" w:qFormat="1"/>
-    <w:lsdException w:name="heading 9" w:uiPriority="0" w:qFormat="1"/>
-    <w:lsdException w:name="index 1" w:semiHidden="0" w:uiPriority="0" w:unhideWhenUsed="0"/>
-    <w:lsdException w:name="index 2" w:semiHidden="0" w:uiPriority="0" w:unhideWhenUsed="0"/>
-    <w:lsdException w:name="index 3" w:semiHidden="0" w:uiPriority="0" w:unhideWhenUsed="0"/>
-    <w:lsdException w:name="index 4" w:semiHidden="0" w:uiPriority="0" w:unhideWhenUsed="0"/>
-    <w:lsdException w:name="index 5" w:semiHidden="0" w:uiPriority="0" w:unhideWhenUsed="0"/>
-    <w:lsdException w:name="index 6" w:semiHidden="0" w:uiPriority="0" w:unhideWhenUsed="0"/>
-    <w:lsdException w:name="index 7" w:semiHidden="0" w:uiPriority="0" w:unhideWhenUsed="0"/>
-    <w:lsdException w:name="index 8" w:semiHidden="0" w:uiPriority="0" w:unhideWhenUsed="0"/>
-    <w:lsdException w:name="index 9" w:semiHidden="0" w:uiPriority="0" w:unhideWhenUsed="0"/>
-    <w:lsdException w:name="toc 1" w:semiHidden="0" w:uiPriority="0" w:unhideWhenUsed="0" w:qFormat="1"/>
-    <w:lsdException w:name="toc 2" w:semiHidden="0" w:uiPriority="0" w:unhideWhenUsed="0" w:qFormat="1"/>
-    <w:lsdException w:name="toc 3" w:semiHidden="0" w:uiPriority="0" w:unhideWhenUsed="0" w:qFormat="1"/>
-    <w:lsdException w:name="toc 4" w:semiHidden="0" w:uiPriority="0" w:unhideWhenUsed="0"/>
-    <w:lsdException w:name="toc 5" w:semiHidden="0" w:uiPriority="0" w:unhideWhenUsed="0"/>
-    <w:lsdException w:name="toc 6" w:semiHidden="0" w:uiPriority="0" w:unhideWhenUsed="0"/>
-    <w:lsdException w:name="toc 7" w:semiHidden="0" w:uiPriority="0" w:unhideWhenUsed="0"/>
-    <w:lsdException w:name="toc 8" w:semiHidden="0" w:uiPriority="0" w:unhideWhenUsed="0"/>
-    <w:lsdException w:name="toc 9" w:semiHidden="0" w:uiPriority="0" w:unhideWhenUsed="0"/>
-    <w:lsdException w:name="Normal Indent" w:semiHidden="0" w:uiPriority="0" w:unhideWhenUsed="0"/>
-    <w:lsdException w:name="footnote text" w:semiHidden="0" w:uiPriority="0" w:unhideWhenUsed="0"/>
-    <w:lsdException w:name="annotation text" w:semiHidden="0" w:uiPriority="0" w:unhideWhenUsed="0" w:qFormat="1"/>
-    <w:lsdException w:name="header" w:semiHidden="0" w:uiPriority="0" w:unhideWhenUsed="0" w:qFormat="1"/>
-    <w:lsdException w:name="footer" w:semiHidden="0" w:uiPriority="0" w:unhideWhenUsed="0" w:qFormat="1"/>
-    <w:lsdException w:name="index heading" w:semiHidden="0" w:uiPriority="0" w:unhideWhenUsed="0"/>
-    <w:lsdException w:name="caption" w:uiPriority="0" w:qFormat="1"/>
-    <w:lsdException w:name="table of figures" w:semiHidden="0" w:uiPriority="0" w:unhideWhenUsed="0"/>
-    <w:lsdException w:name="envelope address" w:semiHidden="0" w:uiPriority="0" w:unhideWhenUsed="0"/>
-    <w:lsdException w:name="envelope return" w:semiHidden="0" w:uiPriority="0" w:unhideWhenUsed="0"/>
-    <w:lsdException w:name="footnote reference" w:semiHidden="0" w:uiPriority="0" w:unhideWhenUsed="0"/>
-    <w:lsdException w:name="annotation reference" w:semiHidden="0" w:uiPriority="0" w:unhideWhenUsed="0"/>
-    <w:lsdException w:name="line number" w:semiHidden="0" w:uiPriority="0" w:unhideWhenUsed="0"/>
-    <w:lsdException w:name="page number" w:semiHidden="0" w:uiPriority="0" w:unhideWhenUsed="0"/>
-    <w:lsdException w:name="endnote reference" w:semiHidden="0" w:uiPriority="0" w:unhideWhenUsed="0"/>
-    <w:lsdException w:name="endnote text" w:semiHidden="0" w:uiPriority="0" w:unhideWhenUsed="0"/>
-    <w:lsdException w:name="table of authorities" w:semiHidden="0" w:uiPriority="0" w:unhideWhenUsed="0"/>
-    <w:lsdException w:name="macro" w:semiHidden="0" w:uiPriority="0" w:unhideWhenUsed="0"/>
-    <w:lsdException w:name="toa heading" w:semiHidden="0" w:uiPriority="0" w:unhideWhenUsed="0"/>
-    <w:lsdException w:name="List" w:semiHidden="0" w:uiPriority="0" w:unhideWhenUsed="0"/>
-    <w:lsdException w:name="List Bullet" w:semiHidden="0" w:uiPriority="0" w:unhideWhenUsed="0"/>
-    <w:lsdException w:name="List Number" w:semiHidden="0" w:uiPriority="0" w:unhideWhenUsed="0"/>
-    <w:lsdException w:name="List 2" w:semiHidden="0" w:uiPriority="0" w:unhideWhenUsed="0"/>
-    <w:lsdException w:name="List 3" w:semiHidden="0" w:uiPriority="0" w:unhideWhenUsed="0"/>
-    <w:lsdException w:name="List 4" w:semiHidden="0" w:uiPriority="0" w:unhideWhenUsed="0"/>
-    <w:lsdException w:name="List 5" w:semiHidden="0" w:uiPriority="0" w:unhideWhenUsed="0"/>
-    <w:lsdException w:name="List Bullet 2" w:semiHidden="0" w:uiPriority="0" w:unhideWhenUsed="0"/>
-    <w:lsdException w:name="List Bullet 3" w:semiHidden="0" w:uiPriority="0" w:unhideWhenUsed="0"/>
-    <w:lsdException w:name="List Bullet 4" w:semiHidden="0" w:uiPriority="0" w:unhideWhenUsed="0"/>
-    <w:lsdException w:name="List Bullet 5" w:semiHidden="0" w:uiPriority="0" w:unhideWhenUsed="0"/>
-    <w:lsdException w:name="List Number 2" w:semiHidden="0" w:uiPriority="0" w:unhideWhenUsed="0"/>
-    <w:lsdException w:name="List Number 3" w:semiHidden="0" w:uiPriority="0" w:unhideWhenUsed="0"/>
-    <w:lsdException w:name="List Number 4" w:semiHidden="0" w:uiPriority="0" w:unhideWhenUsed="0"/>
-    <w:lsdException w:name="List Number 5" w:semiHidden="0" w:uiPriority="0" w:unhideWhenUsed="0"/>
-    <w:lsdException w:name="Title" w:semiHidden="0" w:uiPriority="0" w:unhideWhenUsed="0" w:qFormat="1"/>
-    <w:lsdException w:name="Closing" w:semiHidden="0" w:uiPriority="0" w:unhideWhenUsed="0"/>
-    <w:lsdException w:name="Signature" w:semiHidden="0" w:uiPriority="0" w:unhideWhenUsed="0"/>
-    <w:lsdException w:name="Default Paragraph Font" w:uiPriority="0" w:unhideWhenUsed="0" w:qFormat="1"/>
-    <w:lsdException w:name="Body Text" w:uiPriority="0" w:unhideWhenUsed="0" w:qFormat="1"/>
-    <w:lsdException w:name="Body Text Indent" w:semiHidden="0" w:uiPriority="0" w:unhideWhenUsed="0"/>
-    <w:lsdException w:name="List Continue" w:semiHidden="0" w:uiPriority="0" w:unhideWhenUsed="0"/>
-    <w:lsdException w:name="List Continue 2" w:semiHidden="0" w:uiPriority="0" w:unhideWhenUsed="0"/>
-    <w:lsdException w:name="List Continue 3" w:semiHidden="0" w:uiPriority="0" w:unhideWhenUsed="0"/>
-    <w:lsdException w:name="List Continue 4" w:semiHidden="0" w:uiPriority="0" w:unhideWhenUsed="0"/>
-    <w:lsdException w:name="List Continue 5" w:semiHidden="0" w:uiPriority="0" w:unhideWhenUsed="0"/>
-    <w:lsdException w:name="Message Header" w:semiHidden="0" w:uiPriority="0" w:unhideWhenUsed="0"/>
-    <w:lsdException w:name="Subtitle" w:semiHidden="0" w:uiPriority="0" w:unhideWhenUsed="0" w:qFormat="1"/>
-    <w:lsdException w:name="Salutation" w:semiHidden="0" w:uiPriority="0" w:unhideWhenUsed="0"/>
-    <w:lsdException w:name="Date" w:semiHidden="0" w:uiPriority="0" w:unhideWhenUsed="0"/>
-    <w:lsdException w:name="Body Text First Indent" w:semiHidden="0" w:uiPriority="0" w:unhideWhenUsed="0"/>
-    <w:lsdException w:name="Body Text First Indent 2" w:semiHidden="0" w:uiPriority="0" w:unhideWhenUsed="0"/>
-    <w:lsdException w:name="Body Text 2" w:semiHidden="0" w:uiPriority="0" w:unhideWhenUsed="0"/>
-    <w:lsdException w:name="Body Text 3" w:semiHidden="0" w:uiPriority="0" w:unhideWhenUsed="0"/>
-    <w:lsdException w:name="Body Text Indent 2" w:semiHidden="0" w:uiPriority="0" w:unhideWhenUsed="0"/>
-    <w:lsdException w:name="Body Text Indent 3" w:semiHidden="0" w:uiPriority="0" w:unhideWhenUsed="0"/>
-    <w:lsdException w:name="Block Text" w:semiHidden="0" w:uiPriority="0" w:unhideWhenUsed="0"/>
-    <w:lsdException w:name="Hyperlink" w:semiHidden="0" w:uiPriority="0" w:unhideWhenUsed="0"/>
-    <w:lsdException w:name="FollowedHyperlink" w:semiHidden="0" w:uiPriority="0" w:unhideWhenUsed="0"/>
-    <w:lsdException w:name="Strong" w:semiHidden="0" w:uiPriority="0" w:unhideWhenUsed="0" w:qFormat="1"/>
-    <w:lsdException w:name="Emphasis" w:semiHidden="0" w:uiPriority="0" w:unhideWhenUsed="0" w:qFormat="1"/>
-    <w:lsdException w:name="Document Map" w:semiHidden="0" w:uiPriority="0" w:unhideWhenUsed="0"/>
-    <w:lsdException w:name="Plain Text" w:semiHidden="0" w:uiPriority="0" w:unhideWhenUsed="0"/>
-    <w:lsdException w:name="E-mail Signature" w:semiHidden="0" w:uiPriority="0" w:unhideWhenUsed="0"/>
-    <w:lsdException w:name="Normal (Web)" w:semiHidden="0" w:uiPriority="0" w:unhideWhenUsed="0" w:qFormat="1"/>
-    <w:lsdException w:name="HTML Acronym" w:semiHidden="0" w:uiPriority="0" w:unhideWhenUsed="0"/>
-    <w:lsdException w:name="HTML Address" w:semiHidden="0" w:uiPriority="0" w:unhideWhenUsed="0"/>
-    <w:lsdException w:name="HTML Cite" w:semiHidden="0" w:uiPriority="0" w:unhideWhenUsed="0"/>
-    <w:lsdException w:name="HTML Code" w:semiHidden="0" w:uiPriority="0" w:unhideWhenUsed="0"/>
-    <w:lsdException w:name="HTML Definition" w:semiHidden="0" w:uiPriority="0" w:unhideWhenUsed="0"/>
-    <w:lsdException w:name="HTML Keyboard" w:semiHidden="0" w:uiPriority="0" w:unhideWhenUsed="0"/>
-    <w:lsdException w:name="HTML Preformatted" w:semiHidden="0" w:uiPriority="0" w:unhideWhenUsed="0"/>
-    <w:lsdException w:name="HTML Sample" w:semiHidden="0" w:uiPriority="0" w:unhideWhenUsed="0"/>
-    <w:lsdException w:name="HTML Typewriter" w:semiHidden="0" w:uiPriority="0" w:unhideWhenUsed="0"/>
-    <w:lsdException w:name="HTML Variable" w:semiHidden="0" w:uiPriority="0" w:unhideWhenUsed="0"/>
-    <w:lsdException w:name="Normal Table" w:uiPriority="0" w:unhideWhenUsed="0" w:qFormat="1"/>
-    <w:lsdException w:name="annotation subject" w:semiHidden="0" w:uiPriority="0" w:unhideWhenUsed="0"/>
-    <w:lsdException w:name="Table Simple 1" w:semiHidden="0" w:uiPriority="0" w:unhideWhenUsed="0"/>
-    <w:lsdException w:name="Table Simple 2" w:semiHidden="0" w:uiPriority="0" w:unhideWhenUsed="0"/>
-    <w:lsdException w:name="Table Simple 3" w:semiHidden="0" w:uiPriority="0" w:unhideWhenUsed="0"/>
-    <w:lsdException w:name="Table Classic 1" w:semiHidden="0" w:uiPriority="0" w:unhideWhenUsed="0"/>
-    <w:lsdException w:name="Table Classic 2" w:semiHidden="0" w:uiPriority="0" w:unhideWhenUsed="0"/>
-    <w:lsdException w:name="Table Classic 3" w:semiHidden="0" w:uiPriority="0" w:unhideWhenUsed="0"/>
-    <w:lsdException w:name="Table Classic 4" w:semiHidden="0" w:uiPriority="0" w:unhideWhenUsed="0"/>
-    <w:lsdException w:name="Table Colorful 1" w:semiHidden="0" w:uiPriority="0" w:unhideWhenUsed="0"/>
-    <w:lsdException w:name="Table Colorful 2" w:semiHidden="0" w:uiPriority="0" w:unhideWhenUsed="0"/>
-    <w:lsdException w:name="Table Colorful 3" w:semiHidden="0" w:uiPriority="0" w:unhideWhenUsed="0"/>
-    <w:lsdException w:name="Table Columns 1" w:semiHidden="0" w:uiPriority="0" w:unhideWhenUsed="0"/>
-    <w:lsdException w:name="Table Columns 2" w:semiHidden="0" w:uiPriority="0" w:unhideWhenUsed="0"/>
-    <w:lsdException w:name="Table Columns 3" w:semiHidden="0" w:uiPriority="0" w:unhideWhenUsed="0"/>
-    <w:lsdException w:name="Table Columns 4" w:semiHidden="0" w:uiPriority="0" w:unhideWhenUsed="0"/>
-    <w:lsdException w:name="Table Columns 5" w:semiHidden="0" w:uiPriority="0" w:unhideWhenUsed="0"/>
-    <w:lsdException w:name="Table Grid 1" w:semiHidden="0" w:uiPriority="0" w:unhideWhenUsed="0"/>
-    <w:lsdException w:name="Table Grid 2" w:semiHidden="0" w:uiPriority="0" w:unhideWhenUsed="0"/>
-    <w:lsdException w:name="Table Grid 3" w:semiHidden="0" w:uiPriority="0" w:unhideWhenUsed="0"/>
-    <w:lsdException w:name="Table Grid 4" w:semiHidden="0" w:uiPriority="0" w:unhideWhenUsed="0"/>
-    <w:lsdException w:name="Table Grid 5" w:semiHidden="0" w:uiPriority="0" w:unhideWhenUsed="0"/>
-    <w:lsdException w:name="Table Grid 6" w:semiHidden="0" w:uiPriority="0" w:unhideWhenUsed="0"/>
-    <w:lsdException w:name="Table Grid 7" w:semiHidden="0" w:uiPriority="0" w:unhideWhenUsed="0"/>
-    <w:lsdException w:name="Table Grid 8" w:semiHidden="0" w:uiPriority="0" w:unhideWhenUsed="0"/>
-    <w:lsdException w:name="Table List 1" w:semiHidden="0" w:uiPriority="0" w:unhideWhenUsed="0"/>
-    <w:lsdException w:name="Table List 2" w:semiHidden="0" w:uiPriority="0" w:unhideWhenUsed="0"/>
-    <w:lsdException w:name="Table List 3" w:semiHidden="0" w:uiPriority="0" w:unhideWhenUsed="0"/>
-    <w:lsdException w:name="Table List 4" w:semiHidden="0" w:uiPriority="0" w:unhideWhenUsed="0"/>
-    <w:lsdException w:name="Table List 5" w:semiHidden="0" w:uiPriority="0" w:unhideWhenUsed="0"/>
-    <w:lsdException w:name="Table List 6" w:semiHidden="0" w:uiPriority="0" w:unhideWhenUsed="0"/>
-    <w:lsdException w:name="Table List 7" w:semiHidden="0" w:uiPriority="0" w:unhideWhenUsed="0"/>
-    <w:lsdException w:name="Table List 8" w:semiHidden="0" w:uiPriority="0" w:unhideWhenUsed="0"/>
-    <w:lsdException w:name="Table 3D effects 1" w:semiHidden="0" w:uiPriority="0" w:unhideWhenUsed="0"/>
-    <w:lsdException w:name="Table 3D effects 2" w:semiHidden="0" w:uiPriority="0" w:unhideWhenUsed="0"/>
-    <w:lsdException w:name="Table 3D effects 3" w:semiHidden="0" w:uiPriority="0" w:unhideWhenUsed="0"/>
-    <w:lsdException w:name="Table Contemporary" w:semiHidden="0" w:uiPriority="0" w:unhideWhenUsed="0"/>
-    <w:lsdException w:name="Table Elegant" w:semiHidden="0" w:uiPriority="0" w:unhideWhenUsed="0"/>
-    <w:lsdException w:name="Table Professional" w:semiHidden="0" w:uiPriority="0" w:unhideWhenUsed="0"/>
-    <w:lsdException w:name="Table Subtle 1" w:semiHidden="0" w:uiPriority="0" w:unhideWhenUsed="0"/>
-    <w:lsdException w:name="Table Subtle 2" w:semiHidden="0" w:uiPriority="0" w:unhideWhenUsed="0"/>
-    <w:lsdException w:name="Table Web 1" w:semiHidden="0" w:uiPriority="0" w:unhideWhenUsed="0"/>
-    <w:lsdException w:name="Table Web 2" w:semiHidden="0" w:uiPriority="0" w:unhideWhenUsed="0"/>
-    <w:lsdException w:name="Table Web 3" w:semiHidden="0" w:uiPriority="0" w:unhideWhenUsed="0"/>
-    <w:lsdException w:name="Balloon Text" w:semiHidden="0" w:uiPriority="0" w:unhideWhenUsed="0"/>
-    <w:lsdException w:name="Table Grid" w:semiHidden="0" w:uiPriority="0" w:unhideWhenUsed="0" w:qFormat="1"/>
-    <w:lsdException w:name="Table Theme" w:semiHidden="0" w:uiPriority="0" w:unhideWhenUsed="0"/>
-    <w:lsdException w:name="Light Shading" w:semiHidden="0" w:uiPriority="60" w:unhideWhenUsed="0"/>
-    <w:lsdException w:name="Light List" w:semiHidden="0" w:uiPriority="61" w:unhideWhenUsed="0"/>
-    <w:lsdException w:name="Light Grid" w:semiHidden="0" w:uiPriority="62" w:unhideWhenUsed="0"/>
-    <w:lsdException w:name="Medium Shading 1" w:semiHidden="0" w:uiPriority="63" w:unhideWhenUsed="0"/>
-    <w:lsdException w:name="Medium Shading 2" w:semiHidden="0" w:uiPriority="64" w:unhideWhenUsed="0"/>
-    <w:lsdException w:name="Medium List 1" w:semiHidden="0" w:uiPriority="65" w:unhideWhenUsed="0"/>
-    <w:lsdException w:name="Medium List 2" w:semiHidden="0" w:uiPriority="66" w:unhideWhenUsed="0"/>
-    <w:lsdException w:name="Medium Grid 1" w:semiHidden="0" w:uiPriority="67" w:unhideWhenUsed="0"/>
-    <w:lsdException w:name="Medium Grid 2" w:semiHidden="0" w:uiPriority="68" w:unhideWhenUsed="0"/>
-    <w:lsdException w:name="Medium Grid 3" w:semiHidden="0" w:uiPriority="69" w:unhideWhenUsed="0"/>
-    <w:lsdException w:name="Dark List" w:semiHidden="0" w:uiPriority="70" w:unhideWhenUsed="0"/>
-    <w:lsdException w:name="Colorful Shading" w:semiHidden="0" w:uiPriority="71" w:unhideWhenUsed="0"/>
-    <w:lsdException w:name="Colorful List" w:semiHidden="0" w:uiPriority="72" w:unhideWhenUsed="0"/>
-    <w:lsdException w:name="Colorful Grid" w:semiHidden="0" w:uiPriority="73" w:unhideWhenUsed="0"/>
-    <w:lsdException w:name="Light Shading Accent 1" w:semiHidden="0" w:uiPriority="60" w:unhideWhenUsed="0"/>
-    <w:lsdException w:name="Light List Accent 1" w:semiHidden="0" w:uiPriority="61" w:unhideWhenUsed="0"/>
-    <w:lsdException w:name="Light Grid Accent 1" w:semiHidden="0" w:uiPriority="62" w:unhideWhenUsed="0"/>
-    <w:lsdException w:name="Medium Shading 1 Accent 1" w:semiHidden="0" w:uiPriority="63" w:unhideWhenUsed="0"/>
-    <w:lsdException w:name="Medium Shading 2 Accent 1" w:semiHidden="0" w:uiPriority="64" w:unhideWhenUsed="0"/>
-    <w:lsdException w:name="Medium List 1 Accent 1" w:semiHidden="0" w:uiPriority="65" w:unhideWhenUsed="0"/>
-    <w:lsdException w:name="Medium List 2 Accent 1" w:semiHidden="0" w:uiPriority="66" w:unhideWhenUsed="0"/>
-    <w:lsdException w:name="Medium Grid 1 Accent 1" w:semiHidden="0" w:uiPriority="67" w:unhideWhenUsed="0"/>
-    <w:lsdException w:name="Medium Grid 2 Accent 1" w:semiHidden="0" w:uiPriority="68" w:unhideWhenUsed="0"/>
-    <w:lsdException w:name="Medium Grid 3 Accent 1" w:semiHidden="0" w:uiPriority="69" w:unhideWhenUsed="0"/>
-    <w:lsdException w:name="Dark List Accent 1" w:semiHidden="0" w:uiPriority="70" w:unhideWhenUsed="0"/>
-    <w:lsdException w:name="Colorful Shading Accent 1" w:semiHidden="0" w:uiPriority="71" w:unhideWhenUsed="0"/>
-    <w:lsdException w:name="Colorful List Accent 1" w:semiHidden="0" w:uiPriority="72" w:unhideWhenUsed="0"/>
-    <w:lsdException w:name="Colorful Grid Accent 1" w:semiHidden="0" w:uiPriority="73" w:unhideWhenUsed="0"/>
-    <w:lsdException w:name="Light Shading Accent 2" w:semiHidden="0" w:uiPriority="60" w:unhideWhenUsed="0"/>
-    <w:lsdException w:name="Light List Accent 2" w:semiHidden="0" w:uiPriority="61" w:unhideWhenUsed="0"/>
-    <w:lsdException w:name="Light Grid Accent 2" w:semiHidden="0" w:uiPriority="62" w:unhideWhenUsed="0"/>
-    <w:lsdException w:name="Medium Shading 1 Accent 2" w:semiHidden="0" w:uiPriority="63" w:unhideWhenUsed="0"/>
-    <w:lsdException w:name="Medium Shading 2 Accent 2" w:semiHidden="0" w:uiPriority="64" w:unhideWhenUsed="0"/>
-    <w:lsdException w:name="Medium List 1 Accent 2" w:semiHidden="0" w:uiPriority="65" w:unhideWhenUsed="0"/>
-    <w:lsdException w:name="Medium List 2 Accent 2" w:semiHidden="0" w:uiPriority="66" w:unhideWhenUsed="0"/>
-    <w:lsdException w:name="Medium Grid 1 Accent 2" w:semiHidden="0" w:uiPriority="67" w:unhideWhenUsed="0"/>
-    <w:lsdException w:name="Medium Grid 2 Accent 2" w:semiHidden="0" w:uiPriority="68" w:unhideWhenUsed="0"/>
-    <w:lsdException w:name="Medium Grid 3 Accent 2" w:semiHidden="0" w:uiPriority="69" w:unhideWhenUsed="0"/>
-    <w:lsdException w:name="Dark List Accent 2" w:semiHidden="0" w:uiPriority="70" w:unhideWhenUsed="0"/>
-    <w:lsdException w:name="Colorful Shading Accent 2" w:semiHidden="0" w:uiPriority="71" w:unhideWhenUsed="0"/>
-    <w:lsdException w:name="Colorful List Accent 2" w:semiHidden="0" w:uiPriority="72" w:unhideWhenUsed="0"/>
-    <w:lsdException w:name="Colorful Grid Accent 2" w:semiHidden="0" w:uiPriority="73" w:unhideWhenUsed="0"/>
-    <w:lsdException w:name="Light Shading Accent 3" w:semiHidden="0" w:uiPriority="60" w:unhideWhenUsed="0"/>
-    <w:lsdException w:name="Light List Accent 3" w:semiHidden="0" w:uiPriority="61" w:unhideWhenUsed="0"/>
-    <w:lsdException w:name="Light Grid Accent 3" w:semiHidden="0" w:uiPriority="62" w:unhideWhenUsed="0"/>
-    <w:lsdException w:name="Medium Shading 1 Accent 3" w:semiHidden="0" w:uiPriority="63" w:unhideWhenUsed="0"/>
-    <w:lsdException w:name="Medium Shading 2 Accent 3" w:semiHidden="0" w:uiPriority="64" w:unhideWhenUsed="0"/>
-    <w:lsdException w:name="Medium List 1 Accent 3" w:semiHidden="0" w:uiPriority="65" w:unhideWhenUsed="0"/>
-    <w:lsdException w:name="Medium List 2 Accent 3" w:semiHidden="0" w:uiPriority="66" w:unhideWhenUsed="0"/>
-    <w:lsdException w:name="Medium Grid 1 Accent 3" w:semiHidden="0" w:uiPriority="67" w:unhideWhenUsed="0"/>
-    <w:lsdException w:name="Medium Grid 2 Accent 3" w:semiHidden="0" w:uiPriority="68" w:unhideWhenUsed="0"/>
-    <w:lsdException w:name="Medium Grid 3 Accent 3" w:semiHidden="0" w:uiPriority="69" w:unhideWhenUsed="0"/>
-    <w:lsdException w:name="Dark List Accent 3" w:semiHidden="0" w:uiPriority="70" w:unhideWhenUsed="0"/>
-    <w:lsdException w:name="Colorful Shading Accent 3" w:semiHidden="0" w:uiPriority="71" w:unhideWhenUsed="0"/>
-    <w:lsdException w:name="Colorful List Accent 3" w:semiHidden="0" w:uiPriority="72" w:unhideWhenUsed="0"/>
-    <w:lsdException w:name="Colorful Grid Accent 3" w:semiHidden="0" w:uiPriority="73" w:unhideWhenUsed="0"/>
-    <w:lsdException w:name="Light Shading Accent 4" w:semiHidden="0" w:uiPriority="60" w:unhideWhenUsed="0"/>
-    <w:lsdException w:name="Light List Accent 4" w:semiHidden="0" w:uiPriority="61" w:unhideWhenUsed="0"/>
-    <w:lsdException w:name="Light Grid Accent 4" w:semiHidden="0" w:uiPriority="62" w:unhideWhenUsed="0"/>
-    <w:lsdException w:name="Medium Shading 1 Accent 4" w:semiHidden="0" w:uiPriority="63" w:unhideWhenUsed="0"/>
-    <w:lsdException w:name="Medium Shading 2 Accent 4" w:semiHidden="0" w:uiPriority="64" w:unhideWhenUsed="0"/>
-    <w:lsdException w:name="Medium List 1 Accent 4" w:semiHidden="0" w:uiPriority="65" w:unhideWhenUsed="0"/>
-    <w:lsdException w:name="Medium List 2 Accent 4" w:semiHidden="0" w:uiPriority="66" w:unhideWhenUsed="0"/>
-    <w:lsdException w:name="Medium Grid 1 Accent 4" w:semiHidden="0" w:uiPriority="67" w:unhideWhenUsed="0"/>
-    <w:lsdException w:name="Medium Grid 2 Accent 4" w:semiHidden="0" w:uiPriority="68" w:unhideWhenUsed="0"/>
-    <w:lsdException w:name="Medium Grid 3 Accent 4" w:semiHidden="0" w:uiPriority="69" w:unhideWhenUsed="0"/>
-    <w:lsdException w:name="Dark List Accent 4" w:semiHidden="0" w:uiPriority="70" w:unhideWhenUsed="0"/>
-    <w:lsdException w:name="Colorful Shading Accent 4" w:semiHidden="0" w:uiPriority="71" w:unhideWhenUsed="0"/>
-    <w:lsdException w:name="Colorful List Accent 4" w:semiHidden="0" w:uiPriority="72" w:unhideWhenUsed="0"/>
-    <w:lsdException w:name="Colorful Grid Accent 4" w:semiHidden="0" w:uiPriority="73" w:unhideWhenUsed="0"/>
-    <w:lsdException w:name="Light Shading Accent 5" w:semiHidden="0" w:uiPriority="60" w:unhideWhenUsed="0"/>
-    <w:lsdException w:name="Light List Accent 5" w:semiHidden="0" w:uiPriority="61" w:unhideWhenUsed="0"/>
-    <w:lsdException w:name="Light Grid Accent 5" w:semiHidden="0" w:uiPriority="62" w:unhideWhenUsed="0"/>
-    <w:lsdException w:name="Medium Shading 1 Accent 5" w:semiHidden="0" w:uiPriority="63" w:unhideWhenUsed="0"/>
-    <w:lsdException w:name="Medium Shading 2 Accent 5" w:semiHidden="0" w:uiPriority="64" w:unhideWhenUsed="0"/>
-    <w:lsdException w:name="Medium List 1 Accent 5" w:semiHidden="0" w:uiPriority="65" w:unhideWhenUsed="0"/>
-    <w:lsdException w:name="Medium List 2 Accent 5" w:semiHidden="0" w:uiPriority="66" w:unhideWhenUsed="0"/>
-    <w:lsdException w:name="Medium Grid 1 Accent 5" w:semiHidden="0" w:uiPriority="67" w:unhideWhenUsed="0"/>
-    <w:lsdException w:name="Medium Grid 2 Accent 5" w:semiHidden="0" w:uiPriority="68" w:unhideWhenUsed="0"/>
-    <w:lsdException w:name="Medium Grid 3 Accent 5" w:semiHidden="0" w:uiPriority="69" w:unhideWhenUsed="0"/>
-    <w:lsdException w:name="Dark List Accent 5" w:semiHidden="0" w:uiPriority="70" w:unhideWhenUsed="0"/>
-    <w:lsdException w:name="Colorful Shading Accent 5" w:semiHidden="0" w:uiPriority="71" w:unhideWhenUsed="0"/>
-    <w:lsdException w:name="Colorful List Accent 5" w:semiHidden="0" w:uiPriority="72" w:unhideWhenUsed="0"/>
-    <w:lsdException w:name="Colorful Grid Accent 5" w:semiHidden="0" w:uiPriority="73" w:unhideWhenUsed="0"/>
-    <w:lsdException w:name="Light Shading Accent 6" w:semiHidden="0" w:uiPriority="60" w:unhideWhenUsed="0"/>
-    <w:lsdException w:name="Light List Accent 6" w:semiHidden="0" w:uiPriority="61" w:unhideWhenUsed="0"/>
-    <w:lsdException w:name="Light Grid Accent 6" w:semiHidden="0" w:uiPriority="62" w:unhideWhenUsed="0"/>
-    <w:lsdException w:name="Medium Shading 1 Accent 6" w:semiHidden="0" w:uiPriority="63" w:unhideWhenUsed="0"/>
-    <w:lsdException w:name="Medium Shading 2 Accent 6" w:semiHidden="0" w:uiPriority="64" w:unhideWhenUsed="0"/>
-    <w:lsdException w:name="Medium List 1 Accent 6" w:semiHidden="0" w:uiPriority="65" w:unhideWhenUsed="0"/>
-    <w:lsdException w:name="Medium List 2 Accent 6" w:semiHidden="0" w:uiPriority="66" w:unhideWhenUsed="0"/>
-    <w:lsdException w:name="Medium Grid 1 Accent 6" w:semiHidden="0" w:uiPriority="67" w:unhideWhenUsed="0"/>
-    <w:lsdException w:name="Medium Grid 2 Accent 6" w:semiHidden="0" w:uiPriority="68" w:unhideWhenUsed="0"/>
-    <w:lsdException w:name="Medium Grid 3 Accent 6" w:semiHidden="0" w:uiPriority="69" w:unhideWhenUsed="0"/>
-    <w:lsdException w:name="Dark List Accent 6" w:semiHidden="0" w:uiPriority="70" w:unhideWhenUsed="0"/>
-    <w:lsdException w:name="Colorful Shading Accent 6" w:semiHidden="0" w:uiPriority="71" w:unhideWhenUsed="0"/>
-    <w:lsdException w:name="Colorful List Accent 6" w:semiHidden="0" w:uiPriority="72" w:unhideWhenUsed="0"/>
-    <w:lsdException w:name="Colorful Grid Accent 6" w:semiHidden="0" w:uiPriority="73" w:unhideWhenUsed="0"/>
+  <w:latentStyles w:count="260" w:defQFormat="0" w:defUnhideWhenUsed="1" w:defSemiHidden="1" w:defUIPriority="99" w:defLockedState="0">
+    <w:lsdException w:qFormat="1" w:unhideWhenUsed="0" w:uiPriority="0" w:semiHidden="0" w:name="Normal"/>
+    <w:lsdException w:qFormat="1" w:unhideWhenUsed="0" w:uiPriority="0" w:semiHidden="0" w:name="heading 1"/>
+    <w:lsdException w:qFormat="1" w:uiPriority="0" w:semiHidden="0" w:name="heading 2"/>
+    <w:lsdException w:qFormat="1" w:uiPriority="0" w:name="heading 3"/>
+    <w:lsdException w:qFormat="1" w:uiPriority="0" w:semiHidden="0" w:name="heading 4"/>
+    <w:lsdException w:qFormat="1" w:uiPriority="0" w:name="heading 5"/>
+    <w:lsdException w:qFormat="1" w:uiPriority="0" w:name="heading 6"/>
+    <w:lsdException w:qFormat="1" w:uiPriority="0" w:name="heading 7"/>
+    <w:lsdException w:qFormat="1" w:uiPriority="0" w:name="heading 8"/>
+    <w:lsdException w:qFormat="1" w:uiPriority="0" w:name="heading 9"/>
+    <w:lsdException w:unhideWhenUsed="0" w:uiPriority="0" w:semiHidden="0" w:name="index 1"/>
+    <w:lsdException w:unhideWhenUsed="0" w:uiPriority="0" w:semiHidden="0" w:name="index 2"/>
+    <w:lsdException w:unhideWhenUsed="0" w:uiPriority="0" w:semiHidden="0" w:name="index 3"/>
+    <w:lsdException w:unhideWhenUsed="0" w:uiPriority="0" w:semiHidden="0" w:name="index 4"/>
+    <w:lsdException w:unhideWhenUsed="0" w:uiPriority="0" w:semiHidden="0" w:name="index 5"/>
+    <w:lsdException w:unhideWhenUsed="0" w:uiPriority="0" w:semiHidden="0" w:name="index 6"/>
+    <w:lsdException w:unhideWhenUsed="0" w:uiPriority="0" w:semiHidden="0" w:name="index 7"/>
+    <w:lsdException w:unhideWhenUsed="0" w:uiPriority="0" w:semiHidden="0" w:name="index 8"/>
+    <w:lsdException w:unhideWhenUsed="0" w:uiPriority="0" w:semiHidden="0" w:name="index 9"/>
+    <w:lsdException w:qFormat="1" w:unhideWhenUsed="0" w:uiPriority="0" w:semiHidden="0" w:name="toc 1"/>
+    <w:lsdException w:qFormat="1" w:unhideWhenUsed="0" w:uiPriority="0" w:semiHidden="0" w:name="toc 2"/>
+    <w:lsdException w:qFormat="1" w:unhideWhenUsed="0" w:uiPriority="0" w:semiHidden="0" w:name="toc 3"/>
+    <w:lsdException w:unhideWhenUsed="0" w:uiPriority="0" w:semiHidden="0" w:name="toc 4"/>
+    <w:lsdException w:unhideWhenUsed="0" w:uiPriority="0" w:semiHidden="0" w:name="toc 5"/>
+    <w:lsdException w:unhideWhenUsed="0" w:uiPriority="0" w:semiHidden="0" w:name="toc 6"/>
+    <w:lsdException w:unhideWhenUsed="0" w:uiPriority="0" w:semiHidden="0" w:name="toc 7"/>
+    <w:lsdException w:unhideWhenUsed="0" w:uiPriority="0" w:semiHidden="0" w:name="toc 8"/>
+    <w:lsdException w:unhideWhenUsed="0" w:uiPriority="0" w:semiHidden="0" w:name="toc 9"/>
+    <w:lsdException w:unhideWhenUsed="0" w:uiPriority="0" w:semiHidden="0" w:name="Normal Indent"/>
+    <w:lsdException w:unhideWhenUsed="0" w:uiPriority="0" w:semiHidden="0" w:name="footnote text"/>
+    <w:lsdException w:qFormat="1" w:unhideWhenUsed="0" w:uiPriority="0" w:semiHidden="0" w:name="annotation text"/>
+    <w:lsdException w:qFormat="1" w:unhideWhenUsed="0" w:uiPriority="0" w:semiHidden="0" w:name="header"/>
+    <w:lsdException w:qFormat="1" w:unhideWhenUsed="0" w:uiPriority="0" w:semiHidden="0" w:name="footer"/>
+    <w:lsdException w:unhideWhenUsed="0" w:uiPriority="0" w:semiHidden="0" w:name="index heading"/>
+    <w:lsdException w:qFormat="1" w:uiPriority="0" w:name="caption"/>
+    <w:lsdException w:unhideWhenUsed="0" w:uiPriority="0" w:semiHidden="0" w:name="table of figures"/>
+    <w:lsdException w:unhideWhenUsed="0" w:uiPriority="0" w:semiHidden="0" w:name="envelope address"/>
+    <w:lsdException w:unhideWhenUsed="0" w:uiPriority="0" w:semiHidden="0" w:name="envelope return"/>
+    <w:lsdException w:unhideWhenUsed="0" w:uiPriority="0" w:semiHidden="0" w:name="footnote reference"/>
+    <w:lsdException w:unhideWhenUsed="0" w:uiPriority="0" w:semiHidden="0" w:name="annotation reference"/>
+    <w:lsdException w:unhideWhenUsed="0" w:uiPriority="0" w:semiHidden="0" w:name="line number"/>
+    <w:lsdException w:unhideWhenUsed="0" w:uiPriority="0" w:semiHidden="0" w:name="page number"/>
+    <w:lsdException w:unhideWhenUsed="0" w:uiPriority="0" w:semiHidden="0" w:name="endnote reference"/>
+    <w:lsdException w:unhideWhenUsed="0" w:uiPriority="0" w:semiHidden="0" w:name="endnote text"/>
+    <w:lsdException w:unhideWhenUsed="0" w:uiPriority="0" w:semiHidden="0" w:name="table of authorities"/>
+    <w:lsdException w:unhideWhenUsed="0" w:uiPriority="0" w:semiHidden="0" w:name="macro"/>
+    <w:lsdException w:unhideWhenUsed="0" w:uiPriority="0" w:semiHidden="0" w:name="toa heading"/>
+    <w:lsdException w:unhideWhenUsed="0" w:uiPriority="0" w:semiHidden="0" w:name="List"/>
+    <w:lsdException w:unhideWhenUsed="0" w:uiPriority="0" w:semiHidden="0" w:name="List Bullet"/>
+    <w:lsdException w:unhideWhenUsed="0" w:uiPriority="0" w:semiHidden="0" w:name="List Number"/>
+    <w:lsdException w:unhideWhenUsed="0" w:uiPriority="0" w:semiHidden="0" w:name="List 2"/>
+    <w:lsdException w:unhideWhenUsed="0" w:uiPriority="0" w:semiHidden="0" w:name="List 3"/>
+    <w:lsdException w:unhideWhenUsed="0" w:uiPriority="0" w:semiHidden="0" w:name="List 4"/>
+    <w:lsdException w:unhideWhenUsed="0" w:uiPriority="0" w:semiHidden="0" w:name="List 5"/>
+    <w:lsdException w:unhideWhenUsed="0" w:uiPriority="0" w:semiHidden="0" w:name="List Bullet 2"/>
+    <w:lsdException w:unhideWhenUsed="0" w:uiPriority="0" w:semiHidden="0" w:name="List Bullet 3"/>
+    <w:lsdException w:unhideWhenUsed="0" w:uiPriority="0" w:semiHidden="0" w:name="List Bullet 4"/>
+    <w:lsdException w:unhideWhenUsed="0" w:uiPriority="0" w:semiHidden="0" w:name="List Bullet 5"/>
+    <w:lsdException w:unhideWhenUsed="0" w:uiPriority="0" w:semiHidden="0" w:name="List Number 2"/>
+    <w:lsdException w:unhideWhenUsed="0" w:uiPriority="0" w:semiHidden="0" w:name="List Number 3"/>
+    <w:lsdException w:unhideWhenUsed="0" w:uiPriority="0" w:semiHidden="0" w:name="List Number 4"/>
+    <w:lsdException w:unhideWhenUsed="0" w:uiPriority="0" w:semiHidden="0" w:name="List Number 5"/>
+    <w:lsdException w:qFormat="1" w:unhideWhenUsed="0" w:uiPriority="0" w:semiHidden="0" w:name="Title"/>
+    <w:lsdException w:unhideWhenUsed="0" w:uiPriority="0" w:semiHidden="0" w:name="Closing"/>
+    <w:lsdException w:unhideWhenUsed="0" w:uiPriority="0" w:semiHidden="0" w:name="Signature"/>
+    <w:lsdException w:qFormat="1" w:unhideWhenUsed="0" w:uiPriority="0" w:name="Default Paragraph Font"/>
+    <w:lsdException w:qFormat="1" w:unhideWhenUsed="0" w:uiPriority="0" w:name="Body Text"/>
+    <w:lsdException w:unhideWhenUsed="0" w:uiPriority="0" w:semiHidden="0" w:name="Body Text Indent"/>
+    <w:lsdException w:unhideWhenUsed="0" w:uiPriority="0" w:semiHidden="0" w:name="List Continue"/>
+    <w:lsdException w:unhideWhenUsed="0" w:uiPriority="0" w:semiHidden="0" w:name="List Continue 2"/>
+    <w:lsdException w:unhideWhenUsed="0" w:uiPriority="0" w:semiHidden="0" w:name="List Continue 3"/>
+    <w:lsdException w:unhideWhenUsed="0" w:uiPriority="0" w:semiHidden="0" w:name="List Continue 4"/>
+    <w:lsdException w:unhideWhenUsed="0" w:uiPriority="0" w:semiHidden="0" w:name="List Continue 5"/>
+    <w:lsdException w:unhideWhenUsed="0" w:uiPriority="0" w:semiHidden="0" w:name="Message Header"/>
+    <w:lsdException w:qFormat="1" w:unhideWhenUsed="0" w:uiPriority="0" w:semiHidden="0" w:name="Subtitle"/>
+    <w:lsdException w:unhideWhenUsed="0" w:uiPriority="0" w:semiHidden="0" w:name="Salutation"/>
+    <w:lsdException w:unhideWhenUsed="0" w:uiPriority="0" w:semiHidden="0" w:name="Date"/>
+    <w:lsdException w:unhideWhenUsed="0" w:uiPriority="0" w:semiHidden="0" w:name="Body Text First Indent"/>
+    <w:lsdException w:unhideWhenUsed="0" w:uiPriority="0" w:semiHidden="0" w:name="Body Text First Indent 2"/>
+    <w:lsdException w:uiPriority="99" w:name="Note Heading"/>
+    <w:lsdException w:unhideWhenUsed="0" w:uiPriority="0" w:semiHidden="0" w:name="Body Text 2"/>
+    <w:lsdException w:unhideWhenUsed="0" w:uiPriority="0" w:semiHidden="0" w:name="Body Text 3"/>
+    <w:lsdException w:unhideWhenUsed="0" w:uiPriority="0" w:semiHidden="0" w:name="Body Text Indent 2"/>
+    <w:lsdException w:unhideWhenUsed="0" w:uiPriority="0" w:semiHidden="0" w:name="Body Text Indent 3"/>
+    <w:lsdException w:unhideWhenUsed="0" w:uiPriority="0" w:semiHidden="0" w:name="Block Text"/>
+    <w:lsdException w:unhideWhenUsed="0" w:uiPriority="0" w:semiHidden="0" w:name="Hyperlink"/>
+    <w:lsdException w:unhideWhenUsed="0" w:uiPriority="0" w:semiHidden="0" w:name="FollowedHyperlink"/>
+    <w:lsdException w:qFormat="1" w:unhideWhenUsed="0" w:uiPriority="0" w:semiHidden="0" w:name="Strong"/>
+    <w:lsdException w:qFormat="1" w:unhideWhenUsed="0" w:uiPriority="0" w:semiHidden="0" w:name="Emphasis"/>
+    <w:lsdException w:unhideWhenUsed="0" w:uiPriority="0" w:semiHidden="0" w:name="Document Map"/>
+    <w:lsdException w:unhideWhenUsed="0" w:uiPriority="0" w:semiHidden="0" w:name="Plain Text"/>
+    <w:lsdException w:unhideWhenUsed="0" w:uiPriority="0" w:semiHidden="0" w:name="E-mail Signature"/>
+    <w:lsdException w:qFormat="1" w:unhideWhenUsed="0" w:uiPriority="0" w:semiHidden="0" w:name="Normal (Web)"/>
+    <w:lsdException w:unhideWhenUsed="0" w:uiPriority="0" w:semiHidden="0" w:name="HTML Acronym"/>
+    <w:lsdException w:unhideWhenUsed="0" w:uiPriority="0" w:semiHidden="0" w:name="HTML Address"/>
+    <w:lsdException w:unhideWhenUsed="0" w:uiPriority="0" w:semiHidden="0" w:name="HTML Cite"/>
+    <w:lsdException w:unhideWhenUsed="0" w:uiPriority="0" w:semiHidden="0" w:name="HTML Code"/>
+    <w:lsdException w:unhideWhenUsed="0" w:uiPriority="0" w:semiHidden="0" w:name="HTML Definition"/>
+    <w:lsdException w:unhideWhenUsed="0" w:uiPriority="0" w:semiHidden="0" w:name="HTML Keyboard"/>
+    <w:lsdException w:unhideWhenUsed="0" w:uiPriority="0" w:semiHidden="0" w:name="HTML Preformatted"/>
+    <w:lsdException w:unhideWhenUsed="0" w:uiPriority="0" w:semiHidden="0" w:name="HTML Sample"/>
+    <w:lsdException w:unhideWhenUsed="0" w:uiPriority="0" w:semiHidden="0" w:name="HTML Typewriter"/>
+    <w:lsdException w:unhideWhenUsed="0" w:uiPriority="0" w:semiHidden="0" w:name="HTML Variable"/>
+    <w:lsdException w:qFormat="1" w:unhideWhenUsed="0" w:uiPriority="0" w:name="Normal Table"/>
+    <w:lsdException w:unhideWhenUsed="0" w:uiPriority="0" w:semiHidden="0" w:name="annotation subject"/>
+    <w:lsdException w:unhideWhenUsed="0" w:uiPriority="0" w:semiHidden="0" w:name="Table Simple 1"/>
+    <w:lsdException w:unhideWhenUsed="0" w:uiPriority="0" w:semiHidden="0" w:name="Table Simple 2"/>
+    <w:lsdException w:unhideWhenUsed="0" w:uiPriority="0" w:semiHidden="0" w:name="Table Simple 3"/>
+    <w:lsdException w:unhideWhenUsed="0" w:uiPriority="0" w:semiHidden="0" w:name="Table Classic 1"/>
+    <w:lsdException w:unhideWhenUsed="0" w:uiPriority="0" w:semiHidden="0" w:name="Table Classic 2"/>
+    <w:lsdException w:unhideWhenUsed="0" w:uiPriority="0" w:semiHidden="0" w:name="Table Classic 3"/>
+    <w:lsdException w:unhideWhenUsed="0" w:uiPriority="0" w:semiHidden="0" w:name="Table Classic 4"/>
+    <w:lsdException w:unhideWhenUsed="0" w:uiPriority="0" w:semiHidden="0" w:name="Table Colorful 1"/>
+    <w:lsdException w:unhideWhenUsed="0" w:uiPriority="0" w:semiHidden="0" w:name="Table Colorful 2"/>
+    <w:lsdException w:unhideWhenUsed="0" w:uiPriority="0" w:semiHidden="0" w:name="Table Colorful 3"/>
+    <w:lsdException w:unhideWhenUsed="0" w:uiPriority="0" w:semiHidden="0" w:name="Table Columns 1"/>
+    <w:lsdException w:unhideWhenUsed="0" w:uiPriority="0" w:semiHidden="0" w:name="Table Columns 2"/>
+    <w:lsdException w:unhideWhenUsed="0" w:uiPriority="0" w:semiHidden="0" w:name="Table Columns 3"/>
+    <w:lsdException w:unhideWhenUsed="0" w:uiPriority="0" w:semiHidden="0" w:name="Table Columns 4"/>
+    <w:lsdException w:unhideWhenUsed="0" w:uiPriority="0" w:semiHidden="0" w:name="Table Columns 5"/>
+    <w:lsdException w:unhideWhenUsed="0" w:uiPriority="0" w:semiHidden="0" w:name="Table Grid 1"/>
+    <w:lsdException w:unhideWhenUsed="0" w:uiPriority="0" w:semiHidden="0" w:name="Table Grid 2"/>
+    <w:lsdException w:unhideWhenUsed="0" w:uiPriority="0" w:semiHidden="0" w:name="Table Grid 3"/>
+    <w:lsdException w:unhideWhenUsed="0" w:uiPriority="0" w:semiHidden="0" w:name="Table Grid 4"/>
+    <w:lsdException w:unhideWhenUsed="0" w:uiPriority="0" w:semiHidden="0" w:name="Table Grid 5"/>
+    <w:lsdException w:unhideWhenUsed="0" w:uiPriority="0" w:semiHidden="0" w:name="Table Grid 6"/>
+    <w:lsdException w:unhideWhenUsed="0" w:uiPriority="0" w:semiHidden="0" w:name="Table Grid 7"/>
+    <w:lsdException w:unhideWhenUsed="0" w:uiPriority="0" w:semiHidden="0" w:name="Table Grid 8"/>
+    <w:lsdException w:unhideWhenUsed="0" w:uiPriority="0" w:semiHidden="0" w:name="Table List 1"/>
+    <w:lsdException w:unhideWhenUsed="0" w:uiPriority="0" w:semiHidden="0" w:name="Table List 2"/>
+    <w:lsdException w:unhideWhenUsed="0" w:uiPriority="0" w:semiHidden="0" w:name="Table List 3"/>
+    <w:lsdException w:unhideWhenUsed="0" w:uiPriority="0" w:semiHidden="0" w:name="Table List 4"/>
+    <w:lsdException w:unhideWhenUsed="0" w:uiPriority="0" w:semiHidden="0" w:name="Table List 5"/>
+    <w:lsdException w:unhideWhenUsed="0" w:uiPriority="0" w:semiHidden="0" w:name="Table List 6"/>
+    <w:lsdException w:unhideWhenUsed="0" w:uiPriority="0" w:semiHidden="0" w:name="Table List 7"/>
+    <w:lsdException w:unhideWhenUsed="0" w:uiPriority="0" w:semiHidden="0" w:name="Table List 8"/>
+    <w:lsdException w:unhideWhenUsed="0" w:uiPriority="0" w:semiHidden="0" w:name="Table 3D effects 1"/>
+    <w:lsdException w:unhideWhenUsed="0" w:uiPriority="0" w:semiHidden="0" w:name="Table 3D effects 2"/>
+    <w:lsdException w:unhideWhenUsed="0" w:uiPriority="0" w:semiHidden="0" w:name="Table 3D effects 3"/>
+    <w:lsdException w:unhideWhenUsed="0" w:uiPriority="0" w:semiHidden="0" w:name="Table Contemporary"/>
+    <w:lsdException w:unhideWhenUsed="0" w:uiPriority="0" w:semiHidden="0" w:name="Table Elegant"/>
+    <w:lsdException w:unhideWhenUsed="0" w:uiPriority="0" w:semiHidden="0" w:name="Table Professional"/>
+    <w:lsdException w:unhideWhenUsed="0" w:uiPriority="0" w:semiHidden="0" w:name="Table Subtle 1"/>
+    <w:lsdException w:unhideWhenUsed="0" w:uiPriority="0" w:semiHidden="0" w:name="Table Subtle 2"/>
+    <w:lsdException w:unhideWhenUsed="0" w:uiPriority="0" w:semiHidden="0" w:name="Table Web 1"/>
+    <w:lsdException w:unhideWhenUsed="0" w:uiPriority="0" w:semiHidden="0" w:name="Table Web 2"/>
+    <w:lsdException w:unhideWhenUsed="0" w:uiPriority="0" w:semiHidden="0" w:name="Table Web 3"/>
+    <w:lsdException w:unhideWhenUsed="0" w:uiPriority="0" w:semiHidden="0" w:name="Balloon Text"/>
+    <w:lsdException w:qFormat="1" w:unhideWhenUsed="0" w:uiPriority="0" w:semiHidden="0" w:name="Table Grid"/>
+    <w:lsdException w:unhideWhenUsed="0" w:uiPriority="0" w:semiHidden="0" w:name="Table Theme"/>
+    <w:lsdException w:unhideWhenUsed="0" w:uiPriority="60" w:semiHidden="0" w:name="Light Shading"/>
+    <w:lsdException w:unhideWhenUsed="0" w:uiPriority="61" w:semiHidden="0" w:name="Light List"/>
+    <w:lsdException w:unhideWhenUsed="0" w:uiPriority="62" w:semiHidden="0" w:name="Light Grid"/>
+    <w:lsdException w:unhideWhenUsed="0" w:uiPriority="63" w:semiHidden="0" w:name="Medium Shading 1"/>
+    <w:lsdException w:unhideWhenUsed="0" w:uiPriority="64" w:semiHidden="0" w:name="Medium Shading 2"/>
+    <w:lsdException w:unhideWhenUsed="0" w:uiPriority="65" w:semiHidden="0" w:name="Medium List 1"/>
+    <w:lsdException w:unhideWhenUsed="0" w:uiPriority="66" w:semiHidden="0" w:name="Medium List 2"/>
+    <w:lsdException w:unhideWhenUsed="0" w:uiPriority="67" w:semiHidden="0" w:name="Medium Grid 1"/>
+    <w:lsdException w:unhideWhenUsed="0" w:uiPriority="68" w:semiHidden="0" w:name="Medium Grid 2"/>
+    <w:lsdException w:unhideWhenUsed="0" w:uiPriority="69" w:semiHidden="0" w:name="Medium Grid 3"/>
+    <w:lsdException w:unhideWhenUsed="0" w:uiPriority="70" w:semiHidden="0" w:name="Dark List"/>
+    <w:lsdException w:unhideWhenUsed="0" w:uiPriority="71" w:semiHidden="0" w:name="Colorful Shading"/>
+    <w:lsdException w:unhideWhenUsed="0" w:uiPriority="72" w:semiHidden="0" w:name="Colorful List"/>
+    <w:lsdException w:unhideWhenUsed="0" w:uiPriority="73" w:semiHidden="0" w:name="Colorful Grid"/>
+    <w:lsdException w:unhideWhenUsed="0" w:uiPriority="60" w:semiHidden="0" w:name="Light Shading Accent 1"/>
+    <w:lsdException w:unhideWhenUsed="0" w:uiPriority="61" w:semiHidden="0" w:name="Light List Accent 1"/>
+    <w:lsdException w:unhideWhenUsed="0" w:uiPriority="62" w:semiHidden="0" w:name="Light Grid Accent 1"/>
+    <w:lsdException w:unhideWhenUsed="0" w:uiPriority="63" w:semiHidden="0" w:name="Medium Shading 1 Accent 1"/>
+    <w:lsdException w:unhideWhenUsed="0" w:uiPriority="64" w:semiHidden="0" w:name="Medium Shading 2 Accent 1"/>
+    <w:lsdException w:unhideWhenUsed="0" w:uiPriority="65" w:semiHidden="0" w:name="Medium List 1 Accent 1"/>
+    <w:lsdException w:unhideWhenUsed="0" w:uiPriority="66" w:semiHidden="0" w:name="Medium List 2 Accent 1"/>
+    <w:lsdException w:unhideWhenUsed="0" w:uiPriority="67" w:semiHidden="0" w:name="Medium Grid 1 Accent 1"/>
+    <w:lsdException w:unhideWhenUsed="0" w:uiPriority="68" w:semiHidden="0" w:name="Medium Grid 2 Accent 1"/>
+    <w:lsdException w:unhideWhenUsed="0" w:uiPriority="69" w:semiHidden="0" w:name="Medium Grid 3 Accent 1"/>
+    <w:lsdException w:unhideWhenUsed="0" w:uiPriority="70" w:semiHidden="0" w:name="Dark List Accent 1"/>
+    <w:lsdException w:unhideWhenUsed="0" w:uiPriority="71" w:semiHidden="0" w:name="Colorful Shading Accent 1"/>
+    <w:lsdException w:unhideWhenUsed="0" w:uiPriority="72" w:semiHidden="0" w:name="Colorful List Accent 1"/>
+    <w:lsdException w:unhideWhenUsed="0" w:uiPriority="73" w:semiHidden="0" w:name="Colorful Grid Accent 1"/>
+    <w:lsdException w:unhideWhenUsed="0" w:uiPriority="60" w:semiHidden="0" w:name="Light Shading Accent 2"/>
+    <w:lsdException w:unhideWhenUsed="0" w:uiPriority="61" w:semiHidden="0" w:name="Light List Accent 2"/>
+    <w:lsdException w:unhideWhenUsed="0" w:uiPriority="62" w:semiHidden="0" w:name="Light Grid Accent 2"/>
+    <w:lsdException w:unhideWhenUsed="0" w:uiPriority="63" w:semiHidden="0" w:name="Medium Shading 1 Accent 2"/>
+    <w:lsdException w:unhideWhenUsed="0" w:uiPriority="64" w:semiHidden="0" w:name="Medium Shading 2 Accent 2"/>
+    <w:lsdException w:unhideWhenUsed="0" w:uiPriority="65" w:semiHidden="0" w:name="Medium List 1 Accent 2"/>
+    <w:lsdException w:unhideWhenUsed="0" w:uiPriority="66" w:semiHidden="0" w:name="Medium List 2 Accent 2"/>
+    <w:lsdException w:unhideWhenUsed="0" w:uiPriority="67" w:semiHidden="0" w:name="Medium Grid 1 Accent 2"/>
+    <w:lsdException w:unhideWhenUsed="0" w:uiPriority="68" w:semiHidden="0" w:name="Medium Grid 2 Accent 2"/>
+    <w:lsdException w:unhideWhenUsed="0" w:uiPriority="69" w:semiHidden="0" w:name="Medium Grid 3 Accent 2"/>
+    <w:lsdException w:unhideWhenUsed="0" w:uiPriority="70" w:semiHidden="0" w:name="Dark List Accent 2"/>
+    <w:lsdException w:unhideWhenUsed="0" w:uiPriority="71" w:semiHidden="0" w:name="Colorful Shading Accent 2"/>
+    <w:lsdException w:unhideWhenUsed="0" w:uiPriority="72" w:semiHidden="0" w:name="Colorful List Accent 2"/>
+    <w:lsdException w:unhideWhenUsed="0" w:uiPriority="73" w:semiHidden="0" w:name="Colorful Grid Accent 2"/>
+    <w:lsdException w:unhideWhenUsed="0" w:uiPriority="60" w:semiHidden="0" w:name="Light Shading Accent 3"/>
+    <w:lsdException w:unhideWhenUsed="0" w:uiPriority="61" w:semiHidden="0" w:name="Light List Accent 3"/>
+    <w:lsdException w:unhideWhenUsed="0" w:uiPriority="62" w:semiHidden="0" w:name="Light Grid Accent 3"/>
+    <w:lsdException w:unhideWhenUsed="0" w:uiPriority="63" w:semiHidden="0" w:name="Medium Shading 1 Accent 3"/>
+    <w:lsdException w:unhideWhenUsed="0" w:uiPriority="64" w:semiHidden="0" w:name="Medium Shading 2 Accent 3"/>
+    <w:lsdException w:unhideWhenUsed="0" w:uiPriority="65" w:semiHidden="0" w:name="Medium List 1 Accent 3"/>
+    <w:lsdException w:unhideWhenUsed="0" w:uiPriority="66" w:semiHidden="0" w:name="Medium List 2 Accent 3"/>
+    <w:lsdException w:unhideWhenUsed="0" w:uiPriority="67" w:semiHidden="0" w:name="Medium Grid 1 Accent 3"/>
+    <w:lsdException w:unhideWhenUsed="0" w:uiPriority="68" w:semiHidden="0" w:name="Medium Grid 2 Accent 3"/>
+    <w:lsdException w:unhideWhenUsed="0" w:uiPriority="69" w:semiHidden="0" w:name="Medium Grid 3 Accent 3"/>
+    <w:lsdException w:unhideWhenUsed="0" w:uiPriority="70" w:semiHidden="0" w:name="Dark List Accent 3"/>
+    <w:lsdException w:unhideWhenUsed="0" w:uiPriority="71" w:semiHidden="0" w:name="Colorful Shading Accent 3"/>
+    <w:lsdException w:unhideWhenUsed="0" w:uiPriority="72" w:semiHidden="0" w:name="Colorful List Accent 3"/>
+    <w:lsdException w:unhideWhenUsed="0" w:uiPriority="73" w:semiHidden="0" w:name="Colorful Grid Accent 3"/>
+    <w:lsdException w:unhideWhenUsed="0" w:uiPriority="60" w:semiHidden="0" w:name="Light Shading Accent 4"/>
+    <w:lsdException w:unhideWhenUsed="0" w:uiPriority="61" w:semiHidden="0" w:name="Light List Accent 4"/>
+    <w:lsdException w:unhideWhenUsed="0" w:uiPriority="62" w:semiHidden="0" w:name="Light Grid Accent 4"/>
+    <w:lsdException w:unhideWhenUsed="0" w:uiPriority="63" w:semiHidden="0" w:name="Medium Shading 1 Accent 4"/>
+    <w:lsdException w:unhideWhenUsed="0" w:uiPriority="64" w:semiHidden="0" w:name="Medium Shading 2 Accent 4"/>
+    <w:lsdException w:unhideWhenUsed="0" w:uiPriority="65" w:semiHidden="0" w:name="Medium List 1 Accent 4"/>
+    <w:lsdException w:unhideWhenUsed="0" w:uiPriority="66" w:semiHidden="0" w:name="Medium List 2 Accent 4"/>
+    <w:lsdException w:unhideWhenUsed="0" w:uiPriority="67" w:semiHidden="0" w:name="Medium Grid 1 Accent 4"/>
+    <w:lsdException w:unhideWhenUsed="0" w:uiPriority="68" w:semiHidden="0" w:name="Medium Grid 2 Accent 4"/>
+    <w:lsdException w:unhideWhenUsed="0" w:uiPriority="69" w:semiHidden="0" w:name="Medium Grid 3 Accent 4"/>
+    <w:lsdException w:unhideWhenUsed="0" w:uiPriority="70" w:semiHidden="0" w:name="Dark List Accent 4"/>
+    <w:lsdException w:unhideWhenUsed="0" w:uiPriority="71" w:semiHidden="0" w:name="Colorful Shading Accent 4"/>
+    <w:lsdException w:unhideWhenUsed="0" w:uiPriority="72" w:semiHidden="0" w:name="Colorful List Accent 4"/>
+    <w:lsdException w:unhideWhenUsed="0" w:uiPriority="73" w:semiHidden="0" w:name="Colorful Grid Accent 4"/>
+    <w:lsdException w:unhideWhenUsed="0" w:uiPriority="60" w:semiHidden="0" w:name="Light Shading Accent 5"/>
+    <w:lsdException w:unhideWhenUsed="0" w:uiPriority="61" w:semiHidden="0" w:name="Light List Accent 5"/>
+    <w:lsdException w:unhideWhenUsed="0" w:uiPriority="62" w:semiHidden="0" w:name="Light Grid Accent 5"/>
+    <w:lsdException w:unhideWhenUsed="0" w:uiPriority="63" w:semiHidden="0" w:name="Medium Shading 1 Accent 5"/>
+    <w:lsdException w:unhideWhenUsed="0" w:uiPriority="64" w:semiHidden="0" w:name="Medium Shading 2 Accent 5"/>
+    <w:lsdException w:unhideWhenUsed="0" w:uiPriority="65" w:semiHidden="0" w:name="Medium List 1 Accent 5"/>
+    <w:lsdException w:unhideWhenUsed="0" w:uiPriority="66" w:semiHidden="0" w:name="Medium List 2 Accent 5"/>
+    <w:lsdException w:unhideWhenUsed="0" w:uiPriority="67" w:semiHidden="0" w:name="Medium Grid 1 Accent 5"/>
+    <w:lsdException w:unhideWhenUsed="0" w:uiPriority="68" w:semiHidden="0" w:name="Medium Grid 2 Accent 5"/>
+    <w:lsdException w:unhideWhenUsed="0" w:uiPriority="69" w:semiHidden="0" w:name="Medium Grid 3 Accent 5"/>
+    <w:lsdException w:unhideWhenUsed="0" w:uiPriority="70" w:semiHidden="0" w:name="Dark List Accent 5"/>
+    <w:lsdException w:unhideWhenUsed="0" w:uiPriority="71" w:semiHidden="0" w:name="Colorful Shading Accent 5"/>
+    <w:lsdException w:unhideWhenUsed="0" w:uiPriority="72" w:semiHidden="0" w:name="Colorful List Accent 5"/>
+    <w:lsdException w:unhideWhenUsed="0" w:uiPriority="73" w:semiHidden="0" w:name="Colorful Grid Accent 5"/>
+    <w:lsdException w:unhideWhenUsed="0" w:uiPriority="60" w:semiHidden="0" w:name="Light Shading Accent 6"/>
+    <w:lsdException w:unhideWhenUsed="0" w:uiPriority="61" w:semiHidden="0" w:name="Light List Accent 6"/>
+    <w:lsdException w:unhideWhenUsed="0" w:uiPriority="62" w:semiHidden="0" w:name="Light Grid Accent 6"/>
+    <w:lsdException w:unhideWhenUsed="0" w:uiPriority="63" w:semiHidden="0" w:name="Medium Shading 1 Accent 6"/>
+    <w:lsdException w:unhideWhenUsed="0" w:uiPriority="64" w:semiHidden="0" w:name="Medium Shading 2 Accent 6"/>
+    <w:lsdException w:unhideWhenUsed="0" w:uiPriority="65" w:semiHidden="0" w:name="Medium List 1 Accent 6"/>
+    <w:lsdException w:unhideWhenUsed="0" w:uiPriority="66" w:semiHidden="0" w:name="Medium List 2 Accent 6"/>
+    <w:lsdException w:unhideWhenUsed="0" w:uiPriority="67" w:semiHidden="0" w:name="Medium Grid 1 Accent 6"/>
+    <w:lsdException w:unhideWhenUsed="0" w:uiPriority="68" w:semiHidden="0" w:name="Medium Grid 2 Accent 6"/>
+    <w:lsdException w:unhideWhenUsed="0" w:uiPriority="69" w:semiHidden="0" w:name="Medium Grid 3 Accent 6"/>
+    <w:lsdException w:unhideWhenUsed="0" w:uiPriority="70" w:semiHidden="0" w:name="Dark List Accent 6"/>
+    <w:lsdException w:unhideWhenUsed="0" w:uiPriority="71" w:semiHidden="0" w:name="Colorful Shading Accent 6"/>
+    <w:lsdException w:unhideWhenUsed="0" w:uiPriority="72" w:semiHidden="0" w:name="Colorful List Accent 6"/>
+    <w:lsdException w:unhideWhenUsed="0" w:uiPriority="73" w:semiHidden="0" w:name="Colorful Grid Accent 6"/>
   </w:latentStyles>
-  <w:style w:type="paragraph" w:default="1" w:styleId="Normal">
+  <w:style w:type="paragraph" w:default="1" w:styleId="1">
     <w:name w:val="Normal"/>
     <w:qFormat/>
+    <w:uiPriority w:val="0"/>
     <w:pPr>
       <w:kinsoku w:val="0"/>
       <w:autoSpaceDE w:val="0"/>
@@ -5328,7 +6883,7 @@
       <w:textAlignment w:val="baseline"/>
     </w:pPr>
     <w:rPr>
-      <w:rFonts w:ascii="Arial" w:eastAsia="宋体" w:hAnsi="Arial" w:cs="Arial"/>
+      <w:rFonts w:ascii="Arial" w:hAnsi="Arial" w:eastAsia="宋体" w:cs="Arial"/>
       <w:snapToGrid w:val="0"/>
       <w:color w:val="000000"/>
       <w:kern w:val="0"/>
@@ -5337,11 +6892,12 @@
       <w:lang w:val="en-US" w:eastAsia="en-US" w:bidi="ar-SA"/>
     </w:rPr>
   </w:style>
-  <w:style w:type="paragraph" w:styleId="Heading1">
+  <w:style w:type="paragraph" w:styleId="2">
     <w:name w:val="heading 1"/>
-    <w:basedOn w:val="Normal"/>
-    <w:next w:val="Normal"/>
+    <w:basedOn w:val="1"/>
+    <w:next w:val="1"/>
     <w:qFormat/>
+    <w:uiPriority w:val="0"/>
     <w:pPr>
       <w:keepNext/>
       <w:keepLines/>
@@ -5359,12 +6915,13 @@
       <w:sz w:val="44"/>
     </w:rPr>
   </w:style>
-  <w:style w:type="paragraph" w:styleId="Heading2">
+  <w:style w:type="paragraph" w:styleId="3">
     <w:name w:val="heading 2"/>
-    <w:basedOn w:val="Normal"/>
-    <w:next w:val="Normal"/>
+    <w:basedOn w:val="1"/>
+    <w:next w:val="1"/>
     <w:unhideWhenUsed/>
     <w:qFormat/>
+    <w:uiPriority w:val="0"/>
     <w:pPr>
       <w:keepNext/>
       <w:keepLines/>
@@ -5377,18 +6934,19 @@
       <w:outlineLvl w:val="1"/>
     </w:pPr>
     <w:rPr>
-      <w:rFonts w:ascii="Arial" w:eastAsia="黑体" w:hAnsi="Arial"/>
+      <w:rFonts w:ascii="Arial" w:hAnsi="Arial" w:eastAsia="黑体"/>
       <w:b/>
       <w:sz w:val="32"/>
     </w:rPr>
   </w:style>
-  <w:style w:type="paragraph" w:styleId="Heading3">
+  <w:style w:type="paragraph" w:styleId="4">
     <w:name w:val="heading 3"/>
-    <w:basedOn w:val="Normal"/>
-    <w:next w:val="Normal"/>
+    <w:basedOn w:val="1"/>
+    <w:next w:val="1"/>
     <w:semiHidden/>
     <w:unhideWhenUsed/>
     <w:qFormat/>
+    <w:uiPriority w:val="0"/>
     <w:pPr>
       <w:keepNext/>
       <w:keepLines/>
@@ -5405,12 +6963,13 @@
       <w:sz w:val="32"/>
     </w:rPr>
   </w:style>
-  <w:style w:type="paragraph" w:styleId="Heading4">
+  <w:style w:type="paragraph" w:styleId="5">
     <w:name w:val="heading 4"/>
-    <w:basedOn w:val="Normal"/>
-    <w:next w:val="Normal"/>
+    <w:basedOn w:val="1"/>
+    <w:next w:val="1"/>
     <w:unhideWhenUsed/>
     <w:qFormat/>
+    <w:uiPriority w:val="0"/>
     <w:pPr>
       <w:keepNext/>
       <w:keepLines/>
@@ -5423,18 +6982,19 @@
       <w:outlineLvl w:val="3"/>
     </w:pPr>
     <w:rPr>
-      <w:rFonts w:ascii="Arial" w:eastAsia="黑体" w:hAnsi="Arial"/>
+      <w:rFonts w:ascii="Arial" w:hAnsi="Arial" w:eastAsia="黑体"/>
       <w:b/>
       <w:sz w:val="28"/>
     </w:rPr>
   </w:style>
-  <w:style w:type="paragraph" w:styleId="Heading5">
+  <w:style w:type="paragraph" w:styleId="6">
     <w:name w:val="heading 5"/>
-    <w:basedOn w:val="Normal"/>
-    <w:next w:val="Normal"/>
+    <w:basedOn w:val="1"/>
+    <w:next w:val="1"/>
     <w:semiHidden/>
     <w:unhideWhenUsed/>
     <w:qFormat/>
+    <w:uiPriority w:val="0"/>
     <w:pPr>
       <w:keepNext/>
       <w:keepLines/>
@@ -5451,13 +7011,14 @@
       <w:sz w:val="28"/>
     </w:rPr>
   </w:style>
-  <w:style w:type="paragraph" w:styleId="Heading6">
+  <w:style w:type="paragraph" w:styleId="7">
     <w:name w:val="heading 6"/>
-    <w:basedOn w:val="Normal"/>
-    <w:next w:val="Normal"/>
+    <w:basedOn w:val="1"/>
+    <w:next w:val="1"/>
     <w:semiHidden/>
     <w:unhideWhenUsed/>
     <w:qFormat/>
+    <w:uiPriority w:val="0"/>
     <w:pPr>
       <w:keepNext/>
       <w:keepLines/>
@@ -5470,18 +7031,19 @@
       <w:outlineLvl w:val="5"/>
     </w:pPr>
     <w:rPr>
-      <w:rFonts w:ascii="Arial" w:eastAsia="黑体" w:hAnsi="Arial"/>
+      <w:rFonts w:ascii="Arial" w:hAnsi="Arial" w:eastAsia="黑体"/>
       <w:b/>
       <w:sz w:val="24"/>
     </w:rPr>
   </w:style>
-  <w:style w:type="paragraph" w:styleId="Heading7">
+  <w:style w:type="paragraph" w:styleId="8">
     <w:name w:val="heading 7"/>
-    <w:basedOn w:val="Normal"/>
-    <w:next w:val="Normal"/>
+    <w:basedOn w:val="1"/>
+    <w:next w:val="1"/>
     <w:semiHidden/>
     <w:unhideWhenUsed/>
     <w:qFormat/>
+    <w:uiPriority w:val="0"/>
     <w:pPr>
       <w:keepNext/>
       <w:keepLines/>
@@ -5498,13 +7060,14 @@
       <w:sz w:val="24"/>
     </w:rPr>
   </w:style>
-  <w:style w:type="paragraph" w:styleId="Heading8">
+  <w:style w:type="paragraph" w:styleId="9">
     <w:name w:val="heading 8"/>
-    <w:basedOn w:val="Normal"/>
-    <w:next w:val="Normal"/>
+    <w:basedOn w:val="1"/>
+    <w:next w:val="1"/>
     <w:semiHidden/>
     <w:unhideWhenUsed/>
     <w:qFormat/>
+    <w:uiPriority w:val="0"/>
     <w:pPr>
       <w:keepNext/>
       <w:keepLines/>
@@ -5517,17 +7080,18 @@
       <w:outlineLvl w:val="7"/>
     </w:pPr>
     <w:rPr>
-      <w:rFonts w:ascii="Arial" w:eastAsia="黑体" w:hAnsi="Arial"/>
+      <w:rFonts w:ascii="Arial" w:hAnsi="Arial" w:eastAsia="黑体"/>
       <w:sz w:val="24"/>
     </w:rPr>
   </w:style>
-  <w:style w:type="paragraph" w:styleId="Heading9">
+  <w:style w:type="paragraph" w:styleId="10">
     <w:name w:val="heading 9"/>
-    <w:basedOn w:val="Normal"/>
-    <w:next w:val="Normal"/>
+    <w:basedOn w:val="1"/>
+    <w:next w:val="1"/>
     <w:semiHidden/>
     <w:unhideWhenUsed/>
     <w:qFormat/>
+    <w:uiPriority w:val="0"/>
     <w:pPr>
       <w:keepNext/>
       <w:keepLines/>
@@ -5540,19 +7104,21 @@
       <w:outlineLvl w:val="8"/>
     </w:pPr>
     <w:rPr>
-      <w:rFonts w:ascii="Arial" w:eastAsia="黑体" w:hAnsi="Arial"/>
+      <w:rFonts w:ascii="Arial" w:hAnsi="Arial" w:eastAsia="黑体"/>
       <w:sz w:val="21"/>
     </w:rPr>
   </w:style>
-  <w:style w:type="character" w:default="1" w:styleId="DefaultParagraphFont">
+  <w:style w:type="character" w:default="1" w:styleId="22">
     <w:name w:val="Default Paragraph Font"/>
     <w:semiHidden/>
     <w:qFormat/>
+    <w:uiPriority w:val="0"/>
   </w:style>
-  <w:style w:type="table" w:default="1" w:styleId="TableNormal">
+  <w:style w:type="table" w:default="1" w:styleId="20">
     <w:name w:val="Normal Table"/>
     <w:semiHidden/>
     <w:qFormat/>
+    <w:uiPriority w:val="0"/>
     <w:tblPr>
       <w:tblCellMar>
         <w:top w:w="0" w:type="dxa"/>
@@ -5562,39 +7128,43 @@
       </w:tblCellMar>
     </w:tblPr>
   </w:style>
-  <w:style w:type="paragraph" w:styleId="CommentText">
+  <w:style w:type="paragraph" w:styleId="11">
     <w:name w:val="annotation text"/>
-    <w:basedOn w:val="Normal"/>
+    <w:basedOn w:val="1"/>
     <w:qFormat/>
+    <w:uiPriority w:val="0"/>
     <w:pPr>
       <w:jc w:val="left"/>
     </w:pPr>
   </w:style>
-  <w:style w:type="paragraph" w:styleId="BodyText">
+  <w:style w:type="paragraph" w:styleId="12">
     <w:name w:val="Body Text"/>
-    <w:basedOn w:val="Normal"/>
+    <w:basedOn w:val="1"/>
     <w:semiHidden/>
     <w:qFormat/>
+    <w:uiPriority w:val="0"/>
     <w:rPr>
-      <w:rFonts w:ascii="Arial" w:eastAsia="Arial" w:hAnsi="Arial" w:cs="Arial"/>
+      <w:rFonts w:ascii="Arial" w:hAnsi="Arial" w:eastAsia="Arial" w:cs="Arial"/>
       <w:sz w:val="21"/>
       <w:szCs w:val="21"/>
       <w:lang w:val="en-US" w:eastAsia="en-US" w:bidi="ar-SA"/>
     </w:rPr>
   </w:style>
-  <w:style w:type="paragraph" w:styleId="TOC3">
+  <w:style w:type="paragraph" w:styleId="13">
     <w:name w:val="toc 3"/>
-    <w:basedOn w:val="Normal"/>
-    <w:next w:val="Normal"/>
+    <w:basedOn w:val="1"/>
+    <w:next w:val="1"/>
     <w:qFormat/>
+    <w:uiPriority w:val="0"/>
     <w:pPr>
       <w:ind w:left="840" w:leftChars="400"/>
     </w:pPr>
   </w:style>
-  <w:style w:type="paragraph" w:styleId="Footer">
+  <w:style w:type="paragraph" w:styleId="14">
     <w:name w:val="footer"/>
-    <w:basedOn w:val="Normal"/>
+    <w:basedOn w:val="1"/>
     <w:qFormat/>
+    <w:uiPriority w:val="0"/>
     <w:pPr>
       <w:tabs>
         <w:tab w:val="center" w:pos="4153"/>
@@ -5607,16 +7177,17 @@
       <w:sz w:val="18"/>
     </w:rPr>
   </w:style>
-  <w:style w:type="paragraph" w:styleId="Header">
+  <w:style w:type="paragraph" w:styleId="15">
     <w:name w:val="header"/>
-    <w:basedOn w:val="Normal"/>
+    <w:basedOn w:val="1"/>
     <w:qFormat/>
+    <w:uiPriority w:val="0"/>
     <w:pPr>
       <w:pBdr>
-        <w:top w:val="nil"/>
-        <w:left w:val="nil"/>
-        <w:bottom w:val="nil"/>
-        <w:right w:val="nil"/>
+        <w:top w:val="none" w:color="auto" w:sz="0" w:space="0"/>
+        <w:left w:val="none" w:color="auto" w:sz="0" w:space="0"/>
+        <w:bottom w:val="none" w:color="auto" w:sz="0" w:space="0"/>
+        <w:right w:val="none" w:color="auto" w:sz="0" w:space="0"/>
       </w:pBdr>
       <w:tabs>
         <w:tab w:val="center" w:pos="4153"/>
@@ -5631,37 +7202,41 @@
       <w:sz w:val="18"/>
     </w:rPr>
   </w:style>
-  <w:style w:type="paragraph" w:styleId="TOC1">
+  <w:style w:type="paragraph" w:styleId="16">
     <w:name w:val="toc 1"/>
-    <w:basedOn w:val="Normal"/>
-    <w:next w:val="Normal"/>
+    <w:basedOn w:val="1"/>
+    <w:next w:val="1"/>
     <w:qFormat/>
+    <w:uiPriority w:val="0"/>
     <w:rPr>
-      <w:rFonts w:ascii="Arial" w:eastAsia="Microsoft JhengHei" w:hAnsi="Arial"/>
+      <w:rFonts w:ascii="Arial" w:hAnsi="Arial" w:eastAsia="Microsoft JhengHei"/>
       <w:sz w:val="24"/>
     </w:rPr>
   </w:style>
-  <w:style w:type="paragraph" w:styleId="TOC2">
+  <w:style w:type="paragraph" w:styleId="17">
     <w:name w:val="toc 2"/>
-    <w:basedOn w:val="Normal"/>
-    <w:next w:val="Normal"/>
+    <w:basedOn w:val="1"/>
+    <w:next w:val="1"/>
     <w:qFormat/>
+    <w:uiPriority w:val="0"/>
     <w:pPr>
       <w:ind w:left="420" w:leftChars="200"/>
     </w:pPr>
   </w:style>
-  <w:style w:type="paragraph" w:styleId="NormalWeb">
+  <w:style w:type="paragraph" w:styleId="18">
     <w:name w:val="Normal (Web)"/>
-    <w:basedOn w:val="Normal"/>
+    <w:basedOn w:val="1"/>
     <w:qFormat/>
+    <w:uiPriority w:val="0"/>
     <w:rPr>
       <w:sz w:val="24"/>
     </w:rPr>
   </w:style>
-  <w:style w:type="paragraph" w:styleId="Title">
+  <w:style w:type="paragraph" w:styleId="19">
     <w:name w:val="Title"/>
-    <w:basedOn w:val="Normal"/>
+    <w:basedOn w:val="1"/>
     <w:qFormat/>
+    <w:uiPriority w:val="0"/>
     <w:pPr>
       <w:spacing w:before="240" w:beforeLines="0" w:beforeAutospacing="0" w:after="60" w:afterLines="0" w:afterAutospacing="0"/>
       <w:jc w:val="center"/>
@@ -5673,38 +7248,41 @@
       <w:sz w:val="32"/>
     </w:rPr>
   </w:style>
-  <w:style w:type="table" w:styleId="TableGrid">
+  <w:style w:type="table" w:styleId="21">
     <w:name w:val="Table Grid"/>
-    <w:basedOn w:val="TableNormal"/>
+    <w:basedOn w:val="20"/>
     <w:qFormat/>
+    <w:uiPriority w:val="0"/>
     <w:pPr>
       <w:widowControl w:val="0"/>
       <w:jc w:val="both"/>
     </w:pPr>
     <w:tblPr>
       <w:tblBorders>
-        <w:top w:val="single" w:sz="4" w:space="0" w:color="auto"/>
-        <w:left w:val="single" w:sz="4" w:space="0" w:color="auto"/>
-        <w:bottom w:val="single" w:sz="4" w:space="0" w:color="auto"/>
-        <w:right w:val="single" w:sz="4" w:space="0" w:color="auto"/>
-        <w:insideH w:val="single" w:sz="4" w:space="0" w:color="auto"/>
-        <w:insideV w:val="single" w:sz="4" w:space="0" w:color="auto"/>
+        <w:top w:val="single" w:color="auto" w:sz="4" w:space="0"/>
+        <w:left w:val="single" w:color="auto" w:sz="4" w:space="0"/>
+        <w:bottom w:val="single" w:color="auto" w:sz="4" w:space="0"/>
+        <w:right w:val="single" w:color="auto" w:sz="4" w:space="0"/>
+        <w:insideH w:val="single" w:color="auto" w:sz="4" w:space="0"/>
+        <w:insideV w:val="single" w:color="auto" w:sz="4" w:space="0"/>
       </w:tblBorders>
     </w:tblPr>
   </w:style>
-  <w:style w:type="character" w:styleId="Strong">
+  <w:style w:type="character" w:styleId="23">
     <w:name w:val="Strong"/>
-    <w:basedOn w:val="DefaultParagraphFont"/>
+    <w:basedOn w:val="22"/>
     <w:qFormat/>
+    <w:uiPriority w:val="0"/>
     <w:rPr>
       <w:b/>
     </w:rPr>
   </w:style>
-  <w:style w:type="table" w:customStyle="1" w:styleId="TableNormal0">
+  <w:style w:type="table" w:customStyle="1" w:styleId="24">
     <w:name w:val="Table Normal_0"/>
     <w:semiHidden/>
     <w:unhideWhenUsed/>
     <w:qFormat/>
+    <w:uiPriority w:val="0"/>
     <w:tblPr>
       <w:tblCellMar>
         <w:top w:w="0" w:type="dxa"/>
@@ -5714,81 +7292,87 @@
       </w:tblCellMar>
     </w:tblPr>
   </w:style>
-  <w:style w:type="paragraph" w:customStyle="1" w:styleId="TableText">
+  <w:style w:type="paragraph" w:customStyle="1" w:styleId="25">
     <w:name w:val="Table Text"/>
-    <w:basedOn w:val="Normal"/>
+    <w:basedOn w:val="1"/>
     <w:semiHidden/>
     <w:qFormat/>
+    <w:uiPriority w:val="0"/>
     <w:rPr>
-      <w:rFonts w:ascii="宋体" w:eastAsia="宋体" w:hAnsi="宋体" w:cs="宋体"/>
+      <w:rFonts w:ascii="宋体" w:hAnsi="宋体" w:eastAsia="宋体" w:cs="宋体"/>
       <w:sz w:val="21"/>
       <w:szCs w:val="21"/>
       <w:lang w:val="en-US" w:eastAsia="en-US" w:bidi="ar-SA"/>
     </w:rPr>
   </w:style>
-  <w:style w:type="paragraph" w:customStyle="1" w:styleId="1">
+  <w:style w:type="paragraph" w:customStyle="1" w:styleId="26">
     <w:name w:val="柴_标题1"/>
-    <w:basedOn w:val="Heading1"/>
-    <w:next w:val="a"/>
-    <w:link w:val="1Char"/>
+    <w:basedOn w:val="2"/>
+    <w:next w:val="27"/>
+    <w:link w:val="38"/>
     <w:qFormat/>
+    <w:uiPriority w:val="0"/>
     <w:pPr>
       <w:spacing w:before="100" w:after="90" w:line="360" w:lineRule="auto"/>
     </w:pPr>
     <w:rPr>
-      <w:rFonts w:ascii="Arial" w:eastAsia="宋体" w:hAnsi="Arial"/>
+      <w:rFonts w:ascii="Arial" w:hAnsi="Arial" w:eastAsia="宋体"/>
       <w:sz w:val="32"/>
     </w:rPr>
   </w:style>
-  <w:style w:type="paragraph" w:customStyle="1" w:styleId="a">
+  <w:style w:type="paragraph" w:customStyle="1" w:styleId="27">
     <w:name w:val="柴_正文"/>
-    <w:basedOn w:val="BodyText"/>
-    <w:link w:val="Char"/>
+    <w:basedOn w:val="12"/>
+    <w:link w:val="41"/>
     <w:qFormat/>
+    <w:uiPriority w:val="0"/>
     <w:pPr>
       <w:spacing w:line="360" w:lineRule="auto"/>
       <w:ind w:firstLine="470" w:firstLineChars="200"/>
     </w:pPr>
     <w:rPr>
-      <w:rFonts w:ascii="Arial" w:eastAsia="宋体" w:hAnsi="Arial"/>
+      <w:rFonts w:ascii="Arial" w:hAnsi="Arial" w:eastAsia="宋体"/>
       <w:sz w:val="24"/>
       <w:lang w:eastAsia="zh-CN"/>
     </w:rPr>
   </w:style>
-  <w:style w:type="paragraph" w:customStyle="1" w:styleId="2">
+  <w:style w:type="paragraph" w:customStyle="1" w:styleId="28">
     <w:name w:val="柴_标题2"/>
-    <w:basedOn w:val="Heading2"/>
-    <w:next w:val="a"/>
+    <w:basedOn w:val="3"/>
+    <w:next w:val="27"/>
     <w:qFormat/>
+    <w:uiPriority w:val="0"/>
     <w:pPr>
       <w:spacing w:line="360" w:lineRule="auto"/>
     </w:pPr>
     <w:rPr>
-      <w:rFonts w:ascii="Arial" w:eastAsia="宋体" w:hAnsi="Arial"/>
+      <w:rFonts w:ascii="Arial" w:hAnsi="Arial" w:eastAsia="宋体"/>
       <w:sz w:val="28"/>
     </w:rPr>
   </w:style>
-  <w:style w:type="paragraph" w:customStyle="1" w:styleId="3">
+  <w:style w:type="paragraph" w:customStyle="1" w:styleId="29">
     <w:name w:val="柴_标题3"/>
-    <w:basedOn w:val="Heading3"/>
-    <w:next w:val="a"/>
+    <w:basedOn w:val="4"/>
+    <w:next w:val="27"/>
     <w:qFormat/>
+    <w:uiPriority w:val="0"/>
     <w:pPr>
       <w:spacing w:line="360" w:lineRule="auto"/>
       <w:ind w:left="0" w:firstLine="472" w:firstLineChars="200"/>
     </w:pPr>
     <w:rPr>
-      <w:rFonts w:ascii="宋体" w:eastAsia="宋体" w:hAnsi="宋体" w:cs="宋体"/>
+      <w:rFonts w:ascii="宋体" w:hAnsi="宋体" w:eastAsia="宋体" w:cs="宋体"/>
       <w:spacing w:val="-2"/>
       <w:sz w:val="24"/>
       <w:szCs w:val="24"/>
     </w:rPr>
   </w:style>
-  <w:style w:type="paragraph" w:customStyle="1" w:styleId="a0">
+  <w:style w:type="paragraph" w:customStyle="1" w:styleId="30">
     <w:name w:val="柴_目录"/>
-    <w:basedOn w:val="Normal"/>
-    <w:next w:val="BodyText"/>
+    <w:basedOn w:val="1"/>
+    <w:next w:val="12"/>
     <w:qFormat/>
+    <w:uiPriority w:val="0"/>
     <w:pPr>
       <w:tabs>
         <w:tab w:val="right" w:leader="dot" w:pos="8442"/>
@@ -5796,89 +7380,96 @@
       <w:ind w:left="0" w:leftChars="0"/>
     </w:pPr>
     <w:rPr>
-      <w:rFonts w:ascii="Arial" w:eastAsia="Microsoft JhengHei" w:hAnsi="Arial"/>
+      <w:rFonts w:ascii="Arial" w:hAnsi="Arial" w:eastAsia="Microsoft JhengHei"/>
       <w:sz w:val="24"/>
     </w:rPr>
   </w:style>
-  <w:style w:type="paragraph" w:customStyle="1" w:styleId="a1">
+  <w:style w:type="paragraph" w:customStyle="1" w:styleId="31">
     <w:name w:val="柴_公司名"/>
-    <w:basedOn w:val="Title"/>
+    <w:basedOn w:val="19"/>
     <w:qFormat/>
+    <w:uiPriority w:val="0"/>
     <w:pPr>
       <w:spacing w:after="600" w:afterLines="600"/>
     </w:pPr>
     <w:rPr>
-      <w:rFonts w:ascii="宋体" w:eastAsia="宋体" w:hAnsi="宋体" w:cs="宋体" w:hint="eastAsia"/>
+      <w:rFonts w:hint="eastAsia" w:ascii="宋体" w:hAnsi="宋体" w:eastAsia="宋体" w:cs="宋体"/>
       <w:bCs/>
       <w:spacing w:val="-6"/>
       <w:sz w:val="52"/>
       <w:szCs w:val="52"/>
     </w:rPr>
   </w:style>
-  <w:style w:type="paragraph" w:customStyle="1" w:styleId="a2">
+  <w:style w:type="paragraph" w:customStyle="1" w:styleId="32">
     <w:name w:val="柴_文档名"/>
-    <w:basedOn w:val="Title"/>
+    <w:basedOn w:val="19"/>
     <w:qFormat/>
+    <w:uiPriority w:val="0"/>
     <w:pPr>
       <w:spacing w:after="900" w:afterLines="900"/>
     </w:pPr>
     <w:rPr>
-      <w:rFonts w:ascii="黑体" w:eastAsia="黑体" w:hAnsi="黑体" w:cs="黑体"/>
+      <w:rFonts w:ascii="黑体" w:hAnsi="黑体" w:eastAsia="黑体" w:cs="黑体"/>
       <w:bCs/>
       <w:spacing w:val="-7"/>
       <w:sz w:val="52"/>
       <w:szCs w:val="52"/>
     </w:rPr>
   </w:style>
-  <w:style w:type="paragraph" w:customStyle="1" w:styleId="WPSOffice1">
+  <w:style w:type="paragraph" w:customStyle="1" w:styleId="33">
     <w:name w:val="WPSOffice手动目录 1"/>
     <w:qFormat/>
+    <w:uiPriority w:val="0"/>
     <w:pPr>
       <w:ind w:leftChars="0"/>
     </w:pPr>
     <w:rPr>
-      <w:rFonts w:ascii="Times New Roman" w:eastAsia="宋体" w:hAnsi="Times New Roman" w:cs="Times New Roman"/>
+      <w:rFonts w:ascii="Times New Roman" w:hAnsi="Times New Roman" w:eastAsia="宋体" w:cs="Times New Roman"/>
       <w:sz w:val="20"/>
       <w:szCs w:val="20"/>
     </w:rPr>
   </w:style>
-  <w:style w:type="paragraph" w:customStyle="1" w:styleId="WPSOffice2">
+  <w:style w:type="paragraph" w:customStyle="1" w:styleId="34">
     <w:name w:val="WPSOffice手动目录 2"/>
     <w:qFormat/>
+    <w:uiPriority w:val="0"/>
     <w:pPr>
       <w:ind w:leftChars="200"/>
     </w:pPr>
     <w:rPr>
-      <w:rFonts w:ascii="Times New Roman" w:eastAsia="宋体" w:hAnsi="Times New Roman" w:cs="Times New Roman"/>
+      <w:rFonts w:ascii="Times New Roman" w:hAnsi="Times New Roman" w:eastAsia="宋体" w:cs="Times New Roman"/>
       <w:sz w:val="20"/>
       <w:szCs w:val="20"/>
     </w:rPr>
   </w:style>
-  <w:style w:type="paragraph" w:customStyle="1" w:styleId="WPSOffice3">
+  <w:style w:type="paragraph" w:customStyle="1" w:styleId="35">
     <w:name w:val="WPSOffice手动目录 3"/>
     <w:qFormat/>
+    <w:uiPriority w:val="0"/>
     <w:pPr>
       <w:ind w:leftChars="400"/>
     </w:pPr>
     <w:rPr>
-      <w:rFonts w:ascii="Times New Roman" w:eastAsia="宋体" w:hAnsi="Times New Roman" w:cs="Times New Roman"/>
+      <w:rFonts w:ascii="Times New Roman" w:hAnsi="Times New Roman" w:eastAsia="宋体" w:cs="Times New Roman"/>
       <w:sz w:val="20"/>
       <w:szCs w:val="20"/>
     </w:rPr>
   </w:style>
-  <w:style w:type="paragraph" w:customStyle="1" w:styleId="Compact">
+  <w:style w:type="paragraph" w:customStyle="1" w:styleId="36">
     <w:name w:val="Compact"/>
-    <w:basedOn w:val="BodyText"/>
+    <w:basedOn w:val="12"/>
     <w:qFormat/>
+    <w:uiPriority w:val="0"/>
     <w:pPr>
       <w:spacing w:before="36" w:after="36"/>
     </w:pPr>
   </w:style>
-  <w:style w:type="table" w:customStyle="1" w:styleId="Table">
+  <w:style w:type="table" w:customStyle="1" w:styleId="37">
     <w:name w:val="Table"/>
     <w:semiHidden/>
     <w:unhideWhenUsed/>
     <w:qFormat/>
+    <w:uiPriority w:val="0"/>
     <w:tblPr>
       <w:tblCellMar>
         <w:top w:w="0" w:type="dxa"/>
@@ -5890,25 +7481,27 @@
     <w:tblStylePr w:type="firstRow">
       <w:tcPr>
         <w:tcBorders>
-          <w:bottom w:val="single" w:sz="0" w:space="0" w:color="auto"/>
+          <w:bottom w:val="single" w:color="auto" w:sz="0" w:space="0"/>
         </w:tcBorders>
         <w:vAlign w:val="bottom"/>
       </w:tcPr>
     </w:tblStylePr>
   </w:style>
-  <w:style w:type="character" w:customStyle="1" w:styleId="1Char">
+  <w:style w:type="character" w:customStyle="1" w:styleId="38">
     <w:name w:val="柴_标题1 Char"/>
-    <w:link w:val="1"/>
+    <w:link w:val="26"/>
     <w:qFormat/>
+    <w:uiPriority w:val="0"/>
     <w:rPr>
-      <w:rFonts w:ascii="Arial" w:eastAsia="宋体" w:hAnsi="Arial"/>
+      <w:rFonts w:ascii="Arial" w:hAnsi="Arial" w:eastAsia="宋体"/>
       <w:sz w:val="32"/>
     </w:rPr>
   </w:style>
-  <w:style w:type="paragraph" w:customStyle="1" w:styleId="a3">
+  <w:style w:type="paragraph" w:customStyle="1" w:styleId="39">
     <w:name w:val="柴_正文_无缩进"/>
-    <w:basedOn w:val="Normal"/>
+    <w:basedOn w:val="1"/>
     <w:qFormat/>
+    <w:uiPriority w:val="0"/>
     <w:pPr>
       <w:ind w:firstLine="0" w:firstLineChars="0"/>
     </w:pPr>
@@ -5918,29 +7511,31 @@
       <w:lang w:eastAsia="zh-CN"/>
     </w:rPr>
   </w:style>
-  <w:style w:type="paragraph" w:customStyle="1" w:styleId="4">
+  <w:style w:type="paragraph" w:customStyle="1" w:styleId="40">
     <w:name w:val="柴_标题4"/>
-    <w:basedOn w:val="Heading4"/>
-    <w:next w:val="Normal"/>
+    <w:basedOn w:val="5"/>
+    <w:next w:val="1"/>
     <w:qFormat/>
+    <w:uiPriority w:val="0"/>
     <w:pPr>
       <w:widowControl w:val="0"/>
       <w:spacing w:before="160" w:line="360" w:lineRule="auto"/>
-      <w:ind w:left="981" w:hanging="862" w:leftChars="300"/>
+      <w:ind w:left="981" w:leftChars="300" w:hanging="862"/>
     </w:pPr>
     <w:rPr>
-      <w:rFonts w:ascii="Calibri" w:eastAsia="宋体" w:hAnsi="Calibri" w:cs="宋体" w:hint="eastAsia"/>
+      <w:rFonts w:hint="eastAsia" w:ascii="Calibri" w:hAnsi="Calibri" w:eastAsia="宋体" w:cs="宋体"/>
       <w:sz w:val="24"/>
       <w:szCs w:val="24"/>
       <w:lang w:eastAsia="zh-CN" w:bidi="zh-CN"/>
     </w:rPr>
   </w:style>
-  <w:style w:type="character" w:customStyle="1" w:styleId="Char">
+  <w:style w:type="character" w:customStyle="1" w:styleId="41">
     <w:name w:val="柴_正文 Char"/>
-    <w:link w:val="a"/>
+    <w:link w:val="27"/>
     <w:qFormat/>
+    <w:uiPriority w:val="0"/>
     <w:rPr>
-      <w:rFonts w:ascii="Arial" w:eastAsia="宋体" w:hAnsi="Arial"/>
+      <w:rFonts w:ascii="Arial" w:hAnsi="Arial" w:eastAsia="宋体"/>
       <w:sz w:val="24"/>
       <w:lang w:eastAsia="zh-CN"/>
     </w:rPr>
